--- a/plantillas_maestras/01_seguro_vehicular/negativa_cobertura/2_o_mas_ddos_varios/varon/TPL_1257_2025_SEGURO_VEHICULAR_NEGATIVA_COBERTURA_ASEGURADORA_VARON_R199.docx
+++ b/plantillas_maestras/01_seguro_vehicular/negativa_cobertura/2_o_mas_ddos_varios/varon/TPL_1257_2025_SEGURO_VEHICULAR_NEGATIVA_COBERTURA_ASEGURADORA_VARON_R199.docx
@@ -598,7 +598,7 @@
         <w:rPr>
           <w:rFonts w:ascii="Arial Narrow" w:eastAsia="Arial Narrow" w:hAnsi="Arial Narrow" w:cs="Arial Narrow"/>
         </w:rPr>
-        <w:t>Nº</w:t>
+        <w:t/>
       </w:r>
       <w:proofErr w:type="spellEnd"/>
       <w:r>
@@ -726,7 +726,7 @@
           <w:rFonts w:ascii="Arial Narrow" w:hAnsi="Arial Narrow"/>
           <w:lang w:eastAsia="es-ES"/>
         </w:rPr>
-        <w:t>N°</w:t>
+        <w:t/>
       </w:r>
       <w:proofErr w:type="spellEnd"/>
       <w:r>
@@ -790,7 +790,7 @@
           <w:rFonts w:ascii="Arial Narrow" w:hAnsi="Arial Narrow"/>
           <w:lang w:eastAsia="es-ES"/>
         </w:rPr>
-        <w:t>N°</w:t>
+        <w:t/>
       </w:r>
       <w:proofErr w:type="spellEnd"/>
       <w:r>
@@ -2136,14 +2136,14 @@
         <w:rPr>
           <w:rFonts w:ascii="Arial Narrow" w:hAnsi="Arial Narrow"/>
         </w:rPr>
-        <w:t xml:space="preserve">El numeral 2.1 del artículo 2° de la Directiva </w:t>
+        <w:t xml:space="preserve">El numeral 2.1 del artículo 2 de la Directiva </w:t>
       </w:r>
       <w:proofErr w:type="spellStart"/>
       <w:r>
         <w:rPr>
           <w:rFonts w:ascii="Arial Narrow" w:hAnsi="Arial Narrow"/>
         </w:rPr>
-        <w:t>N°</w:t>
+        <w:t/>
       </w:r>
       <w:proofErr w:type="spellEnd"/>
       <w:r>
@@ -2157,7 +2157,7 @@
         <w:rPr>
           <w:rFonts w:ascii="Arial Narrow" w:hAnsi="Arial Narrow"/>
         </w:rPr>
-        <w:t>Nº</w:t>
+        <w:t/>
       </w:r>
       <w:proofErr w:type="spellEnd"/>
       <w:r>
@@ -2214,7 +2214,7 @@
         <w:rPr>
           <w:rFonts w:ascii="Arial Narrow" w:hAnsi="Arial Narrow"/>
         </w:rPr>
-        <w:t>Asimismo, el literal d) del numeral 2.1 del artículo 2° de la Directiva señala que podrá ser confidencial la información declarada como reservada por ley, tales como la información proveniente de los datos personales, de terceras personas ajenas al procedimiento; y, la protegida por la regulación del secreto bancario, tributario, comercial, industrial, empresarial, tecnológico y bursátil.</w:t>
+        <w:t>Asimismo, el literal d) del numeral 2.1 del artículo 2 de la Directiva señala que podrá ser confidencial la información declarada como reservada por ley, tales como la información proveniente de los datos personales, de terceras personas ajenas al procedimiento; y, la protegida por la regulación del secreto bancario, tributario, comercial, industrial, empresarial, tecnológico y bursátil.</w:t>
       </w:r>
     </w:p>
     <w:p>
@@ -2249,7 +2249,7 @@
         <w:rPr>
           <w:rFonts w:ascii="Arial Narrow" w:hAnsi="Arial Narrow"/>
         </w:rPr>
-        <w:t>°</w:t>
+        <w:t/>
       </w:r>
       <w:r>
         <w:rPr>
@@ -2701,7 +2701,7 @@
           <w:rStyle w:val="normaltextrun"/>
           <w:rFonts w:ascii="Arial Narrow" w:hAnsi="Arial Narrow"/>
         </w:rPr>
-        <w:t xml:space="preserve">el artículo 85° del Texto Único Ordenado del Código Tributario (en adelante, el Código Tributario), aprobado mediante Decreto Supremo </w:t>
+        <w:t xml:space="preserve">el artículo 85 del Texto Único Ordenado del Código Tributario (en adelante, el Código Tributario), aprobado mediante Decreto Supremo </w:t>
       </w:r>
       <w:proofErr w:type="spellStart"/>
       <w:r>
@@ -2709,7 +2709,7 @@
           <w:rStyle w:val="normaltextrun"/>
           <w:rFonts w:ascii="Arial Narrow" w:hAnsi="Arial Narrow"/>
         </w:rPr>
-        <w:t>N°</w:t>
+        <w:t/>
       </w:r>
       <w:proofErr w:type="spellEnd"/>
       <w:r>
@@ -2824,7 +2824,7 @@
           <w:b/>
           <w:bCs/>
         </w:rPr>
-        <w:t>N°</w:t>
+        <w:t/>
       </w:r>
       <w:proofErr w:type="spellEnd"/>
       <w:r>
@@ -2833,7 +2833,7 @@
           <w:b/>
           <w:bCs/>
         </w:rPr>
-        <w:t xml:space="preserve">  </w:t>
+        <w:t xml:space="preserve"> </w:t>
       </w:r>
       <w:r>
         <w:rPr>
@@ -2874,7 +2874,7 @@
           <w:b/>
           <w:bCs/>
         </w:rPr>
-        <w:t>Nº</w:t>
+        <w:t/>
       </w:r>
       <w:proofErr w:type="spellEnd"/>
       <w:r>
@@ -3113,7 +3113,7 @@
           <w:rFonts w:ascii="Arial Narrow" w:hAnsi="Arial Narrow" w:cs="Segoe UI"/>
           <w:color w:val="000000"/>
         </w:rPr>
-        <w:t xml:space="preserve">Técnica de la Comisión de Protección al Consumidor N°1 (en adelante, la Secretaría Técnica), en ejercicio </w:t>
+        <w:t xml:space="preserve">Técnica de la Comisión de Protección al Consumidor 1 (en adelante, la Secretaría Técnica), en ejercicio </w:t>
       </w:r>
       <w:r>
         <w:rPr>
@@ -3155,7 +3155,7 @@
           <w:rFonts w:ascii="Arial Narrow" w:eastAsia="Arial Narrow" w:hAnsi="Arial Narrow" w:cs="Arial Narrow"/>
           <w:bCs/>
         </w:rPr>
-        <w:t>N°</w:t>
+        <w:t/>
       </w:r>
       <w:proofErr w:type="spellEnd"/>
       <w:r>
@@ -3183,7 +3183,7 @@
           <w:rFonts w:ascii="Arial Narrow" w:hAnsi="Arial Narrow" w:cs="Segoe UI"/>
           <w:color w:val="000000"/>
         </w:rPr>
-        <w:t>°</w:t>
+        <w:t/>
       </w:r>
       <w:r>
         <w:rPr>
@@ -3196,7 +3196,7 @@
           <w:rFonts w:ascii="Arial Narrow" w:hAnsi="Arial Narrow" w:cs="Segoe UI"/>
           <w:color w:val="000000"/>
         </w:rPr>
-        <w:t>°</w:t>
+        <w:t/>
       </w:r>
       <w:r>
         <w:rPr>
@@ -3318,7 +3318,7 @@
           <w:rFonts w:ascii="Arial Narrow" w:eastAsia="Arial Narrow" w:hAnsi="Arial Narrow" w:cs="Arial Narrow"/>
           <w:bCs/>
         </w:rPr>
-        <w:t>N°</w:t>
+        <w:t/>
       </w:r>
       <w:proofErr w:type="spellEnd"/>
       <w:r>
@@ -3348,7 +3348,7 @@
           <w:rFonts w:ascii="Arial Narrow" w:eastAsia="Arial Narrow" w:hAnsi="Arial Narrow" w:cs="Arial Narrow"/>
           <w:bCs/>
         </w:rPr>
-        <w:t>N°</w:t>
+        <w:t/>
       </w:r>
       <w:proofErr w:type="spellEnd"/>
       <w:r>
@@ -3376,7 +3376,7 @@
           <w:rFonts w:ascii="Arial Narrow" w:hAnsi="Arial Narrow" w:cs="Segoe UI"/>
           <w:color w:val="000000"/>
         </w:rPr>
-        <w:t>°</w:t>
+        <w:t/>
       </w:r>
       <w:r>
         <w:rPr>
@@ -3389,7 +3389,7 @@
           <w:rFonts w:ascii="Arial Narrow" w:hAnsi="Arial Narrow" w:cs="Segoe UI"/>
           <w:color w:val="000000"/>
         </w:rPr>
-        <w:t>°</w:t>
+        <w:t/>
       </w:r>
       <w:r>
         <w:rPr>
@@ -3604,7 +3604,7 @@
           <w:rFonts w:ascii="Arial Narrow" w:hAnsi="Arial Narrow" w:cs="Arial"/>
           <w:lang w:val="es-ES" w:eastAsia="es-ES"/>
         </w:rPr>
-        <w:t>N°</w:t>
+        <w:t/>
       </w:r>
       <w:proofErr w:type="spellEnd"/>
       <w:r>
@@ -3664,7 +3664,7 @@
         <w:rPr>
           <w:rFonts w:ascii="Arial Narrow" w:eastAsia="Arial Narrow" w:hAnsi="Arial Narrow" w:cs="Arial Narrow"/>
         </w:rPr>
-        <w:t xml:space="preserve">.  </w:t>
+        <w:t xml:space="preserve">. </w:t>
       </w:r>
     </w:p>
     <w:p>
@@ -3837,7 +3837,7 @@
           <w:b/>
           <w:bCs/>
         </w:rPr>
-        <w:t>N°</w:t>
+        <w:t/>
       </w:r>
       <w:proofErr w:type="spellEnd"/>
       <w:r>
@@ -3846,7 +3846,7 @@
           <w:b/>
           <w:bCs/>
         </w:rPr>
-        <w:t xml:space="preserve">  2 denominado “PDT-IGV RENTA MENSUAL 2024.PDF” de la pieza </w:t>
+        <w:t xml:space="preserve"> 2 denominado “PDT-IGV RENTA MENSUAL 2024.PDF” de la pieza </w:t>
       </w:r>
       <w:proofErr w:type="spellStart"/>
       <w:r>
@@ -3855,7 +3855,7 @@
           <w:b/>
           <w:bCs/>
         </w:rPr>
-        <w:t>Nº</w:t>
+        <w:t/>
       </w:r>
       <w:proofErr w:type="spellEnd"/>
       <w:r>
@@ -4069,14 +4069,14 @@
         <w:rPr>
           <w:rFonts w:ascii="Arial Narrow" w:eastAsia="Arial Narrow" w:hAnsi="Arial Narrow" w:cs="Arial Narrow"/>
         </w:rPr>
-        <w:t xml:space="preserve">resunta infracción de los artículos 18° y 19° de la Ley </w:t>
+        <w:t xml:space="preserve">resunta infracción de los artículos 18 y 19 de la Ley </w:t>
       </w:r>
       <w:proofErr w:type="spellStart"/>
       <w:r>
         <w:rPr>
           <w:rFonts w:ascii="Arial Narrow" w:eastAsia="Arial Narrow" w:hAnsi="Arial Narrow" w:cs="Arial Narrow"/>
         </w:rPr>
-        <w:t>N°</w:t>
+        <w:t/>
       </w:r>
       <w:proofErr w:type="spellEnd"/>
       <w:r>
@@ -4129,7 +4129,7 @@
           <w:rFonts w:ascii="Arial Narrow" w:eastAsia="Arial Narrow" w:hAnsi="Arial Narrow" w:cs="Arial Narrow"/>
           <w:bCs/>
         </w:rPr>
-        <w:t>N°</w:t>
+        <w:t/>
       </w:r>
       <w:proofErr w:type="spellEnd"/>
       <w:r>
@@ -4194,14 +4194,14 @@
         <w:rPr>
           <w:rFonts w:ascii="Arial Narrow" w:eastAsia="Arial Narrow" w:hAnsi="Arial Narrow" w:cs="Arial Narrow"/>
         </w:rPr>
-        <w:t xml:space="preserve">resunta infracción de los artículos 18° y 19° de la Ley </w:t>
+        <w:t xml:space="preserve">resunta infracción de los artículos 18 y 19 de la Ley </w:t>
       </w:r>
       <w:proofErr w:type="spellStart"/>
       <w:r>
         <w:rPr>
           <w:rFonts w:ascii="Arial Narrow" w:eastAsia="Arial Narrow" w:hAnsi="Arial Narrow" w:cs="Arial Narrow"/>
         </w:rPr>
-        <w:t>N°</w:t>
+        <w:t/>
       </w:r>
       <w:proofErr w:type="spellEnd"/>
       <w:r>
@@ -4263,7 +4263,7 @@
           <w:rFonts w:ascii="Arial Narrow" w:eastAsia="Arial Narrow" w:hAnsi="Arial Narrow" w:cs="Arial Narrow"/>
           <w:bCs/>
         </w:rPr>
-        <w:t>N°</w:t>
+        <w:t/>
       </w:r>
       <w:proofErr w:type="spellEnd"/>
       <w:r>
@@ -4314,7 +4314,7 @@
           <w:rFonts w:ascii="Arial Narrow" w:eastAsia="Arial Narrow" w:hAnsi="Arial Narrow" w:cs="Arial Narrow"/>
           <w:bCs/>
         </w:rPr>
-        <w:t>N°</w:t>
+        <w:t/>
       </w:r>
       <w:proofErr w:type="spellEnd"/>
       <w:r>
@@ -4601,7 +4601,7 @@
         <w:rPr>
           <w:rFonts w:ascii="Arial Narrow" w:eastAsia="Arial Narrow" w:hAnsi="Arial Narrow" w:cs="Arial Narrow"/>
         </w:rPr>
-        <w:t>fijar domicilio procesal para el procedimiento, de conformidad con el numeral 1 del artículo 442° del Código Procesal Civil; y,</w:t>
+        <w:t>fijar domicilio procesal para el procedimiento, de conformidad con el numeral 1 del artículo 442 del Código Procesal Civil; y,</w:t>
       </w:r>
       <w:bookmarkStart w:id="7" w:name="_Hlk136948279"/>
     </w:p>
@@ -4673,7 +4673,7 @@
         <w:rPr>
           <w:rFonts w:ascii="Arial Narrow" w:eastAsia="Calibri" w:hAnsi="Arial Narrow" w:cs="Arial"/>
         </w:rPr>
-        <w:t xml:space="preserve"> dicha documentación, conforme lo establece el artículo 110º del </w:t>
+        <w:t xml:space="preserve"> dicha documentación, conforme lo establece el artículo 110 del </w:t>
       </w:r>
       <w:r>
         <w:rPr>
@@ -4844,7 +4844,7 @@
           <w:rFonts w:ascii="Arial Narrow" w:hAnsi="Arial Narrow" w:cs="Arial"/>
           <w:lang w:val="es-ES" w:eastAsia="es-ES"/>
         </w:rPr>
-        <w:t xml:space="preserve">”. Toda vez que la confidencialidad será evaluada oportunamente. Ello, para que, de conformidad con lo dispuesto por el artículo 26° del Decreto Legislativo </w:t>
+        <w:t xml:space="preserve">”. Toda vez que la confidencialidad será evaluada oportunamente. Ello, para que, de conformidad con lo dispuesto por el artículo 26 del Decreto Legislativo </w:t>
       </w:r>
       <w:proofErr w:type="spellStart"/>
       <w:r>
@@ -4852,7 +4852,7 @@
           <w:rFonts w:ascii="Arial Narrow" w:hAnsi="Arial Narrow" w:cs="Arial"/>
           <w:lang w:val="es-ES" w:eastAsia="es-ES"/>
         </w:rPr>
-        <w:t>N°</w:t>
+        <w:t/>
       </w:r>
       <w:proofErr w:type="spellEnd"/>
       <w:r>
@@ -4911,7 +4911,7 @@
           <w:rFonts w:ascii="Arial Narrow" w:hAnsi="Arial Narrow" w:cs="Arial"/>
           <w:lang w:val="es-ES" w:eastAsia="es-ES"/>
         </w:rPr>
-        <w:t xml:space="preserve"> declarará en rebeldía al denunciado que no lo hubiera presentado. Debe precisarse que de conformidad con lo establecido por el numeral 233.1 del artículo 233° del Texto Único Ordenado de la Ley </w:t>
+        <w:t xml:space="preserve"> declarará en rebeldía al denunciado que no lo hubiera presentado. Debe precisarse que de conformidad con lo establecido por el numeral 233.1 del artículo 233 del Texto Único Ordenado de la Ley </w:t>
       </w:r>
       <w:proofErr w:type="spellStart"/>
       <w:r>
@@ -4919,7 +4919,7 @@
           <w:rFonts w:ascii="Arial Narrow" w:hAnsi="Arial Narrow" w:cs="Arial"/>
           <w:lang w:val="es-ES" w:eastAsia="es-ES"/>
         </w:rPr>
-        <w:t>N°</w:t>
+        <w:t/>
       </w:r>
       <w:proofErr w:type="spellEnd"/>
       <w:r>
@@ -5070,7 +5070,7 @@
           <w:rFonts w:ascii="Arial Narrow" w:hAnsi="Arial Narrow" w:cs="Arial"/>
           <w:lang w:val="es-ES" w:eastAsia="es-ES"/>
         </w:rPr>
-        <w:t>N°</w:t>
+        <w:t/>
       </w:r>
       <w:proofErr w:type="spellEnd"/>
       <w:r>
@@ -5150,7 +5150,7 @@
         <w:rPr>
           <w:rFonts w:ascii="Arial Narrow" w:eastAsia="Arial Narrow" w:hAnsi="Arial Narrow" w:cs="Arial Narrow"/>
         </w:rPr>
-        <w:t xml:space="preserve">  </w:t>
+        <w:t xml:space="preserve"> </w:t>
       </w:r>
     </w:p>
     <w:p>
@@ -5209,7 +5209,7 @@
         <w:rPr>
           <w:rFonts w:ascii="Arial Narrow" w:hAnsi="Arial Narrow"/>
         </w:rPr>
-        <w:t>°</w:t>
+        <w:t/>
       </w:r>
       <w:r>
         <w:rPr>
@@ -5222,7 +5222,7 @@
         <w:rPr>
           <w:rFonts w:ascii="Arial Narrow" w:eastAsia="Arial Narrow" w:hAnsi="Arial Narrow" w:cs="Arial Narrow"/>
         </w:rPr>
-        <w:t>Nº</w:t>
+        <w:t/>
       </w:r>
       <w:proofErr w:type="spellEnd"/>
       <w:r>
@@ -5261,7 +5261,7 @@
         <w:rPr>
           <w:rFonts w:ascii="Arial Narrow" w:hAnsi="Arial Narrow"/>
         </w:rPr>
-        <w:t>°</w:t>
+        <w:t/>
       </w:r>
       <w:r>
         <w:rPr>
@@ -5273,7 +5273,7 @@
         <w:rPr>
           <w:rFonts w:ascii="Arial Narrow" w:hAnsi="Arial Narrow"/>
         </w:rPr>
-        <w:t>°</w:t>
+        <w:t/>
       </w:r>
       <w:r>
         <w:rPr>
@@ -5285,7 +5285,7 @@
         <w:rPr>
           <w:rFonts w:ascii="Arial Narrow" w:hAnsi="Arial Narrow"/>
         </w:rPr>
-        <w:t>°</w:t>
+        <w:t/>
       </w:r>
       <w:r>
         <w:rPr>
@@ -5341,7 +5341,7 @@
         <w:rPr>
           <w:rFonts w:ascii="Arial Narrow" w:hAnsi="Arial Narrow"/>
         </w:rPr>
-        <w:t>°</w:t>
+        <w:t/>
       </w:r>
       <w:r>
         <w:rPr>
@@ -5403,7 +5403,7 @@
         <w:rPr>
           <w:rFonts w:ascii="Arial Narrow" w:eastAsia="Arial Narrow" w:hAnsi="Arial Narrow" w:cs="Arial Narrow"/>
         </w:rPr>
-        <w:t xml:space="preserve"> informar a las partes que conforme a lo establecido en el artículo 39° del </w:t>
+        <w:t xml:space="preserve"> informar a las partes que conforme a lo establecido en el artículo 39 del </w:t>
       </w:r>
       <w:r>
         <w:rPr>
@@ -5418,7 +5418,7 @@
           <w:rFonts w:ascii="Arial Narrow" w:hAnsi="Arial Narrow" w:cs="Arial"/>
           <w:lang w:eastAsia="es-ES"/>
         </w:rPr>
-        <w:t xml:space="preserve">Legislativo  </w:t>
+        <w:t xml:space="preserve">Legislativo </w:t>
       </w:r>
       <w:proofErr w:type="spellStart"/>
       <w:r>
@@ -5434,7 +5434,7 @@
           <w:rFonts w:ascii="Arial Narrow" w:hAnsi="Arial Narrow" w:cs="Arial"/>
           <w:lang w:eastAsia="es-ES"/>
         </w:rPr>
-        <w:t>°</w:t>
+        <w:t/>
       </w:r>
       <w:proofErr w:type="spellEnd"/>
       <w:r>
@@ -5503,14 +5503,14 @@
         <w:rPr>
           <w:rFonts w:ascii="Arial Narrow" w:hAnsi="Arial Narrow" w:cs="Arial"/>
         </w:rPr>
-        <w:t xml:space="preserve"> lo señalado por el artículo 29° del Decreto Legislativo </w:t>
+        <w:t xml:space="preserve"> lo señalado por el artículo 29 del Decreto Legislativo </w:t>
       </w:r>
       <w:proofErr w:type="spellStart"/>
       <w:r>
         <w:rPr>
           <w:rFonts w:ascii="Arial Narrow" w:hAnsi="Arial Narrow" w:cs="Arial"/>
         </w:rPr>
-        <w:t>N°</w:t>
+        <w:t/>
       </w:r>
       <w:proofErr w:type="spellEnd"/>
       <w:r>
@@ -5711,7 +5711,7 @@
           <w:rFonts w:ascii="Arial Narrow" w:hAnsi="Arial Narrow" w:cs="Segoe UI"/>
           <w:color w:val="000000"/>
         </w:rPr>
-        <w:t>°</w:t>
+        <w:t/>
       </w:r>
       <w:r>
         <w:rPr>
@@ -5726,7 +5726,7 @@
           <w:rFonts w:ascii="Arial Narrow" w:hAnsi="Arial Narrow"/>
           <w:color w:val="000000"/>
         </w:rPr>
-        <w:t>N°</w:t>
+        <w:t/>
       </w:r>
       <w:proofErr w:type="spellEnd"/>
       <w:r>
@@ -5741,7 +5741,7 @@
           <w:rFonts w:ascii="Arial Narrow" w:hAnsi="Arial Narrow" w:cs="Segoe UI"/>
           <w:color w:val="000000"/>
         </w:rPr>
-        <w:t>°</w:t>
+        <w:t/>
       </w:r>
       <w:r>
         <w:rPr>
@@ -6018,7 +6018,7 @@
           <w:b/>
           <w:bCs/>
         </w:rPr>
-        <w:t>N°</w:t>
+        <w:t/>
       </w:r>
       <w:proofErr w:type="spellEnd"/>
       <w:r>
@@ -6402,7 +6402,7 @@
           <w:sz w:val="16"/>
           <w:szCs w:val="16"/>
         </w:rPr>
-        <w:t>Nº</w:t>
+        <w:t/>
       </w:r>
       <w:proofErr w:type="spellEnd"/>
       <w:r>
@@ -6422,7 +6422,7 @@
           <w:sz w:val="16"/>
           <w:szCs w:val="16"/>
         </w:rPr>
-        <w:t>Nº</w:t>
+        <w:t/>
       </w:r>
       <w:proofErr w:type="spellEnd"/>
       <w:r>
@@ -7182,7 +7182,7 @@
           <w:sz w:val="16"/>
           <w:szCs w:val="16"/>
         </w:rPr>
-        <w:t>Nº</w:t>
+        <w:t/>
       </w:r>
       <w:proofErr w:type="spellEnd"/>
       <w:r>
@@ -7202,7 +7202,7 @@
           <w:sz w:val="16"/>
           <w:szCs w:val="16"/>
         </w:rPr>
-        <w:t>Nº</w:t>
+        <w:t/>
       </w:r>
       <w:proofErr w:type="spellEnd"/>
       <w:r>
@@ -7385,7 +7385,7 @@
           <w:sz w:val="16"/>
           <w:szCs w:val="16"/>
         </w:rPr>
-        <w:t>N°</w:t>
+        <w:t/>
       </w:r>
       <w:proofErr w:type="spellEnd"/>
       <w:r>
@@ -7504,7 +7504,7 @@
           <w:sz w:val="16"/>
           <w:szCs w:val="16"/>
         </w:rPr>
-        <w:t>N°</w:t>
+        <w:t/>
       </w:r>
       <w:proofErr w:type="spellEnd"/>
       <w:r>
@@ -7809,7 +7809,7 @@
           <w:sz w:val="16"/>
           <w:szCs w:val="16"/>
         </w:rPr>
-        <w:t>N°</w:t>
+        <w:t/>
       </w:r>
       <w:proofErr w:type="spellEnd"/>
       <w:r>
@@ -7831,7 +7831,7 @@
           <w:sz w:val="16"/>
           <w:szCs w:val="16"/>
         </w:rPr>
-        <w:t>N°</w:t>
+        <w:t/>
       </w:r>
       <w:proofErr w:type="spellEnd"/>
       <w:r>
@@ -8006,7 +8006,7 @@
           <w:sz w:val="16"/>
           <w:szCs w:val="16"/>
         </w:rPr>
-        <w:t xml:space="preserve">  </w:t>
+        <w:t xml:space="preserve"> </w:t>
       </w:r>
       <w:r>
         <w:rPr>
@@ -8035,7 +8035,7 @@
           <w:sz w:val="16"/>
           <w:szCs w:val="16"/>
         </w:rPr>
-        <w:t>N°</w:t>
+        <w:t/>
       </w:r>
       <w:proofErr w:type="spellEnd"/>
       <w:r>
@@ -8057,7 +8057,7 @@
           <w:sz w:val="16"/>
           <w:szCs w:val="16"/>
         </w:rPr>
-        <w:t>N°</w:t>
+        <w:t/>
       </w:r>
       <w:proofErr w:type="spellEnd"/>
       <w:r>
@@ -8129,7 +8129,7 @@
           <w:sz w:val="16"/>
           <w:szCs w:val="16"/>
         </w:rPr>
-        <w:t>N°</w:t>
+        <w:t/>
       </w:r>
       <w:proofErr w:type="spellEnd"/>
       <w:r>
@@ -8223,7 +8223,7 @@
           <w:sz w:val="16"/>
           <w:szCs w:val="16"/>
         </w:rPr>
-        <w:t>N°</w:t>
+        <w:t/>
       </w:r>
       <w:proofErr w:type="spellEnd"/>
       <w:r>
@@ -8361,7 +8361,7 @@
           <w:sz w:val="16"/>
           <w:szCs w:val="16"/>
         </w:rPr>
-        <w:t xml:space="preserve">           </w:t>
+        <w:t xml:space="preserve"> </w:t>
       </w:r>
       <w:r>
         <w:rPr>
@@ -8390,7 +8390,7 @@
           <w:sz w:val="16"/>
           <w:szCs w:val="16"/>
         </w:rPr>
-        <w:t>N°</w:t>
+        <w:t/>
       </w:r>
       <w:proofErr w:type="spellEnd"/>
       <w:r>
@@ -8412,7 +8412,7 @@
           <w:sz w:val="16"/>
           <w:szCs w:val="16"/>
         </w:rPr>
-        <w:t>N°</w:t>
+        <w:t/>
       </w:r>
       <w:proofErr w:type="spellEnd"/>
       <w:r>
@@ -8423,7 +8423,7 @@
           <w:sz w:val="16"/>
           <w:szCs w:val="16"/>
         </w:rPr>
-        <w:t xml:space="preserve"> 1308   </w:t>
+        <w:t xml:space="preserve"> 1308 </w:t>
       </w:r>
     </w:p>
     <w:p>
@@ -8447,7 +8447,7 @@
           <w:sz w:val="16"/>
           <w:szCs w:val="16"/>
         </w:rPr>
-        <w:t xml:space="preserve">Artículo 18.- Idoneidad   </w:t>
+        <w:t xml:space="preserve">Artículo 18.- Idoneidad </w:t>
       </w:r>
     </w:p>
     <w:p>
@@ -8467,7 +8467,7 @@
           <w:sz w:val="16"/>
           <w:szCs w:val="16"/>
         </w:rPr>
-        <w:t xml:space="preserve">Se entiende por idoneidad la correspondencia entre lo que un consumidor espera y lo que efectivamente recibe, en función a lo que se le hubiera ofrecido, la publicidad e información transmitida, las condiciones y circunstancias de la transacción, las características y naturaleza del producto o servicio, el precio, entre otros factores, atendiendo a las circunstancias del caso.    </w:t>
+        <w:t xml:space="preserve">Se entiende por idoneidad la correspondencia entre lo que un consumidor espera y lo que efectivamente recibe, en función a lo que se le hubiera ofrecido, la publicidad e información transmitida, las condiciones y circunstancias de la transacción, las características y naturaleza del producto o servicio, el precio, entre otros factores, atendiendo a las circunstancias del caso. </w:t>
       </w:r>
     </w:p>
     <w:p>
@@ -8611,7 +8611,7 @@
           <w:sz w:val="16"/>
           <w:szCs w:val="16"/>
         </w:rPr>
-        <w:t>N°</w:t>
+        <w:t/>
       </w:r>
       <w:proofErr w:type="spellEnd"/>
       <w:r>
@@ -8955,7 +8955,7 @@
           <w:szCs w:val="16"/>
           <w:lang w:eastAsia="es-PE"/>
         </w:rPr>
-        <w:t>Nº</w:t>
+        <w:t/>
       </w:r>
       <w:proofErr w:type="spellEnd"/>
       <w:r>
@@ -8965,7 +8965,7 @@
           <w:szCs w:val="16"/>
           <w:lang w:eastAsia="es-PE"/>
         </w:rPr>
-        <w:t xml:space="preserve"> 30056, publicada el 2 de julio de 2013, que modificó el artículo 5º del Texto Único Ordenado de la Ley de Promoción de la Competitividad, Formalización y Desarrollo de la Micro y Pequeña Empresa y de Acceso al Empleo Decente (LEY MYPE). Ello, en la medida que la Tercera Disposición Complementaria Transitoria de la norma modificatoria precisa que las empresas constituidas antes de la </w:t>
+        <w:t xml:space="preserve"> 30056, publicada el 2 de julio de 2013, que modificó el artículo 5 del Texto Único Ordenado de la Ley de Promoción de la Competitividad, Formalización y Desarrollo de la Micro y Pequeña Empresa y de Acceso al Empleo Decente (LEY MYPE). Ello, en la medida que la Tercera Disposición Complementaria Transitoria de la norma modificatoria precisa que las empresas constituidas antes de la </w:t>
       </w:r>
       <w:proofErr w:type="gramStart"/>
       <w:r>
@@ -9065,7 +9065,7 @@
           <w:sz w:val="16"/>
           <w:szCs w:val="16"/>
         </w:rPr>
-        <w:t>°</w:t>
+        <w:t/>
       </w:r>
       <w:proofErr w:type="spellEnd"/>
       <w:r>
@@ -9108,7 +9108,7 @@
           <w:sz w:val="16"/>
           <w:szCs w:val="16"/>
         </w:rPr>
-        <w:t>Artículo 110º.- Sanciones Administrativas</w:t>
+        <w:t>Artículo 110.- Sanciones Administrativas</w:t>
       </w:r>
     </w:p>
     <w:p>
@@ -9219,7 +9219,7 @@
           <w:sz w:val="16"/>
           <w:szCs w:val="16"/>
         </w:rPr>
-        <w:t xml:space="preserve">            </w:t>
+        <w:t xml:space="preserve"> </w:t>
       </w:r>
       <w:r>
         <w:rPr>
@@ -9248,7 +9248,7 @@
           <w:sz w:val="16"/>
           <w:szCs w:val="16"/>
         </w:rPr>
-        <w:t>N°</w:t>
+        <w:t/>
       </w:r>
       <w:proofErr w:type="spellEnd"/>
       <w:r>
@@ -9270,7 +9270,7 @@
           <w:sz w:val="16"/>
           <w:szCs w:val="16"/>
         </w:rPr>
-        <w:t>N°</w:t>
+        <w:t/>
       </w:r>
       <w:proofErr w:type="spellEnd"/>
       <w:r>
@@ -9389,7 +9389,7 @@
           <w:sz w:val="16"/>
           <w:szCs w:val="16"/>
         </w:rPr>
-        <w:t xml:space="preserve">            </w:t>
+        <w:t xml:space="preserve"> </w:t>
       </w:r>
       <w:r>
         <w:rPr>
@@ -9410,7 +9410,7 @@
           <w:sz w:val="16"/>
           <w:szCs w:val="16"/>
         </w:rPr>
-        <w:t>N°</w:t>
+        <w:t/>
       </w:r>
       <w:proofErr w:type="spellEnd"/>
       <w:r>
@@ -9462,7 +9462,7 @@
           <w:sz w:val="16"/>
           <w:szCs w:val="16"/>
         </w:rPr>
-        <w:t xml:space="preserve">                El órgano resolutivo puede sancionar las infracciones administrativas a que se refiere el artículo 108º con amonestación y multas de hasta cuatrocientos cincuenta (450) Unidades Impositivas Tributarias (UIT), las cuales son calificadas de la siguiente manera:</w:t>
+        <w:t xml:space="preserve"> El órgano resolutivo puede sancionar las infracciones administrativas a que se refiere el artículo 108 con amonestación y multas de hasta cuatrocientos cincuenta (450) Unidades Impositivas Tributarias (UIT), las cuales son calificadas de la siguiente manera:</w:t>
       </w:r>
     </w:p>
     <w:p>
@@ -9621,7 +9621,7 @@
           <w:sz w:val="16"/>
           <w:szCs w:val="16"/>
         </w:rPr>
-        <w:t>N°</w:t>
+        <w:t/>
       </w:r>
       <w:proofErr w:type="spellEnd"/>
       <w:r>
@@ -9721,7 +9721,7 @@
           <w:sz w:val="16"/>
           <w:szCs w:val="16"/>
         </w:rPr>
-        <w:t>N°</w:t>
+        <w:t/>
       </w:r>
       <w:proofErr w:type="spellEnd"/>
       <w:r>
@@ -9921,7 +9921,7 @@
           <w:sz w:val="16"/>
           <w:szCs w:val="16"/>
         </w:rPr>
-        <w:t>Cambiar productos por otros de idénticas o similares características, cuando la reparación no sea posible o no resulte    razonable según las circunstancias.</w:t>
+        <w:t>Cambiar productos por otros de idénticas o similares características, cuando la reparación no sea posible o no resulte razonable según las circunstancias.</w:t>
       </w:r>
     </w:p>
     <w:p>
@@ -10115,7 +10115,7 @@
           <w:sz w:val="16"/>
           <w:szCs w:val="16"/>
         </w:rPr>
-        <w:t xml:space="preserve">115.2    Las medidas correctivas reparadoras no pueden ser solicitadas de manera acumulativa conjunta, pudiendo plantearse de manera alternativa o subsidiaria, con excepción de la medida correctiva señalada en el literal h) que puede solicitarse </w:t>
+        <w:t xml:space="preserve">115.2 Las medidas correctivas reparadoras no pueden ser solicitadas de manera acumulativa conjunta, pudiendo plantearse de manera alternativa o subsidiaria, con excepción de la medida correctiva señalada en el literal h) que puede solicitarse </w:t>
       </w:r>
       <w:proofErr w:type="gramStart"/>
       <w:r>
@@ -10163,7 +10163,7 @@
           <w:sz w:val="16"/>
           <w:szCs w:val="16"/>
         </w:rPr>
-        <w:t>115.3    Las medidas correctivas reparadoras pueden solicitarse en cualquier momento hasta antes de la notificación de cargo al proveedor, sin perjuicio de la facultad de secretaría técnica de la comisión de requerir al consumidor que precise la medida correctiva materia de solicitud. El consumidor puede variar su solicitud de medida correctiva hasta antes de la decisión de primera instancia, en cuyo caso se confiere traslado al proveedor para que formule su descargo.</w:t>
+        <w:t>115.3 Las medidas correctivas reparadoras pueden solicitarse en cualquier momento hasta antes de la notificación de cargo al proveedor, sin perjuicio de la facultad de secretaría técnica de la comisión de requerir al consumidor que precise la medida correctiva materia de solicitud. El consumidor puede variar su solicitud de medida correctiva hasta antes de la decisión de primera instancia, en cuyo caso se confiere traslado al proveedor para que formule su descargo.</w:t>
       </w:r>
     </w:p>
     <w:p>
@@ -10193,7 +10193,7 @@
           <w:sz w:val="16"/>
           <w:szCs w:val="16"/>
         </w:rPr>
-        <w:t>115.4     Corresponde al consumidor que solicita el dictado de la medida correctiva reparadora probar las consecuencias patrimoniales directas e inmediatas causadas por la comisión de la infracción administrativa.</w:t>
+        <w:t>115.4 Corresponde al consumidor que solicita el dictado de la medida correctiva reparadora probar las consecuencias patrimoniales directas e inmediatas causadas por la comisión de la infracción administrativa.</w:t>
       </w:r>
     </w:p>
     <w:p>
@@ -10223,7 +10223,7 @@
           <w:sz w:val="16"/>
           <w:szCs w:val="16"/>
         </w:rPr>
-        <w:t>115.5     Los bienes o montos objeto de medidas correctivas reparadoras son entregados por el proveedor directamente al consumidor que los reclama, salvo mandato distinto contenido en la resolución. Aquellos bienes o montos materia de una medida correctiva reparadora, que por algún motivo se encuentran en posesión del Indecopi y deban ser entregados a los consumidores beneficiados, son puestos a disposición de estos.</w:t>
+        <w:t>115.5 Los bienes o montos objeto de medidas correctivas reparadoras son entregados por el proveedor directamente al consumidor que los reclama, salvo mandato distinto contenido en la resolución. Aquellos bienes o montos materia de una medida correctiva reparadora, que por algún motivo se encuentran en posesión del Indecopi y deban ser entregados a los consumidores beneficiados, son puestos a disposición de estos.</w:t>
       </w:r>
     </w:p>
     <w:p>
@@ -10253,7 +10253,7 @@
           <w:sz w:val="16"/>
           <w:szCs w:val="16"/>
         </w:rPr>
-        <w:t>115.6      El extremo de la resolución final que ordena el cumplimiento de una medida correctiva reparadora a favor del consumidor constituye título ejecutivo conforme con lo dispuesto en el artículo 688 del Código Procesal Civil, una vez que quedan consentidas o causan estado en la vía administrativa. La legitimidad para obrar en los procesos civiles de ejecución corresponde a los consumidores beneficiados con la medida correctiva reparadora.</w:t>
+        <w:t>115.6 El extremo de la resolución final que ordena el cumplimiento de una medida correctiva reparadora a favor del consumidor constituye título ejecutivo conforme con lo dispuesto en el artículo 688 del Código Procesal Civil, una vez que quedan consentidas o causan estado en la vía administrativa. La legitimidad para obrar en los procesos civiles de ejecución corresponde a los consumidores beneficiados con la medida correctiva reparadora.</w:t>
       </w:r>
     </w:p>
     <w:p>
@@ -10283,7 +10283,7 @@
           <w:sz w:val="16"/>
           <w:szCs w:val="16"/>
         </w:rPr>
-        <w:t xml:space="preserve">115.7    </w:t>
+        <w:t xml:space="preserve">115.7 </w:t>
       </w:r>
       <w:r>
         <w:rPr>
@@ -10962,7 +10962,7 @@
           <w:sz w:val="16"/>
           <w:szCs w:val="16"/>
         </w:rPr>
-        <w:t>Nº</w:t>
+        <w:t/>
       </w:r>
       <w:proofErr w:type="spellEnd"/>
       <w:r>
@@ -10995,7 +10995,7 @@
           <w:sz w:val="16"/>
           <w:szCs w:val="16"/>
         </w:rPr>
-        <w:t xml:space="preserve">Artículo 29º.- </w:t>
+        <w:t xml:space="preserve">Artículo 29.- </w:t>
       </w:r>
       <w:r>
         <w:rPr>
@@ -11111,7 +11111,7 @@
           <w:sz w:val="16"/>
           <w:szCs w:val="16"/>
         </w:rPr>
-        <w:t>N°</w:t>
+        <w:t/>
       </w:r>
       <w:proofErr w:type="spellEnd"/>
       <w:r>
@@ -11384,7 +11384,7 @@
               <w:sz w:val="16"/>
               <w:szCs w:val="16"/>
             </w:rPr>
-            <w:t xml:space="preserve">SECRETARIA TÉCNICA DE LA    </w:t>
+            <w:t xml:space="preserve">SECRETARIA TÉCNICA DE LA </w:t>
           </w:r>
         </w:p>
         <w:p>

--- a/plantillas_maestras/01_seguro_vehicular/negativa_cobertura/2_o_mas_ddos_varios/varon/TPL_1257_2025_SEGURO_VEHICULAR_NEGATIVA_COBERTURA_ASEGURADORA_VARON_R199.docx
+++ b/plantillas_maestras/01_seguro_vehicular/negativa_cobertura/2_o_mas_ddos_varios/varon/TPL_1257_2025_SEGURO_VEHICULAR_NEGATIVA_COBERTURA_ASEGURADORA_VARON_R199.docx
@@ -126,7 +126,7 @@
           <w:sz w:val="22"/>
           <w:szCs w:val="22"/>
         </w:rPr>
-        <w:t>DENUNCIANTE</w:t>
+        <w:t xml:space="preserve">DENUNCIANTE:[DENUNCIANTE] ([APELLIDO] )</w:t>
       </w:r>
       <w:r>
         <w:rPr>
@@ -136,7 +136,7 @@
           <w:szCs w:val="22"/>
         </w:rPr>
         <w:tab/>
-        <w:t>:</w:t>
+        <w:t/>
       </w:r>
       <w:r>
         <w:rPr>
@@ -154,7 +154,7 @@
           <w:sz w:val="22"/>
           <w:szCs w:val="22"/>
         </w:rPr>
-        <w:t xml:space="preserve">EPP SEGURIDAD S.A.C. </w:t>
+        <w:t xml:space="preserve"/>
       </w:r>
       <w:r>
         <w:rPr>
@@ -163,7 +163,7 @@
           <w:sz w:val="22"/>
           <w:szCs w:val="22"/>
         </w:rPr>
-        <w:t>(</w:t>
+        <w:t/>
       </w:r>
       <w:r>
         <w:rPr>
@@ -172,7 +172,7 @@
           <w:sz w:val="22"/>
           <w:szCs w:val="22"/>
         </w:rPr>
-        <w:t>EPP SEGURIDAD</w:t>
+        <w:t/>
       </w:r>
       <w:r>
         <w:rPr>
@@ -181,7 +181,7 @@
           <w:sz w:val="22"/>
           <w:szCs w:val="22"/>
         </w:rPr>
-        <w:t>)</w:t>
+        <w:t/>
       </w:r>
     </w:p>
     <w:p>
@@ -511,49 +511,49 @@
         <w:rPr>
           <w:rFonts w:ascii="Arial Narrow" w:eastAsia="Arial Narrow" w:hAnsi="Arial Narrow" w:cs="Arial Narrow"/>
         </w:rPr>
-        <w:t xml:space="preserve">Mediante escrito </w:t>
-      </w:r>
-      <w:r>
-        <w:rPr>
-          <w:rFonts w:ascii="Arial Narrow" w:eastAsia="Arial Narrow" w:hAnsi="Arial Narrow" w:cs="Arial Narrow"/>
-        </w:rPr>
-        <w:t>28 de mayo de 2025</w:t>
-      </w:r>
-      <w:r>
-        <w:rPr>
-          <w:rFonts w:ascii="Arial Narrow" w:eastAsia="Arial Narrow" w:hAnsi="Arial Narrow" w:cs="Arial Narrow"/>
-        </w:rPr>
-        <w:t>,</w:t>
-      </w:r>
-      <w:r>
-        <w:rPr>
-          <w:rFonts w:ascii="Arial Narrow" w:hAnsi="Arial Narrow"/>
-        </w:rPr>
-        <w:t xml:space="preserve"> </w:t>
-      </w:r>
-      <w:r>
-        <w:rPr>
-          <w:rFonts w:ascii="Arial Narrow" w:eastAsia="Arial Narrow" w:hAnsi="Arial Narrow" w:cs="Arial Narrow"/>
-        </w:rPr>
-        <w:t xml:space="preserve">subsanado por escrito el </w:t>
-      </w:r>
-      <w:r>
-        <w:rPr>
-          <w:rFonts w:ascii="Arial Narrow" w:eastAsia="Arial Narrow" w:hAnsi="Arial Narrow" w:cs="Arial Narrow"/>
-        </w:rPr>
-        <w:t>24 de junio de 2025</w:t>
-      </w:r>
-      <w:r>
-        <w:rPr>
-          <w:rFonts w:ascii="Arial Narrow" w:eastAsia="Arial Narrow" w:hAnsi="Arial Narrow" w:cs="Arial Narrow"/>
-        </w:rPr>
-        <w:t xml:space="preserve">, </w:t>
-      </w:r>
-      <w:r>
-        <w:rPr>
-          <w:rFonts w:ascii="Arial Narrow" w:eastAsia="Arial Narrow" w:hAnsi="Arial Narrow" w:cs="Arial Narrow"/>
-        </w:rPr>
-        <w:t>EPP Seguridad</w:t>
+        <w:t xml:space="preserve">Mediante escrito 28 de mayo de 2025, subsanado por escrito el 24 de junio de 2025, [APELLIDO] denunció a Rímac por presuntas infracciones a la Ley  29571, Código de Protección y Defensa del Consumidor (en adelante, Código), señalando lo siguiente:</w:t>
+      </w:r>
+      <w:r>
+        <w:rPr>
+          <w:rFonts w:ascii="Arial Narrow" w:eastAsia="Arial Narrow" w:hAnsi="Arial Narrow" w:cs="Arial Narrow"/>
+        </w:rPr>
+        <w:t/>
+      </w:r>
+      <w:r>
+        <w:rPr>
+          <w:rFonts w:ascii="Arial Narrow" w:eastAsia="Arial Narrow" w:hAnsi="Arial Narrow" w:cs="Arial Narrow"/>
+        </w:rPr>
+        <w:t/>
+      </w:r>
+      <w:r>
+        <w:rPr>
+          <w:rFonts w:ascii="Arial Narrow" w:hAnsi="Arial Narrow"/>
+        </w:rPr>
+        <w:t xml:space="preserve"/>
+      </w:r>
+      <w:r>
+        <w:rPr>
+          <w:rFonts w:ascii="Arial Narrow" w:eastAsia="Arial Narrow" w:hAnsi="Arial Narrow" w:cs="Arial Narrow"/>
+        </w:rPr>
+        <w:t xml:space="preserve"/>
+      </w:r>
+      <w:r>
+        <w:rPr>
+          <w:rFonts w:ascii="Arial Narrow" w:eastAsia="Arial Narrow" w:hAnsi="Arial Narrow" w:cs="Arial Narrow"/>
+        </w:rPr>
+        <w:t/>
+      </w:r>
+      <w:r>
+        <w:rPr>
+          <w:rFonts w:ascii="Arial Narrow" w:eastAsia="Arial Narrow" w:hAnsi="Arial Narrow" w:cs="Arial Narrow"/>
+        </w:rPr>
+        <w:t xml:space="preserve"/>
+      </w:r>
+      <w:r>
+        <w:rPr>
+          <w:rFonts w:ascii="Arial Narrow" w:eastAsia="Arial Narrow" w:hAnsi="Arial Narrow" w:cs="Arial Narrow"/>
+        </w:rPr>
+        <w:t/>
       </w:r>
       <w:r>
         <w:rPr>
@@ -567,31 +567,31 @@
         <w:rPr>
           <w:rFonts w:ascii="Arial Narrow" w:hAnsi="Arial Narrow"/>
         </w:rPr>
-        <w:t xml:space="preserve"> </w:t>
-      </w:r>
-      <w:r>
-        <w:rPr>
-          <w:rFonts w:ascii="Arial Narrow" w:eastAsia="Arial Narrow" w:hAnsi="Arial Narrow" w:cs="Arial Narrow"/>
-        </w:rPr>
-        <w:t xml:space="preserve">denunció </w:t>
-      </w:r>
-      <w:r>
-        <w:rPr>
-          <w:rFonts w:ascii="Arial Narrow" w:eastAsia="Arial Narrow" w:hAnsi="Arial Narrow" w:cs="Arial Narrow"/>
-        </w:rPr>
-        <w:t xml:space="preserve">a </w:t>
-      </w:r>
-      <w:r>
-        <w:rPr>
-          <w:rFonts w:ascii="Arial Narrow" w:eastAsia="Arial Narrow" w:hAnsi="Arial Narrow" w:cs="Arial Narrow"/>
-        </w:rPr>
-        <w:t xml:space="preserve">Rímac </w:t>
-      </w:r>
-      <w:r>
-        <w:rPr>
-          <w:rFonts w:ascii="Arial Narrow" w:eastAsia="Arial Narrow" w:hAnsi="Arial Narrow" w:cs="Arial Narrow"/>
-        </w:rPr>
-        <w:t xml:space="preserve">por presuntas infracciones a la Ley </w:t>
+        <w:t xml:space="preserve"/>
+      </w:r>
+      <w:r>
+        <w:rPr>
+          <w:rFonts w:ascii="Arial Narrow" w:eastAsia="Arial Narrow" w:hAnsi="Arial Narrow" w:cs="Arial Narrow"/>
+        </w:rPr>
+        <w:t xml:space="preserve"/>
+      </w:r>
+      <w:r>
+        <w:rPr>
+          <w:rFonts w:ascii="Arial Narrow" w:eastAsia="Arial Narrow" w:hAnsi="Arial Narrow" w:cs="Arial Narrow"/>
+        </w:rPr>
+        <w:t xml:space="preserve"/>
+      </w:r>
+      <w:r>
+        <w:rPr>
+          <w:rFonts w:ascii="Arial Narrow" w:eastAsia="Arial Narrow" w:hAnsi="Arial Narrow" w:cs="Arial Narrow"/>
+        </w:rPr>
+        <w:t xml:space="preserve"/>
+      </w:r>
+      <w:r>
+        <w:rPr>
+          <w:rFonts w:ascii="Arial Narrow" w:eastAsia="Arial Narrow" w:hAnsi="Arial Narrow" w:cs="Arial Narrow"/>
+        </w:rPr>
+        <w:t xml:space="preserve"/>
       </w:r>
       <w:proofErr w:type="spellStart"/>
       <w:r>
@@ -605,7 +605,7 @@
         <w:rPr>
           <w:rFonts w:ascii="Arial Narrow" w:eastAsia="Arial Narrow" w:hAnsi="Arial Narrow" w:cs="Arial Narrow"/>
         </w:rPr>
-        <w:t xml:space="preserve"> 29571, Código de Protección y Defensa del Consumidor (en adelante, Código), señalando lo siguiente:</w:t>
+        <w:t xml:space="preserve"/>
       </w:r>
     </w:p>
     <w:p>
@@ -1957,81 +1957,81 @@
         <w:rPr>
           <w:rFonts w:ascii="Arial Narrow" w:eastAsia="Arial Narrow" w:hAnsi="Arial Narrow" w:cs="Arial Narrow"/>
         </w:rPr>
-        <w:t xml:space="preserve">EPP Seguridad </w:t>
+        <w:t xml:space="preserve">[APELLIDO] solicitó, en calidad de medida correctiva, que Rímac cumpla con: (i) pagar el íntegro de la suma asegurada en atención de haber sido víctimas del robo total del vehículo asegurado; y (ii) retirar de su publicidad, las afirmaciones de ser la compañía de seguros con el primer puesto con mejor reputación en el Perú y de haber sido calificada como excelente por el 98% de sus clientes. Asimismo, requirió el reembolso de costos y costas del presente procedimiento.</w:t>
       </w:r>
       <w:r>
         <w:rPr>
           <w:rFonts w:ascii="Arial Narrow" w:hAnsi="Arial Narrow"/>
           <w:lang w:eastAsia="es-ES"/>
         </w:rPr>
-        <w:t>solicitó, en calidad de medida correctiva, que</w:t>
+        <w:t/>
       </w:r>
       <w:r>
         <w:rPr>
           <w:rFonts w:ascii="Arial Narrow" w:hAnsi="Arial Narrow"/>
           <w:lang w:eastAsia="es-ES"/>
         </w:rPr>
-        <w:t xml:space="preserve"> </w:t>
-      </w:r>
-      <w:r>
-        <w:rPr>
-          <w:rFonts w:ascii="Arial Narrow" w:eastAsia="Arial Narrow" w:hAnsi="Arial Narrow" w:cs="Arial Narrow"/>
-        </w:rPr>
-        <w:t>Rímac cumpl</w:t>
-      </w:r>
-      <w:r>
-        <w:rPr>
-          <w:rFonts w:ascii="Arial Narrow" w:eastAsia="Arial Narrow" w:hAnsi="Arial Narrow" w:cs="Arial Narrow"/>
-        </w:rPr>
-        <w:t>a</w:t>
-      </w:r>
-      <w:r>
-        <w:rPr>
-          <w:rFonts w:ascii="Arial Narrow" w:eastAsia="Arial Narrow" w:hAnsi="Arial Narrow" w:cs="Arial Narrow"/>
-        </w:rPr>
-        <w:t xml:space="preserve"> con</w:t>
+        <w:t xml:space="preserve"/>
+      </w:r>
+      <w:r>
+        <w:rPr>
+          <w:rFonts w:ascii="Arial Narrow" w:eastAsia="Arial Narrow" w:hAnsi="Arial Narrow" w:cs="Arial Narrow"/>
+        </w:rPr>
+        <w:t/>
+      </w:r>
+      <w:r>
+        <w:rPr>
+          <w:rFonts w:ascii="Arial Narrow" w:eastAsia="Arial Narrow" w:hAnsi="Arial Narrow" w:cs="Arial Narrow"/>
+        </w:rPr>
+        <w:t/>
+      </w:r>
+      <w:r>
+        <w:rPr>
+          <w:rFonts w:ascii="Arial Narrow" w:eastAsia="Arial Narrow" w:hAnsi="Arial Narrow" w:cs="Arial Narrow"/>
+        </w:rPr>
+        <w:t xml:space="preserve"/>
       </w:r>
       <w:r>
         <w:rPr>
           <w:rFonts w:ascii="Arial Narrow" w:hAnsi="Arial Narrow"/>
           <w:lang w:eastAsia="es-ES"/>
         </w:rPr>
-        <w:t xml:space="preserve">: </w:t>
+        <w:t xml:space="preserve"/>
       </w:r>
       <w:r>
         <w:rPr>
           <w:rFonts w:ascii="Arial Narrow" w:hAnsi="Arial Narrow"/>
           <w:lang w:eastAsia="es-ES"/>
         </w:rPr>
-        <w:t xml:space="preserve">(i) </w:t>
+        <w:t xml:space="preserve"/>
       </w:r>
       <w:r>
         <w:rPr>
           <w:rFonts w:ascii="Arial Narrow" w:hAnsi="Arial Narrow"/>
           <w:lang w:eastAsia="es-ES"/>
         </w:rPr>
-        <w:t>pagar</w:t>
+        <w:t/>
       </w:r>
       <w:r>
         <w:rPr>
           <w:rFonts w:ascii="Arial Narrow" w:hAnsi="Arial Narrow"/>
           <w:lang w:eastAsia="es-ES"/>
         </w:rPr>
-        <w:t xml:space="preserve"> el íntegro de la suma asegurada en atención de haber sido víctimas del robo total del </w:t>
+        <w:t xml:space="preserve"/>
       </w:r>
       <w:r>
         <w:rPr>
           <w:rFonts w:ascii="Arial Narrow" w:hAnsi="Arial Narrow"/>
           <w:lang w:eastAsia="es-ES"/>
         </w:rPr>
-        <w:t>vehículo asegurado</w:t>
+        <w:t/>
       </w:r>
       <w:r>
         <w:rPr>
           <w:rFonts w:ascii="Arial Narrow" w:hAnsi="Arial Narrow"/>
           <w:lang w:eastAsia="es-ES"/>
         </w:rPr>
-        <w:t>; y (</w:t>
+        <w:t/>
       </w:r>
       <w:proofErr w:type="spellStart"/>
       <w:r>
@@ -2039,7 +2039,7 @@
           <w:rFonts w:ascii="Arial Narrow" w:hAnsi="Arial Narrow"/>
           <w:lang w:eastAsia="es-ES"/>
         </w:rPr>
-        <w:t>ii</w:t>
+        <w:t/>
       </w:r>
       <w:proofErr w:type="spellEnd"/>
       <w:r>
@@ -2047,28 +2047,28 @@
           <w:rFonts w:ascii="Arial Narrow" w:hAnsi="Arial Narrow"/>
           <w:lang w:eastAsia="es-ES"/>
         </w:rPr>
-        <w:t xml:space="preserve">) </w:t>
+        <w:t xml:space="preserve"/>
       </w:r>
       <w:r>
         <w:rPr>
           <w:rFonts w:ascii="Arial Narrow" w:hAnsi="Arial Narrow"/>
           <w:lang w:eastAsia="es-ES"/>
         </w:rPr>
-        <w:t>retirar</w:t>
+        <w:t/>
       </w:r>
       <w:r>
         <w:rPr>
           <w:rFonts w:ascii="Arial Narrow" w:hAnsi="Arial Narrow"/>
           <w:lang w:eastAsia="es-ES"/>
         </w:rPr>
-        <w:t xml:space="preserve"> de su publicidad, las afirmaciones de ser la compañía de seguros con el primer puesto con mejor reputación en el Perú y de haber sido calificada como excelente por el 98% de sus clientes.</w:t>
+        <w:t xml:space="preserve"/>
       </w:r>
       <w:r>
         <w:rPr>
           <w:rFonts w:ascii="Arial Narrow" w:hAnsi="Arial Narrow"/>
           <w:lang w:eastAsia="es-ES"/>
         </w:rPr>
-        <w:t xml:space="preserve"> Asimismo, requirió el reembolso de costos y costas del presente procedimiento.</w:t>
+        <w:t xml:space="preserve"/>
       </w:r>
     </w:p>
     <w:p>
@@ -2555,114 +2555,114 @@
         <w:rPr>
           <w:rFonts w:ascii="Arial Narrow" w:hAnsi="Arial Narrow"/>
         </w:rPr>
-        <w:t xml:space="preserve">Por escrito </w:t>
-      </w:r>
-      <w:r>
-        <w:rPr>
-          <w:rFonts w:ascii="Arial Narrow" w:hAnsi="Arial Narrow"/>
-        </w:rPr>
-        <w:t>de denuncia del</w:t>
-      </w:r>
-      <w:r>
-        <w:rPr>
-          <w:rFonts w:ascii="Arial Narrow" w:hAnsi="Arial Narrow"/>
-        </w:rPr>
-        <w:t xml:space="preserve"> </w:t>
-      </w:r>
-      <w:r>
-        <w:rPr>
-          <w:rFonts w:ascii="Arial Narrow" w:eastAsia="Arial Narrow" w:hAnsi="Arial Narrow" w:cs="Arial Narrow"/>
-        </w:rPr>
-        <w:t>28 de mayo de 2025,</w:t>
-      </w:r>
-      <w:r>
-        <w:rPr>
-          <w:rFonts w:ascii="Arial Narrow" w:hAnsi="Arial Narrow"/>
-        </w:rPr>
-        <w:t xml:space="preserve"> </w:t>
-      </w:r>
-      <w:r>
-        <w:rPr>
-          <w:rFonts w:ascii="Arial Narrow" w:eastAsia="Arial Narrow" w:hAnsi="Arial Narrow" w:cs="Arial Narrow"/>
-        </w:rPr>
-        <w:t>subsanado por escrito el 24 de junio de 2025</w:t>
-      </w:r>
-      <w:r>
-        <w:rPr>
-          <w:rFonts w:ascii="Arial Narrow" w:hAnsi="Arial Narrow"/>
-        </w:rPr>
-        <w:t xml:space="preserve">, </w:t>
-      </w:r>
-      <w:r>
-        <w:rPr>
-          <w:rFonts w:ascii="Arial Narrow" w:eastAsia="Arial Narrow" w:hAnsi="Arial Narrow" w:cs="Arial Narrow"/>
-        </w:rPr>
-        <w:t>EPP Seguridad</w:t>
-      </w:r>
-      <w:r>
-        <w:rPr>
-          <w:rFonts w:ascii="Arial Narrow" w:hAnsi="Arial Narrow"/>
-        </w:rPr>
-        <w:t xml:space="preserve"> </w:t>
-      </w:r>
-      <w:r>
-        <w:rPr>
-          <w:rFonts w:ascii="Arial Narrow" w:hAnsi="Arial Narrow"/>
-        </w:rPr>
-        <w:t xml:space="preserve">presentó las declaraciones mensuales (PDT-IGV Renta Mensual) del Impuesto General a las Ventas (IGV) e Impuesto a la Renta (IR) completas del ejercicio correspondiente al año </w:t>
-      </w:r>
-      <w:r>
-        <w:rPr>
-          <w:rFonts w:ascii="Arial Narrow" w:hAnsi="Arial Narrow"/>
-        </w:rPr>
-        <w:t>2024</w:t>
-      </w:r>
-      <w:r>
-        <w:rPr>
-          <w:rFonts w:ascii="Arial Narrow" w:hAnsi="Arial Narrow"/>
-        </w:rPr>
-        <w:t xml:space="preserve">, el cual contiene información correspondiente </w:t>
-      </w:r>
-      <w:r>
-        <w:rPr>
-          <w:rFonts w:ascii="Arial Narrow" w:hAnsi="Arial Narrow"/>
-        </w:rPr>
-        <w:t>a PDT-IGV Renta mensual, IGV, e IR</w:t>
+        <w:t xml:space="preserve">Por escrito de denuncia del 28 de mayo de 2025, subsanado por escrito el 24 de junio de 2025, [APELLIDO] presentó las declaraciones mensuales (PDT-IGV Renta Mensual) del Impuesto General a las Ventas (IGV) e Impuesto a la Renta (IR) completas del ejercicio correspondiente al año 2024, el cual contiene información correspondiente a PDT-IGV Renta mensual, IGV, e IR; por lo que corresponde que la Secretaría Técnica -por delegación de facultades- evalúe su confidencialidad.</w:t>
+      </w:r>
+      <w:r>
+        <w:rPr>
+          <w:rFonts w:ascii="Arial Narrow" w:hAnsi="Arial Narrow"/>
+        </w:rPr>
+        <w:t/>
+      </w:r>
+      <w:r>
+        <w:rPr>
+          <w:rFonts w:ascii="Arial Narrow" w:hAnsi="Arial Narrow"/>
+        </w:rPr>
+        <w:t xml:space="preserve"/>
+      </w:r>
+      <w:r>
+        <w:rPr>
+          <w:rFonts w:ascii="Arial Narrow" w:eastAsia="Arial Narrow" w:hAnsi="Arial Narrow" w:cs="Arial Narrow"/>
+        </w:rPr>
+        <w:t/>
+      </w:r>
+      <w:r>
+        <w:rPr>
+          <w:rFonts w:ascii="Arial Narrow" w:hAnsi="Arial Narrow"/>
+        </w:rPr>
+        <w:t xml:space="preserve"/>
+      </w:r>
+      <w:r>
+        <w:rPr>
+          <w:rFonts w:ascii="Arial Narrow" w:eastAsia="Arial Narrow" w:hAnsi="Arial Narrow" w:cs="Arial Narrow"/>
+        </w:rPr>
+        <w:t/>
+      </w:r>
+      <w:r>
+        <w:rPr>
+          <w:rFonts w:ascii="Arial Narrow" w:hAnsi="Arial Narrow"/>
+        </w:rPr>
+        <w:t xml:space="preserve"/>
+      </w:r>
+      <w:r>
+        <w:rPr>
+          <w:rFonts w:ascii="Arial Narrow" w:eastAsia="Arial Narrow" w:hAnsi="Arial Narrow" w:cs="Arial Narrow"/>
+        </w:rPr>
+        <w:t/>
+      </w:r>
+      <w:r>
+        <w:rPr>
+          <w:rFonts w:ascii="Arial Narrow" w:hAnsi="Arial Narrow"/>
+        </w:rPr>
+        <w:t xml:space="preserve"/>
+      </w:r>
+      <w:r>
+        <w:rPr>
+          <w:rFonts w:ascii="Arial Narrow" w:hAnsi="Arial Narrow"/>
+        </w:rPr>
+        <w:t xml:space="preserve"/>
+      </w:r>
+      <w:r>
+        <w:rPr>
+          <w:rFonts w:ascii="Arial Narrow" w:hAnsi="Arial Narrow"/>
+        </w:rPr>
+        <w:t/>
+      </w:r>
+      <w:r>
+        <w:rPr>
+          <w:rFonts w:ascii="Arial Narrow" w:hAnsi="Arial Narrow"/>
+        </w:rPr>
+        <w:t xml:space="preserve"/>
+      </w:r>
+      <w:r>
+        <w:rPr>
+          <w:rFonts w:ascii="Arial Narrow" w:hAnsi="Arial Narrow"/>
+        </w:rPr>
+        <w:t/>
       </w:r>
       <w:r>
         <w:rPr>
           <w:rFonts w:ascii="Arial Narrow" w:hAnsi="Arial Narrow"/>
           <w:lang w:eastAsia="en-US"/>
         </w:rPr>
-        <w:t xml:space="preserve">; por lo que corresponde que la Secretaría Técnica </w:t>
+        <w:t xml:space="preserve"/>
       </w:r>
       <w:r>
         <w:rPr>
           <w:rStyle w:val="normaltextrun"/>
           <w:rFonts w:ascii="Arial Narrow" w:hAnsi="Arial Narrow"/>
         </w:rPr>
-        <w:t>-por delegación de facultades</w:t>
+        <w:t/>
       </w:r>
       <w:r>
         <w:rPr>
           <w:rStyle w:val="normaltextrun"/>
           <w:rFonts w:ascii="Arial Narrow" w:hAnsi="Arial Narrow"/>
         </w:rPr>
-        <w:t xml:space="preserve">- </w:t>
+        <w:t xml:space="preserve"/>
       </w:r>
       <w:r>
         <w:rPr>
           <w:rFonts w:ascii="Arial Narrow" w:hAnsi="Arial Narrow"/>
           <w:lang w:eastAsia="en-US"/>
         </w:rPr>
-        <w:t>evalúe</w:t>
+        <w:t/>
       </w:r>
       <w:r>
         <w:rPr>
           <w:rFonts w:ascii="Arial Narrow" w:hAnsi="Arial Narrow"/>
           <w:lang w:eastAsia="en-US"/>
         </w:rPr>
-        <w:t xml:space="preserve"> su confidencialidad.</w:t>
+        <w:t xml:space="preserve"/>
       </w:r>
     </w:p>
     <w:p>
@@ -2753,69 +2753,69 @@
         <w:rPr>
           <w:rFonts w:ascii="Arial Narrow" w:hAnsi="Arial Narrow"/>
         </w:rPr>
-        <w:t xml:space="preserve">En atención a lo expuesto, de </w:t>
-      </w:r>
-      <w:r>
-        <w:rPr>
-          <w:rFonts w:ascii="Arial Narrow" w:hAnsi="Arial Narrow"/>
-        </w:rPr>
-        <w:t>conformidad</w:t>
-      </w:r>
-      <w:r>
-        <w:rPr>
-          <w:rFonts w:ascii="Arial Narrow" w:hAnsi="Arial Narrow"/>
-        </w:rPr>
-        <w:t xml:space="preserve"> con lo establecido en la Directiva, la Secretaría Técnica considera que corresponde declarar de oficio la confidencialidad</w:t>
-      </w:r>
-      <w:r>
-        <w:rPr>
-          <w:rFonts w:ascii="Arial Narrow" w:hAnsi="Arial Narrow"/>
-        </w:rPr>
-        <w:t xml:space="preserve"> de las declaraciones mensuales (PDT-IGV Renta Mensual) del Impuesto General a las Ventas (IGV) e Impuesto a la Renta (IR) comple</w:t>
-      </w:r>
-      <w:r>
-        <w:rPr>
-          <w:rFonts w:ascii="Arial Narrow" w:hAnsi="Arial Narrow"/>
-        </w:rPr>
-        <w:t xml:space="preserve">tas del ejercicio correspondiente al año </w:t>
-      </w:r>
-      <w:r>
-        <w:rPr>
-          <w:rFonts w:ascii="Arial Narrow" w:hAnsi="Arial Narrow"/>
-        </w:rPr>
-        <w:t>2024</w:t>
-      </w:r>
-      <w:r>
-        <w:rPr>
-          <w:rFonts w:ascii="Arial Narrow" w:hAnsi="Arial Narrow"/>
-        </w:rPr>
-        <w:t xml:space="preserve"> de </w:t>
-      </w:r>
-      <w:r>
-        <w:rPr>
-          <w:rFonts w:ascii="Arial Narrow" w:eastAsia="Arial Narrow" w:hAnsi="Arial Narrow" w:cs="Arial Narrow"/>
-        </w:rPr>
-        <w:t>EPP Seguridad</w:t>
-      </w:r>
-      <w:r>
-        <w:rPr>
-          <w:rFonts w:ascii="Arial Narrow" w:hAnsi="Arial Narrow"/>
-        </w:rPr>
-        <w:t xml:space="preserve"> </w:t>
-      </w:r>
-      <w:r>
-        <w:rPr>
-          <w:rFonts w:ascii="Arial Narrow" w:hAnsi="Arial Narrow"/>
-        </w:rPr>
-        <w:t xml:space="preserve">que obra en el </w:t>
-      </w:r>
-      <w:r>
-        <w:rPr>
-          <w:rFonts w:ascii="Arial Narrow" w:hAnsi="Arial Narrow"/>
-          <w:b/>
-          <w:bCs/>
-        </w:rPr>
-        <w:t xml:space="preserve">documento </w:t>
+        <w:t xml:space="preserve">En atención a lo expuesto, de conformidad con lo establecido en la Directiva, la Secretaría Técnica considera que corresponde declarar de oficio la confidencialidad de las declaraciones mensuales (PDT-IGV Renta Mensual) del Impuesto General a las Ventas (IGV) e Impuesto a la Renta (IR) completas del ejercicio correspondiente al año 2024 [APELLIDO] que obra en el documento  2 denominado “PDT-IGV RENTA MENSUAL 2024.PDF” de la pieza  6 presentada mediante el escrito del 24 de junio de 2025 del expediente, precisándose que la confidencialidad declarada deberá mantenerse de forma permanente.</w:t>
+      </w:r>
+      <w:r>
+        <w:rPr>
+          <w:rFonts w:ascii="Arial Narrow" w:hAnsi="Arial Narrow"/>
+        </w:rPr>
+        <w:t/>
+      </w:r>
+      <w:r>
+        <w:rPr>
+          <w:rFonts w:ascii="Arial Narrow" w:hAnsi="Arial Narrow"/>
+        </w:rPr>
+        <w:t xml:space="preserve"/>
+      </w:r>
+      <w:r>
+        <w:rPr>
+          <w:rFonts w:ascii="Arial Narrow" w:hAnsi="Arial Narrow"/>
+        </w:rPr>
+        <w:t xml:space="preserve"/>
+      </w:r>
+      <w:r>
+        <w:rPr>
+          <w:rFonts w:ascii="Arial Narrow" w:hAnsi="Arial Narrow"/>
+        </w:rPr>
+        <w:t xml:space="preserve"/>
+      </w:r>
+      <w:r>
+        <w:rPr>
+          <w:rFonts w:ascii="Arial Narrow" w:hAnsi="Arial Narrow"/>
+        </w:rPr>
+        <w:t/>
+      </w:r>
+      <w:r>
+        <w:rPr>
+          <w:rFonts w:ascii="Arial Narrow" w:hAnsi="Arial Narrow"/>
+        </w:rPr>
+        <w:t xml:space="preserve"/>
+      </w:r>
+      <w:r>
+        <w:rPr>
+          <w:rFonts w:ascii="Arial Narrow" w:eastAsia="Arial Narrow" w:hAnsi="Arial Narrow" w:cs="Arial Narrow"/>
+        </w:rPr>
+        <w:t/>
+      </w:r>
+      <w:r>
+        <w:rPr>
+          <w:rFonts w:ascii="Arial Narrow" w:hAnsi="Arial Narrow"/>
+        </w:rPr>
+        <w:t xml:space="preserve"/>
+      </w:r>
+      <w:r>
+        <w:rPr>
+          <w:rFonts w:ascii="Arial Narrow" w:hAnsi="Arial Narrow"/>
+        </w:rPr>
+        <w:t xml:space="preserve"/>
+      </w:r>
+      <w:r>
+        <w:rPr>
+          <w:rFonts w:ascii="Arial Narrow" w:hAnsi="Arial Narrow"/>
+          <w:b/>
+          <w:bCs/>
+        </w:rPr>
+        <w:t xml:space="preserve"/>
       </w:r>
       <w:proofErr w:type="spellStart"/>
       <w:r>
@@ -2833,39 +2833,39 @@
           <w:b/>
           <w:bCs/>
         </w:rPr>
-        <w:t xml:space="preserve"> </w:t>
-      </w:r>
-      <w:r>
-        <w:rPr>
-          <w:rFonts w:ascii="Arial Narrow" w:hAnsi="Arial Narrow"/>
-          <w:b/>
-          <w:bCs/>
-        </w:rPr>
-        <w:t>2</w:t>
-      </w:r>
-      <w:r>
-        <w:rPr>
-          <w:rFonts w:ascii="Arial Narrow" w:hAnsi="Arial Narrow"/>
-          <w:b/>
-          <w:bCs/>
-        </w:rPr>
-        <w:t xml:space="preserve"> denominado “</w:t>
-      </w:r>
-      <w:r>
-        <w:rPr>
-          <w:rFonts w:ascii="Arial Narrow" w:hAnsi="Arial Narrow"/>
-          <w:b/>
-          <w:bCs/>
-        </w:rPr>
-        <w:t>PDT-IGV RENTA MENSUAL 2024.PDF</w:t>
-      </w:r>
-      <w:r>
-        <w:rPr>
-          <w:rFonts w:ascii="Arial Narrow" w:hAnsi="Arial Narrow"/>
-          <w:b/>
-          <w:bCs/>
-        </w:rPr>
-        <w:t xml:space="preserve">” de la pieza </w:t>
+        <w:t xml:space="preserve"/>
+      </w:r>
+      <w:r>
+        <w:rPr>
+          <w:rFonts w:ascii="Arial Narrow" w:hAnsi="Arial Narrow"/>
+          <w:b/>
+          <w:bCs/>
+        </w:rPr>
+        <w:t/>
+      </w:r>
+      <w:r>
+        <w:rPr>
+          <w:rFonts w:ascii="Arial Narrow" w:hAnsi="Arial Narrow"/>
+          <w:b/>
+          <w:bCs/>
+        </w:rPr>
+        <w:t xml:space="preserve"/>
+      </w:r>
+      <w:r>
+        <w:rPr>
+          <w:rFonts w:ascii="Arial Narrow" w:hAnsi="Arial Narrow"/>
+          <w:b/>
+          <w:bCs/>
+        </w:rPr>
+        <w:t/>
+      </w:r>
+      <w:r>
+        <w:rPr>
+          <w:rFonts w:ascii="Arial Narrow" w:hAnsi="Arial Narrow"/>
+          <w:b/>
+          <w:bCs/>
+        </w:rPr>
+        <w:t xml:space="preserve"/>
       </w:r>
       <w:proofErr w:type="spellStart"/>
       <w:r>
@@ -2883,47 +2883,47 @@
           <w:b/>
           <w:bCs/>
         </w:rPr>
-        <w:t xml:space="preserve"> </w:t>
-      </w:r>
-      <w:r>
-        <w:rPr>
-          <w:rFonts w:ascii="Arial Narrow" w:hAnsi="Arial Narrow"/>
-          <w:b/>
-          <w:bCs/>
-        </w:rPr>
-        <w:t>6</w:t>
-      </w:r>
-      <w:r>
-        <w:rPr>
-          <w:rFonts w:ascii="Arial Narrow" w:hAnsi="Arial Narrow"/>
-          <w:b/>
-          <w:bCs/>
-        </w:rPr>
-        <w:t xml:space="preserve"> </w:t>
-      </w:r>
-      <w:r>
-        <w:rPr>
-          <w:rFonts w:ascii="Arial Narrow" w:hAnsi="Arial Narrow"/>
-        </w:rPr>
-        <w:t xml:space="preserve">presentada mediante el escrito del </w:t>
-      </w:r>
-      <w:r>
-        <w:rPr>
-          <w:rFonts w:ascii="Arial Narrow" w:eastAsia="Arial Narrow" w:hAnsi="Arial Narrow" w:cs="Arial Narrow"/>
-        </w:rPr>
-        <w:t xml:space="preserve">24 de junio de 2025 </w:t>
-      </w:r>
-      <w:r>
-        <w:rPr>
-          <w:rFonts w:ascii="Arial Narrow" w:hAnsi="Arial Narrow"/>
-        </w:rPr>
-        <w:t>del expediente</w:t>
-      </w:r>
-      <w:r>
-        <w:rPr>
-          <w:rFonts w:ascii="Arial Narrow" w:hAnsi="Arial Narrow"/>
-        </w:rPr>
-        <w:t>, precisándose que la confidencialidad declarada deberá mantenerse de forma permanente.</w:t>
+        <w:t xml:space="preserve"/>
+      </w:r>
+      <w:r>
+        <w:rPr>
+          <w:rFonts w:ascii="Arial Narrow" w:hAnsi="Arial Narrow"/>
+          <w:b/>
+          <w:bCs/>
+        </w:rPr>
+        <w:t/>
+      </w:r>
+      <w:r>
+        <w:rPr>
+          <w:rFonts w:ascii="Arial Narrow" w:hAnsi="Arial Narrow"/>
+          <w:b/>
+          <w:bCs/>
+        </w:rPr>
+        <w:t xml:space="preserve"/>
+      </w:r>
+      <w:r>
+        <w:rPr>
+          <w:rFonts w:ascii="Arial Narrow" w:hAnsi="Arial Narrow"/>
+        </w:rPr>
+        <w:t xml:space="preserve"/>
+      </w:r>
+      <w:r>
+        <w:rPr>
+          <w:rFonts w:ascii="Arial Narrow" w:eastAsia="Arial Narrow" w:hAnsi="Arial Narrow" w:cs="Arial Narrow"/>
+        </w:rPr>
+        <w:t xml:space="preserve"/>
+      </w:r>
+      <w:r>
+        <w:rPr>
+          <w:rFonts w:ascii="Arial Narrow" w:hAnsi="Arial Narrow"/>
+        </w:rPr>
+        <w:t/>
+      </w:r>
+      <w:r>
+        <w:rPr>
+          <w:rFonts w:ascii="Arial Narrow" w:hAnsi="Arial Narrow"/>
+        </w:rPr>
+        <w:t/>
       </w:r>
     </w:p>
     <w:p>
@@ -3005,13 +3005,13 @@
           <w:rStyle w:val="eop"/>
           <w:rFonts w:ascii="Arial Narrow" w:hAnsi="Arial Narrow"/>
         </w:rPr>
-        <w:t xml:space="preserve">Finalmente, en </w:t>
-      </w:r>
-      <w:r>
-        <w:rPr>
-          <w:rFonts w:ascii="Arial Narrow" w:hAnsi="Arial Narrow"/>
-        </w:rPr>
-        <w:t>caso el titular de la información que fue declarada confidencial, a través de este pronunciamiento, presente de manera posterior un nuevo escrito o documento que contenga la misma información deberá cumplir con los requisitos establecidos en los numerales 5.11 y 5.12 de la Directiva, bajo apercibimiento de incorporar al expediente principal dicha documentación en su integridad y trasladarla sin ninguna medida de seguridad en particular, de ser el caso</w:t>
+        <w:t xml:space="preserve">Finalmente, en caso el titular de la información que fue declarada confidencial, a través de este pronunciamiento, presente de manera posterior un nuevo escrito o documento que contenga la misma información deberá cumplir con los requisitos establecidos en los numerales 5.11 y 5.12 de la Directiva, bajo apercibimiento de incorporar al expediente principal dicha documentación en su integridad y trasladarla sin ninguna medida [APELLIDO] en particular, de ser el caso.</w:t>
+      </w:r>
+      <w:r>
+        <w:rPr>
+          <w:rFonts w:ascii="Arial Narrow" w:hAnsi="Arial Narrow"/>
+        </w:rPr>
+        <w:t/>
       </w:r>
       <w:r>
         <w:rPr>
@@ -3024,7 +3024,7 @@
         <w:rPr>
           <w:rFonts w:ascii="Arial Narrow" w:hAnsi="Arial Narrow"/>
         </w:rPr>
-        <w:t>.</w:t>
+        <w:t/>
       </w:r>
     </w:p>
     <w:p>
@@ -3733,102 +3733,102 @@
           <w:b/>
           <w:bCs/>
         </w:rPr>
-        <w:t xml:space="preserve">PRIMERO: </w:t>
-      </w:r>
-      <w:r>
-        <w:rPr>
-          <w:rFonts w:ascii="Arial Narrow" w:eastAsia="Arial Narrow" w:hAnsi="Arial Narrow" w:cs="Arial Narrow"/>
-        </w:rPr>
-        <w:t>calificar</w:t>
-      </w:r>
-      <w:r>
-        <w:rPr>
-          <w:rFonts w:ascii="Arial Narrow" w:eastAsia="Arial Narrow" w:hAnsi="Arial Narrow" w:cs="Arial Narrow"/>
-        </w:rPr>
-        <w:t>, de oficio,</w:t>
-      </w:r>
-      <w:r>
-        <w:rPr>
-          <w:rFonts w:ascii="Arial Narrow" w:eastAsia="Arial Narrow" w:hAnsi="Arial Narrow" w:cs="Arial Narrow"/>
-        </w:rPr>
-        <w:t xml:space="preserve"> </w:t>
-      </w:r>
-      <w:r>
-        <w:rPr>
-          <w:rFonts w:ascii="Arial Narrow" w:eastAsia="Arial Narrow" w:hAnsi="Arial Narrow" w:cs="Arial Narrow"/>
-        </w:rPr>
-        <w:t>como confidencial la información presentada por</w:t>
-      </w:r>
-      <w:r>
-        <w:rPr>
-          <w:rFonts w:ascii="Arial Narrow" w:eastAsia="Arial Narrow" w:hAnsi="Arial Narrow" w:cs="Arial Narrow"/>
-          <w:b/>
-        </w:rPr>
-        <w:t xml:space="preserve"> </w:t>
-      </w:r>
-      <w:r>
-        <w:rPr>
-          <w:rFonts w:ascii="Arial Narrow" w:eastAsia="Arial Narrow" w:hAnsi="Arial Narrow" w:cs="Arial Narrow"/>
-          <w:bCs/>
-        </w:rPr>
-        <w:t>EPP Seguridad S.A.C.</w:t>
-      </w:r>
-      <w:r>
-        <w:rPr>
-          <w:rFonts w:ascii="Arial Narrow" w:eastAsia="Arial Narrow" w:hAnsi="Arial Narrow" w:cs="Arial Narrow"/>
-          <w:bCs/>
-        </w:rPr>
-        <w:t xml:space="preserve"> </w:t>
-      </w:r>
-      <w:r>
-        <w:rPr>
-          <w:rFonts w:ascii="Arial Narrow" w:eastAsia="Arial Narrow" w:hAnsi="Arial Narrow" w:cs="Arial Narrow"/>
-        </w:rPr>
-        <w:t xml:space="preserve">con su escrito </w:t>
-      </w:r>
-      <w:r>
-        <w:rPr>
-          <w:rFonts w:ascii="Arial Narrow" w:eastAsia="Arial Narrow" w:hAnsi="Arial Narrow" w:cs="Arial Narrow"/>
-        </w:rPr>
-        <w:t xml:space="preserve">de denuncia del </w:t>
-      </w:r>
-      <w:r>
-        <w:rPr>
-          <w:rFonts w:ascii="Arial Narrow" w:eastAsia="Arial Narrow" w:hAnsi="Arial Narrow" w:cs="Arial Narrow"/>
-        </w:rPr>
-        <w:t>28 de mayo de 2025,</w:t>
-      </w:r>
-      <w:r>
-        <w:rPr>
-          <w:rFonts w:ascii="Arial Narrow" w:hAnsi="Arial Narrow"/>
-        </w:rPr>
-        <w:t xml:space="preserve"> </w:t>
-      </w:r>
-      <w:r>
-        <w:rPr>
-          <w:rFonts w:ascii="Arial Narrow" w:eastAsia="Arial Narrow" w:hAnsi="Arial Narrow" w:cs="Arial Narrow"/>
-        </w:rPr>
-        <w:t>subsanado por escrito el 24 de junio de 2025</w:t>
-      </w:r>
-      <w:r>
-        <w:rPr>
-          <w:rFonts w:ascii="Arial Narrow" w:eastAsia="Arial Narrow" w:hAnsi="Arial Narrow" w:cs="Arial Narrow"/>
-        </w:rPr>
-        <w:t xml:space="preserve">, la cual </w:t>
-      </w:r>
-      <w:r>
-        <w:rPr>
-          <w:rFonts w:ascii="Arial Narrow" w:hAnsi="Arial Narrow"/>
-        </w:rPr>
-        <w:t xml:space="preserve">obra en el </w:t>
-      </w:r>
-      <w:r>
-        <w:rPr>
-          <w:rFonts w:ascii="Arial Narrow" w:hAnsi="Arial Narrow"/>
-          <w:b/>
-          <w:bCs/>
-        </w:rPr>
-        <w:t xml:space="preserve">documento </w:t>
+        <w:t xml:space="preserve">PRIMERO: calificar, de oficio, como confidencial la información presentada por [DENUNCIANTE] con su escrito de denuncia del 28 de mayo de 2025, subsanado por escrito el 24 de junio de 2025, la cual obra en el documento  2 denominado “PDT-IGV RENTA MENSUAL 2024.PDF” de la pieza  6 presentada mediante el escrito del 24 de junio de 2025 del expediente, referida a las declaraciones juradas mensuales (PDT-IGV Renta mensual) del Impuesto General a las Ventas (IGV) e Impuesto a la Renta (IR) en el cual consten los ingresos netos mensuales del ejercicio correspondiente al 2024; precisándose que la confidencialidad declarada deberá mantenerse permanentemente.</w:t>
+      </w:r>
+      <w:r>
+        <w:rPr>
+          <w:rFonts w:ascii="Arial Narrow" w:eastAsia="Arial Narrow" w:hAnsi="Arial Narrow" w:cs="Arial Narrow"/>
+        </w:rPr>
+        <w:t/>
+      </w:r>
+      <w:r>
+        <w:rPr>
+          <w:rFonts w:ascii="Arial Narrow" w:eastAsia="Arial Narrow" w:hAnsi="Arial Narrow" w:cs="Arial Narrow"/>
+        </w:rPr>
+        <w:t/>
+      </w:r>
+      <w:r>
+        <w:rPr>
+          <w:rFonts w:ascii="Arial Narrow" w:eastAsia="Arial Narrow" w:hAnsi="Arial Narrow" w:cs="Arial Narrow"/>
+        </w:rPr>
+        <w:t xml:space="preserve"/>
+      </w:r>
+      <w:r>
+        <w:rPr>
+          <w:rFonts w:ascii="Arial Narrow" w:eastAsia="Arial Narrow" w:hAnsi="Arial Narrow" w:cs="Arial Narrow"/>
+        </w:rPr>
+        <w:t/>
+      </w:r>
+      <w:r>
+        <w:rPr>
+          <w:rFonts w:ascii="Arial Narrow" w:eastAsia="Arial Narrow" w:hAnsi="Arial Narrow" w:cs="Arial Narrow"/>
+          <w:b/>
+        </w:rPr>
+        <w:t xml:space="preserve"/>
+      </w:r>
+      <w:r>
+        <w:rPr>
+          <w:rFonts w:ascii="Arial Narrow" w:eastAsia="Arial Narrow" w:hAnsi="Arial Narrow" w:cs="Arial Narrow"/>
+          <w:bCs/>
+        </w:rPr>
+        <w:t/>
+      </w:r>
+      <w:r>
+        <w:rPr>
+          <w:rFonts w:ascii="Arial Narrow" w:eastAsia="Arial Narrow" w:hAnsi="Arial Narrow" w:cs="Arial Narrow"/>
+          <w:bCs/>
+        </w:rPr>
+        <w:t xml:space="preserve"/>
+      </w:r>
+      <w:r>
+        <w:rPr>
+          <w:rFonts w:ascii="Arial Narrow" w:eastAsia="Arial Narrow" w:hAnsi="Arial Narrow" w:cs="Arial Narrow"/>
+        </w:rPr>
+        <w:t xml:space="preserve"/>
+      </w:r>
+      <w:r>
+        <w:rPr>
+          <w:rFonts w:ascii="Arial Narrow" w:eastAsia="Arial Narrow" w:hAnsi="Arial Narrow" w:cs="Arial Narrow"/>
+        </w:rPr>
+        <w:t xml:space="preserve"/>
+      </w:r>
+      <w:r>
+        <w:rPr>
+          <w:rFonts w:ascii="Arial Narrow" w:eastAsia="Arial Narrow" w:hAnsi="Arial Narrow" w:cs="Arial Narrow"/>
+        </w:rPr>
+        <w:t/>
+      </w:r>
+      <w:r>
+        <w:rPr>
+          <w:rFonts w:ascii="Arial Narrow" w:hAnsi="Arial Narrow"/>
+        </w:rPr>
+        <w:t xml:space="preserve"/>
+      </w:r>
+      <w:r>
+        <w:rPr>
+          <w:rFonts w:ascii="Arial Narrow" w:eastAsia="Arial Narrow" w:hAnsi="Arial Narrow" w:cs="Arial Narrow"/>
+        </w:rPr>
+        <w:t/>
+      </w:r>
+      <w:r>
+        <w:rPr>
+          <w:rFonts w:ascii="Arial Narrow" w:eastAsia="Arial Narrow" w:hAnsi="Arial Narrow" w:cs="Arial Narrow"/>
+        </w:rPr>
+        <w:t xml:space="preserve"/>
+      </w:r>
+      <w:r>
+        <w:rPr>
+          <w:rFonts w:ascii="Arial Narrow" w:hAnsi="Arial Narrow"/>
+        </w:rPr>
+        <w:t xml:space="preserve"/>
+      </w:r>
+      <w:r>
+        <w:rPr>
+          <w:rFonts w:ascii="Arial Narrow" w:hAnsi="Arial Narrow"/>
+          <w:b/>
+          <w:bCs/>
+        </w:rPr>
+        <w:t xml:space="preserve"/>
       </w:r>
       <w:proofErr w:type="spellStart"/>
       <w:r>
@@ -3846,7 +3846,7 @@
           <w:b/>
           <w:bCs/>
         </w:rPr>
-        <w:t xml:space="preserve"> 2 denominado “PDT-IGV RENTA MENSUAL 2024.PDF” de la pieza </w:t>
+        <w:t xml:space="preserve"/>
       </w:r>
       <w:proofErr w:type="spellStart"/>
       <w:r>
@@ -3864,49 +3864,49 @@
           <w:b/>
           <w:bCs/>
         </w:rPr>
-        <w:t xml:space="preserve"> 6 </w:t>
-      </w:r>
-      <w:r>
-        <w:rPr>
-          <w:rFonts w:ascii="Arial Narrow" w:hAnsi="Arial Narrow"/>
-        </w:rPr>
-        <w:t>presentada</w:t>
-      </w:r>
-      <w:r>
-        <w:rPr>
-          <w:rFonts w:ascii="Arial Narrow" w:hAnsi="Arial Narrow"/>
-        </w:rPr>
-        <w:t xml:space="preserve"> mediante el escrito del </w:t>
-      </w:r>
-      <w:r>
-        <w:rPr>
-          <w:rFonts w:ascii="Arial Narrow" w:eastAsia="Arial Narrow" w:hAnsi="Arial Narrow" w:cs="Arial Narrow"/>
-        </w:rPr>
-        <w:t xml:space="preserve">24 de junio de 2025 </w:t>
-      </w:r>
-      <w:r>
-        <w:rPr>
-          <w:rFonts w:ascii="Arial Narrow" w:hAnsi="Arial Narrow"/>
-        </w:rPr>
-        <w:t>del expediente</w:t>
-      </w:r>
-      <w:r>
-        <w:rPr>
-          <w:rFonts w:ascii="Arial Narrow" w:eastAsia="Arial Narrow" w:hAnsi="Arial Narrow" w:cs="Arial Narrow"/>
-        </w:rPr>
-        <w:t xml:space="preserve">, referida a las declaraciones juradas mensuales (PDT-IGV Renta mensual) del Impuesto General a las Ventas (IGV) e Impuesto a la Renta (IR) en el cual consten los ingresos netos mensuales del ejercicio correspondiente al </w:t>
-      </w:r>
-      <w:r>
-        <w:rPr>
-          <w:rFonts w:ascii="Arial Narrow" w:eastAsia="Arial Narrow" w:hAnsi="Arial Narrow" w:cs="Arial Narrow"/>
-        </w:rPr>
-        <w:t>2024</w:t>
-      </w:r>
-      <w:r>
-        <w:rPr>
-          <w:rFonts w:ascii="Arial Narrow" w:eastAsia="Arial Narrow" w:hAnsi="Arial Narrow" w:cs="Arial Narrow"/>
-        </w:rPr>
-        <w:t>; precisándose que la confidencialidad declarada deberá mantenerse permanentemente.</w:t>
+        <w:t xml:space="preserve"/>
+      </w:r>
+      <w:r>
+        <w:rPr>
+          <w:rFonts w:ascii="Arial Narrow" w:hAnsi="Arial Narrow"/>
+        </w:rPr>
+        <w:t/>
+      </w:r>
+      <w:r>
+        <w:rPr>
+          <w:rFonts w:ascii="Arial Narrow" w:hAnsi="Arial Narrow"/>
+        </w:rPr>
+        <w:t xml:space="preserve"/>
+      </w:r>
+      <w:r>
+        <w:rPr>
+          <w:rFonts w:ascii="Arial Narrow" w:eastAsia="Arial Narrow" w:hAnsi="Arial Narrow" w:cs="Arial Narrow"/>
+        </w:rPr>
+        <w:t xml:space="preserve"/>
+      </w:r>
+      <w:r>
+        <w:rPr>
+          <w:rFonts w:ascii="Arial Narrow" w:hAnsi="Arial Narrow"/>
+        </w:rPr>
+        <w:t/>
+      </w:r>
+      <w:r>
+        <w:rPr>
+          <w:rFonts w:ascii="Arial Narrow" w:eastAsia="Arial Narrow" w:hAnsi="Arial Narrow" w:cs="Arial Narrow"/>
+        </w:rPr>
+        <w:t xml:space="preserve"/>
+      </w:r>
+      <w:r>
+        <w:rPr>
+          <w:rFonts w:ascii="Arial Narrow" w:eastAsia="Arial Narrow" w:hAnsi="Arial Narrow" w:cs="Arial Narrow"/>
+        </w:rPr>
+        <w:t/>
+      </w:r>
+      <w:r>
+        <w:rPr>
+          <w:rFonts w:ascii="Arial Narrow" w:eastAsia="Arial Narrow" w:hAnsi="Arial Narrow" w:cs="Arial Narrow"/>
+        </w:rPr>
+        <w:t/>
       </w:r>
     </w:p>
     <w:p>
@@ -3932,81 +3932,81 @@
           <w:rFonts w:ascii="Arial Narrow" w:eastAsia="Arial Narrow" w:hAnsi="Arial Narrow" w:cs="Arial Narrow"/>
           <w:b/>
         </w:rPr>
-        <w:t>SEGUND</w:t>
-      </w:r>
-      <w:r>
-        <w:rPr>
-          <w:rFonts w:ascii="Arial Narrow" w:eastAsia="Arial Narrow" w:hAnsi="Arial Narrow" w:cs="Arial Narrow"/>
-          <w:b/>
-        </w:rPr>
-        <w:t xml:space="preserve">O: </w:t>
-      </w:r>
-      <w:r>
-        <w:rPr>
-          <w:rFonts w:ascii="Arial Narrow" w:eastAsia="Arial Narrow" w:hAnsi="Arial Narrow" w:cs="Arial Narrow"/>
-          <w:bCs/>
-        </w:rPr>
-        <w:t xml:space="preserve">admitir a trámite la denuncia del </w:t>
-      </w:r>
-      <w:r>
-        <w:rPr>
-          <w:rFonts w:ascii="Arial Narrow" w:eastAsia="Arial Narrow" w:hAnsi="Arial Narrow" w:cs="Arial Narrow"/>
-        </w:rPr>
-        <w:t>28 de mayo de 2025,</w:t>
-      </w:r>
-      <w:r>
-        <w:rPr>
-          <w:rFonts w:ascii="Arial Narrow" w:hAnsi="Arial Narrow"/>
-        </w:rPr>
-        <w:t xml:space="preserve"> </w:t>
-      </w:r>
-      <w:r>
-        <w:rPr>
-          <w:rFonts w:ascii="Arial Narrow" w:eastAsia="Arial Narrow" w:hAnsi="Arial Narrow" w:cs="Arial Narrow"/>
-        </w:rPr>
-        <w:t>subsanado por escrito el 24 de junio de 2025</w:t>
-      </w:r>
-      <w:r>
-        <w:rPr>
-          <w:rFonts w:ascii="Arial Narrow" w:eastAsia="Arial Narrow" w:hAnsi="Arial Narrow" w:cs="Arial Narrow"/>
-          <w:bCs/>
-        </w:rPr>
-        <w:t xml:space="preserve">, interpuesta </w:t>
-      </w:r>
-      <w:r>
-        <w:rPr>
-          <w:rFonts w:ascii="Arial Narrow" w:eastAsia="Arial Narrow" w:hAnsi="Arial Narrow" w:cs="Arial Narrow"/>
-          <w:bCs/>
-        </w:rPr>
-        <w:t>por</w:t>
-      </w:r>
-      <w:r>
-        <w:rPr>
-          <w:rFonts w:ascii="Arial Narrow" w:eastAsia="Arial Narrow" w:hAnsi="Arial Narrow" w:cs="Arial Narrow"/>
-          <w:bCs/>
-        </w:rPr>
-        <w:t xml:space="preserve"> </w:t>
-      </w:r>
-      <w:r>
-        <w:rPr>
-          <w:rFonts w:ascii="Arial Narrow" w:eastAsia="Arial Narrow" w:hAnsi="Arial Narrow" w:cs="Arial Narrow"/>
-          <w:bCs/>
-        </w:rPr>
-        <w:t xml:space="preserve">EPP Seguridad S.A.C. </w:t>
-      </w:r>
-      <w:r>
-        <w:rPr>
-          <w:rFonts w:ascii="Arial Narrow" w:eastAsia="Arial Narrow" w:hAnsi="Arial Narrow" w:cs="Arial Narrow"/>
-          <w:bCs/>
-        </w:rPr>
-        <w:t>contra</w:t>
-      </w:r>
-      <w:r>
-        <w:rPr>
-          <w:rFonts w:ascii="Arial Narrow" w:eastAsia="Arial Narrow" w:hAnsi="Arial Narrow" w:cs="Arial Narrow"/>
-          <w:bCs/>
-        </w:rPr>
-        <w:t xml:space="preserve"> </w:t>
+        <w:t xml:space="preserve">SEGUNDO: admitir a trámite la denuncia del 28 de mayo de 2025, subsanado por escrito el 24 de junio de 2025, interpuesta por [DENUNCIANTE] contra Rímac Seguros y Reaseguros S.A., por lo siguiente:</w:t>
+      </w:r>
+      <w:r>
+        <w:rPr>
+          <w:rFonts w:ascii="Arial Narrow" w:eastAsia="Arial Narrow" w:hAnsi="Arial Narrow" w:cs="Arial Narrow"/>
+          <w:b/>
+        </w:rPr>
+        <w:t xml:space="preserve"/>
+      </w:r>
+      <w:r>
+        <w:rPr>
+          <w:rFonts w:ascii="Arial Narrow" w:eastAsia="Arial Narrow" w:hAnsi="Arial Narrow" w:cs="Arial Narrow"/>
+          <w:bCs/>
+        </w:rPr>
+        <w:t xml:space="preserve"/>
+      </w:r>
+      <w:r>
+        <w:rPr>
+          <w:rFonts w:ascii="Arial Narrow" w:eastAsia="Arial Narrow" w:hAnsi="Arial Narrow" w:cs="Arial Narrow"/>
+        </w:rPr>
+        <w:t/>
+      </w:r>
+      <w:r>
+        <w:rPr>
+          <w:rFonts w:ascii="Arial Narrow" w:hAnsi="Arial Narrow"/>
+        </w:rPr>
+        <w:t xml:space="preserve"/>
+      </w:r>
+      <w:r>
+        <w:rPr>
+          <w:rFonts w:ascii="Arial Narrow" w:eastAsia="Arial Narrow" w:hAnsi="Arial Narrow" w:cs="Arial Narrow"/>
+        </w:rPr>
+        <w:t/>
+      </w:r>
+      <w:r>
+        <w:rPr>
+          <w:rFonts w:ascii="Arial Narrow" w:eastAsia="Arial Narrow" w:hAnsi="Arial Narrow" w:cs="Arial Narrow"/>
+          <w:bCs/>
+        </w:rPr>
+        <w:t xml:space="preserve"/>
+      </w:r>
+      <w:r>
+        <w:rPr>
+          <w:rFonts w:ascii="Arial Narrow" w:eastAsia="Arial Narrow" w:hAnsi="Arial Narrow" w:cs="Arial Narrow"/>
+          <w:bCs/>
+        </w:rPr>
+        <w:t/>
+      </w:r>
+      <w:r>
+        <w:rPr>
+          <w:rFonts w:ascii="Arial Narrow" w:eastAsia="Arial Narrow" w:hAnsi="Arial Narrow" w:cs="Arial Narrow"/>
+          <w:bCs/>
+        </w:rPr>
+        <w:t xml:space="preserve"/>
+      </w:r>
+      <w:r>
+        <w:rPr>
+          <w:rFonts w:ascii="Arial Narrow" w:eastAsia="Arial Narrow" w:hAnsi="Arial Narrow" w:cs="Arial Narrow"/>
+          <w:bCs/>
+        </w:rPr>
+        <w:t xml:space="preserve"/>
+      </w:r>
+      <w:r>
+        <w:rPr>
+          <w:rFonts w:ascii="Arial Narrow" w:eastAsia="Arial Narrow" w:hAnsi="Arial Narrow" w:cs="Arial Narrow"/>
+          <w:bCs/>
+        </w:rPr>
+        <w:t/>
+      </w:r>
+      <w:r>
+        <w:rPr>
+          <w:rFonts w:ascii="Arial Narrow" w:eastAsia="Arial Narrow" w:hAnsi="Arial Narrow" w:cs="Arial Narrow"/>
+          <w:bCs/>
+        </w:rPr>
+        <w:t xml:space="preserve"/>
       </w:r>
       <w:r>
         <w:rPr>
@@ -4014,7 +4014,7 @@
           <w:bCs/>
           <w:spacing w:val="-3"/>
         </w:rPr>
-        <w:t>Rímac Seguros y Reaseguros S.A.</w:t>
+        <w:t/>
       </w:r>
       <w:r>
         <w:rPr>
@@ -4022,7 +4022,7 @@
           <w:rFonts w:ascii="Arial Narrow" w:hAnsi="Arial Narrow"/>
           <w:shd w:val="clear" w:color="auto" w:fill="FFFFFF"/>
         </w:rPr>
-        <w:t>,</w:t>
+        <w:t/>
       </w:r>
       <w:r>
         <w:rPr>
@@ -4030,7 +4030,7 @@
           <w:rFonts w:ascii="Arial Narrow" w:hAnsi="Arial Narrow"/>
           <w:shd w:val="clear" w:color="auto" w:fill="FFFFFF"/>
         </w:rPr>
-        <w:t xml:space="preserve"> por lo siguiente:</w:t>
+        <w:t xml:space="preserve"/>
       </w:r>
     </w:p>
     <w:p>
@@ -5787,7 +5787,7 @@
           <w:b/>
           <w:bCs/>
         </w:rPr>
-        <w:t xml:space="preserve">DÉCIMO </w:t>
+        <w:t xml:space="preserve">DÉCIMO SEGUNDO: requerir a [DENUNCIANTE] para que efectúe el acuse de recibo mediante la confirmación de recepción de la notificación remitida por este despacho a su Casilla Electrónica, dentro de los cinco (5) primeros días hábiles siguientes a la fecha en que recibe la notificación.</w:t>
       </w:r>
       <w:r>
         <w:rPr>
@@ -5795,48 +5795,48 @@
           <w:b/>
           <w:spacing w:val="-3"/>
         </w:rPr>
-        <w:t>SEGUNDO</w:t>
-      </w:r>
-      <w:r>
-        <w:rPr>
-          <w:rFonts w:ascii="Arial Narrow" w:eastAsia="Arial Narrow" w:hAnsi="Arial Narrow" w:cs="Arial Narrow"/>
-          <w:b/>
-          <w:bCs/>
-        </w:rPr>
-        <w:t>:</w:t>
-      </w:r>
-      <w:r>
-        <w:rPr>
-          <w:rFonts w:ascii="Arial Narrow" w:eastAsia="Arial Narrow" w:hAnsi="Arial Narrow" w:cs="Arial Narrow"/>
-        </w:rPr>
-        <w:t xml:space="preserve"> </w:t>
+        <w:t/>
+      </w:r>
+      <w:r>
+        <w:rPr>
+          <w:rFonts w:ascii="Arial Narrow" w:eastAsia="Arial Narrow" w:hAnsi="Arial Narrow" w:cs="Arial Narrow"/>
+          <w:b/>
+          <w:bCs/>
+        </w:rPr>
+        <w:t/>
+      </w:r>
+      <w:r>
+        <w:rPr>
+          <w:rFonts w:ascii="Arial Narrow" w:eastAsia="Arial Narrow" w:hAnsi="Arial Narrow" w:cs="Arial Narrow"/>
+        </w:rPr>
+        <w:t xml:space="preserve"/>
       </w:r>
       <w:r>
         <w:rPr>
           <w:rFonts w:ascii="Arial Narrow" w:hAnsi="Arial Narrow"/>
           <w:color w:val="000000"/>
         </w:rPr>
-        <w:t xml:space="preserve">requerir a </w:t>
-      </w:r>
-      <w:r>
-        <w:rPr>
-          <w:rFonts w:ascii="Arial Narrow" w:eastAsia="Arial Narrow" w:hAnsi="Arial Narrow" w:cs="Arial Narrow"/>
-          <w:bCs/>
-        </w:rPr>
-        <w:t xml:space="preserve">EPP Seguridad S.A.C. </w:t>
+        <w:t xml:space="preserve"/>
+      </w:r>
+      <w:r>
+        <w:rPr>
+          <w:rFonts w:ascii="Arial Narrow" w:eastAsia="Arial Narrow" w:hAnsi="Arial Narrow" w:cs="Arial Narrow"/>
+          <w:bCs/>
+        </w:rPr>
+        <w:t xml:space="preserve"/>
       </w:r>
       <w:r>
         <w:rPr>
           <w:rFonts w:ascii="Arial Narrow" w:hAnsi="Arial Narrow"/>
           <w:shd w:val="clear" w:color="auto" w:fill="FFFFFF"/>
         </w:rPr>
-        <w:t xml:space="preserve">para que </w:t>
+        <w:t xml:space="preserve"/>
       </w:r>
       <w:r>
         <w:rPr>
           <w:rFonts w:ascii="Arial Narrow" w:eastAsia="Calibri" w:hAnsi="Arial Narrow"/>
         </w:rPr>
-        <w:t>efectúe el acuse de recibo mediante la confirmación de recepción de la notificación remitida por este despacho a su Casilla Electrónica, dentro de los cinco (5) primeros días hábiles siguientes a la fecha en que recibe la notificación.</w:t>
+        <w:t/>
       </w:r>
     </w:p>
     <w:p>
@@ -6309,7 +6309,7 @@
           <w:sz w:val="16"/>
           <w:szCs w:val="16"/>
         </w:rPr>
-        <w:t xml:space="preserve">Representada por el señor </w:t>
+        <w:t xml:space="preserve">Representada por el señor [APELLIDO] Omar Valencia Núñez.  </w:t>
       </w:r>
       <w:r>
         <w:rPr>
@@ -6318,7 +6318,7 @@
           <w:sz w:val="16"/>
           <w:szCs w:val="16"/>
         </w:rPr>
-        <w:t>Mario Omar Valencia Núñez</w:t>
+        <w:t/>
       </w:r>
       <w:r>
         <w:rPr>
@@ -6327,7 +6327,7 @@
           <w:sz w:val="16"/>
           <w:szCs w:val="16"/>
         </w:rPr>
-        <w:t>.</w:t>
+        <w:t/>
       </w:r>
       <w:r>
         <w:rPr>
@@ -6336,7 +6336,7 @@
           <w:sz w:val="16"/>
           <w:szCs w:val="16"/>
         </w:rPr>
-        <w:t xml:space="preserve"> </w:t>
+        <w:t xml:space="preserve"/>
       </w:r>
       <w:r>
         <w:rPr>
@@ -6345,7 +6345,7 @@
           <w:sz w:val="16"/>
           <w:szCs w:val="16"/>
         </w:rPr>
-        <w:t xml:space="preserve"> </w:t>
+        <w:t xml:space="preserve"/>
       </w:r>
     </w:p>
   </w:footnote>

--- a/plantillas_maestras/01_seguro_vehicular/negativa_cobertura/2_o_mas_ddos_varios/varon/TPL_1257_2025_SEGURO_VEHICULAR_NEGATIVA_COBERTURA_ASEGURADORA_VARON_R199.docx
+++ b/plantillas_maestras/01_seguro_vehicular/negativa_cobertura/2_o_mas_ddos_varios/varon/TPL_1257_2025_SEGURO_VEHICULAR_NEGATIVA_COBERTURA_ASEGURADORA_VARON_R199.docx
@@ -511,7 +511,7 @@
         <w:rPr>
           <w:rFonts w:ascii="Arial Narrow" w:eastAsia="Arial Narrow" w:hAnsi="Arial Narrow" w:cs="Arial Narrow"/>
         </w:rPr>
-        <w:t xml:space="preserve">Mediante escrito 28 de mayo de 2025, subsanado por escrito el 24 de junio de 2025, [APELLIDO] denunció a Rímac por presuntas infracciones a la Ley  29571, Código de Protección y Defensa del Consumidor (en adelante, Código), señalando lo siguiente:</w:t>
+        <w:t xml:space="preserve">Mediante escrito 28 de mayo de 2025, subsanado por escrito el 24 de junio de 2025, [APELLIDO] denunció a Rímac por presuntas infracciones a la Ley 29571, Código de Protección y Defensa del Consumidor (en adelante, Código), señalando lo siguiente:</w:t>
       </w:r>
       <w:r>
         <w:rPr>
@@ -2753,7 +2753,7 @@
         <w:rPr>
           <w:rFonts w:ascii="Arial Narrow" w:hAnsi="Arial Narrow"/>
         </w:rPr>
-        <w:t xml:space="preserve">En atención a lo expuesto, de conformidad con lo establecido en la Directiva, la Secretaría Técnica considera que corresponde declarar de oficio la confidencialidad de las declaraciones mensuales (PDT-IGV Renta Mensual) del Impuesto General a las Ventas (IGV) e Impuesto a la Renta (IR) completas del ejercicio correspondiente al año 2024 [APELLIDO] que obra en el documento  2 denominado “PDT-IGV RENTA MENSUAL 2024.PDF” de la pieza  6 presentada mediante el escrito del 24 de junio de 2025 del expediente, precisándose que la confidencialidad declarada deberá mantenerse de forma permanente.</w:t>
+        <w:t xml:space="preserve">En atención a lo expuesto, de conformidad con lo establecido en la Directiva, la Secretaría Técnica considera que corresponde declarar de oficio la confidencialidad de las declaraciones mensuales (PDT-IGV Renta Mensual) del Impuesto General a las Ventas (IGV) e Impuesto a la Renta (IR) completas del ejercicio correspondiente al año 2024 [APELLIDO] que obra en el documento 2 denominado “PDT-IGV RENTA MENSUAL 2024.PDF” de la pieza 6 presentada mediante el escrito del 24 de junio de 2025 del expediente, precisándose que la confidencialidad declarada deberá mantenerse de forma permanente.</w:t>
       </w:r>
       <w:r>
         <w:rPr>
@@ -3733,7 +3733,7 @@
           <w:b/>
           <w:bCs/>
         </w:rPr>
-        <w:t xml:space="preserve">PRIMERO: calificar, de oficio, como confidencial la información presentada por [DENUNCIANTE] con su escrito de denuncia del 28 de mayo de 2025, subsanado por escrito el 24 de junio de 2025, la cual obra en el documento  2 denominado “PDT-IGV RENTA MENSUAL 2024.PDF” de la pieza  6 presentada mediante el escrito del 24 de junio de 2025 del expediente, referida a las declaraciones juradas mensuales (PDT-IGV Renta mensual) del Impuesto General a las Ventas (IGV) e Impuesto a la Renta (IR) en el cual consten los ingresos netos mensuales del ejercicio correspondiente al 2024; precisándose que la confidencialidad declarada deberá mantenerse permanentemente.</w:t>
+        <w:t xml:space="preserve">PRIMERO: calificar, de oficio, como confidencial la información presentada por [DENUNCIANTE] con su escrito de denuncia del 28 de mayo de 2025, subsanado por escrito el 24 de junio de 2025, la cual obra en el documento 2 denominado “PDT-IGV RENTA MENSUAL 2024.PDF” de la pieza 6 presentada mediante el escrito del 24 de junio de 2025 del expediente, referida a las declaraciones juradas mensuales (PDT-IGV Renta mensual) del Impuesto General a las Ventas (IGV) e Impuesto a la Renta (IR) en el cual consten los ingresos netos mensuales del ejercicio correspondiente al 2024; precisándose que la confidencialidad declarada deberá mantenerse permanentemente.</w:t>
       </w:r>
       <w:r>
         <w:rPr>
@@ -6309,7 +6309,7 @@
           <w:sz w:val="16"/>
           <w:szCs w:val="16"/>
         </w:rPr>
-        <w:t xml:space="preserve">Representada por el señor [APELLIDO] Omar Valencia Núñez.  </w:t>
+        <w:t xml:space="preserve">Representada por el señor [APELLIDO] . </w:t>
       </w:r>
       <w:r>
         <w:rPr>

--- a/plantillas_maestras/01_seguro_vehicular/negativa_cobertura/2_o_mas_ddos_varios/varon/TPL_1257_2025_SEGURO_VEHICULAR_NEGATIVA_COBERTURA_ASEGURADORA_VARON_R199.docx
+++ b/plantillas_maestras/01_seguro_vehicular/negativa_cobertura/2_o_mas_ddos_varios/varon/TPL_1257_2025_SEGURO_VEHICULAR_NEGATIVA_COBERTURA_ASEGURADORA_VARON_R199.docx
@@ -560,6 +560,7 @@
           <w:rStyle w:val="Refdenotaalpie"/>
           <w:rFonts w:ascii="Arial Narrow" w:hAnsi="Arial Narrow"/>
           <w:lang w:eastAsia="es-ES"/>
+          <w:vertAlign w:val="superscript"/>
         </w:rPr>
         <w:footnoteReference w:id="1"/>
       </w:r>
@@ -2175,6 +2176,7 @@
       </w:r>
       <w:r>
         <w:rPr>
+          <w:rStyle w:val="Refdenotaalpie"/>
           <w:rFonts w:ascii="Arial Narrow" w:hAnsi="Arial Narrow"/>
           <w:vertAlign w:val="superscript"/>
         </w:rPr>
@@ -2261,6 +2263,7 @@
         <w:rPr>
           <w:rStyle w:val="Refdenotaalpie"/>
           <w:rFonts w:ascii="Arial Narrow" w:hAnsi="Arial Narrow"/>
+          <w:vertAlign w:val="superscript"/>
         </w:rPr>
         <w:footnoteReference w:id="3"/>
       </w:r>
@@ -2721,7 +2724,7 @@
       </w:r>
       <w:r>
         <w:rPr>
-          <w:rStyle w:val="normaltextrun"/>
+          <w:rStyle w:val="Refdenotaalpie"/>
           <w:rFonts w:ascii="Arial Narrow" w:hAnsi="Arial Narrow"/>
           <w:vertAlign w:val="superscript"/>
         </w:rPr>
@@ -2964,6 +2967,7 @@
           <w:rStyle w:val="Refdenotaalpie"/>
           <w:rFonts w:ascii="Arial Narrow" w:hAnsi="Arial Narrow"/>
           <w:shd w:val="clear" w:color="auto" w:fill="FFFFFF"/>
+          <w:vertAlign w:val="superscript"/>
         </w:rPr>
         <w:footnoteReference w:id="5"/>
       </w:r>
@@ -3017,6 +3021,7 @@
         <w:rPr>
           <w:rStyle w:val="Refdenotaalpie"/>
           <w:rFonts w:ascii="Arial Narrow" w:hAnsi="Arial Narrow"/>
+          <w:vertAlign w:val="superscript"/>
         </w:rPr>
         <w:footnoteReference w:id="6"/>
       </w:r>
@@ -3124,6 +3129,7 @@
       </w:r>
       <w:r>
         <w:rPr>
+          <w:rStyle w:val="Refdenotaalpie"/>
           <w:rFonts w:ascii="Arial Narrow" w:eastAsia="Arial Narrow" w:hAnsi="Arial Narrow" w:cs="Arial Narrow"/>
           <w:vertAlign w:val="superscript"/>
         </w:rPr>
@@ -3206,6 +3212,7 @@
       </w:r>
       <w:r>
         <w:rPr>
+          <w:rStyle w:val="Refdenotaalpie"/>
           <w:rFonts w:ascii="Arial Narrow" w:eastAsia="Arial Narrow" w:hAnsi="Arial Narrow" w:cs="Arial"/>
           <w:vertAlign w:val="superscript"/>
         </w:rPr>
@@ -3512,6 +3519,7 @@
         <w:rPr>
           <w:rStyle w:val="Refdenotaalpie"/>
           <w:rFonts w:ascii="Arial Narrow" w:eastAsia="Arial Narrow" w:hAnsi="Arial Narrow" w:cs="Arial Narrow"/>
+          <w:vertAlign w:val="superscript"/>
         </w:rPr>
         <w:footnoteReference w:id="9"/>
       </w:r>
@@ -4652,6 +4660,7 @@
         <w:rPr>
           <w:rStyle w:val="Refdenotaalpie"/>
           <w:rFonts w:ascii="Arial Narrow" w:eastAsia="Calibri" w:hAnsi="Arial Narrow" w:cs="Arial"/>
+          <w:vertAlign w:val="superscript"/>
         </w:rPr>
         <w:footnoteReference w:id="10"/>
       </w:r>
@@ -4687,6 +4696,7 @@
           <w:rStyle w:val="Refdenotaalpie"/>
           <w:rFonts w:ascii="Arial Narrow" w:hAnsi="Arial Narrow" w:cs="Arial"/>
           <w:spacing w:val="-2"/>
+          <w:vertAlign w:val="superscript"/>
         </w:rPr>
         <w:footnoteReference w:id="11"/>
       </w:r>
@@ -4945,6 +4955,7 @@
       </w:r>
       <w:r>
         <w:rPr>
+          <w:rStyle w:val="Refdenotaalpie"/>
           <w:rFonts w:ascii="Arial Narrow" w:hAnsi="Arial Narrow"/>
           <w:vertAlign w:val="superscript"/>
         </w:rPr>
@@ -5239,6 +5250,7 @@
       </w:r>
       <w:r>
         <w:rPr>
+          <w:rStyle w:val="Refdenotaalpie"/>
           <w:rFonts w:ascii="Arial Narrow" w:hAnsi="Arial Narrow"/>
           <w:vertAlign w:val="superscript"/>
         </w:rPr>
@@ -5297,6 +5309,7 @@
         <w:rPr>
           <w:rStyle w:val="Refdenotaalpie"/>
           <w:rFonts w:ascii="Arial Narrow" w:eastAsia="Arial Narrow" w:hAnsi="Arial Narrow" w:cs="Arial Narrow"/>
+          <w:vertAlign w:val="superscript"/>
         </w:rPr>
         <w:footnoteReference w:id="14"/>
       </w:r>
@@ -5351,6 +5364,7 @@
       </w:r>
       <w:r>
         <w:rPr>
+          <w:rStyle w:val="Refdenotaalpie"/>
           <w:rFonts w:ascii="Arial Narrow" w:eastAsia="Arial Narrow" w:hAnsi="Arial Narrow" w:cs="Arial"/>
           <w:vertAlign w:val="superscript"/>
         </w:rPr>
@@ -5523,6 +5537,7 @@
         <w:rPr>
           <w:rStyle w:val="Refdenotaalpie"/>
           <w:rFonts w:ascii="Arial Narrow" w:hAnsi="Arial Narrow" w:cs="Arial"/>
+          <w:vertAlign w:val="superscript"/>
         </w:rPr>
         <w:footnoteReference w:id="16"/>
       </w:r>
@@ -5752,6 +5767,7 @@
       </w:r>
       <w:r>
         <w:rPr>
+          <w:rStyle w:val="Refdenotaalpie"/>
           <w:rFonts w:ascii="Arial Narrow" w:hAnsi="Arial Narrow"/>
           <w:vertAlign w:val="superscript"/>
         </w:rPr>
@@ -5958,7 +5974,7 @@
       <w:r>
         <w:rPr>
           <w:rStyle w:val="normaltextrun"/>
-          <w:rFonts w:ascii="Arial" w:hAnsi="Arial" w:cs="Arial"/>
+          <w:rFonts w:ascii="Arial Narrow" w:hAnsi="Arial Narrow" w:cs="Arial"/>
           <w:b/>
           <w:bCs/>
         </w:rPr>
@@ -5977,7 +5993,7 @@
       <w:r>
         <w:rPr>
           <w:rStyle w:val="normaltextrun"/>
-          <w:rFonts w:ascii="Arial" w:hAnsi="Arial" w:cs="Arial"/>
+          <w:rFonts w:ascii="Arial Narrow" w:hAnsi="Arial Narrow" w:cs="Arial"/>
           <w:b/>
           <w:bCs/>
         </w:rPr>
@@ -6098,7 +6114,7 @@
       <w:headerReference w:type="default" r:id="rId12"/>
       <w:footerReference w:type="default" r:id="rId13"/>
       <w:pgSz w:w="11906" w:h="16838"/>
-      <w:pgMar w:top="1985" w:right="1701" w:bottom="1701" w:left="1701" w:header="709" w:footer="709" w:gutter="0"/>
+      <w:pgMar w:top="1417" w:right="1701" w:bottom="1417" w:left="1701" w:header="709" w:footer="709" w:gutter="0"/>
       <w:pgNumType w:start="1"/>
       <w:cols w:space="720"/>
     </w:sectPr>
@@ -6141,7 +6157,7 @@
         <w:tab w:val="right" w:pos="8838"/>
       </w:tabs>
       <w:rPr>
-        <w:rFonts w:ascii="Arial" w:eastAsia="Arial" w:hAnsi="Arial" w:cs="Arial"/>
+        <w:rFonts w:ascii="Arial Narrow" w:eastAsia="Arial" w:hAnsi="Arial Narrow" w:cs="Arial"/>
         <w:color w:val="000000"/>
         <w:sz w:val="16"/>
         <w:szCs w:val="16"/>
@@ -6149,7 +6165,7 @@
     </w:pPr>
     <w:r>
       <w:rPr>
-        <w:rFonts w:ascii="Arial" w:eastAsia="Arial" w:hAnsi="Arial" w:cs="Arial"/>
+        <w:rFonts w:ascii="Arial Narrow" w:eastAsia="Arial" w:hAnsi="Arial Narrow" w:cs="Arial"/>
         <w:color w:val="000000"/>
         <w:sz w:val="16"/>
         <w:szCs w:val="16"/>
@@ -6158,7 +6174,7 @@
     </w:r>
     <w:r>
       <w:rPr>
-        <w:rFonts w:ascii="Arial" w:eastAsia="Arial" w:hAnsi="Arial" w:cs="Arial"/>
+        <w:rFonts w:ascii="Arial Narrow" w:eastAsia="Arial" w:hAnsi="Arial Narrow" w:cs="Arial"/>
         <w:color w:val="000000"/>
         <w:sz w:val="16"/>
         <w:szCs w:val="16"/>
@@ -6187,7 +6203,7 @@
     </w:pPr>
     <w:r>
       <w:rPr>
-        <w:rFonts w:ascii="Arial" w:eastAsia="Arial" w:hAnsi="Arial" w:cs="Arial"/>
+        <w:rFonts w:ascii="Arial Narrow" w:eastAsia="Arial" w:hAnsi="Arial Narrow" w:cs="Arial"/>
         <w:color w:val="000000"/>
         <w:sz w:val="16"/>
         <w:szCs w:val="16"/>
@@ -6196,7 +6212,7 @@
     </w:r>
     <w:r>
       <w:rPr>
-        <w:rFonts w:ascii="Arial" w:eastAsia="Arial" w:hAnsi="Arial" w:cs="Arial"/>
+        <w:rFonts w:ascii="Arial Narrow" w:eastAsia="Arial" w:hAnsi="Arial Narrow" w:cs="Arial"/>
         <w:color w:val="000000"/>
         <w:sz w:val="16"/>
         <w:szCs w:val="16"/>
@@ -6205,7 +6221,7 @@
     </w:r>
     <w:r>
       <w:rPr>
-        <w:rFonts w:ascii="Arial" w:eastAsia="Arial" w:hAnsi="Arial" w:cs="Arial"/>
+        <w:rFonts w:ascii="Arial Narrow" w:eastAsia="Arial" w:hAnsi="Arial Narrow" w:cs="Arial"/>
         <w:color w:val="000000"/>
         <w:sz w:val="16"/>
         <w:szCs w:val="16"/>
@@ -6214,7 +6230,7 @@
     </w:r>
     <w:r>
       <w:rPr>
-        <w:rFonts w:ascii="Arial" w:eastAsia="Arial" w:hAnsi="Arial" w:cs="Arial"/>
+        <w:rFonts w:ascii="Arial Narrow" w:eastAsia="Arial" w:hAnsi="Arial Narrow" w:cs="Arial"/>
         <w:color w:val="000000"/>
         <w:sz w:val="16"/>
         <w:szCs w:val="16"/>
@@ -6223,7 +6239,7 @@
     </w:r>
     <w:r>
       <w:rPr>
-        <w:rFonts w:ascii="Arial" w:eastAsia="Arial" w:hAnsi="Arial" w:cs="Arial"/>
+        <w:rFonts w:ascii="Arial Narrow" w:eastAsia="Arial" w:hAnsi="Arial Narrow" w:cs="Arial"/>
         <w:noProof/>
         <w:color w:val="000000"/>
         <w:sz w:val="16"/>
@@ -6233,7 +6249,7 @@
     </w:r>
     <w:r>
       <w:rPr>
-        <w:rFonts w:ascii="Arial" w:eastAsia="Arial" w:hAnsi="Arial" w:cs="Arial"/>
+        <w:rFonts w:ascii="Arial Narrow" w:eastAsia="Arial" w:hAnsi="Arial Narrow" w:cs="Arial"/>
         <w:color w:val="000000"/>
         <w:sz w:val="16"/>
         <w:szCs w:val="16"/>
@@ -6290,6 +6306,7 @@
           <w:color w:val="000000" w:themeColor="text1"/>
           <w:sz w:val="16"/>
           <w:szCs w:val="16"/>
+          <w:vertAlign w:val="superscript"/>
         </w:rPr>
         <w:footnoteRef/>
       </w:r>
@@ -6362,6 +6379,7 @@
       </w:pPr>
       <w:r>
         <w:rPr>
+          <w:rStyle w:val="Refdenotaalpie"/>
           <w:rFonts w:ascii="Arial Narrow" w:hAnsi="Arial Narrow"/>
           <w:sz w:val="16"/>
           <w:szCs w:val="16"/>
@@ -7146,6 +7164,7 @@
           <w:rFonts w:ascii="Arial Narrow" w:hAnsi="Arial Narrow" w:cs="Arial"/>
           <w:sz w:val="16"/>
           <w:szCs w:val="16"/>
+          <w:vertAlign w:val="superscript"/>
         </w:rPr>
         <w:footnoteRef/>
       </w:r>
@@ -7343,6 +7362,7 @@
       </w:pPr>
       <w:r>
         <w:rPr>
+          <w:rStyle w:val="Refdenotaalpie"/>
           <w:rFonts w:ascii="Arial Narrow" w:hAnsi="Arial Narrow"/>
           <w:sz w:val="16"/>
           <w:szCs w:val="16"/>
@@ -7464,6 +7484,7 @@
           <w:rFonts w:ascii="Arial Narrow" w:hAnsi="Arial Narrow" w:cs="Arial"/>
           <w:sz w:val="16"/>
           <w:szCs w:val="16"/>
+          <w:vertAlign w:val="superscript"/>
         </w:rPr>
         <w:footnoteRef/>
       </w:r>
@@ -7771,6 +7792,7 @@
           <w:rFonts w:ascii="Arial Narrow" w:hAnsi="Arial Narrow" w:cs="Arial"/>
           <w:sz w:val="16"/>
           <w:szCs w:val="16"/>
+          <w:vertAlign w:val="superscript"/>
         </w:rPr>
         <w:footnoteRef/>
       </w:r>
@@ -7997,6 +8019,7 @@
           <w:rFonts w:ascii="Arial Narrow" w:hAnsi="Arial Narrow" w:cs="Arial"/>
           <w:sz w:val="16"/>
           <w:szCs w:val="16"/>
+          <w:vertAlign w:val="superscript"/>
         </w:rPr>
         <w:footnoteRef/>
       </w:r>
@@ -8352,6 +8375,7 @@
           <w:rFonts w:ascii="Arial Narrow" w:hAnsi="Arial Narrow"/>
           <w:sz w:val="16"/>
           <w:szCs w:val="16"/>
+          <w:vertAlign w:val="superscript"/>
         </w:rPr>
         <w:footnoteRef/>
       </w:r>
@@ -8573,6 +8597,7 @@
           <w:rFonts w:ascii="Arial Narrow" w:hAnsi="Arial Narrow"/>
           <w:sz w:val="16"/>
           <w:szCs w:val="16"/>
+          <w:vertAlign w:val="superscript"/>
         </w:rPr>
         <w:footnoteRef/>
       </w:r>
@@ -8919,6 +8944,7 @@
           <w:rFonts w:ascii="Arial Narrow" w:hAnsi="Arial Narrow" w:cs="Arial"/>
           <w:sz w:val="16"/>
           <w:szCs w:val="16"/>
+          <w:vertAlign w:val="superscript"/>
         </w:rPr>
         <w:footnoteRef/>
       </w:r>
@@ -9019,6 +9045,7 @@
           <w:rFonts w:ascii="Arial Narrow" w:hAnsi="Arial Narrow" w:cs="Arial"/>
           <w:sz w:val="16"/>
           <w:szCs w:val="16"/>
+          <w:vertAlign w:val="superscript"/>
         </w:rPr>
         <w:footnoteRef/>
       </w:r>
@@ -9200,6 +9227,7 @@
           <w:rFonts w:ascii="Arial Narrow" w:eastAsia="Arial Narrow" w:hAnsi="Arial Narrow" w:cs="Arial"/>
           <w:sz w:val="16"/>
           <w:szCs w:val="16"/>
+          <w:vertAlign w:val="superscript"/>
         </w:rPr>
         <w:footnoteRef/>
       </w:r>
@@ -9380,6 +9408,7 @@
           <w:rFonts w:ascii="Arial Narrow" w:hAnsi="Arial Narrow"/>
           <w:sz w:val="16"/>
           <w:szCs w:val="16"/>
+          <w:vertAlign w:val="superscript"/>
         </w:rPr>
         <w:footnoteRef/>
       </w:r>
@@ -10739,6 +10768,7 @@
           <w:rFonts w:ascii="Arial Narrow" w:hAnsi="Arial Narrow" w:cs="Arial"/>
           <w:sz w:val="16"/>
           <w:szCs w:val="16"/>
+          <w:vertAlign w:val="superscript"/>
         </w:rPr>
         <w:footnoteRef/>
       </w:r>
@@ -10929,6 +10959,7 @@
           <w:bCs/>
           <w:sz w:val="16"/>
           <w:szCs w:val="16"/>
+          <w:vertAlign w:val="superscript"/>
         </w:rPr>
         <w:footnoteRef/>
       </w:r>
@@ -11075,6 +11106,7 @@
           <w:rFonts w:ascii="Arial Narrow" w:hAnsi="Arial Narrow" w:cs="Arial"/>
           <w:sz w:val="16"/>
           <w:szCs w:val="16"/>
+          <w:vertAlign w:val="superscript"/>
         </w:rPr>
         <w:footnoteRef/>
       </w:r>
@@ -16745,6 +16777,17 @@
       <w:lang w:eastAsia="es-PE"/>
     </w:rPr>
   </w:style>
+  <w:style w:type="character" w:styleId="FootnoteReference">
+    <w:name w:val="footnote reference"/>
+    <w:basedOn w:val="Fuentedeprrafopredeter"/>
+    <w:uiPriority w:val="99"/>
+    <w:semiHidden/>
+    <w:unhideWhenUsed/>
+    <w:rPr>
+      <w:rFonts w:ascii="Arial Narrow" w:hAnsi="Arial Narrow"/>
+      <w:vertAlign w:val="superscript"/>
+    </w:rPr>
+  </w:style>
 </w:styles>
 </file>
 

--- a/plantillas_maestras/01_seguro_vehicular/negativa_cobertura/2_o_mas_ddos_varios/varon/TPL_1257_2025_SEGURO_VEHICULAR_NEGATIVA_COBERTURA_ASEGURADORA_VARON_R199.docx
+++ b/plantillas_maestras/01_seguro_vehicular/negativa_cobertura/2_o_mas_ddos_varios/varon/TPL_1257_2025_SEGURO_VEHICULAR_NEGATIVA_COBERTURA_ASEGURADORA_VARON_R199.docx
@@ -1,8 +1,8 @@
 
 <file path=word/document.xml><?xml version="1.0" encoding="utf-8"?>
-<w:document xmlns:wpc="http://schemas.microsoft.com/office/word/2010/wordprocessingCanvas" xmlns:cx="http://schemas.microsoft.com/office/drawing/2014/chartex" xmlns:cx1="http://schemas.microsoft.com/office/drawing/2015/9/8/chartex" xmlns:cx2="http://schemas.microsoft.com/office/drawing/2015/10/21/chartex" xmlns:cx3="http://schemas.microsoft.com/office/drawing/2016/5/9/chartex" xmlns:cx4="http://schemas.microsoft.com/office/drawing/2016/5/10/chartex" xmlns:cx5="http://schemas.microsoft.com/office/drawing/2016/5/11/chartex" xmlns:cx6="http://schemas.microsoft.com/office/drawing/2016/5/12/chartex" xmlns:cx7="http://schemas.microsoft.com/office/drawing/2016/5/13/chartex" xmlns:cx8="http://schemas.microsoft.com/office/drawing/2016/5/14/chartex" xmlns:mc="http://schemas.openxmlformats.org/markup-compatibility/2006" xmlns:aink="http://schemas.microsoft.com/office/drawing/2016/ink" xmlns:am3d="http://schemas.microsoft.com/office/drawing/2017/model3d" xmlns:o="urn:schemas-microsoft-com:office:office" xmlns:oel="http://schemas.microsoft.com/office/2019/extlst" xmlns:r="http://schemas.openxmlformats.org/officeDocument/2006/relationships" xmlns:m="http://schemas.openxmlformats.org/officeDocument/2006/math" xmlns:v="urn:schemas-microsoft-com:vml" xmlns:wp14="http://schemas.microsoft.com/office/word/2010/wordprocessingDrawing" xmlns:wp="http://schemas.openxmlformats.org/drawingml/2006/wordprocessingDrawing" xmlns:w10="urn:schemas-microsoft-com:office:word" xmlns:w="http://schemas.openxmlformats.org/wordprocessingml/2006/main" xmlns:w14="http://schemas.microsoft.com/office/word/2010/wordml" xmlns:w15="http://schemas.microsoft.com/office/word/2012/wordml" xmlns:w16cex="http://schemas.microsoft.com/office/word/2018/wordml/cex" xmlns:w16cid="http://schemas.microsoft.com/office/word/2016/wordml/cid" xmlns:w16="http://schemas.microsoft.com/office/word/2018/wordml" xmlns:w16du="http://schemas.microsoft.com/office/word/2023/wordml/word16du" xmlns:w16sdtdh="http://schemas.microsoft.com/office/word/2020/wordml/sdtdatahash" xmlns:w16sdtfl="http://schemas.microsoft.com/office/word/2024/wordml/sdtformatlock" xmlns:w16se="http://schemas.microsoft.com/office/word/2015/wordml/symex" xmlns:wpg="http://schemas.microsoft.com/office/word/2010/wordprocessingGroup" xmlns:wpi="http://schemas.microsoft.com/office/word/2010/wordprocessingInk" xmlns:wne="http://schemas.microsoft.com/office/word/2006/wordml" xmlns:wps="http://schemas.microsoft.com/office/word/2010/wordprocessingShape" mc:Ignorable="w14 w15 w16se w16cid w16 w16cex w16sdtdh w16sdtfl w16du wp14">
+<w:document xmlns:ns1="http://schemas.openxmlformats.org/markup-compatibility/2006" xmlns:ns2="http://schemas.microsoft.com/office/word/2010/wordml" xmlns:ns3="http://schemas.openxmlformats.org/officeDocument/2006/relationships" xmlns:w="http://schemas.openxmlformats.org/wordprocessingml/2006/main" ns1:Ignorable="w14 w15 w16se w16cid w16 w16cex w16sdtdh w16sdtfl w16du wp14">
   <w:body>
-    <w:p>
+    <w:p ns2:paraId="2D847E7D" ns2:textId="5A037606">
       <w:pPr>
         <w:tabs>
           <w:tab w:val="left" w:pos="1701"/>
@@ -53,7 +53,7 @@
         <w:t>199-2025/CC1-ST</w:t>
       </w:r>
     </w:p>
-    <w:p>
+    <w:p ns2:paraId="634049D8" ns2:textId="6816D2B7">
       <w:pPr>
         <w:tabs>
           <w:tab w:val="left" w:pos="1701"/>
@@ -104,7 +104,7 @@
         <w:t>1257-2025/CC1</w:t>
       </w:r>
     </w:p>
-    <w:p>
+    <w:p ns2:paraId="345DC840" ns2:textId="1AE3C053">
       <w:pPr>
         <w:tabs>
           <w:tab w:val="left" w:pos="1701"/>
@@ -184,7 +184,7 @@
         <w:t/>
       </w:r>
     </w:p>
-    <w:p>
+    <w:p ns2:paraId="0CD7FE7E" ns2:textId="786FAF83">
       <w:pPr>
         <w:tabs>
           <w:tab w:val="left" w:pos="1701"/>
@@ -264,7 +264,7 @@
         <w:t>)</w:t>
       </w:r>
     </w:p>
-    <w:p>
+    <w:p ns2:paraId="2FCCE269" ns2:textId="615674C7">
       <w:pPr>
         <w:tabs>
           <w:tab w:val="left" w:pos="1701"/>
@@ -316,7 +316,7 @@
         <w:t>CONFIDENCIALIDAD</w:t>
       </w:r>
     </w:p>
-    <w:p>
+    <w:p ns2:paraId="1C9E56B7" ns2:textId="1942410D">
       <w:pPr>
         <w:tabs>
           <w:tab w:val="left" w:pos="1701"/>
@@ -358,7 +358,7 @@
         <w:t>ADMISIÓN A TRÁMITE</w:t>
       </w:r>
     </w:p>
-    <w:p>
+    <w:p ns2:paraId="01717D35" ns2:textId="77777777">
       <w:pPr>
         <w:tabs>
           <w:tab w:val="left" w:pos="1701"/>
@@ -393,7 +393,7 @@
         <w:t>REQUERIMIENTO DE INFORMACIÓN</w:t>
       </w:r>
     </w:p>
-    <w:p>
+    <w:p ns2:paraId="2DFE1131" ns2:textId="77777777">
       <w:pPr>
         <w:jc w:val="both"/>
         <w:rPr>
@@ -404,7 +404,7 @@
         </w:rPr>
       </w:pPr>
     </w:p>
-    <w:p>
+    <w:p ns2:paraId="3B09297A" ns2:textId="66F64516">
       <w:pPr>
         <w:jc w:val="both"/>
         <w:rPr>
@@ -454,7 +454,7 @@
         <w:t>5</w:t>
       </w:r>
     </w:p>
-    <w:p>
+    <w:p ns2:paraId="698913AC" ns2:textId="77777777">
       <w:pPr>
         <w:tabs>
           <w:tab w:val="left" w:pos="1014"/>
@@ -465,7 +465,7 @@
         </w:rPr>
       </w:pPr>
     </w:p>
-    <w:p>
+    <w:p ns2:paraId="4AC48BF8" ns2:textId="77777777">
       <w:pPr>
         <w:numPr>
           <w:ilvl w:val="0"/>
@@ -486,15 +486,15 @@
         <w:t>HECHOS</w:t>
       </w:r>
     </w:p>
-    <w:p>
-      <w:pPr>
-        <w:jc w:val="both"/>
-        <w:rPr>
-          <w:rFonts w:ascii="Arial Narrow" w:eastAsia="Arial Narrow" w:hAnsi="Arial Narrow" w:cs="Arial Narrow"/>
-        </w:rPr>
-      </w:pPr>
-    </w:p>
-    <w:p>
+    <w:p ns2:paraId="713A84CE" ns2:textId="77777777">
+      <w:pPr>
+        <w:jc w:val="both"/>
+        <w:rPr>
+          <w:rFonts w:ascii="Arial Narrow" w:eastAsia="Arial Narrow" w:hAnsi="Arial Narrow" w:cs="Arial Narrow"/>
+        </w:rPr>
+      </w:pPr>
+    </w:p>
+    <w:p ns2:paraId="6F9C91E9" ns2:textId="53CB8746">
       <w:pPr>
         <w:pStyle w:val="Prrafodelista"/>
         <w:numPr>
@@ -609,7 +609,7 @@
         <w:t xml:space="preserve"/>
       </w:r>
     </w:p>
-    <w:p>
+    <w:p ns2:paraId="23F55310" ns2:textId="77777777">
       <w:pPr>
         <w:pBdr>
           <w:top w:val="nil"/>
@@ -625,7 +625,7 @@
       </w:pPr>
       <w:bookmarkStart w:id="0" w:name="_Hlk140588011"/>
     </w:p>
-    <w:p>
+    <w:p ns2:paraId="282D8F3D" ns2:textId="6B6558AF">
       <w:pPr>
         <w:numPr>
           <w:ilvl w:val="2"/>
@@ -822,7 +822,7 @@
         <w:t>pagaría dicha suma sin aplicar mecanismos de valorización.</w:t>
       </w:r>
     </w:p>
-    <w:p>
+    <w:p ns2:paraId="4D10A313" ns2:textId="77777777">
       <w:pPr>
         <w:pBdr>
           <w:top w:val="nil"/>
@@ -838,7 +838,7 @@
         </w:rPr>
       </w:pPr>
     </w:p>
-    <w:p>
+    <w:p ns2:paraId="3F7C1D0D" ns2:textId="14129A8D">
       <w:pPr>
         <w:numPr>
           <w:ilvl w:val="2"/>
@@ -949,7 +949,7 @@
         <w:t>confirmó por correo la recepción del reporte y señaló que tomarían dos días hábiles para verificar la información.</w:t>
       </w:r>
     </w:p>
-    <w:p>
+    <w:p ns2:paraId="2E64B087" ns2:textId="77777777">
       <w:pPr>
         <w:pBdr>
           <w:top w:val="nil"/>
@@ -964,7 +964,7 @@
         </w:rPr>
       </w:pPr>
     </w:p>
-    <w:p>
+    <w:p ns2:paraId="3E923EE5" ns2:textId="56AE5B33">
       <w:pPr>
         <w:numPr>
           <w:ilvl w:val="2"/>
@@ -1033,7 +1033,7 @@
         <w:t xml:space="preserve">para obtener información sobre el estado de la solicitud de cobertura. </w:t>
       </w:r>
     </w:p>
-    <w:p>
+    <w:p ns2:paraId="3BFBA672" ns2:textId="77777777">
       <w:pPr>
         <w:pBdr>
           <w:top w:val="nil"/>
@@ -1048,7 +1048,7 @@
         </w:rPr>
       </w:pPr>
     </w:p>
-    <w:p>
+    <w:p ns2:paraId="5351326D" ns2:textId="3943D2E1">
       <w:pPr>
         <w:numPr>
           <w:ilvl w:val="2"/>
@@ -1182,7 +1182,7 @@
         <w:t xml:space="preserve">. </w:t>
       </w:r>
     </w:p>
-    <w:p>
+    <w:p ns2:paraId="20EE55DB" ns2:textId="77777777">
       <w:pPr>
         <w:pBdr>
           <w:top w:val="nil"/>
@@ -1197,7 +1197,7 @@
         </w:rPr>
       </w:pPr>
     </w:p>
-    <w:p>
+    <w:p ns2:paraId="75EE5D40" ns2:textId="046B0A2B">
       <w:pPr>
         <w:numPr>
           <w:ilvl w:val="2"/>
@@ -1280,7 +1280,7 @@
         <w:t xml:space="preserve">. </w:t>
       </w:r>
     </w:p>
-    <w:p>
+    <w:p ns2:paraId="35A5BC72" ns2:textId="77777777">
       <w:pPr>
         <w:pBdr>
           <w:top w:val="nil"/>
@@ -1295,7 +1295,7 @@
         </w:rPr>
       </w:pPr>
     </w:p>
-    <w:p>
+    <w:p ns2:paraId="73F37292" ns2:textId="157C0D06">
       <w:pPr>
         <w:numPr>
           <w:ilvl w:val="2"/>
@@ -1374,7 +1374,7 @@
         <w:t>emitida Ministerio Público, el cual fue recibido conforme, aunque la aseguradora continuó con demoras no previstas en el contrato.</w:t>
       </w:r>
     </w:p>
-    <w:p>
+    <w:p ns2:paraId="5D7F46D2" ns2:textId="77777777">
       <w:pPr>
         <w:pStyle w:val="Prrafodelista"/>
         <w:rPr>
@@ -1383,7 +1383,7 @@
         </w:rPr>
       </w:pPr>
     </w:p>
-    <w:p>
+    <w:p ns2:paraId="1C251F07" ns2:textId="3CDD532B">
       <w:pPr>
         <w:numPr>
           <w:ilvl w:val="2"/>
@@ -1501,7 +1501,7 @@
         <w:t xml:space="preserve">dicha cláusula no aplicaba en su caso, dado que se trataba de un robo total del vehículo y no de una pérdida parcial o similar. </w:t>
       </w:r>
     </w:p>
-    <w:p>
+    <w:p ns2:paraId="3A9FB665" ns2:textId="77777777">
       <w:pPr>
         <w:pBdr>
           <w:top w:val="nil"/>
@@ -1517,7 +1517,7 @@
         </w:rPr>
       </w:pPr>
     </w:p>
-    <w:p>
+    <w:p ns2:paraId="36B0A2E4" ns2:textId="11CC6B32">
       <w:pPr>
         <w:numPr>
           <w:ilvl w:val="2"/>
@@ -1579,7 +1579,7 @@
         <w:t>contra Rímac para obtener la indemnización por el robo total del vehículo asegurado, señalando que las Condiciones Especiales del contrato establecían claramente la cobertura y que la aseguradora no estaba cumpliendo con lo pactado.</w:t>
       </w:r>
     </w:p>
-    <w:p>
+    <w:p ns2:paraId="426922DB" ns2:textId="77777777">
       <w:pPr>
         <w:pStyle w:val="Prrafodelista"/>
         <w:rPr>
@@ -1587,7 +1587,7 @@
         </w:rPr>
       </w:pPr>
     </w:p>
-    <w:p>
+    <w:p ns2:paraId="358ECD5C" ns2:textId="6DE30C0C">
       <w:pPr>
         <w:numPr>
           <w:ilvl w:val="2"/>
@@ -1726,7 +1726,7 @@
         <w:t xml:space="preserve"> presentar una denuncia administrativa o iniciar un arbitraje de consumo</w:t>
       </w:r>
     </w:p>
-    <w:p>
+    <w:p ns2:paraId="40A0EE25" ns2:textId="77777777">
       <w:pPr>
         <w:pStyle w:val="Prrafodelista"/>
         <w:rPr>
@@ -1734,7 +1734,7 @@
         </w:rPr>
       </w:pPr>
     </w:p>
-    <w:p>
+    <w:p ns2:paraId="56C0E1BD" ns2:textId="1D7B5AC5">
       <w:pPr>
         <w:numPr>
           <w:ilvl w:val="2"/>
@@ -1826,7 +1826,7 @@
         <w:t>.</w:t>
       </w:r>
     </w:p>
-    <w:p>
+    <w:p ns2:paraId="56040719" ns2:textId="77777777">
       <w:pPr>
         <w:pBdr>
           <w:top w:val="nil"/>
@@ -1842,7 +1842,7 @@
         </w:rPr>
       </w:pPr>
     </w:p>
-    <w:p>
+    <w:p ns2:paraId="2B390203" ns2:textId="29CDA70E">
       <w:pPr>
         <w:numPr>
           <w:ilvl w:val="2"/>
@@ -1924,7 +1924,7 @@
         <w:t>se aplicaría un deducible del 20% sobre la indemnización, citando la cláusula "ausencia de control", además de indicar que la indemnización se haría mediante "reposición de unidad" debido a que la suma asegurada era superior al valor comercial del vehículo.</w:t>
       </w:r>
     </w:p>
-    <w:p>
+    <w:p ns2:paraId="748BB242" ns2:textId="2112B76A">
       <w:pPr>
         <w:pBdr>
           <w:top w:val="nil"/>
@@ -1940,7 +1940,7 @@
       </w:pPr>
     </w:p>
     <w:bookmarkEnd w:id="0"/>
-    <w:p>
+    <w:p ns2:paraId="42801DBE" ns2:textId="25430FDA">
       <w:pPr>
         <w:pStyle w:val="Prrafodelista"/>
         <w:numPr>
@@ -2072,7 +2072,7 @@
         <w:t xml:space="preserve"/>
       </w:r>
     </w:p>
-    <w:p>
+    <w:p ns2:paraId="4F144C65" ns2:textId="77777777">
       <w:pPr>
         <w:pBdr>
           <w:top w:val="nil"/>
@@ -2087,7 +2087,7 @@
         </w:rPr>
       </w:pPr>
     </w:p>
-    <w:p>
+    <w:p ns2:paraId="0B7725B9" ns2:textId="49D9DF63">
       <w:pPr>
         <w:pStyle w:val="Prrafodelista"/>
         <w:numPr>
@@ -2109,7 +2109,7 @@
         <w:t>DE LA CONFIDENCIALIDAD DE OFICIO</w:t>
       </w:r>
     </w:p>
-    <w:p>
+    <w:p ns2:paraId="65DE8720" ns2:textId="77777777">
       <w:pPr>
         <w:pStyle w:val="Prrafodelista"/>
         <w:ind w:left="567"/>
@@ -2120,7 +2120,7 @@
         </w:rPr>
       </w:pPr>
     </w:p>
-    <w:p>
+    <w:p ns2:paraId="68902A3D" ns2:textId="0709A52F">
       <w:pPr>
         <w:pStyle w:val="Prrafodelista"/>
         <w:numPr>
@@ -2189,7 +2189,7 @@
         <w:t>.</w:t>
       </w:r>
     </w:p>
-    <w:p>
+    <w:p ns2:paraId="2D57CDC0" ns2:textId="77777777">
       <w:pPr>
         <w:pStyle w:val="Prrafodelista"/>
         <w:ind w:left="567"/>
@@ -2199,7 +2199,7 @@
         </w:rPr>
       </w:pPr>
     </w:p>
-    <w:p>
+    <w:p ns2:paraId="1CB70F3F" ns2:textId="77777777">
       <w:pPr>
         <w:pStyle w:val="Prrafodelista"/>
         <w:numPr>
@@ -2219,7 +2219,7 @@
         <w:t>Asimismo, el literal d) del numeral 2.1 del artículo 2 de la Directiva señala que podrá ser confidencial la información declarada como reservada por ley, tales como la información proveniente de los datos personales, de terceras personas ajenas al procedimiento; y, la protegida por la regulación del secreto bancario, tributario, comercial, industrial, empresarial, tecnológico y bursátil.</w:t>
       </w:r>
     </w:p>
-    <w:p>
+    <w:p ns2:paraId="35D09710" ns2:textId="77777777">
       <w:pPr>
         <w:pStyle w:val="Prrafodelista"/>
         <w:jc w:val="both"/>
@@ -2228,7 +2228,7 @@
         </w:rPr>
       </w:pPr>
     </w:p>
-    <w:p>
+    <w:p ns2:paraId="717BEE00" ns2:textId="1812B53F">
       <w:pPr>
         <w:pStyle w:val="Prrafodelista"/>
         <w:numPr>
@@ -2274,7 +2274,7 @@
         <w:t>, considerando lo establecido en el numeral 3.3, conforme lo siguiente:</w:t>
       </w:r>
     </w:p>
-    <w:p>
+    <w:p ns2:paraId="3A666498" ns2:textId="77777777">
       <w:pPr>
         <w:pStyle w:val="NormalWeb"/>
         <w:spacing w:after="0" w:line="240" w:lineRule="auto"/>
@@ -2284,7 +2284,7 @@
         </w:rPr>
       </w:pPr>
     </w:p>
-    <w:p>
+    <w:p ns2:paraId="052DF8F5" ns2:textId="77777777">
       <w:pPr>
         <w:pStyle w:val="NormalWeb"/>
         <w:spacing w:after="0" w:line="240" w:lineRule="auto"/>
@@ -2314,7 +2314,7 @@
         <w:t>Al resolver respecto de la confidencialidad de la información, la autoridad competente deberá motivar su determinación al respecto, considerando:</w:t>
       </w:r>
     </w:p>
-    <w:p>
+    <w:p ns2:paraId="4FB48B65" ns2:textId="77777777">
       <w:pPr>
         <w:pStyle w:val="NormalWeb"/>
         <w:spacing w:after="0" w:line="240" w:lineRule="auto"/>
@@ -2331,7 +2331,7 @@
         <w:t>     </w:t>
       </w:r>
     </w:p>
-    <w:p>
+    <w:p ns2:paraId="5C548AF7" ns2:textId="77777777">
       <w:pPr>
         <w:pStyle w:val="NormalWeb"/>
         <w:spacing w:after="0" w:line="240" w:lineRule="auto"/>
@@ -2361,7 +2361,7 @@
         <w:t>La pertinencia de la información para la evaluación o resolución de la materia controvertida en el procedimiento.</w:t>
       </w:r>
     </w:p>
-    <w:p>
+    <w:p ns2:paraId="32640770" ns2:textId="77777777">
       <w:pPr>
         <w:pStyle w:val="NormalWeb"/>
         <w:spacing w:after="0" w:line="240" w:lineRule="auto"/>
@@ -2374,7 +2374,7 @@
         </w:rPr>
       </w:pPr>
     </w:p>
-    <w:p>
+    <w:p ns2:paraId="427E2822" ns2:textId="77777777">
       <w:pPr>
         <w:pStyle w:val="NormalWeb"/>
         <w:spacing w:after="0" w:line="240" w:lineRule="auto"/>
@@ -2408,7 +2408,7 @@
         <w:t>.</w:t>
       </w:r>
     </w:p>
-    <w:p>
+    <w:p ns2:paraId="7CD66F06" ns2:textId="77777777">
       <w:pPr>
         <w:pStyle w:val="NormalWeb"/>
         <w:spacing w:after="0" w:line="240" w:lineRule="auto"/>
@@ -2431,7 +2431,7 @@
         <w:tab/>
       </w:r>
     </w:p>
-    <w:p>
+    <w:p ns2:paraId="496E2EBE" ns2:textId="77777777">
       <w:pPr>
         <w:pStyle w:val="NormalWeb"/>
         <w:spacing w:after="0" w:line="240" w:lineRule="auto"/>
@@ -2452,7 +2452,7 @@
         <w:t>No se considerará confidencial la información hecha pública por mandato legal o voluntariamente para generar transparencia en el mercado, ni aquella entregada previamente a entidades u organismos responsables para su divulgación.</w:t>
       </w:r>
     </w:p>
-    <w:p>
+    <w:p ns2:paraId="230408B7" ns2:textId="77777777">
       <w:pPr>
         <w:pStyle w:val="NormalWeb"/>
         <w:spacing w:after="0" w:line="240" w:lineRule="auto"/>
@@ -2465,7 +2465,7 @@
         </w:rPr>
       </w:pPr>
     </w:p>
-    <w:p>
+    <w:p ns2:paraId="6CCF1837" ns2:textId="77777777">
       <w:pPr>
         <w:pStyle w:val="NormalWeb"/>
         <w:spacing w:after="0" w:line="240" w:lineRule="auto"/>
@@ -2495,7 +2495,7 @@
         <w:t>La afectación que podría causar la divulgación de la información a su poseedor. La carga de la prueba recaerá sobre el potencial afectado.”</w:t>
       </w:r>
     </w:p>
-    <w:p>
+    <w:p ns2:paraId="5FE0D79C" ns2:textId="77777777">
       <w:pPr>
         <w:ind w:left="567" w:hanging="567"/>
         <w:jc w:val="both"/>
@@ -2504,7 +2504,7 @@
         </w:rPr>
       </w:pPr>
     </w:p>
-    <w:p>
+    <w:p ns2:paraId="4FBC6F96" ns2:textId="77777777">
       <w:pPr>
         <w:ind w:left="567" w:hanging="567"/>
         <w:jc w:val="both"/>
@@ -2532,7 +2532,7 @@
         <w:t>Aplicación al caso concreto</w:t>
       </w:r>
     </w:p>
-    <w:p>
+    <w:p ns2:paraId="0B11A743" ns2:textId="77777777">
       <w:pPr>
         <w:ind w:left="567" w:hanging="567"/>
         <w:jc w:val="both"/>
@@ -2541,7 +2541,7 @@
         </w:rPr>
       </w:pPr>
     </w:p>
-    <w:p>
+    <w:p ns2:paraId="56D5BB85" ns2:textId="7FF75334">
       <w:pPr>
         <w:pStyle w:val="Prrafodelista"/>
         <w:numPr>
@@ -2668,7 +2668,7 @@
         <w:t xml:space="preserve"/>
       </w:r>
     </w:p>
-    <w:p>
+    <w:p ns2:paraId="3633D5E3" ns2:textId="77777777">
       <w:pPr>
         <w:pStyle w:val="Prrafodelista"/>
         <w:ind w:left="567"/>
@@ -2678,7 +2678,7 @@
         </w:rPr>
       </w:pPr>
     </w:p>
-    <w:p>
+    <w:p ns2:paraId="09022663" ns2:textId="6486AB2D">
       <w:pPr>
         <w:pStyle w:val="Prrafodelista"/>
         <w:numPr>
@@ -2731,15 +2731,15 @@
         <w:footnoteReference w:id="4"/>
       </w:r>
     </w:p>
-    <w:p>
-      <w:pPr>
-        <w:jc w:val="both"/>
-        <w:rPr>
-          <w:rFonts w:ascii="Arial Narrow" w:hAnsi="Arial Narrow"/>
-        </w:rPr>
-      </w:pPr>
-    </w:p>
-    <w:p>
+    <w:p ns2:paraId="7E3D5B57" ns2:textId="77777777">
+      <w:pPr>
+        <w:jc w:val="both"/>
+        <w:rPr>
+          <w:rFonts w:ascii="Arial Narrow" w:hAnsi="Arial Narrow"/>
+        </w:rPr>
+      </w:pPr>
+    </w:p>
+    <w:p ns2:paraId="582B533D" ns2:textId="60618F01">
       <w:pPr>
         <w:pStyle w:val="Prrafodelista"/>
         <w:numPr>
@@ -2929,7 +2929,7 @@
         <w:t/>
       </w:r>
     </w:p>
-    <w:p>
+    <w:p ns2:paraId="2F68CD60" ns2:textId="77777777">
       <w:pPr>
         <w:pStyle w:val="Prrafodelista"/>
         <w:ind w:left="567"/>
@@ -2940,7 +2940,7 @@
         </w:rPr>
       </w:pPr>
     </w:p>
-    <w:p>
+    <w:p ns2:paraId="52E87485" ns2:textId="101FCF85">
       <w:pPr>
         <w:pStyle w:val="Prrafodelista"/>
         <w:numPr>
@@ -2980,7 +2980,7 @@
         <w:t xml:space="preserve"> que rige los procedimientos administrativos.</w:t>
       </w:r>
     </w:p>
-    <w:p>
+    <w:p ns2:paraId="46B07640" ns2:textId="77777777">
       <w:pPr>
         <w:pStyle w:val="Prrafodelista"/>
         <w:ind w:left="567"/>
@@ -2991,7 +2991,7 @@
         </w:rPr>
       </w:pPr>
     </w:p>
-    <w:p>
+    <w:p ns2:paraId="4CA66804" ns2:textId="59B6D336">
       <w:pPr>
         <w:pStyle w:val="Prrafodelista"/>
         <w:numPr>
@@ -3032,23 +3032,23 @@
         <w:t/>
       </w:r>
     </w:p>
-    <w:p>
-      <w:pPr>
-        <w:jc w:val="both"/>
-        <w:rPr>
-          <w:rFonts w:ascii="Arial Narrow" w:hAnsi="Arial Narrow"/>
-        </w:rPr>
-      </w:pPr>
-    </w:p>
-    <w:p>
-      <w:pPr>
-        <w:jc w:val="both"/>
-        <w:rPr>
-          <w:rFonts w:ascii="Arial Narrow" w:hAnsi="Arial Narrow"/>
-        </w:rPr>
-      </w:pPr>
-    </w:p>
-    <w:p>
+    <w:p ns2:paraId="23B40812" ns2:textId="77777777">
+      <w:pPr>
+        <w:jc w:val="both"/>
+        <w:rPr>
+          <w:rFonts w:ascii="Arial Narrow" w:hAnsi="Arial Narrow"/>
+        </w:rPr>
+      </w:pPr>
+    </w:p>
+    <w:p ns2:paraId="0E208EA1" ns2:textId="77777777">
+      <w:pPr>
+        <w:jc w:val="both"/>
+        <w:rPr>
+          <w:rFonts w:ascii="Arial Narrow" w:hAnsi="Arial Narrow"/>
+        </w:rPr>
+      </w:pPr>
+    </w:p>
+    <w:p ns2:paraId="0C905DA1" ns2:textId="37D7F064">
       <w:pPr>
         <w:pStyle w:val="Prrafodelista"/>
         <w:numPr>
@@ -3078,15 +3078,15 @@
         <w:t>DE LA ADMISIÓN A TRÁMITE DE LA DENUNCIA</w:t>
       </w:r>
     </w:p>
-    <w:p>
-      <w:pPr>
-        <w:jc w:val="both"/>
-        <w:rPr>
-          <w:rFonts w:ascii="Arial Narrow" w:eastAsia="Arial Narrow" w:hAnsi="Arial Narrow" w:cs="Arial Narrow"/>
-        </w:rPr>
-      </w:pPr>
-    </w:p>
-    <w:p>
+    <w:p ns2:paraId="19649EC4" ns2:textId="77777777">
+      <w:pPr>
+        <w:jc w:val="both"/>
+        <w:rPr>
+          <w:rFonts w:ascii="Arial Narrow" w:eastAsia="Arial Narrow" w:hAnsi="Arial Narrow" w:cs="Arial Narrow"/>
+        </w:rPr>
+      </w:pPr>
+    </w:p>
+    <w:p ns2:paraId="1FFCF8C5" ns2:textId="585BA870">
       <w:pPr>
         <w:pStyle w:val="Prrafodelista"/>
         <w:numPr>
@@ -3225,15 +3225,15 @@
         <w:t>.</w:t>
       </w:r>
     </w:p>
-    <w:p>
-      <w:pPr>
-        <w:jc w:val="both"/>
-        <w:rPr>
-          <w:rFonts w:ascii="Arial Narrow" w:eastAsia="Arial Narrow" w:hAnsi="Arial Narrow" w:cs="Arial Narrow"/>
-        </w:rPr>
-      </w:pPr>
-    </w:p>
-    <w:p>
+    <w:p ns2:paraId="46E05EFB" ns2:textId="77777777">
+      <w:pPr>
+        <w:jc w:val="both"/>
+        <w:rPr>
+          <w:rFonts w:ascii="Arial Narrow" w:eastAsia="Arial Narrow" w:hAnsi="Arial Narrow" w:cs="Arial Narrow"/>
+        </w:rPr>
+      </w:pPr>
+    </w:p>
+    <w:p ns2:paraId="39E96FE5" ns2:textId="2CA8E34A">
       <w:pPr>
         <w:pStyle w:val="Prrafodelista"/>
         <w:numPr>
@@ -3405,7 +3405,7 @@
         <w:t xml:space="preserve"> del Código.</w:t>
       </w:r>
     </w:p>
-    <w:p>
+    <w:p ns2:paraId="73F3F519" ns2:textId="77777777">
       <w:pPr>
         <w:pStyle w:val="Prrafodelista"/>
         <w:ind w:left="567"/>
@@ -3415,7 +3415,7 @@
         </w:rPr>
       </w:pPr>
     </w:p>
-    <w:p>
+    <w:p ns2:paraId="3281C94B" ns2:textId="15A08503">
       <w:pPr>
         <w:pStyle w:val="Prrafodelista"/>
         <w:numPr>
@@ -3435,7 +3435,7 @@
         <w:t>En tanto la denuncia reúne los requisitos establecidos por la norma citada, corresponde admitirla a trámite.</w:t>
       </w:r>
     </w:p>
-    <w:p>
+    <w:p ns2:paraId="01F0B2E8" ns2:textId="77777777">
       <w:pPr>
         <w:pBdr>
           <w:top w:val="nil"/>
@@ -3450,7 +3450,7 @@
         </w:rPr>
       </w:pPr>
     </w:p>
-    <w:p>
+    <w:p ns2:paraId="733EEF6D" ns2:textId="6C68D355">
       <w:pPr>
         <w:pStyle w:val="Prrafodelista"/>
         <w:numPr>
@@ -3479,7 +3479,7 @@
         <w:t>REQUERIMIENTO DE INFORMACIÓN</w:t>
       </w:r>
     </w:p>
-    <w:p>
+    <w:p ns2:paraId="50741013" ns2:textId="77777777">
       <w:pPr>
         <w:pBdr>
           <w:top w:val="nil"/>
@@ -3496,7 +3496,7 @@
         </w:rPr>
       </w:pPr>
     </w:p>
-    <w:p>
+    <w:p ns2:paraId="1BCEC533" ns2:textId="5F69DB56">
       <w:pPr>
         <w:pStyle w:val="Prrafodelista"/>
         <w:numPr>
@@ -3675,15 +3675,15 @@
         <w:t xml:space="preserve">. </w:t>
       </w:r>
     </w:p>
-    <w:p>
-      <w:pPr>
-        <w:jc w:val="both"/>
-        <w:rPr>
-          <w:rFonts w:ascii="Arial Narrow" w:hAnsi="Arial Narrow"/>
-        </w:rPr>
-      </w:pPr>
-    </w:p>
-    <w:p>
+    <w:p ns2:paraId="0D137131" ns2:textId="77777777">
+      <w:pPr>
+        <w:jc w:val="both"/>
+        <w:rPr>
+          <w:rFonts w:ascii="Arial Narrow" w:hAnsi="Arial Narrow"/>
+        </w:rPr>
+      </w:pPr>
+    </w:p>
+    <w:p ns2:paraId="13303696" ns2:textId="77777777">
       <w:pPr>
         <w:numPr>
           <w:ilvl w:val="0"/>
@@ -3711,7 +3711,7 @@
         <w:t>RESOLUCIÓN DE LA SECRETARÍA TÉCNICA</w:t>
       </w:r>
     </w:p>
-    <w:p>
+    <w:p ns2:paraId="3BAAC97F" ns2:textId="77777777">
       <w:pPr>
         <w:pBdr>
           <w:top w:val="nil"/>
@@ -3728,7 +3728,7 @@
         </w:rPr>
       </w:pPr>
     </w:p>
-    <w:p>
+    <w:p ns2:paraId="4EC40022" ns2:textId="0D28F043">
       <w:pPr>
         <w:jc w:val="both"/>
         <w:rPr>
@@ -3917,16 +3917,16 @@
         <w:t/>
       </w:r>
     </w:p>
-    <w:p>
-      <w:pPr>
-        <w:jc w:val="both"/>
-        <w:rPr>
-          <w:rFonts w:ascii="Arial Narrow" w:eastAsia="Arial Narrow" w:hAnsi="Arial Narrow" w:cs="Arial Narrow"/>
-          <w:b/>
-        </w:rPr>
-      </w:pPr>
-    </w:p>
-    <w:p>
+    <w:p ns2:paraId="692F717C" ns2:textId="77777777">
+      <w:pPr>
+        <w:jc w:val="both"/>
+        <w:rPr>
+          <w:rFonts w:ascii="Arial Narrow" w:eastAsia="Arial Narrow" w:hAnsi="Arial Narrow" w:cs="Arial Narrow"/>
+          <w:b/>
+        </w:rPr>
+      </w:pPr>
+    </w:p>
+    <w:p ns2:paraId="151EBC89" ns2:textId="03E841FA">
       <w:pPr>
         <w:jc w:val="both"/>
         <w:rPr>
@@ -4041,7 +4041,7 @@
         <w:t xml:space="preserve"/>
       </w:r>
     </w:p>
-    <w:p>
+    <w:p ns2:paraId="7242263E" ns2:textId="77777777">
       <w:pPr>
         <w:jc w:val="both"/>
         <w:rPr>
@@ -4051,7 +4051,7 @@
         </w:rPr>
       </w:pPr>
     </w:p>
-    <w:p>
+    <w:p ns2:paraId="653CBA92" ns2:textId="68615FDE">
       <w:pPr>
         <w:pStyle w:val="Prrafodelista"/>
         <w:numPr>
@@ -4162,7 +4162,7 @@
         <w:t>, pese a ser la compañía más sancionada.</w:t>
       </w:r>
     </w:p>
-    <w:p>
+    <w:p ns2:paraId="4F8CBFAD" ns2:textId="77777777">
       <w:pPr>
         <w:pBdr>
           <w:top w:val="nil"/>
@@ -4177,7 +4177,7 @@
         </w:rPr>
       </w:pPr>
     </w:p>
-    <w:p>
+    <w:p ns2:paraId="4F10D257" ns2:textId="5AB481AB">
       <w:pPr>
         <w:pStyle w:val="Prrafodelista"/>
         <w:numPr>
@@ -4347,7 +4347,7 @@
         <w:t>.</w:t>
       </w:r>
     </w:p>
-    <w:p>
+    <w:p ns2:paraId="36C56DC4" ns2:textId="77777777">
       <w:pPr>
         <w:pBdr>
           <w:top w:val="nil"/>
@@ -4362,7 +4362,7 @@
         </w:rPr>
       </w:pPr>
     </w:p>
-    <w:p>
+    <w:p ns2:paraId="29C4DA0A" ns2:textId="22E107CE">
       <w:pPr>
         <w:jc w:val="both"/>
         <w:rPr>
@@ -4422,15 +4422,15 @@
         <w:t xml:space="preserve">. </w:t>
       </w:r>
     </w:p>
-    <w:p>
-      <w:pPr>
-        <w:jc w:val="both"/>
-        <w:rPr>
-          <w:rFonts w:ascii="Arial Narrow" w:eastAsia="Arial Narrow" w:hAnsi="Arial Narrow" w:cs="Arial Narrow"/>
-        </w:rPr>
-      </w:pPr>
-    </w:p>
-    <w:p>
+    <w:p ns2:paraId="03EB0BD9" ns2:textId="77777777">
+      <w:pPr>
+        <w:jc w:val="both"/>
+        <w:rPr>
+          <w:rFonts w:ascii="Arial Narrow" w:eastAsia="Arial Narrow" w:hAnsi="Arial Narrow" w:cs="Arial Narrow"/>
+        </w:rPr>
+      </w:pPr>
+    </w:p>
+    <w:p ns2:paraId="2DC92C85" ns2:textId="335A9E42">
       <w:pPr>
         <w:jc w:val="both"/>
         <w:rPr>
@@ -4490,7 +4490,7 @@
       </w:r>
     </w:p>
     <w:bookmarkEnd w:id="5"/>
-    <w:p>
+    <w:p ns2:paraId="19BDC2CF" ns2:textId="77777777">
       <w:pPr>
         <w:autoSpaceDE w:val="0"/>
         <w:autoSpaceDN w:val="0"/>
@@ -4501,7 +4501,7 @@
         </w:rPr>
       </w:pPr>
     </w:p>
-    <w:p>
+    <w:p ns2:paraId="1FE74689" ns2:textId="77777777">
       <w:pPr>
         <w:widowControl w:val="0"/>
         <w:numPr>
@@ -4521,7 +4521,7 @@
         <w:t xml:space="preserve">Presentar documentos que acrediten su inscripción en los Registros Públicos o una declaración jurada que indique que cuenta con dicha inscripción; </w:t>
       </w:r>
     </w:p>
-    <w:p>
+    <w:p ns2:paraId="0689A641" ns2:textId="77777777">
       <w:pPr>
         <w:widowControl w:val="0"/>
         <w:ind w:left="567" w:hanging="567"/>
@@ -4531,7 +4531,7 @@
         </w:rPr>
       </w:pPr>
     </w:p>
-    <w:p>
+    <w:p ns2:paraId="69BBACBB" ns2:textId="77777777">
       <w:pPr>
         <w:widowControl w:val="0"/>
         <w:numPr>
@@ -4552,7 +4552,7 @@
       </w:r>
       <w:bookmarkStart w:id="6" w:name="_Hlk136949140"/>
     </w:p>
-    <w:p>
+    <w:p ns2:paraId="5FDE66B6" ns2:textId="77777777">
       <w:pPr>
         <w:widowControl w:val="0"/>
         <w:ind w:left="567"/>
@@ -4562,7 +4562,7 @@
         </w:rPr>
       </w:pPr>
     </w:p>
-    <w:p>
+    <w:p ns2:paraId="721739B8" ns2:textId="77777777">
       <w:pPr>
         <w:widowControl w:val="0"/>
         <w:numPr>
@@ -4582,7 +4582,7 @@
         <w:t>consignar el Número de Registro Único de Contribuyentes (RUC);</w:t>
       </w:r>
     </w:p>
-    <w:p>
+    <w:p ns2:paraId="000E2D60" ns2:textId="77777777">
       <w:pPr>
         <w:widowControl w:val="0"/>
         <w:ind w:left="567"/>
@@ -4592,7 +4592,7 @@
         </w:rPr>
       </w:pPr>
     </w:p>
-    <w:p>
+    <w:p ns2:paraId="3AEF7426" ns2:textId="77777777">
       <w:pPr>
         <w:widowControl w:val="0"/>
         <w:numPr>
@@ -4613,7 +4613,7 @@
       </w:r>
       <w:bookmarkStart w:id="7" w:name="_Hlk136948279"/>
     </w:p>
-    <w:p>
+    <w:p ns2:paraId="0F479918" ns2:textId="77777777">
       <w:pPr>
         <w:widowControl w:val="0"/>
         <w:ind w:left="567"/>
@@ -4623,7 +4623,7 @@
         </w:rPr>
       </w:pPr>
     </w:p>
-    <w:p>
+    <w:p ns2:paraId="48C8F32D" ns2:textId="77777777">
       <w:pPr>
         <w:widowControl w:val="0"/>
         <w:numPr>
@@ -4710,267 +4710,45 @@
       <w:bookmarkEnd w:id="7"/>
     </w:p>
     <w:bookmarkEnd w:id="6"/>
+    <w:p ns2:paraId="6025EDCC" ns2:textId="77777777">
+      <w:pPr>
+        <w:jc w:val="both"/>
+        <w:rPr>
+          <w:rFonts w:ascii="Arial Narrow" w:hAnsi="Arial Narrow" w:cs="Arial"/>
+          <w:b/>
+          <w:bCs/>
+          <w:lang w:eastAsia="es-ES"/>
+        </w:rPr>
+      </w:pPr>
+    </w:p>
     <w:p>
       <w:pPr>
         <w:jc w:val="both"/>
         <w:rPr>
-          <w:rFonts w:ascii="Arial Narrow" w:hAnsi="Arial Narrow" w:cs="Arial"/>
-          <w:b/>
-          <w:bCs/>
-          <w:lang w:eastAsia="es-ES"/>
-        </w:rPr>
-      </w:pPr>
-    </w:p>
-    <w:p>
-      <w:pPr>
-        <w:jc w:val="both"/>
-        <w:rPr>
-          <w:rFonts w:ascii="Arial Narrow" w:eastAsia="Arial Narrow" w:hAnsi="Arial Narrow" w:cs="Arial Narrow"/>
-        </w:rPr>
-      </w:pPr>
-      <w:r>
-        <w:rPr>
-          <w:rFonts w:ascii="Arial Narrow" w:hAnsi="Arial Narrow" w:cs="Arial"/>
-          <w:b/>
-          <w:bCs/>
-          <w:lang w:eastAsia="es-ES"/>
-        </w:rPr>
-        <w:t>QUIN</w:t>
-      </w:r>
-      <w:r>
-        <w:rPr>
-          <w:rFonts w:ascii="Arial Narrow" w:hAnsi="Arial Narrow" w:cs="Arial"/>
-          <w:b/>
-          <w:bCs/>
-          <w:lang w:eastAsia="es-ES"/>
-        </w:rPr>
-        <w:t>TO</w:t>
-      </w:r>
-      <w:r>
-        <w:rPr>
-          <w:rFonts w:ascii="Arial Narrow" w:hAnsi="Arial Narrow"/>
-        </w:rPr>
-        <w:t xml:space="preserve">: </w:t>
-      </w:r>
-      <w:r>
-        <w:rPr>
-          <w:rFonts w:ascii="Arial Narrow" w:hAnsi="Arial Narrow" w:cs="Arial"/>
-          <w:lang w:val="es-ES" w:eastAsia="es-ES"/>
-        </w:rPr>
-        <w:t>correr traslado de la denuncia interpuesta el</w:t>
-      </w:r>
-      <w:r>
-        <w:rPr>
-          <w:rFonts w:ascii="Arial Narrow" w:hAnsi="Arial Narrow" w:cs="Arial"/>
-          <w:lang w:val="es-ES" w:eastAsia="es-ES"/>
-        </w:rPr>
-        <w:t xml:space="preserve"> </w:t>
-      </w:r>
-      <w:r>
-        <w:rPr>
-          <w:rFonts w:ascii="Arial Narrow" w:eastAsia="Arial Narrow" w:hAnsi="Arial Narrow" w:cs="Arial Narrow"/>
-        </w:rPr>
-        <w:t>28 de mayo de 2025,</w:t>
-      </w:r>
-      <w:r>
-        <w:rPr>
-          <w:rFonts w:ascii="Arial Narrow" w:hAnsi="Arial Narrow"/>
-        </w:rPr>
-        <w:t xml:space="preserve"> </w:t>
-      </w:r>
-      <w:bookmarkStart w:id="8" w:name="_Hlk202511674"/>
-      <w:r>
-        <w:rPr>
-          <w:rFonts w:ascii="Arial Narrow" w:eastAsia="Arial Narrow" w:hAnsi="Arial Narrow" w:cs="Arial Narrow"/>
-        </w:rPr>
-        <w:t>subsanado por escrito el 24 de junio de 2025</w:t>
-      </w:r>
-      <w:r>
-        <w:rPr>
-          <w:rFonts w:ascii="Arial Narrow" w:eastAsia="Arial Narrow" w:hAnsi="Arial Narrow" w:cs="Arial Narrow"/>
-        </w:rPr>
-        <w:t xml:space="preserve"> (parte no confidencial)</w:t>
-      </w:r>
-      <w:r>
-        <w:rPr>
-          <w:rFonts w:ascii="Arial Narrow" w:eastAsia="Arial Narrow" w:hAnsi="Arial Narrow" w:cs="Arial Narrow"/>
-        </w:rPr>
-        <w:t>,</w:t>
-      </w:r>
-      <w:r>
-        <w:rPr>
-          <w:rFonts w:ascii="Arial Narrow" w:hAnsi="Arial Narrow" w:cs="Arial"/>
-          <w:lang w:val="es-ES" w:eastAsia="es-ES"/>
-        </w:rPr>
-        <w:t xml:space="preserve"> </w:t>
-      </w:r>
-      <w:bookmarkEnd w:id="8"/>
-      <w:r>
-        <w:rPr>
-          <w:rFonts w:ascii="Arial Narrow" w:hAnsi="Arial Narrow" w:cs="Arial"/>
-          <w:lang w:val="es-ES" w:eastAsia="es-ES"/>
-        </w:rPr>
-        <w:t xml:space="preserve">a </w:t>
-      </w:r>
-      <w:r>
-        <w:rPr>
-          <w:rFonts w:ascii="Arial Narrow" w:hAnsi="Arial Narrow" w:cs="Arial"/>
-          <w:bCs/>
-          <w:spacing w:val="-3"/>
-        </w:rPr>
-        <w:t>Rímac Seguros y Reaseguros S.A</w:t>
-      </w:r>
-      <w:r>
-        <w:rPr>
-          <w:rFonts w:ascii="Arial Narrow" w:eastAsia="Arial Narrow" w:hAnsi="Arial Narrow" w:cs="Arial Narrow"/>
-          <w:bCs/>
-        </w:rPr>
-        <w:t>.</w:t>
-      </w:r>
-      <w:r>
-        <w:rPr>
-          <w:rStyle w:val="normaltextrun"/>
-          <w:rFonts w:ascii="Arial Narrow" w:hAnsi="Arial Narrow"/>
-          <w:shd w:val="clear" w:color="auto" w:fill="FFFFFF"/>
-        </w:rPr>
-        <w:t xml:space="preserve">, </w:t>
-      </w:r>
-      <w:r>
-        <w:rPr>
-          <w:rFonts w:ascii="Arial Narrow" w:hAnsi="Arial Narrow" w:cs="Arial"/>
-          <w:lang w:val="es-ES" w:eastAsia="es-ES"/>
-        </w:rPr>
-        <w:t xml:space="preserve">con excepción del documento denominado “las declaraciones juradas mensuales (PDT-IGV Renta mensual) del Impuesto General a las Ventas (IGV) e Impuesto a la Renta (IR) en el cual constan los ingresos netos mensuales del ejercicio correspondiente al </w:t>
-      </w:r>
-      <w:r>
-        <w:rPr>
-          <w:rFonts w:ascii="Arial Narrow" w:hAnsi="Arial Narrow" w:cs="Arial"/>
-          <w:lang w:val="es-ES" w:eastAsia="es-ES"/>
-        </w:rPr>
-        <w:t>2024</w:t>
-      </w:r>
-      <w:r>
-        <w:rPr>
-          <w:rFonts w:ascii="Arial Narrow" w:hAnsi="Arial Narrow" w:cs="Arial"/>
-          <w:lang w:val="es-ES" w:eastAsia="es-ES"/>
-        </w:rPr>
-        <w:t xml:space="preserve">”. Toda vez que la confidencialidad será evaluada oportunamente. Ello, para que, de conformidad con lo dispuesto por el artículo 26 del Decreto Legislativo </w:t>
-      </w:r>
-      <w:proofErr w:type="spellStart"/>
-      <w:r>
-        <w:rPr>
-          <w:rFonts w:ascii="Arial Narrow" w:hAnsi="Arial Narrow" w:cs="Arial"/>
-          <w:lang w:val="es-ES" w:eastAsia="es-ES"/>
-        </w:rPr>
-        <w:t/>
-      </w:r>
-      <w:proofErr w:type="spellEnd"/>
-      <w:r>
-        <w:rPr>
-          <w:rFonts w:ascii="Arial Narrow" w:hAnsi="Arial Narrow" w:cs="Arial"/>
-          <w:lang w:val="es-ES" w:eastAsia="es-ES"/>
-        </w:rPr>
-        <w:t xml:space="preserve"> 807, presente sus descargos en un plazo no mayor de cinco (5) días hábiles contado desde el día siguiente de la notificación de la presente resolución, vencido el cual, </w:t>
-      </w:r>
-      <w:r>
-        <w:rPr>
-          <w:rFonts w:ascii="Arial Narrow" w:hAnsi="Arial Narrow" w:cs="Arial"/>
-          <w:lang w:val="es-ES" w:eastAsia="es-ES"/>
-        </w:rPr>
-        <w:t>la</w:t>
-      </w:r>
-      <w:r>
-        <w:rPr>
-          <w:rFonts w:ascii="Arial Narrow" w:hAnsi="Arial Narrow" w:cs="Arial"/>
-          <w:lang w:val="es-ES" w:eastAsia="es-ES"/>
-        </w:rPr>
-        <w:t xml:space="preserve"> </w:t>
-      </w:r>
-      <w:proofErr w:type="gramStart"/>
-      <w:r>
-        <w:rPr>
-          <w:rFonts w:ascii="Arial Narrow" w:hAnsi="Arial Narrow" w:cs="Arial"/>
-          <w:lang w:val="es-ES" w:eastAsia="es-ES"/>
-        </w:rPr>
-        <w:t>Secretari</w:t>
-      </w:r>
-      <w:r>
-        <w:rPr>
-          <w:rFonts w:ascii="Arial Narrow" w:hAnsi="Arial Narrow" w:cs="Arial"/>
-          <w:lang w:val="es-ES" w:eastAsia="es-ES"/>
-        </w:rPr>
-        <w:t>a</w:t>
-      </w:r>
-      <w:r>
-        <w:rPr>
-          <w:rFonts w:ascii="Arial Narrow" w:hAnsi="Arial Narrow" w:cs="Arial"/>
-          <w:lang w:val="es-ES" w:eastAsia="es-ES"/>
-        </w:rPr>
-        <w:t xml:space="preserve"> Técnic</w:t>
-      </w:r>
-      <w:r>
-        <w:rPr>
-          <w:rFonts w:ascii="Arial Narrow" w:hAnsi="Arial Narrow" w:cs="Arial"/>
-          <w:lang w:val="es-ES" w:eastAsia="es-ES"/>
-        </w:rPr>
-        <w:t>a</w:t>
-      </w:r>
-      <w:proofErr w:type="gramEnd"/>
-      <w:r>
-        <w:rPr>
-          <w:rFonts w:ascii="Arial Narrow" w:hAnsi="Arial Narrow" w:cs="Arial"/>
-          <w:lang w:val="es-ES" w:eastAsia="es-ES"/>
-        </w:rPr>
-        <w:t xml:space="preserve"> declarará en rebeldía al denunciado que no lo hubiera presentado. Debe precisarse que de conformidad con lo establecido por el numeral 233.1 del artículo 233 del Texto Único Ordenado de la Ley </w:t>
-      </w:r>
-      <w:proofErr w:type="spellStart"/>
-      <w:r>
-        <w:rPr>
-          <w:rFonts w:ascii="Arial Narrow" w:hAnsi="Arial Narrow" w:cs="Arial"/>
-          <w:lang w:val="es-ES" w:eastAsia="es-ES"/>
-        </w:rPr>
-        <w:t/>
-      </w:r>
-      <w:proofErr w:type="spellEnd"/>
-      <w:r>
-        <w:rPr>
-          <w:rFonts w:ascii="Arial Narrow" w:hAnsi="Arial Narrow" w:cs="Arial"/>
-          <w:lang w:val="es-ES" w:eastAsia="es-ES"/>
-        </w:rPr>
-        <w:t xml:space="preserve"> 27444, Ley del Procedimiento Administrativo General, las alegaciones y los hechos relevantes de la reclamación, salvo que hayan sido específicamente negadas en la contestación, se tendrán por aceptadas o </w:t>
-      </w:r>
-      <w:r>
-        <w:rPr>
-          <w:rFonts w:ascii="Arial Narrow" w:hAnsi="Arial Narrow" w:cs="Arial"/>
-          <w:lang w:val="es-ES" w:eastAsia="es-ES"/>
-        </w:rPr>
-        <w:t xml:space="preserve">merituadas </w:t>
-      </w:r>
-      <w:r>
-        <w:rPr>
-          <w:rFonts w:ascii="Arial Narrow" w:hAnsi="Arial Narrow" w:cs="Arial"/>
-          <w:lang w:val="es-ES" w:eastAsia="es-ES"/>
-        </w:rPr>
-        <w:t>como ciertas</w:t>
-      </w:r>
-      <w:r>
-        <w:rPr>
-          <w:rStyle w:val="Refdenotaalpie"/>
-          <w:rFonts w:ascii="Arial Narrow" w:hAnsi="Arial Narrow"/>
-          <w:vertAlign w:val="superscript"/>
-        </w:rPr>
-        <w:footnoteReference w:id="12"/>
-      </w:r>
-      <w:r>
-        <w:rPr>
-          <w:rFonts w:ascii="Arial Narrow" w:hAnsi="Arial Narrow" w:cs="Arial"/>
-          <w:vertAlign w:val="superscript"/>
-          <w:lang w:val="es-ES" w:eastAsia="es-ES"/>
-        </w:rPr>
-        <w:t>.</w:t>
-      </w:r>
-    </w:p>
-    <w:p>
+          <w:rFonts w:ascii="Arial Narrow" w:eastAsia="Arial Narrow" w:hAnsi="Arial Narrow" w:cs="Arial Narrow"/>
+        </w:rPr>
+        <w:spacing w:line="240" w:lineRule="auto"/>
+      </w:pPr>
+      <w:r>
+        <w:rPr>
+          <w:rFonts w:ascii="Arial Narrow" w:hAnsi="Arial Narrow" w:cs="Arial Narrow"/>
+          <w:b w:val="1"/>
+          <w:bCs w:val="1"/>
+          <w:sz w:val="20"/>
+          <w:szCs w:val="20"/>
+        </w:rPr>
+        <w:t xml:space="preserve">QUINTO: </w:t>
+      </w:r>
+      <w:r>
+        <w:rPr>
+          <w:rFonts w:ascii="Arial Narrow" w:hAnsi="Arial Narrow" w:cs="Arial Narrow"/>
+          <w:sz w:val="20"/>
+          <w:szCs w:val="20"/>
+        </w:rPr>
+        <w:t xml:space="preserve">correr traslado de la presente resolución a Rímac Seguros y Reaseguros S.A para que, de conformidad con lo dispuesto por el artículo 26° de la Ley sobre Facultades, Normas y Organización del Indecopi, aprobado por Decreto Legislativo N° 8079, presenten sus descargos sobre la imputación de cargos realizada en un plazo no mayor a cinco (5) días hábiles contado a partir del día siguiente de la notificación de la presente resolución, vencido el cual, el Secretario Técnico declarará en rebeldía a los denunciados que no lo hubieran presentado. Debe precisarse que de conformidad con lo establecido por el artículo 223° del Texto Único Ordenado de la Ley N° 27444, Ley del Procedimiento Administrativo General, las alegaciones y los hechos relevantes de la reclamación, salvo que hayan sido específicamente negadas en la contestación, se tendrán por aceptadas o meritadas como ciertas.</w:t>
+      </w:r>
+    </w:p>
+    <w:p ns2:paraId="2E1B770C" ns2:textId="77777777">
       <w:pPr>
         <w:jc w:val="both"/>
         <w:rPr>
@@ -4982,7 +4760,7 @@
         </w:rPr>
       </w:pPr>
     </w:p>
-    <w:p>
+    <w:p ns2:paraId="5D99DE99" ns2:textId="7CDF04CC">
       <w:pPr>
         <w:jc w:val="both"/>
         <w:rPr>
@@ -5164,7 +4942,7 @@
         <w:t xml:space="preserve"> </w:t>
       </w:r>
     </w:p>
-    <w:p>
+    <w:p ns2:paraId="42601899" ns2:textId="77777777">
       <w:pPr>
         <w:pBdr>
           <w:top w:val="nil"/>
@@ -5180,7 +4958,7 @@
       </w:pPr>
       <w:bookmarkStart w:id="9" w:name="_Hlk136949693"/>
     </w:p>
-    <w:p>
+    <w:p ns2:paraId="7B9C8AF5" ns2:textId="5CB2BE10">
       <w:pPr>
         <w:pBdr>
           <w:top w:val="nil"/>
@@ -5320,7 +5098,7 @@
         <w:t>.</w:t>
       </w:r>
     </w:p>
-    <w:p>
+    <w:p ns2:paraId="3F8BCFFE" ns2:textId="7CC5F1D0">
       <w:pPr>
         <w:jc w:val="both"/>
         <w:rPr>
@@ -5378,7 +5156,7 @@
       </w:r>
     </w:p>
     <w:bookmarkEnd w:id="11"/>
-    <w:p>
+    <w:p ns2:paraId="71B707D5" ns2:textId="77777777">
       <w:pPr>
         <w:shd w:val="clear" w:color="auto" w:fill="FFFFFF" w:themeFill="background1"/>
         <w:jc w:val="both"/>
@@ -5389,7 +5167,7 @@
         </w:rPr>
       </w:pPr>
     </w:p>
-    <w:p>
+    <w:p ns2:paraId="15B457F0" ns2:textId="0B21C66E">
       <w:pPr>
         <w:shd w:val="clear" w:color="auto" w:fill="FFFFFF" w:themeFill="background1"/>
         <w:jc w:val="both"/>
@@ -5465,7 +5243,7 @@
         <w:t>, los gastos por los peritajes realizados, actuación de pruebas, inspecciones y otros derivados de la tramitación del proceso serán de cargo de la parte que solicita la prueba, salvo pacto en contrario. En todos los casos, la resolución final determinará si los gastos deben ser asumidos por alguna de las partes, o reembolsados a la otra parte o al Indecopi, según sea el caso, de manera adicional a la sanción que haya podido imponerse.</w:t>
       </w:r>
     </w:p>
-    <w:p>
+    <w:p ns2:paraId="429E58D8" ns2:textId="77777777">
       <w:pPr>
         <w:shd w:val="clear" w:color="auto" w:fill="FFFFFF"/>
         <w:jc w:val="both"/>
@@ -5474,7 +5252,7 @@
         </w:rPr>
       </w:pPr>
     </w:p>
-    <w:p>
+    <w:p ns2:paraId="4FC33B52" ns2:textId="54331906">
       <w:pPr>
         <w:suppressAutoHyphens/>
         <w:jc w:val="both"/>
@@ -5591,7 +5369,7 @@
         <w:t xml:space="preserve">Ello bajo apercibimiento de no realizar la audiencia de conciliación y levantar el acta de inasistencia correspondiente. </w:t>
       </w:r>
     </w:p>
-    <w:p>
+    <w:p ns2:paraId="0FC7A55D" ns2:textId="77777777">
       <w:pPr>
         <w:shd w:val="clear" w:color="auto" w:fill="FFFFFF" w:themeFill="background1"/>
         <w:jc w:val="both"/>
@@ -5602,7 +5380,7 @@
         </w:rPr>
       </w:pPr>
     </w:p>
-    <w:p>
+    <w:p ns2:paraId="3F3E79CD" ns2:textId="326576F2">
       <w:pPr>
         <w:shd w:val="clear" w:color="auto" w:fill="FFFFFF" w:themeFill="background1"/>
         <w:jc w:val="both"/>
@@ -5634,7 +5412,7 @@
         <w:t>poner en conocimiento de las partes que, antes de la emisión de la Resolución Final, tienen la posibilidad de formular su desistimiento o presentar el acuerdo arribado mediante la conciliación, mediación, transacción o cualquier otro que, de forma indubitable, deje constancia que se ha solucionado la controversia materia de denuncia.</w:t>
       </w:r>
     </w:p>
-    <w:p>
+    <w:p ns2:paraId="41FE7D9F" ns2:textId="77777777">
       <w:pPr>
         <w:shd w:val="clear" w:color="auto" w:fill="FFFFFF" w:themeFill="background1"/>
         <w:jc w:val="both"/>
@@ -5644,7 +5422,7 @@
       </w:pPr>
     </w:p>
     <w:bookmarkEnd w:id="9"/>
-    <w:p>
+    <w:p ns2:paraId="56C123D6" ns2:textId="492577A6">
       <w:pPr>
         <w:suppressAutoHyphens/>
         <w:jc w:val="both"/>
@@ -5780,7 +5558,7 @@
         <w:t>.</w:t>
       </w:r>
     </w:p>
-    <w:p>
+    <w:p ns2:paraId="4A88A19B" ns2:textId="77777777">
       <w:pPr>
         <w:suppressAutoHyphens/>
         <w:jc w:val="both"/>
@@ -5789,7 +5567,7 @@
         </w:rPr>
       </w:pPr>
     </w:p>
-    <w:p>
+    <w:p ns2:paraId="76ACA17B" ns2:textId="130FF333">
       <w:pPr>
         <w:suppressAutoHyphens/>
         <w:jc w:val="both"/>
@@ -5855,7 +5633,7 @@
         <w:t/>
       </w:r>
     </w:p>
-    <w:p>
+    <w:p ns2:paraId="5BCBBDDF" ns2:textId="77777777">
       <w:pPr>
         <w:suppressAutoHyphens/>
         <w:jc w:val="both"/>
@@ -5865,7 +5643,7 @@
         </w:rPr>
       </w:pPr>
     </w:p>
-    <w:p>
+    <w:p ns2:paraId="4CA9F2F3" ns2:textId="77777777">
       <w:pPr>
         <w:shd w:val="clear" w:color="auto" w:fill="FFFFFF"/>
         <w:rPr>
@@ -5875,7 +5653,7 @@
         </w:rPr>
       </w:pPr>
     </w:p>
-    <w:p>
+    <w:p ns2:paraId="31D96154" ns2:textId="77777777">
       <w:pPr>
         <w:shd w:val="clear" w:color="auto" w:fill="FFFFFF"/>
         <w:rPr>
@@ -5885,7 +5663,7 @@
         </w:rPr>
       </w:pPr>
     </w:p>
-    <w:p>
+    <w:p ns2:paraId="6452A35D" ns2:textId="77777777">
       <w:pPr>
         <w:shd w:val="clear" w:color="auto" w:fill="FFFFFF"/>
         <w:rPr>
@@ -5895,7 +5673,7 @@
         </w:rPr>
       </w:pPr>
     </w:p>
-    <w:p>
+    <w:p ns2:paraId="4294BD45" ns2:textId="77777777">
       <w:pPr>
         <w:pStyle w:val="paragraph"/>
         <w:shd w:val="clear" w:color="auto" w:fill="FFFFFF"/>
@@ -5923,7 +5701,7 @@
         <w:t> </w:t>
       </w:r>
     </w:p>
-    <w:p>
+    <w:p ns2:paraId="5F2DCA78" ns2:textId="77777777">
       <w:pPr>
         <w:pStyle w:val="paragraph"/>
         <w:shd w:val="clear" w:color="auto" w:fill="FFFFFF"/>
@@ -5951,7 +5729,7 @@
         <w:t> </w:t>
       </w:r>
     </w:p>
-    <w:p>
+    <w:p ns2:paraId="7ABD4597" ns2:textId="77777777">
       <w:pPr>
         <w:pStyle w:val="paragraph"/>
         <w:shd w:val="clear" w:color="auto" w:fill="FFFFFF"/>
@@ -6054,7 +5832,7 @@
         <w:t> </w:t>
       </w:r>
     </w:p>
-    <w:p>
+    <w:p ns2:paraId="03F6FD43" ns2:textId="77777777">
       <w:pPr>
         <w:shd w:val="clear" w:color="auto" w:fill="FFFFFF"/>
         <w:jc w:val="center"/>
@@ -6067,7 +5845,7 @@
         </w:rPr>
       </w:pPr>
     </w:p>
-    <w:p>
+    <w:p ns2:paraId="04334BAB" ns2:textId="693C37FB">
       <w:pPr>
         <w:jc w:val="both"/>
         <w:rPr>
@@ -6111,8 +5889,8 @@
       </w:r>
     </w:p>
     <w:sectPr>
-      <w:headerReference w:type="default" r:id="rId12"/>
-      <w:footerReference w:type="default" r:id="rId13"/>
+      <w:headerReference w:type="default" ns3:id="rId12"/>
+      <w:footerReference w:type="default" ns3:id="rId13"/>
       <w:pgSz w:w="11906" w:h="16838"/>
       <w:pgMar w:top="1417" w:right="1701" w:bottom="1417" w:left="1701" w:header="709" w:footer="709" w:gutter="0"/>
       <w:pgNumType w:start="1"/>

--- a/plantillas_maestras/01_seguro_vehicular/negativa_cobertura/2_o_mas_ddos_varios/varon/TPL_1257_2025_SEGURO_VEHICULAR_NEGATIVA_COBERTURA_ASEGURADORA_VARON_R199.docx
+++ b/plantillas_maestras/01_seguro_vehicular/negativa_cobertura/2_o_mas_ddos_varios/varon/TPL_1257_2025_SEGURO_VEHICULAR_NEGATIVA_COBERTURA_ASEGURADORA_VARON_R199.docx
@@ -4745,7 +4745,7 @@
           <w:sz w:val="20"/>
           <w:szCs w:val="20"/>
         </w:rPr>
-        <w:t xml:space="preserve">correr traslado de la presente resolución a Rímac Seguros y Reaseguros S.A para que, de conformidad con lo dispuesto por el artículo 26° de la Ley sobre Facultades, Normas y Organización del Indecopi, aprobado por Decreto Legislativo N° 8079, presenten sus descargos sobre la imputación de cargos realizada en un plazo no mayor a cinco (5) días hábiles contado a partir del día siguiente de la notificación de la presente resolución, vencido el cual, el Secretario Técnico declarará en rebeldía a los denunciados que no lo hubieran presentado. Debe precisarse que de conformidad con lo establecido por el artículo 223° del Texto Único Ordenado de la Ley N° 27444, Ley del Procedimiento Administrativo General, las alegaciones y los hechos relevantes de la reclamación, salvo que hayan sido específicamente negadas en la contestación, se tendrán por aceptadas o meritadas como ciertas.</w:t>
+        <w:t xml:space="preserve">correr traslado de la presente resolución a Rímac Seguros y Reaseguros S.A. para que, de conformidad con lo dispuesto por el artículo 26 de la Ley sobre Facultades, Normas y Organización del Indecopi, aprobada por Decreto Legislativo 807, presente sus descargos sobre la imputación de cargos realizada en un plazo no mayor a cinco (5) días hábiles contado a partir del día siguiente de la notificación de la presente resolución, vencido el cual, el Secretario Técnico declarará en rebeldía al denunciado que no lo hubiera presentado. Debe precisarse que de conformidad con lo establecido por el artículo 223 del Texto Único Ordenado de la Ley 27444, Ley del Procedimiento Administrativo General, las alegaciones y los hechos relevantes de la reclamación, salvo que hayan sido específicamente negadas en la contestación, se tendrán por aceptadas o merituadas como ciertas.</w:t>
       </w:r>
     </w:p>
     <w:p ns2:paraId="2E1B770C" ns2:textId="77777777">
@@ -5202,7 +5202,7 @@
           <w:rFonts w:ascii="Arial Narrow" w:hAnsi="Arial Narrow" w:cs="Arial"/>
           <w:lang w:eastAsia="es-ES"/>
         </w:rPr>
-        <w:t xml:space="preserve">Decreto </w:t>
+        <w:t xml:space="preserve">Decreto Legislativo </w:t>
       </w:r>
       <w:proofErr w:type="gramStart"/>
       <w:r>
@@ -5210,7 +5210,7 @@
           <w:rFonts w:ascii="Arial Narrow" w:hAnsi="Arial Narrow" w:cs="Arial"/>
           <w:lang w:eastAsia="es-ES"/>
         </w:rPr>
-        <w:t xml:space="preserve">Legislativo </w:t>
+        <w:t xml:space="preserve"/>
       </w:r>
       <w:proofErr w:type="spellStart"/>
       <w:r>
@@ -5218,7 +5218,7 @@
           <w:rFonts w:ascii="Arial Narrow" w:hAnsi="Arial Narrow" w:cs="Arial"/>
           <w:lang w:eastAsia="es-ES"/>
         </w:rPr>
-        <w:t>N</w:t>
+        <w:t xml:space="preserve"/>
       </w:r>
       <w:proofErr w:type="gramEnd"/>
       <w:r>
@@ -5234,7 +5234,7 @@
           <w:rFonts w:ascii="Arial Narrow" w:hAnsi="Arial Narrow" w:cs="Arial"/>
           <w:lang w:eastAsia="es-ES"/>
         </w:rPr>
-        <w:t> 807</w:t>
+        <w:t xml:space="preserve">807</w:t>
       </w:r>
       <w:r>
         <w:rPr>
@@ -5691,14 +5691,14 @@
           <w:b/>
           <w:bCs/>
         </w:rPr>
-        <w:t>EVELING ROA QUISPE</w:t>
+        <w:t xml:space="preserve">LUISA ANALÍ SILVA MALPARTIDA</w:t>
       </w:r>
       <w:r>
         <w:rPr>
           <w:rStyle w:val="eop"/>
           <w:rFonts w:ascii="Arial Narrow" w:hAnsi="Arial Narrow" w:cs="Segoe UI"/>
         </w:rPr>
-        <w:t> </w:t>
+        <w:t/>
       </w:r>
     </w:p>
     <w:p ns2:paraId="5F2DCA78" ns2:textId="77777777">
@@ -5719,14 +5719,14 @@
           <w:b/>
           <w:bCs/>
         </w:rPr>
-        <w:t>Secretaria Técnica</w:t>
+        <w:t xml:space="preserve">Secretaria Técnica Ad Hoc</w:t>
       </w:r>
       <w:r>
         <w:rPr>
           <w:rStyle w:val="eop"/>
           <w:rFonts w:ascii="Arial Narrow" w:hAnsi="Arial Narrow" w:cs="Segoe UI"/>
         </w:rPr>
-        <w:t> </w:t>
+        <w:t/>
       </w:r>
     </w:p>
     <w:p ns2:paraId="7ABD4597" ns2:textId="77777777">

--- a/plantillas_maestras/01_seguro_vehicular/negativa_cobertura/2_o_mas_ddos_varios/varon/TPL_1257_2025_SEGURO_VEHICULAR_NEGATIVA_COBERTURA_ASEGURADORA_VARON_R199.docx
+++ b/plantillas_maestras/01_seguro_vehicular/negativa_cobertura/2_o_mas_ddos_varios/varon/TPL_1257_2025_SEGURO_VEHICULAR_NEGATIVA_COBERTURA_ASEGURADORA_VARON_R199.docx
@@ -421,37 +421,37 @@
         <w:rPr>
           <w:rFonts w:ascii="Arial Narrow" w:eastAsia="Arial Narrow" w:hAnsi="Arial Narrow" w:cs="Arial Narrow"/>
         </w:rPr>
-        <w:t>4</w:t>
-      </w:r>
-      <w:r>
-        <w:rPr>
-          <w:rFonts w:ascii="Arial Narrow" w:eastAsia="Arial Narrow" w:hAnsi="Arial Narrow" w:cs="Arial Narrow"/>
-        </w:rPr>
-        <w:t xml:space="preserve"> de </w:t>
-      </w:r>
-      <w:r>
-        <w:rPr>
-          <w:rFonts w:ascii="Arial Narrow" w:eastAsia="Arial Narrow" w:hAnsi="Arial Narrow" w:cs="Arial Narrow"/>
-        </w:rPr>
-        <w:t>julio</w:t>
-      </w:r>
-      <w:r>
-        <w:rPr>
-          <w:rFonts w:ascii="Arial Narrow" w:eastAsia="Arial Narrow" w:hAnsi="Arial Narrow" w:cs="Arial Narrow"/>
-        </w:rPr>
-        <w:t xml:space="preserve"> </w:t>
-      </w:r>
-      <w:r>
-        <w:rPr>
-          <w:rFonts w:ascii="Arial Narrow" w:eastAsia="Arial Narrow" w:hAnsi="Arial Narrow" w:cs="Arial Narrow"/>
-        </w:rPr>
-        <w:t>de 202</w:t>
-      </w:r>
-      <w:r>
-        <w:rPr>
-          <w:rFonts w:ascii="Arial Narrow" w:eastAsia="Arial Narrow" w:hAnsi="Arial Narrow" w:cs="Arial Narrow"/>
-        </w:rPr>
-        <w:t>5</w:t>
+        <w:t xml:space="preserve">4 de julio de 2025</w:t>
+      </w:r>
+      <w:r>
+        <w:rPr>
+          <w:rFonts w:ascii="Arial Narrow" w:eastAsia="Arial Narrow" w:hAnsi="Arial Narrow" w:cs="Arial Narrow"/>
+        </w:rPr>
+        <w:t xml:space="preserve"/>
+      </w:r>
+      <w:r>
+        <w:rPr>
+          <w:rFonts w:ascii="Arial Narrow" w:eastAsia="Arial Narrow" w:hAnsi="Arial Narrow" w:cs="Arial Narrow"/>
+        </w:rPr>
+        <w:t xml:space="preserve"/>
+      </w:r>
+      <w:r>
+        <w:rPr>
+          <w:rFonts w:ascii="Arial Narrow" w:eastAsia="Arial Narrow" w:hAnsi="Arial Narrow" w:cs="Arial Narrow"/>
+        </w:rPr>
+        <w:t xml:space="preserve"/>
+      </w:r>
+      <w:r>
+        <w:rPr>
+          <w:rFonts w:ascii="Arial Narrow" w:eastAsia="Arial Narrow" w:hAnsi="Arial Narrow" w:cs="Arial Narrow"/>
+        </w:rPr>
+        <w:t xml:space="preserve"/>
+      </w:r>
+      <w:r>
+        <w:rPr>
+          <w:rFonts w:ascii="Arial Narrow" w:eastAsia="Arial Narrow" w:hAnsi="Arial Narrow" w:cs="Arial Narrow"/>
+        </w:rPr>
+        <w:t xml:space="preserve"/>
       </w:r>
     </w:p>
     <w:p ns2:paraId="698913AC" ns2:textId="77777777">
@@ -1228,14 +1228,14 @@
           <w:rFonts w:ascii="Arial Narrow" w:hAnsi="Arial Narrow"/>
           <w:lang w:eastAsia="es-ES"/>
         </w:rPr>
-        <w:t>10</w:t>
+        <w:t xml:space="preserve">10 de febrero de 2025</w:t>
       </w:r>
       <w:r>
         <w:rPr>
           <w:rFonts w:ascii="Arial Narrow" w:hAnsi="Arial Narrow"/>
           <w:lang w:eastAsia="es-ES"/>
         </w:rPr>
-        <w:t xml:space="preserve"> de febrero de 2025, </w:t>
+        <w:t xml:space="preserve">, </w:t>
       </w:r>
       <w:r>
         <w:rPr>
@@ -1548,14 +1548,14 @@
           <w:rFonts w:ascii="Arial Narrow" w:hAnsi="Arial Narrow"/>
           <w:lang w:eastAsia="es-ES"/>
         </w:rPr>
-        <w:t>31</w:t>
+        <w:t xml:space="preserve">31 de marzo de 2025</w:t>
       </w:r>
       <w:r>
         <w:rPr>
           <w:rFonts w:ascii="Arial Narrow" w:hAnsi="Arial Narrow"/>
           <w:lang w:eastAsia="es-ES"/>
         </w:rPr>
-        <w:t xml:space="preserve"> de marzo de 2025, </w:t>
+        <w:t xml:space="preserve">, </w:t>
       </w:r>
       <w:r>
         <w:rPr>
@@ -1611,21 +1611,21 @@
           <w:rFonts w:ascii="Arial Narrow" w:hAnsi="Arial Narrow"/>
           <w:lang w:eastAsia="es-ES"/>
         </w:rPr>
-        <w:t>El 1</w:t>
+        <w:t xml:space="preserve">El 11 de abril de 2025</w:t>
       </w:r>
       <w:r>
         <w:rPr>
           <w:rFonts w:ascii="Arial Narrow" w:hAnsi="Arial Narrow"/>
           <w:lang w:eastAsia="es-ES"/>
         </w:rPr>
-        <w:t>1</w:t>
+        <w:t xml:space="preserve"/>
       </w:r>
       <w:r>
         <w:rPr>
           <w:rFonts w:ascii="Arial Narrow" w:hAnsi="Arial Narrow"/>
           <w:lang w:eastAsia="es-ES"/>
         </w:rPr>
-        <w:t xml:space="preserve"> de abril de 2025</w:t>
+        <w:t xml:space="preserve"/>
       </w:r>
       <w:r>
         <w:rPr>
@@ -8860,7 +8860,7 @@
           <w:sz w:val="16"/>
           <w:szCs w:val="16"/>
         </w:rPr>
-        <w:t>N</w:t>
+        <w:t xml:space="preserve"/>
       </w:r>
       <w:r>
         <w:rPr>
@@ -8881,7 +8881,7 @@
           <w:sz w:val="16"/>
           <w:szCs w:val="16"/>
         </w:rPr>
-        <w:t xml:space="preserve"> 29571, CÓDIGO DE PROTECCIÓN Y DEFENSA DEL CONSUMIDOR.</w:t>
+        <w:t xml:space="preserve">29571, CÓDIGO DE PROTECCIÓN Y DEFENSA DEL CONSUMIDOR.</w:t>
       </w:r>
     </w:p>
     <w:p>

--- a/plantillas_maestras/01_seguro_vehicular/negativa_cobertura/2_o_mas_ddos_varios/varon/TPL_1257_2025_SEGURO_VEHICULAR_NEGATIVA_COBERTURA_ASEGURADORA_VARON_R199.docx
+++ b/plantillas_maestras/01_seguro_vehicular/negativa_cobertura/2_o_mas_ddos_varios/varon/TPL_1257_2025_SEGURO_VEHICULAR_NEGATIVA_COBERTURA_ASEGURADORA_VARON_R199.docx
@@ -1,8 +1,8 @@
 
 <file path=word/document.xml><?xml version="1.0" encoding="utf-8"?>
-<w:document xmlns:ns1="http://schemas.openxmlformats.org/markup-compatibility/2006" xmlns:ns2="http://schemas.microsoft.com/office/word/2010/wordml" xmlns:ns3="http://schemas.openxmlformats.org/officeDocument/2006/relationships" xmlns:w="http://schemas.openxmlformats.org/wordprocessingml/2006/main" ns1:Ignorable="w14 w15 w16se w16cid w16 w16cex w16sdtdh w16sdtfl w16du wp14">
+<w:document xmlns:mc="http://schemas.openxmlformats.org/markup-compatibility/2006" xmlns:r="http://schemas.openxmlformats.org/officeDocument/2006/relationships" xmlns:w="http://schemas.openxmlformats.org/wordprocessingml/2006/main" xmlns:w14="http://schemas.microsoft.com/office/word/2010/wordml" xmlns:w15="http://schemas.microsoft.com/office/word/2012/wordml" xmlns:w16="http://schemas.microsoft.com/office/word/2018/wordml" xmlns:w16cex="http://schemas.microsoft.com/office/word/2018/wordml/cex" xmlns:w16cid="http://schemas.microsoft.com/office/word/2016/wordml/cid" xmlns:w16du="http://schemas.microsoft.com/office/word/2023/wordml/word16du" xmlns:w16sdtdh="http://schemas.microsoft.com/office/word/2020/wordml/sdtdatahash" xmlns:w16se="http://schemas.microsoft.com/office/word/2015/wordml/symex" xmlns:wp14="http://schemas.microsoft.com/office/word/2010/wordprocessingDrawing" mc:Ignorable="w14 w15 w16se w16cid w16 w16cex w16sdtdh w16du wp14">
   <w:body>
-    <w:p ns2:paraId="2D847E7D" ns2:textId="5A037606">
+    <w:p>
       <w:pPr>
         <w:tabs>
           <w:tab w:val="left" w:pos="1701"/>
@@ -53,7 +53,7 @@
         <w:t>199-2025/CC1-ST</w:t>
       </w:r>
     </w:p>
-    <w:p ns2:paraId="634049D8" ns2:textId="6816D2B7">
+    <w:p>
       <w:pPr>
         <w:tabs>
           <w:tab w:val="left" w:pos="1701"/>
@@ -104,7 +104,7 @@
         <w:t>1257-2025/CC1</w:t>
       </w:r>
     </w:p>
-    <w:p ns2:paraId="345DC840" ns2:textId="1AE3C053">
+    <w:p>
       <w:pPr>
         <w:tabs>
           <w:tab w:val="left" w:pos="1701"/>
@@ -126,65 +126,14 @@
           <w:sz w:val="22"/>
           <w:szCs w:val="22"/>
         </w:rPr>
-        <w:t xml:space="preserve">DENUNCIANTE:[DENUNCIANTE] ([APELLIDO] )</w:t>
-      </w:r>
-      <w:r>
-        <w:rPr>
-          <w:rFonts w:ascii="Arial Narrow" w:eastAsia="Arial Narrow" w:hAnsi="Arial Narrow" w:cs="Arial Narrow"/>
-          <w:b/>
-          <w:sz w:val="22"/>
-          <w:szCs w:val="22"/>
-        </w:rPr>
+        <w:t>DENUNCIANTE</w:t>
         <w:tab/>
-        <w:t/>
-      </w:r>
-      <w:r>
-        <w:rPr>
-          <w:rFonts w:ascii="Arial Narrow" w:eastAsia="Arial Narrow" w:hAnsi="Arial Narrow" w:cs="Arial Narrow"/>
-          <w:b/>
-          <w:sz w:val="22"/>
-          <w:szCs w:val="22"/>
-        </w:rPr>
+        <w:t>:</w:t>
         <w:tab/>
-      </w:r>
-      <w:r>
-        <w:rPr>
-          <w:rFonts w:ascii="Arial Narrow" w:eastAsia="Arial Narrow" w:hAnsi="Arial Narrow" w:cs="Arial Narrow"/>
-          <w:b/>
-          <w:sz w:val="22"/>
-          <w:szCs w:val="22"/>
-        </w:rPr>
-        <w:t xml:space="preserve"/>
-      </w:r>
-      <w:r>
-        <w:rPr>
-          <w:rFonts w:ascii="Arial Narrow" w:eastAsia="Arial Narrow" w:hAnsi="Arial Narrow" w:cs="Arial Narrow"/>
-          <w:b/>
-          <w:sz w:val="22"/>
-          <w:szCs w:val="22"/>
-        </w:rPr>
-        <w:t/>
-      </w:r>
-      <w:r>
-        <w:rPr>
-          <w:rFonts w:ascii="Arial Narrow" w:eastAsia="Arial Narrow" w:hAnsi="Arial Narrow" w:cs="Arial Narrow"/>
-          <w:b/>
-          <w:sz w:val="22"/>
-          <w:szCs w:val="22"/>
-        </w:rPr>
-        <w:t/>
-      </w:r>
-      <w:r>
-        <w:rPr>
-          <w:rFonts w:ascii="Arial Narrow" w:eastAsia="Arial Narrow" w:hAnsi="Arial Narrow" w:cs="Arial Narrow"/>
-          <w:b/>
-          <w:sz w:val="22"/>
-          <w:szCs w:val="22"/>
-        </w:rPr>
-        <w:t/>
-      </w:r>
-    </w:p>
-    <w:p ns2:paraId="0CD7FE7E" ns2:textId="786FAF83">
+        <w:t xml:space="preserve">[DENUNCIANTE] ([APELLIDO] )</w:t>
+      </w:r>
+    </w:p>
+    <w:p>
       <w:pPr>
         <w:tabs>
           <w:tab w:val="left" w:pos="1701"/>
@@ -264,7 +213,7 @@
         <w:t>)</w:t>
       </w:r>
     </w:p>
-    <w:p ns2:paraId="2FCCE269" ns2:textId="615674C7">
+    <w:p>
       <w:pPr>
         <w:tabs>
           <w:tab w:val="left" w:pos="1701"/>
@@ -316,7 +265,7 @@
         <w:t>CONFIDENCIALIDAD</w:t>
       </w:r>
     </w:p>
-    <w:p ns2:paraId="1C9E56B7" ns2:textId="1942410D">
+    <w:p>
       <w:pPr>
         <w:tabs>
           <w:tab w:val="left" w:pos="1701"/>
@@ -358,7 +307,7 @@
         <w:t>ADMISIÓN A TRÁMITE</w:t>
       </w:r>
     </w:p>
-    <w:p ns2:paraId="01717D35" ns2:textId="77777777">
+    <w:p>
       <w:pPr>
         <w:tabs>
           <w:tab w:val="left" w:pos="1701"/>
@@ -393,7 +342,7 @@
         <w:t>REQUERIMIENTO DE INFORMACIÓN</w:t>
       </w:r>
     </w:p>
-    <w:p ns2:paraId="2DFE1131" ns2:textId="77777777">
+    <w:p>
       <w:pPr>
         <w:jc w:val="both"/>
         <w:rPr>
@@ -404,7 +353,7 @@
         </w:rPr>
       </w:pPr>
     </w:p>
-    <w:p ns2:paraId="3B09297A" ns2:textId="66F64516">
+    <w:p>
       <w:pPr>
         <w:jc w:val="both"/>
         <w:rPr>
@@ -454,7 +403,7 @@
         <w:t xml:space="preserve"/>
       </w:r>
     </w:p>
-    <w:p ns2:paraId="698913AC" ns2:textId="77777777">
+    <w:p>
       <w:pPr>
         <w:tabs>
           <w:tab w:val="left" w:pos="1014"/>
@@ -465,7 +414,7 @@
         </w:rPr>
       </w:pPr>
     </w:p>
-    <w:p ns2:paraId="4AC48BF8" ns2:textId="77777777">
+    <w:p>
       <w:pPr>
         <w:numPr>
           <w:ilvl w:val="0"/>
@@ -486,15 +435,15 @@
         <w:t>HECHOS</w:t>
       </w:r>
     </w:p>
-    <w:p ns2:paraId="713A84CE" ns2:textId="77777777">
-      <w:pPr>
-        <w:jc w:val="both"/>
-        <w:rPr>
-          <w:rFonts w:ascii="Arial Narrow" w:eastAsia="Arial Narrow" w:hAnsi="Arial Narrow" w:cs="Arial Narrow"/>
-        </w:rPr>
-      </w:pPr>
-    </w:p>
-    <w:p ns2:paraId="6F9C91E9" ns2:textId="53CB8746">
+    <w:p>
+      <w:pPr>
+        <w:jc w:val="both"/>
+        <w:rPr>
+          <w:rFonts w:ascii="Arial Narrow" w:eastAsia="Arial Narrow" w:hAnsi="Arial Narrow" w:cs="Arial Narrow"/>
+        </w:rPr>
+      </w:pPr>
+    </w:p>
+    <w:p>
       <w:pPr>
         <w:pStyle w:val="Prrafodelista"/>
         <w:numPr>
@@ -609,7 +558,7 @@
         <w:t xml:space="preserve"/>
       </w:r>
     </w:p>
-    <w:p ns2:paraId="23F55310" ns2:textId="77777777">
+    <w:p>
       <w:pPr>
         <w:pBdr>
           <w:top w:val="nil"/>
@@ -625,7 +574,7 @@
       </w:pPr>
       <w:bookmarkStart w:id="0" w:name="_Hlk140588011"/>
     </w:p>
-    <w:p ns2:paraId="282D8F3D" ns2:textId="6B6558AF">
+    <w:p>
       <w:pPr>
         <w:numPr>
           <w:ilvl w:val="2"/>
@@ -822,7 +771,7 @@
         <w:t>pagaría dicha suma sin aplicar mecanismos de valorización.</w:t>
       </w:r>
     </w:p>
-    <w:p ns2:paraId="4D10A313" ns2:textId="77777777">
+    <w:p>
       <w:pPr>
         <w:pBdr>
           <w:top w:val="nil"/>
@@ -838,7 +787,7 @@
         </w:rPr>
       </w:pPr>
     </w:p>
-    <w:p ns2:paraId="3F7C1D0D" ns2:textId="14129A8D">
+    <w:p>
       <w:pPr>
         <w:numPr>
           <w:ilvl w:val="2"/>
@@ -949,7 +898,7 @@
         <w:t>confirmó por correo la recepción del reporte y señaló que tomarían dos días hábiles para verificar la información.</w:t>
       </w:r>
     </w:p>
-    <w:p ns2:paraId="2E64B087" ns2:textId="77777777">
+    <w:p>
       <w:pPr>
         <w:pBdr>
           <w:top w:val="nil"/>
@@ -964,7 +913,7 @@
         </w:rPr>
       </w:pPr>
     </w:p>
-    <w:p ns2:paraId="3E923EE5" ns2:textId="56AE5B33">
+    <w:p>
       <w:pPr>
         <w:numPr>
           <w:ilvl w:val="2"/>
@@ -1033,7 +982,7 @@
         <w:t xml:space="preserve">para obtener información sobre el estado de la solicitud de cobertura. </w:t>
       </w:r>
     </w:p>
-    <w:p ns2:paraId="3BFBA672" ns2:textId="77777777">
+    <w:p>
       <w:pPr>
         <w:pBdr>
           <w:top w:val="nil"/>
@@ -1048,7 +997,7 @@
         </w:rPr>
       </w:pPr>
     </w:p>
-    <w:p ns2:paraId="5351326D" ns2:textId="3943D2E1">
+    <w:p>
       <w:pPr>
         <w:numPr>
           <w:ilvl w:val="2"/>
@@ -1182,7 +1131,7 @@
         <w:t xml:space="preserve">. </w:t>
       </w:r>
     </w:p>
-    <w:p ns2:paraId="20EE55DB" ns2:textId="77777777">
+    <w:p>
       <w:pPr>
         <w:pBdr>
           <w:top w:val="nil"/>
@@ -1197,7 +1146,7 @@
         </w:rPr>
       </w:pPr>
     </w:p>
-    <w:p ns2:paraId="75EE5D40" ns2:textId="046B0A2B">
+    <w:p>
       <w:pPr>
         <w:numPr>
           <w:ilvl w:val="2"/>
@@ -1280,7 +1229,7 @@
         <w:t xml:space="preserve">. </w:t>
       </w:r>
     </w:p>
-    <w:p ns2:paraId="35A5BC72" ns2:textId="77777777">
+    <w:p>
       <w:pPr>
         <w:pBdr>
           <w:top w:val="nil"/>
@@ -1295,7 +1244,7 @@
         </w:rPr>
       </w:pPr>
     </w:p>
-    <w:p ns2:paraId="73F37292" ns2:textId="157C0D06">
+    <w:p>
       <w:pPr>
         <w:numPr>
           <w:ilvl w:val="2"/>
@@ -1374,7 +1323,7 @@
         <w:t>emitida Ministerio Público, el cual fue recibido conforme, aunque la aseguradora continuó con demoras no previstas en el contrato.</w:t>
       </w:r>
     </w:p>
-    <w:p ns2:paraId="5D7F46D2" ns2:textId="77777777">
+    <w:p>
       <w:pPr>
         <w:pStyle w:val="Prrafodelista"/>
         <w:rPr>
@@ -1383,7 +1332,7 @@
         </w:rPr>
       </w:pPr>
     </w:p>
-    <w:p ns2:paraId="1C251F07" ns2:textId="3CDD532B">
+    <w:p>
       <w:pPr>
         <w:numPr>
           <w:ilvl w:val="2"/>
@@ -1501,7 +1450,7 @@
         <w:t xml:space="preserve">dicha cláusula no aplicaba en su caso, dado que se trataba de un robo total del vehículo y no de una pérdida parcial o similar. </w:t>
       </w:r>
     </w:p>
-    <w:p ns2:paraId="3A9FB665" ns2:textId="77777777">
+    <w:p>
       <w:pPr>
         <w:pBdr>
           <w:top w:val="nil"/>
@@ -1517,7 +1466,7 @@
         </w:rPr>
       </w:pPr>
     </w:p>
-    <w:p ns2:paraId="36B0A2E4" ns2:textId="11CC6B32">
+    <w:p>
       <w:pPr>
         <w:numPr>
           <w:ilvl w:val="2"/>
@@ -1579,7 +1528,7 @@
         <w:t>contra Rímac para obtener la indemnización por el robo total del vehículo asegurado, señalando que las Condiciones Especiales del contrato establecían claramente la cobertura y que la aseguradora no estaba cumpliendo con lo pactado.</w:t>
       </w:r>
     </w:p>
-    <w:p ns2:paraId="426922DB" ns2:textId="77777777">
+    <w:p>
       <w:pPr>
         <w:pStyle w:val="Prrafodelista"/>
         <w:rPr>
@@ -1587,7 +1536,7 @@
         </w:rPr>
       </w:pPr>
     </w:p>
-    <w:p ns2:paraId="358ECD5C" ns2:textId="6DE30C0C">
+    <w:p>
       <w:pPr>
         <w:numPr>
           <w:ilvl w:val="2"/>
@@ -1726,7 +1675,7 @@
         <w:t xml:space="preserve"> presentar una denuncia administrativa o iniciar un arbitraje de consumo</w:t>
       </w:r>
     </w:p>
-    <w:p ns2:paraId="40A0EE25" ns2:textId="77777777">
+    <w:p>
       <w:pPr>
         <w:pStyle w:val="Prrafodelista"/>
         <w:rPr>
@@ -1734,7 +1683,7 @@
         </w:rPr>
       </w:pPr>
     </w:p>
-    <w:p ns2:paraId="56C0E1BD" ns2:textId="1D7B5AC5">
+    <w:p>
       <w:pPr>
         <w:numPr>
           <w:ilvl w:val="2"/>
@@ -1826,7 +1775,7 @@
         <w:t>.</w:t>
       </w:r>
     </w:p>
-    <w:p ns2:paraId="56040719" ns2:textId="77777777">
+    <w:p>
       <w:pPr>
         <w:pBdr>
           <w:top w:val="nil"/>
@@ -1842,7 +1791,7 @@
         </w:rPr>
       </w:pPr>
     </w:p>
-    <w:p ns2:paraId="2B390203" ns2:textId="29CDA70E">
+    <w:p>
       <w:pPr>
         <w:numPr>
           <w:ilvl w:val="2"/>
@@ -1924,7 +1873,7 @@
         <w:t>se aplicaría un deducible del 20% sobre la indemnización, citando la cláusula "ausencia de control", además de indicar que la indemnización se haría mediante "reposición de unidad" debido a que la suma asegurada era superior al valor comercial del vehículo.</w:t>
       </w:r>
     </w:p>
-    <w:p ns2:paraId="748BB242" ns2:textId="2112B76A">
+    <w:p>
       <w:pPr>
         <w:pBdr>
           <w:top w:val="nil"/>
@@ -1940,7 +1889,7 @@
       </w:pPr>
     </w:p>
     <w:bookmarkEnd w:id="0"/>
-    <w:p ns2:paraId="42801DBE" ns2:textId="25430FDA">
+    <w:p>
       <w:pPr>
         <w:pStyle w:val="Prrafodelista"/>
         <w:numPr>
@@ -2072,7 +2021,7 @@
         <w:t xml:space="preserve"/>
       </w:r>
     </w:p>
-    <w:p ns2:paraId="4F144C65" ns2:textId="77777777">
+    <w:p>
       <w:pPr>
         <w:pBdr>
           <w:top w:val="nil"/>
@@ -2087,7 +2036,7 @@
         </w:rPr>
       </w:pPr>
     </w:p>
-    <w:p ns2:paraId="0B7725B9" ns2:textId="49D9DF63">
+    <w:p>
       <w:pPr>
         <w:pStyle w:val="Prrafodelista"/>
         <w:numPr>
@@ -2109,7 +2058,7 @@
         <w:t>DE LA CONFIDENCIALIDAD DE OFICIO</w:t>
       </w:r>
     </w:p>
-    <w:p ns2:paraId="65DE8720" ns2:textId="77777777">
+    <w:p>
       <w:pPr>
         <w:pStyle w:val="Prrafodelista"/>
         <w:ind w:left="567"/>
@@ -2120,7 +2069,7 @@
         </w:rPr>
       </w:pPr>
     </w:p>
-    <w:p ns2:paraId="68902A3D" ns2:textId="0709A52F">
+    <w:p>
       <w:pPr>
         <w:pStyle w:val="Prrafodelista"/>
         <w:numPr>
@@ -2189,7 +2138,7 @@
         <w:t>.</w:t>
       </w:r>
     </w:p>
-    <w:p ns2:paraId="2D57CDC0" ns2:textId="77777777">
+    <w:p>
       <w:pPr>
         <w:pStyle w:val="Prrafodelista"/>
         <w:ind w:left="567"/>
@@ -2199,7 +2148,7 @@
         </w:rPr>
       </w:pPr>
     </w:p>
-    <w:p ns2:paraId="1CB70F3F" ns2:textId="77777777">
+    <w:p>
       <w:pPr>
         <w:pStyle w:val="Prrafodelista"/>
         <w:numPr>
@@ -2219,7 +2168,7 @@
         <w:t>Asimismo, el literal d) del numeral 2.1 del artículo 2 de la Directiva señala que podrá ser confidencial la información declarada como reservada por ley, tales como la información proveniente de los datos personales, de terceras personas ajenas al procedimiento; y, la protegida por la regulación del secreto bancario, tributario, comercial, industrial, empresarial, tecnológico y bursátil.</w:t>
       </w:r>
     </w:p>
-    <w:p ns2:paraId="35D09710" ns2:textId="77777777">
+    <w:p>
       <w:pPr>
         <w:pStyle w:val="Prrafodelista"/>
         <w:jc w:val="both"/>
@@ -2228,7 +2177,7 @@
         </w:rPr>
       </w:pPr>
     </w:p>
-    <w:p ns2:paraId="717BEE00" ns2:textId="1812B53F">
+    <w:p>
       <w:pPr>
         <w:pStyle w:val="Prrafodelista"/>
         <w:numPr>
@@ -2274,7 +2223,7 @@
         <w:t>, considerando lo establecido en el numeral 3.3, conforme lo siguiente:</w:t>
       </w:r>
     </w:p>
-    <w:p ns2:paraId="3A666498" ns2:textId="77777777">
+    <w:p>
       <w:pPr>
         <w:pStyle w:val="NormalWeb"/>
         <w:spacing w:after="0" w:line="240" w:lineRule="auto"/>
@@ -2284,7 +2233,7 @@
         </w:rPr>
       </w:pPr>
     </w:p>
-    <w:p ns2:paraId="052DF8F5" ns2:textId="77777777">
+    <w:p>
       <w:pPr>
         <w:pStyle w:val="NormalWeb"/>
         <w:spacing w:after="0" w:line="240" w:lineRule="auto"/>
@@ -2314,7 +2263,7 @@
         <w:t>Al resolver respecto de la confidencialidad de la información, la autoridad competente deberá motivar su determinación al respecto, considerando:</w:t>
       </w:r>
     </w:p>
-    <w:p ns2:paraId="4FB48B65" ns2:textId="77777777">
+    <w:p>
       <w:pPr>
         <w:pStyle w:val="NormalWeb"/>
         <w:spacing w:after="0" w:line="240" w:lineRule="auto"/>
@@ -2331,7 +2280,7 @@
         <w:t>     </w:t>
       </w:r>
     </w:p>
-    <w:p ns2:paraId="5C548AF7" ns2:textId="77777777">
+    <w:p>
       <w:pPr>
         <w:pStyle w:val="NormalWeb"/>
         <w:spacing w:after="0" w:line="240" w:lineRule="auto"/>
@@ -2361,7 +2310,7 @@
         <w:t>La pertinencia de la información para la evaluación o resolución de la materia controvertida en el procedimiento.</w:t>
       </w:r>
     </w:p>
-    <w:p ns2:paraId="32640770" ns2:textId="77777777">
+    <w:p>
       <w:pPr>
         <w:pStyle w:val="NormalWeb"/>
         <w:spacing w:after="0" w:line="240" w:lineRule="auto"/>
@@ -2374,7 +2323,7 @@
         </w:rPr>
       </w:pPr>
     </w:p>
-    <w:p ns2:paraId="427E2822" ns2:textId="77777777">
+    <w:p>
       <w:pPr>
         <w:pStyle w:val="NormalWeb"/>
         <w:spacing w:after="0" w:line="240" w:lineRule="auto"/>
@@ -2408,7 +2357,7 @@
         <w:t>.</w:t>
       </w:r>
     </w:p>
-    <w:p ns2:paraId="7CD66F06" ns2:textId="77777777">
+    <w:p>
       <w:pPr>
         <w:pStyle w:val="NormalWeb"/>
         <w:spacing w:after="0" w:line="240" w:lineRule="auto"/>
@@ -2431,7 +2380,7 @@
         <w:tab/>
       </w:r>
     </w:p>
-    <w:p ns2:paraId="496E2EBE" ns2:textId="77777777">
+    <w:p>
       <w:pPr>
         <w:pStyle w:val="NormalWeb"/>
         <w:spacing w:after="0" w:line="240" w:lineRule="auto"/>
@@ -2452,7 +2401,7 @@
         <w:t>No se considerará confidencial la información hecha pública por mandato legal o voluntariamente para generar transparencia en el mercado, ni aquella entregada previamente a entidades u organismos responsables para su divulgación.</w:t>
       </w:r>
     </w:p>
-    <w:p ns2:paraId="230408B7" ns2:textId="77777777">
+    <w:p>
       <w:pPr>
         <w:pStyle w:val="NormalWeb"/>
         <w:spacing w:after="0" w:line="240" w:lineRule="auto"/>
@@ -2465,7 +2414,7 @@
         </w:rPr>
       </w:pPr>
     </w:p>
-    <w:p ns2:paraId="6CCF1837" ns2:textId="77777777">
+    <w:p>
       <w:pPr>
         <w:pStyle w:val="NormalWeb"/>
         <w:spacing w:after="0" w:line="240" w:lineRule="auto"/>
@@ -2495,7 +2444,7 @@
         <w:t>La afectación que podría causar la divulgación de la información a su poseedor. La carga de la prueba recaerá sobre el potencial afectado.”</w:t>
       </w:r>
     </w:p>
-    <w:p ns2:paraId="5FE0D79C" ns2:textId="77777777">
+    <w:p>
       <w:pPr>
         <w:ind w:left="567" w:hanging="567"/>
         <w:jc w:val="both"/>
@@ -2504,7 +2453,7 @@
         </w:rPr>
       </w:pPr>
     </w:p>
-    <w:p ns2:paraId="4FBC6F96" ns2:textId="77777777">
+    <w:p>
       <w:pPr>
         <w:ind w:left="567" w:hanging="567"/>
         <w:jc w:val="both"/>
@@ -2532,7 +2481,7 @@
         <w:t>Aplicación al caso concreto</w:t>
       </w:r>
     </w:p>
-    <w:p ns2:paraId="0B11A743" ns2:textId="77777777">
+    <w:p>
       <w:pPr>
         <w:ind w:left="567" w:hanging="567"/>
         <w:jc w:val="both"/>
@@ -2541,7 +2490,7 @@
         </w:rPr>
       </w:pPr>
     </w:p>
-    <w:p ns2:paraId="56D5BB85" ns2:textId="7FF75334">
+    <w:p>
       <w:pPr>
         <w:pStyle w:val="Prrafodelista"/>
         <w:numPr>
@@ -2668,7 +2617,7 @@
         <w:t xml:space="preserve"/>
       </w:r>
     </w:p>
-    <w:p ns2:paraId="3633D5E3" ns2:textId="77777777">
+    <w:p>
       <w:pPr>
         <w:pStyle w:val="Prrafodelista"/>
         <w:ind w:left="567"/>
@@ -2678,7 +2627,7 @@
         </w:rPr>
       </w:pPr>
     </w:p>
-    <w:p ns2:paraId="09022663" ns2:textId="6486AB2D">
+    <w:p>
       <w:pPr>
         <w:pStyle w:val="Prrafodelista"/>
         <w:numPr>
@@ -2731,15 +2680,15 @@
         <w:footnoteReference w:id="4"/>
       </w:r>
     </w:p>
-    <w:p ns2:paraId="7E3D5B57" ns2:textId="77777777">
-      <w:pPr>
-        <w:jc w:val="both"/>
-        <w:rPr>
-          <w:rFonts w:ascii="Arial Narrow" w:hAnsi="Arial Narrow"/>
-        </w:rPr>
-      </w:pPr>
-    </w:p>
-    <w:p ns2:paraId="582B533D" ns2:textId="60618F01">
+    <w:p>
+      <w:pPr>
+        <w:jc w:val="both"/>
+        <w:rPr>
+          <w:rFonts w:ascii="Arial Narrow" w:hAnsi="Arial Narrow"/>
+        </w:rPr>
+      </w:pPr>
+    </w:p>
+    <w:p>
       <w:pPr>
         <w:pStyle w:val="Prrafodelista"/>
         <w:numPr>
@@ -2929,7 +2878,7 @@
         <w:t/>
       </w:r>
     </w:p>
-    <w:p ns2:paraId="2F68CD60" ns2:textId="77777777">
+    <w:p>
       <w:pPr>
         <w:pStyle w:val="Prrafodelista"/>
         <w:ind w:left="567"/>
@@ -2940,7 +2889,7 @@
         </w:rPr>
       </w:pPr>
     </w:p>
-    <w:p ns2:paraId="52E87485" ns2:textId="101FCF85">
+    <w:p>
       <w:pPr>
         <w:pStyle w:val="Prrafodelista"/>
         <w:numPr>
@@ -2980,7 +2929,7 @@
         <w:t xml:space="preserve"> que rige los procedimientos administrativos.</w:t>
       </w:r>
     </w:p>
-    <w:p ns2:paraId="46B07640" ns2:textId="77777777">
+    <w:p>
       <w:pPr>
         <w:pStyle w:val="Prrafodelista"/>
         <w:ind w:left="567"/>
@@ -2991,7 +2940,7 @@
         </w:rPr>
       </w:pPr>
     </w:p>
-    <w:p ns2:paraId="4CA66804" ns2:textId="59B6D336">
+    <w:p>
       <w:pPr>
         <w:pStyle w:val="Prrafodelista"/>
         <w:numPr>
@@ -3032,23 +2981,23 @@
         <w:t/>
       </w:r>
     </w:p>
-    <w:p ns2:paraId="23B40812" ns2:textId="77777777">
-      <w:pPr>
-        <w:jc w:val="both"/>
-        <w:rPr>
-          <w:rFonts w:ascii="Arial Narrow" w:hAnsi="Arial Narrow"/>
-        </w:rPr>
-      </w:pPr>
-    </w:p>
-    <w:p ns2:paraId="0E208EA1" ns2:textId="77777777">
-      <w:pPr>
-        <w:jc w:val="both"/>
-        <w:rPr>
-          <w:rFonts w:ascii="Arial Narrow" w:hAnsi="Arial Narrow"/>
-        </w:rPr>
-      </w:pPr>
-    </w:p>
-    <w:p ns2:paraId="0C905DA1" ns2:textId="37D7F064">
+    <w:p>
+      <w:pPr>
+        <w:jc w:val="both"/>
+        <w:rPr>
+          <w:rFonts w:ascii="Arial Narrow" w:hAnsi="Arial Narrow"/>
+        </w:rPr>
+      </w:pPr>
+    </w:p>
+    <w:p>
+      <w:pPr>
+        <w:jc w:val="both"/>
+        <w:rPr>
+          <w:rFonts w:ascii="Arial Narrow" w:hAnsi="Arial Narrow"/>
+        </w:rPr>
+      </w:pPr>
+    </w:p>
+    <w:p>
       <w:pPr>
         <w:pStyle w:val="Prrafodelista"/>
         <w:numPr>
@@ -3078,15 +3027,15 @@
         <w:t>DE LA ADMISIÓN A TRÁMITE DE LA DENUNCIA</w:t>
       </w:r>
     </w:p>
-    <w:p ns2:paraId="19649EC4" ns2:textId="77777777">
-      <w:pPr>
-        <w:jc w:val="both"/>
-        <w:rPr>
-          <w:rFonts w:ascii="Arial Narrow" w:eastAsia="Arial Narrow" w:hAnsi="Arial Narrow" w:cs="Arial Narrow"/>
-        </w:rPr>
-      </w:pPr>
-    </w:p>
-    <w:p ns2:paraId="1FFCF8C5" ns2:textId="585BA870">
+    <w:p>
+      <w:pPr>
+        <w:jc w:val="both"/>
+        <w:rPr>
+          <w:rFonts w:ascii="Arial Narrow" w:eastAsia="Arial Narrow" w:hAnsi="Arial Narrow" w:cs="Arial Narrow"/>
+        </w:rPr>
+      </w:pPr>
+    </w:p>
+    <w:p>
       <w:pPr>
         <w:pStyle w:val="Prrafodelista"/>
         <w:numPr>
@@ -3225,15 +3174,15 @@
         <w:t>.</w:t>
       </w:r>
     </w:p>
-    <w:p ns2:paraId="46E05EFB" ns2:textId="77777777">
-      <w:pPr>
-        <w:jc w:val="both"/>
-        <w:rPr>
-          <w:rFonts w:ascii="Arial Narrow" w:eastAsia="Arial Narrow" w:hAnsi="Arial Narrow" w:cs="Arial Narrow"/>
-        </w:rPr>
-      </w:pPr>
-    </w:p>
-    <w:p ns2:paraId="39E96FE5" ns2:textId="2CA8E34A">
+    <w:p>
+      <w:pPr>
+        <w:jc w:val="both"/>
+        <w:rPr>
+          <w:rFonts w:ascii="Arial Narrow" w:eastAsia="Arial Narrow" w:hAnsi="Arial Narrow" w:cs="Arial Narrow"/>
+        </w:rPr>
+      </w:pPr>
+    </w:p>
+    <w:p>
       <w:pPr>
         <w:pStyle w:val="Prrafodelista"/>
         <w:numPr>
@@ -3405,7 +3354,7 @@
         <w:t xml:space="preserve"> del Código.</w:t>
       </w:r>
     </w:p>
-    <w:p ns2:paraId="73F3F519" ns2:textId="77777777">
+    <w:p>
       <w:pPr>
         <w:pStyle w:val="Prrafodelista"/>
         <w:ind w:left="567"/>
@@ -3415,7 +3364,7 @@
         </w:rPr>
       </w:pPr>
     </w:p>
-    <w:p ns2:paraId="3281C94B" ns2:textId="15A08503">
+    <w:p>
       <w:pPr>
         <w:pStyle w:val="Prrafodelista"/>
         <w:numPr>
@@ -3435,7 +3384,7 @@
         <w:t>En tanto la denuncia reúne los requisitos establecidos por la norma citada, corresponde admitirla a trámite.</w:t>
       </w:r>
     </w:p>
-    <w:p ns2:paraId="01F0B2E8" ns2:textId="77777777">
+    <w:p>
       <w:pPr>
         <w:pBdr>
           <w:top w:val="nil"/>
@@ -3450,7 +3399,7 @@
         </w:rPr>
       </w:pPr>
     </w:p>
-    <w:p ns2:paraId="733EEF6D" ns2:textId="6C68D355">
+    <w:p>
       <w:pPr>
         <w:pStyle w:val="Prrafodelista"/>
         <w:numPr>
@@ -3479,7 +3428,7 @@
         <w:t>REQUERIMIENTO DE INFORMACIÓN</w:t>
       </w:r>
     </w:p>
-    <w:p ns2:paraId="50741013" ns2:textId="77777777">
+    <w:p>
       <w:pPr>
         <w:pBdr>
           <w:top w:val="nil"/>
@@ -3496,7 +3445,7 @@
         </w:rPr>
       </w:pPr>
     </w:p>
-    <w:p ns2:paraId="1BCEC533" ns2:textId="5F69DB56">
+    <w:p>
       <w:pPr>
         <w:pStyle w:val="Prrafodelista"/>
         <w:numPr>
@@ -3675,15 +3624,15 @@
         <w:t xml:space="preserve">. </w:t>
       </w:r>
     </w:p>
-    <w:p ns2:paraId="0D137131" ns2:textId="77777777">
-      <w:pPr>
-        <w:jc w:val="both"/>
-        <w:rPr>
-          <w:rFonts w:ascii="Arial Narrow" w:hAnsi="Arial Narrow"/>
-        </w:rPr>
-      </w:pPr>
-    </w:p>
-    <w:p ns2:paraId="13303696" ns2:textId="77777777">
+    <w:p>
+      <w:pPr>
+        <w:jc w:val="both"/>
+        <w:rPr>
+          <w:rFonts w:ascii="Arial Narrow" w:hAnsi="Arial Narrow"/>
+        </w:rPr>
+      </w:pPr>
+    </w:p>
+    <w:p>
       <w:pPr>
         <w:numPr>
           <w:ilvl w:val="0"/>
@@ -3711,7 +3660,7 @@
         <w:t>RESOLUCIÓN DE LA SECRETARÍA TÉCNICA</w:t>
       </w:r>
     </w:p>
-    <w:p ns2:paraId="3BAAC97F" ns2:textId="77777777">
+    <w:p>
       <w:pPr>
         <w:pBdr>
           <w:top w:val="nil"/>
@@ -3728,7 +3677,7 @@
         </w:rPr>
       </w:pPr>
     </w:p>
-    <w:p ns2:paraId="4EC40022" ns2:textId="0D28F043">
+    <w:p>
       <w:pPr>
         <w:jc w:val="both"/>
         <w:rPr>
@@ -3917,16 +3866,16 @@
         <w:t/>
       </w:r>
     </w:p>
-    <w:p ns2:paraId="692F717C" ns2:textId="77777777">
-      <w:pPr>
-        <w:jc w:val="both"/>
-        <w:rPr>
-          <w:rFonts w:ascii="Arial Narrow" w:eastAsia="Arial Narrow" w:hAnsi="Arial Narrow" w:cs="Arial Narrow"/>
-          <w:b/>
-        </w:rPr>
-      </w:pPr>
-    </w:p>
-    <w:p ns2:paraId="151EBC89" ns2:textId="03E841FA">
+    <w:p>
+      <w:pPr>
+        <w:jc w:val="both"/>
+        <w:rPr>
+          <w:rFonts w:ascii="Arial Narrow" w:eastAsia="Arial Narrow" w:hAnsi="Arial Narrow" w:cs="Arial Narrow"/>
+          <w:b/>
+        </w:rPr>
+      </w:pPr>
+    </w:p>
+    <w:p>
       <w:pPr>
         <w:jc w:val="both"/>
         <w:rPr>
@@ -4041,7 +3990,7 @@
         <w:t xml:space="preserve"/>
       </w:r>
     </w:p>
-    <w:p ns2:paraId="7242263E" ns2:textId="77777777">
+    <w:p>
       <w:pPr>
         <w:jc w:val="both"/>
         <w:rPr>
@@ -4051,7 +4000,7 @@
         </w:rPr>
       </w:pPr>
     </w:p>
-    <w:p ns2:paraId="653CBA92" ns2:textId="68615FDE">
+    <w:p>
       <w:pPr>
         <w:pStyle w:val="Prrafodelista"/>
         <w:numPr>
@@ -4162,7 +4111,7 @@
         <w:t>, pese a ser la compañía más sancionada.</w:t>
       </w:r>
     </w:p>
-    <w:p ns2:paraId="4F8CBFAD" ns2:textId="77777777">
+    <w:p>
       <w:pPr>
         <w:pBdr>
           <w:top w:val="nil"/>
@@ -4177,7 +4126,7 @@
         </w:rPr>
       </w:pPr>
     </w:p>
-    <w:p ns2:paraId="4F10D257" ns2:textId="5AB481AB">
+    <w:p>
       <w:pPr>
         <w:pStyle w:val="Prrafodelista"/>
         <w:numPr>
@@ -4347,7 +4296,7 @@
         <w:t>.</w:t>
       </w:r>
     </w:p>
-    <w:p ns2:paraId="36C56DC4" ns2:textId="77777777">
+    <w:p>
       <w:pPr>
         <w:pBdr>
           <w:top w:val="nil"/>
@@ -4362,7 +4311,7 @@
         </w:rPr>
       </w:pPr>
     </w:p>
-    <w:p ns2:paraId="29C4DA0A" ns2:textId="22E107CE">
+    <w:p>
       <w:pPr>
         <w:jc w:val="both"/>
         <w:rPr>
@@ -4422,15 +4371,15 @@
         <w:t xml:space="preserve">. </w:t>
       </w:r>
     </w:p>
-    <w:p ns2:paraId="03EB0BD9" ns2:textId="77777777">
-      <w:pPr>
-        <w:jc w:val="both"/>
-        <w:rPr>
-          <w:rFonts w:ascii="Arial Narrow" w:eastAsia="Arial Narrow" w:hAnsi="Arial Narrow" w:cs="Arial Narrow"/>
-        </w:rPr>
-      </w:pPr>
-    </w:p>
-    <w:p ns2:paraId="2DC92C85" ns2:textId="335A9E42">
+    <w:p>
+      <w:pPr>
+        <w:jc w:val="both"/>
+        <w:rPr>
+          <w:rFonts w:ascii="Arial Narrow" w:eastAsia="Arial Narrow" w:hAnsi="Arial Narrow" w:cs="Arial Narrow"/>
+        </w:rPr>
+      </w:pPr>
+    </w:p>
+    <w:p>
       <w:pPr>
         <w:jc w:val="both"/>
         <w:rPr>
@@ -4490,7 +4439,7 @@
       </w:r>
     </w:p>
     <w:bookmarkEnd w:id="5"/>
-    <w:p ns2:paraId="19BDC2CF" ns2:textId="77777777">
+    <w:p>
       <w:pPr>
         <w:autoSpaceDE w:val="0"/>
         <w:autoSpaceDN w:val="0"/>
@@ -4501,7 +4450,7 @@
         </w:rPr>
       </w:pPr>
     </w:p>
-    <w:p ns2:paraId="1FE74689" ns2:textId="77777777">
+    <w:p>
       <w:pPr>
         <w:widowControl w:val="0"/>
         <w:numPr>
@@ -4521,7 +4470,7 @@
         <w:t xml:space="preserve">Presentar documentos que acrediten su inscripción en los Registros Públicos o una declaración jurada que indique que cuenta con dicha inscripción; </w:t>
       </w:r>
     </w:p>
-    <w:p ns2:paraId="0689A641" ns2:textId="77777777">
+    <w:p>
       <w:pPr>
         <w:widowControl w:val="0"/>
         <w:ind w:left="567" w:hanging="567"/>
@@ -4531,7 +4480,7 @@
         </w:rPr>
       </w:pPr>
     </w:p>
-    <w:p ns2:paraId="69BBACBB" ns2:textId="77777777">
+    <w:p>
       <w:pPr>
         <w:widowControl w:val="0"/>
         <w:numPr>
@@ -4552,7 +4501,7 @@
       </w:r>
       <w:bookmarkStart w:id="6" w:name="_Hlk136949140"/>
     </w:p>
-    <w:p ns2:paraId="5FDE66B6" ns2:textId="77777777">
+    <w:p>
       <w:pPr>
         <w:widowControl w:val="0"/>
         <w:ind w:left="567"/>
@@ -4562,7 +4511,7 @@
         </w:rPr>
       </w:pPr>
     </w:p>
-    <w:p ns2:paraId="721739B8" ns2:textId="77777777">
+    <w:p>
       <w:pPr>
         <w:widowControl w:val="0"/>
         <w:numPr>
@@ -4582,7 +4531,7 @@
         <w:t>consignar el Número de Registro Único de Contribuyentes (RUC);</w:t>
       </w:r>
     </w:p>
-    <w:p ns2:paraId="000E2D60" ns2:textId="77777777">
+    <w:p>
       <w:pPr>
         <w:widowControl w:val="0"/>
         <w:ind w:left="567"/>
@@ -4592,7 +4541,7 @@
         </w:rPr>
       </w:pPr>
     </w:p>
-    <w:p ns2:paraId="3AEF7426" ns2:textId="77777777">
+    <w:p>
       <w:pPr>
         <w:widowControl w:val="0"/>
         <w:numPr>
@@ -4613,7 +4562,7 @@
       </w:r>
       <w:bookmarkStart w:id="7" w:name="_Hlk136948279"/>
     </w:p>
-    <w:p ns2:paraId="0F479918" ns2:textId="77777777">
+    <w:p>
       <w:pPr>
         <w:widowControl w:val="0"/>
         <w:ind w:left="567"/>
@@ -4623,7 +4572,7 @@
         </w:rPr>
       </w:pPr>
     </w:p>
-    <w:p ns2:paraId="48C8F32D" ns2:textId="77777777">
+    <w:p>
       <w:pPr>
         <w:widowControl w:val="0"/>
         <w:numPr>
@@ -4710,7 +4659,7 @@
       <w:bookmarkEnd w:id="7"/>
     </w:p>
     <w:bookmarkEnd w:id="6"/>
-    <w:p ns2:paraId="6025EDCC" ns2:textId="77777777">
+    <w:p>
       <w:pPr>
         <w:jc w:val="both"/>
         <w:rPr>
@@ -4745,10 +4694,44 @@
           <w:sz w:val="20"/>
           <w:szCs w:val="20"/>
         </w:rPr>
-        <w:t xml:space="preserve">correr traslado de la presente resolución a Rímac Seguros y Reaseguros S.A. para que, de conformidad con lo dispuesto por el artículo 26 de la Ley sobre Facultades, Normas y Organización del Indecopi, aprobada por Decreto Legislativo 807, presente sus descargos sobre la imputación de cargos realizada en un plazo no mayor a cinco (5) días hábiles contado a partir del día siguiente de la notificación de la presente resolución, vencido el cual, el Secretario Técnico declarará en rebeldía al denunciado que no lo hubiera presentado. Debe precisarse que de conformidad con lo establecido por el artículo 223 del Texto Único Ordenado de la Ley 27444, Ley del Procedimiento Administrativo General, las alegaciones y los hechos relevantes de la reclamación, salvo que hayan sido específicamente negadas en la contestación, se tendrán por aceptadas o merituadas como ciertas.</w:t>
-      </w:r>
-    </w:p>
-    <w:p ns2:paraId="2E1B770C" ns2:textId="77777777">
+        <w:t xml:space="preserve">correr traslado de la presente resolución a Rímac Seguros y Reaseguros S.A. para que, de conformidad con lo dispuesto por el artículo 26 de la Ley sobre Facultades, Normas y Organización del Indecopi, aprobada por Decreto Legislativo 807</w:t>
+      </w:r>
+      <w:r>
+        <w:rPr>
+          <w:rStyle w:val="Refdenotaalpie"/>
+          <w:rFonts w:ascii="Arial Narrow" w:hAnsi="Arial Narrow"/>
+          <w:lang w:eastAsia="es-ES"/>
+          <w:vertAlign w:val="superscript"/>
+        </w:rPr>
+        <w:footnoteReference w:id="18"/>
+      </w:r>
+      <w:r>
+        <w:rPr>
+          <w:rFonts w:ascii="Arial Narrow" w:hAnsi="Arial Narrow" w:cs="Arial Narrow"/>
+          <w:sz w:val="20"/>
+          <w:szCs w:val="20"/>
+        </w:rPr>
+        <w:t xml:space="preserve">, presente sus descargos sobre la imputación de cargos realizada en un plazo no mayor a cinco (5) días hábiles contado a partir del día siguiente de la notificación de la presente resolución, vencido el cual, el Secretario Técnico declarará en rebeldía al denunciado que no lo hubiera presentado. Debe precisarse que de conformidad con lo establecido por el artículo 223 del Texto Único Ordenado de la Ley 27444, Ley del Procedimiento Administrativo General</w:t>
+      </w:r>
+      <w:r>
+        <w:rPr>
+          <w:rStyle w:val="Refdenotaalpie"/>
+          <w:rFonts w:ascii="Arial Narrow" w:hAnsi="Arial Narrow"/>
+          <w:lang w:eastAsia="es-ES"/>
+          <w:vertAlign w:val="superscript"/>
+        </w:rPr>
+        <w:footnoteReference w:id="19"/>
+      </w:r>
+      <w:r>
+        <w:rPr>
+          <w:rFonts w:ascii="Arial Narrow" w:hAnsi="Arial Narrow" w:cs="Arial Narrow"/>
+          <w:sz w:val="20"/>
+          <w:szCs w:val="20"/>
+        </w:rPr>
+        <w:t xml:space="preserve">, las alegaciones y los hechos relevantes de la reclamación, salvo que hayan sido específicamente negadas en la contestación, se tendrán por aceptadas o merituadas como ciertas.</w:t>
+      </w:r>
+    </w:p>
+    <w:p>
       <w:pPr>
         <w:jc w:val="both"/>
         <w:rPr>
@@ -4760,7 +4743,7 @@
         </w:rPr>
       </w:pPr>
     </w:p>
-    <w:p ns2:paraId="5D99DE99" ns2:textId="7CDF04CC">
+    <w:p>
       <w:pPr>
         <w:jc w:val="both"/>
         <w:rPr>
@@ -4942,7 +4925,7 @@
         <w:t xml:space="preserve"> </w:t>
       </w:r>
     </w:p>
-    <w:p ns2:paraId="42601899" ns2:textId="77777777">
+    <w:p>
       <w:pPr>
         <w:pBdr>
           <w:top w:val="nil"/>
@@ -4958,7 +4941,7 @@
       </w:pPr>
       <w:bookmarkStart w:id="9" w:name="_Hlk136949693"/>
     </w:p>
-    <w:p ns2:paraId="7B9C8AF5" ns2:textId="5CB2BE10">
+    <w:p>
       <w:pPr>
         <w:pBdr>
           <w:top w:val="nil"/>
@@ -5098,7 +5081,7 @@
         <w:t>.</w:t>
       </w:r>
     </w:p>
-    <w:p ns2:paraId="3F8BCFFE" ns2:textId="7CC5F1D0">
+    <w:p>
       <w:pPr>
         <w:jc w:val="both"/>
         <w:rPr>
@@ -5156,7 +5139,7 @@
       </w:r>
     </w:p>
     <w:bookmarkEnd w:id="11"/>
-    <w:p ns2:paraId="71B707D5" ns2:textId="77777777">
+    <w:p>
       <w:pPr>
         <w:shd w:val="clear" w:color="auto" w:fill="FFFFFF" w:themeFill="background1"/>
         <w:jc w:val="both"/>
@@ -5167,7 +5150,7 @@
         </w:rPr>
       </w:pPr>
     </w:p>
-    <w:p ns2:paraId="15B457F0" ns2:textId="0B21C66E">
+    <w:p>
       <w:pPr>
         <w:shd w:val="clear" w:color="auto" w:fill="FFFFFF" w:themeFill="background1"/>
         <w:jc w:val="both"/>
@@ -5243,7 +5226,7 @@
         <w:t>, los gastos por los peritajes realizados, actuación de pruebas, inspecciones y otros derivados de la tramitación del proceso serán de cargo de la parte que solicita la prueba, salvo pacto en contrario. En todos los casos, la resolución final determinará si los gastos deben ser asumidos por alguna de las partes, o reembolsados a la otra parte o al Indecopi, según sea el caso, de manera adicional a la sanción que haya podido imponerse.</w:t>
       </w:r>
     </w:p>
-    <w:p ns2:paraId="429E58D8" ns2:textId="77777777">
+    <w:p>
       <w:pPr>
         <w:shd w:val="clear" w:color="auto" w:fill="FFFFFF"/>
         <w:jc w:val="both"/>
@@ -5252,7 +5235,7 @@
         </w:rPr>
       </w:pPr>
     </w:p>
-    <w:p ns2:paraId="4FC33B52" ns2:textId="54331906">
+    <w:p>
       <w:pPr>
         <w:suppressAutoHyphens/>
         <w:jc w:val="both"/>
@@ -5369,7 +5352,7 @@
         <w:t xml:space="preserve">Ello bajo apercibimiento de no realizar la audiencia de conciliación y levantar el acta de inasistencia correspondiente. </w:t>
       </w:r>
     </w:p>
-    <w:p ns2:paraId="0FC7A55D" ns2:textId="77777777">
+    <w:p>
       <w:pPr>
         <w:shd w:val="clear" w:color="auto" w:fill="FFFFFF" w:themeFill="background1"/>
         <w:jc w:val="both"/>
@@ -5380,7 +5363,7 @@
         </w:rPr>
       </w:pPr>
     </w:p>
-    <w:p ns2:paraId="3F3E79CD" ns2:textId="326576F2">
+    <w:p>
       <w:pPr>
         <w:shd w:val="clear" w:color="auto" w:fill="FFFFFF" w:themeFill="background1"/>
         <w:jc w:val="both"/>
@@ -5412,7 +5395,7 @@
         <w:t>poner en conocimiento de las partes que, antes de la emisión de la Resolución Final, tienen la posibilidad de formular su desistimiento o presentar el acuerdo arribado mediante la conciliación, mediación, transacción o cualquier otro que, de forma indubitable, deje constancia que se ha solucionado la controversia materia de denuncia.</w:t>
       </w:r>
     </w:p>
-    <w:p ns2:paraId="41FE7D9F" ns2:textId="77777777">
+    <w:p>
       <w:pPr>
         <w:shd w:val="clear" w:color="auto" w:fill="FFFFFF" w:themeFill="background1"/>
         <w:jc w:val="both"/>
@@ -5422,7 +5405,7 @@
       </w:pPr>
     </w:p>
     <w:bookmarkEnd w:id="9"/>
-    <w:p ns2:paraId="56C123D6" ns2:textId="492577A6">
+    <w:p>
       <w:pPr>
         <w:suppressAutoHyphens/>
         <w:jc w:val="both"/>
@@ -5558,7 +5541,7 @@
         <w:t>.</w:t>
       </w:r>
     </w:p>
-    <w:p ns2:paraId="4A88A19B" ns2:textId="77777777">
+    <w:p>
       <w:pPr>
         <w:suppressAutoHyphens/>
         <w:jc w:val="both"/>
@@ -5567,7 +5550,7 @@
         </w:rPr>
       </w:pPr>
     </w:p>
-    <w:p ns2:paraId="76ACA17B" ns2:textId="130FF333">
+    <w:p>
       <w:pPr>
         <w:suppressAutoHyphens/>
         <w:jc w:val="both"/>
@@ -5633,7 +5616,7 @@
         <w:t/>
       </w:r>
     </w:p>
-    <w:p ns2:paraId="5BCBBDDF" ns2:textId="77777777">
+    <w:p>
       <w:pPr>
         <w:suppressAutoHyphens/>
         <w:jc w:val="both"/>
@@ -5643,7 +5626,7 @@
         </w:rPr>
       </w:pPr>
     </w:p>
-    <w:p ns2:paraId="4CA9F2F3" ns2:textId="77777777">
+    <w:p>
       <w:pPr>
         <w:shd w:val="clear" w:color="auto" w:fill="FFFFFF"/>
         <w:rPr>
@@ -5653,7 +5636,7 @@
         </w:rPr>
       </w:pPr>
     </w:p>
-    <w:p ns2:paraId="31D96154" ns2:textId="77777777">
+    <w:p>
       <w:pPr>
         <w:shd w:val="clear" w:color="auto" w:fill="FFFFFF"/>
         <w:rPr>
@@ -5663,7 +5646,7 @@
         </w:rPr>
       </w:pPr>
     </w:p>
-    <w:p ns2:paraId="6452A35D" ns2:textId="77777777">
+    <w:p>
       <w:pPr>
         <w:shd w:val="clear" w:color="auto" w:fill="FFFFFF"/>
         <w:rPr>
@@ -5673,7 +5656,7 @@
         </w:rPr>
       </w:pPr>
     </w:p>
-    <w:p ns2:paraId="4294BD45" ns2:textId="77777777">
+    <w:p>
       <w:pPr>
         <w:pStyle w:val="paragraph"/>
         <w:shd w:val="clear" w:color="auto" w:fill="FFFFFF"/>
@@ -5701,7 +5684,7 @@
         <w:t/>
       </w:r>
     </w:p>
-    <w:p ns2:paraId="5F2DCA78" ns2:textId="77777777">
+    <w:p>
       <w:pPr>
         <w:pStyle w:val="paragraph"/>
         <w:shd w:val="clear" w:color="auto" w:fill="FFFFFF"/>
@@ -5729,7 +5712,7 @@
         <w:t/>
       </w:r>
     </w:p>
-    <w:p ns2:paraId="7ABD4597" ns2:textId="77777777">
+    <w:p>
       <w:pPr>
         <w:pStyle w:val="paragraph"/>
         <w:shd w:val="clear" w:color="auto" w:fill="FFFFFF"/>
@@ -5832,7 +5815,7 @@
         <w:t> </w:t>
       </w:r>
     </w:p>
-    <w:p ns2:paraId="03F6FD43" ns2:textId="77777777">
+    <w:p>
       <w:pPr>
         <w:shd w:val="clear" w:color="auto" w:fill="FFFFFF"/>
         <w:jc w:val="center"/>
@@ -5845,7 +5828,7 @@
         </w:rPr>
       </w:pPr>
     </w:p>
-    <w:p ns2:paraId="04334BAB" ns2:textId="693C37FB">
+    <w:p>
       <w:pPr>
         <w:jc w:val="both"/>
         <w:rPr>
@@ -5889,8 +5872,8 @@
       </w:r>
     </w:p>
     <w:sectPr>
-      <w:headerReference w:type="default" ns3:id="rId12"/>
-      <w:footerReference w:type="default" ns3:id="rId13"/>
+      <w:headerReference w:type="default" r:id="rId12"/>
+      <w:footerReference w:type="default" r:id="rId13"/>
       <w:pgSz w:w="11906" w:h="16838"/>
       <w:pgMar w:top="1417" w:right="1701" w:bottom="1417" w:left="1701" w:header="709" w:footer="709" w:gutter="0"/>
       <w:pgNumType w:start="1"/>
@@ -5901,7 +5884,7 @@
 </file>
 
 <file path=word/endnotes.xml><?xml version="1.0" encoding="utf-8"?>
-<w:endnotes xmlns:wpc="http://schemas.microsoft.com/office/word/2010/wordprocessingCanvas" xmlns:cx="http://schemas.microsoft.com/office/drawing/2014/chartex" xmlns:cx1="http://schemas.microsoft.com/office/drawing/2015/9/8/chartex" xmlns:cx2="http://schemas.microsoft.com/office/drawing/2015/10/21/chartex" xmlns:cx3="http://schemas.microsoft.com/office/drawing/2016/5/9/chartex" xmlns:cx4="http://schemas.microsoft.com/office/drawing/2016/5/10/chartex" xmlns:cx5="http://schemas.microsoft.com/office/drawing/2016/5/11/chartex" xmlns:cx6="http://schemas.microsoft.com/office/drawing/2016/5/12/chartex" xmlns:cx7="http://schemas.microsoft.com/office/drawing/2016/5/13/chartex" xmlns:cx8="http://schemas.microsoft.com/office/drawing/2016/5/14/chartex" xmlns:mc="http://schemas.openxmlformats.org/markup-compatibility/2006" xmlns:aink="http://schemas.microsoft.com/office/drawing/2016/ink" xmlns:am3d="http://schemas.microsoft.com/office/drawing/2017/model3d" xmlns:o="urn:schemas-microsoft-com:office:office" xmlns:oel="http://schemas.microsoft.com/office/2019/extlst" xmlns:r="http://schemas.openxmlformats.org/officeDocument/2006/relationships" xmlns:m="http://schemas.openxmlformats.org/officeDocument/2006/math" xmlns:v="urn:schemas-microsoft-com:vml" xmlns:wp14="http://schemas.microsoft.com/office/word/2010/wordprocessingDrawing" xmlns:wp="http://schemas.openxmlformats.org/drawingml/2006/wordprocessingDrawing" xmlns:w10="urn:schemas-microsoft-com:office:word" xmlns:w="http://schemas.openxmlformats.org/wordprocessingml/2006/main" xmlns:w14="http://schemas.microsoft.com/office/word/2010/wordml" xmlns:w15="http://schemas.microsoft.com/office/word/2012/wordml" xmlns:w16cex="http://schemas.microsoft.com/office/word/2018/wordml/cex" xmlns:w16cid="http://schemas.microsoft.com/office/word/2016/wordml/cid" xmlns:w16="http://schemas.microsoft.com/office/word/2018/wordml" xmlns:w16du="http://schemas.microsoft.com/office/word/2023/wordml/word16du" xmlns:w16sdtdh="http://schemas.microsoft.com/office/word/2020/wordml/sdtdatahash" xmlns:w16sdtfl="http://schemas.microsoft.com/office/word/2024/wordml/sdtformatlock" xmlns:w16se="http://schemas.microsoft.com/office/word/2015/wordml/symex" xmlns:wpg="http://schemas.microsoft.com/office/word/2010/wordprocessingGroup" xmlns:wpi="http://schemas.microsoft.com/office/word/2010/wordprocessingInk" xmlns:wne="http://schemas.microsoft.com/office/word/2006/wordml" xmlns:wps="http://schemas.microsoft.com/office/word/2010/wordprocessingShape" mc:Ignorable="w14 w15 w16se w16cid w16 w16cex w16sdtdh w16sdtfl w16du wp14">
+<w:endnotes xmlns:mc="http://schemas.openxmlformats.org/markup-compatibility/2006" xmlns:r="http://schemas.openxmlformats.org/officeDocument/2006/relationships" xmlns:w="http://schemas.openxmlformats.org/wordprocessingml/2006/main" xmlns:w14="http://schemas.microsoft.com/office/word/2010/wordml" xmlns:w15="http://schemas.microsoft.com/office/word/2012/wordml" xmlns:w16="http://schemas.microsoft.com/office/word/2018/wordml" xmlns:w16cex="http://schemas.microsoft.com/office/word/2018/wordml/cex" xmlns:w16cid="http://schemas.microsoft.com/office/word/2016/wordml/cid" xmlns:w16du="http://schemas.microsoft.com/office/word/2023/wordml/word16du" xmlns:w16sdtdh="http://schemas.microsoft.com/office/word/2020/wordml/sdtdatahash" xmlns:w16se="http://schemas.microsoft.com/office/word/2015/wordml/symex" xmlns:wp14="http://schemas.microsoft.com/office/word/2010/wordprocessingDrawing" mc:Ignorable="w14 w15 w16se w16cid w16 w16cex w16sdtdh w16du wp14">
   <w:endnote w:type="separator" w:id="-1">
     <w:p>
       <w:r>
@@ -5920,7 +5903,7 @@
 </file>
 
 <file path=word/footer1.xml><?xml version="1.0" encoding="utf-8"?>
-<w:ftr xmlns:wpc="http://schemas.microsoft.com/office/word/2010/wordprocessingCanvas" xmlns:cx="http://schemas.microsoft.com/office/drawing/2014/chartex" xmlns:cx1="http://schemas.microsoft.com/office/drawing/2015/9/8/chartex" xmlns:cx2="http://schemas.microsoft.com/office/drawing/2015/10/21/chartex" xmlns:cx3="http://schemas.microsoft.com/office/drawing/2016/5/9/chartex" xmlns:cx4="http://schemas.microsoft.com/office/drawing/2016/5/10/chartex" xmlns:cx5="http://schemas.microsoft.com/office/drawing/2016/5/11/chartex" xmlns:cx6="http://schemas.microsoft.com/office/drawing/2016/5/12/chartex" xmlns:cx7="http://schemas.microsoft.com/office/drawing/2016/5/13/chartex" xmlns:cx8="http://schemas.microsoft.com/office/drawing/2016/5/14/chartex" xmlns:mc="http://schemas.openxmlformats.org/markup-compatibility/2006" xmlns:aink="http://schemas.microsoft.com/office/drawing/2016/ink" xmlns:am3d="http://schemas.microsoft.com/office/drawing/2017/model3d" xmlns:o="urn:schemas-microsoft-com:office:office" xmlns:oel="http://schemas.microsoft.com/office/2019/extlst" xmlns:r="http://schemas.openxmlformats.org/officeDocument/2006/relationships" xmlns:m="http://schemas.openxmlformats.org/officeDocument/2006/math" xmlns:v="urn:schemas-microsoft-com:vml" xmlns:wp14="http://schemas.microsoft.com/office/word/2010/wordprocessingDrawing" xmlns:wp="http://schemas.openxmlformats.org/drawingml/2006/wordprocessingDrawing" xmlns:w10="urn:schemas-microsoft-com:office:word" xmlns:w="http://schemas.openxmlformats.org/wordprocessingml/2006/main" xmlns:w14="http://schemas.microsoft.com/office/word/2010/wordml" xmlns:w15="http://schemas.microsoft.com/office/word/2012/wordml" xmlns:w16cex="http://schemas.microsoft.com/office/word/2018/wordml/cex" xmlns:w16cid="http://schemas.microsoft.com/office/word/2016/wordml/cid" xmlns:w16="http://schemas.microsoft.com/office/word/2018/wordml" xmlns:w16du="http://schemas.microsoft.com/office/word/2023/wordml/word16du" xmlns:w16sdtdh="http://schemas.microsoft.com/office/word/2020/wordml/sdtdatahash" xmlns:w16sdtfl="http://schemas.microsoft.com/office/word/2024/wordml/sdtformatlock" xmlns:w16se="http://schemas.microsoft.com/office/word/2015/wordml/symex" xmlns:wpg="http://schemas.microsoft.com/office/word/2010/wordprocessingGroup" xmlns:wpi="http://schemas.microsoft.com/office/word/2010/wordprocessingInk" xmlns:wne="http://schemas.microsoft.com/office/word/2006/wordml" xmlns:wps="http://schemas.microsoft.com/office/word/2010/wordprocessingShape" mc:Ignorable="w14 w15 w16se w16cid w16 w16cex w16sdtdh w16sdtfl w16du wp14">
+<w:ftr xmlns:mc="http://schemas.openxmlformats.org/markup-compatibility/2006" xmlns:r="http://schemas.openxmlformats.org/officeDocument/2006/relationships" xmlns:w="http://schemas.openxmlformats.org/wordprocessingml/2006/main" xmlns:w14="http://schemas.microsoft.com/office/word/2010/wordml" xmlns:w15="http://schemas.microsoft.com/office/word/2012/wordml" xmlns:w16="http://schemas.microsoft.com/office/word/2018/wordml" xmlns:w16cex="http://schemas.microsoft.com/office/word/2018/wordml/cex" xmlns:w16cid="http://schemas.microsoft.com/office/word/2016/wordml/cid" xmlns:w16du="http://schemas.microsoft.com/office/word/2023/wordml/word16du" xmlns:w16sdtdh="http://schemas.microsoft.com/office/word/2020/wordml/sdtdatahash" xmlns:w16se="http://schemas.microsoft.com/office/word/2015/wordml/symex" xmlns:wp14="http://schemas.microsoft.com/office/word/2010/wordprocessingDrawing" mc:Ignorable="w14 w15 w16se w16cid w16 w16cex w16sdtdh w16du wp14">
   <w:p>
     <w:pPr>
       <w:pBdr>
@@ -6049,7 +6032,7 @@
 </file>
 
 <file path=word/footnotes.xml><?xml version="1.0" encoding="utf-8"?>
-<w:footnotes xmlns:wpc="http://schemas.microsoft.com/office/word/2010/wordprocessingCanvas" xmlns:cx="http://schemas.microsoft.com/office/drawing/2014/chartex" xmlns:cx1="http://schemas.microsoft.com/office/drawing/2015/9/8/chartex" xmlns:cx2="http://schemas.microsoft.com/office/drawing/2015/10/21/chartex" xmlns:cx3="http://schemas.microsoft.com/office/drawing/2016/5/9/chartex" xmlns:cx4="http://schemas.microsoft.com/office/drawing/2016/5/10/chartex" xmlns:cx5="http://schemas.microsoft.com/office/drawing/2016/5/11/chartex" xmlns:cx6="http://schemas.microsoft.com/office/drawing/2016/5/12/chartex" xmlns:cx7="http://schemas.microsoft.com/office/drawing/2016/5/13/chartex" xmlns:cx8="http://schemas.microsoft.com/office/drawing/2016/5/14/chartex" xmlns:mc="http://schemas.openxmlformats.org/markup-compatibility/2006" xmlns:aink="http://schemas.microsoft.com/office/drawing/2016/ink" xmlns:am3d="http://schemas.microsoft.com/office/drawing/2017/model3d" xmlns:o="urn:schemas-microsoft-com:office:office" xmlns:oel="http://schemas.microsoft.com/office/2019/extlst" xmlns:r="http://schemas.openxmlformats.org/officeDocument/2006/relationships" xmlns:m="http://schemas.openxmlformats.org/officeDocument/2006/math" xmlns:v="urn:schemas-microsoft-com:vml" xmlns:wp14="http://schemas.microsoft.com/office/word/2010/wordprocessingDrawing" xmlns:wp="http://schemas.openxmlformats.org/drawingml/2006/wordprocessingDrawing" xmlns:w10="urn:schemas-microsoft-com:office:word" xmlns:w="http://schemas.openxmlformats.org/wordprocessingml/2006/main" xmlns:w14="http://schemas.microsoft.com/office/word/2010/wordml" xmlns:w15="http://schemas.microsoft.com/office/word/2012/wordml" xmlns:w16cex="http://schemas.microsoft.com/office/word/2018/wordml/cex" xmlns:w16cid="http://schemas.microsoft.com/office/word/2016/wordml/cid" xmlns:w16="http://schemas.microsoft.com/office/word/2018/wordml" xmlns:w16du="http://schemas.microsoft.com/office/word/2023/wordml/word16du" xmlns:w16sdtdh="http://schemas.microsoft.com/office/word/2020/wordml/sdtdatahash" xmlns:w16sdtfl="http://schemas.microsoft.com/office/word/2024/wordml/sdtformatlock" xmlns:w16se="http://schemas.microsoft.com/office/word/2015/wordml/symex" xmlns:wpg="http://schemas.microsoft.com/office/word/2010/wordprocessingGroup" xmlns:wpi="http://schemas.microsoft.com/office/word/2010/wordprocessingInk" xmlns:wne="http://schemas.microsoft.com/office/word/2006/wordml" xmlns:wps="http://schemas.microsoft.com/office/word/2010/wordprocessingShape" mc:Ignorable="w14 w15 w16se w16cid w16 w16cex w16sdtdh w16sdtfl w16du wp14">
+<w:footnotes xmlns:mc="http://schemas.openxmlformats.org/markup-compatibility/2006" xmlns:r="http://schemas.openxmlformats.org/officeDocument/2006/relationships" xmlns:w="http://schemas.openxmlformats.org/wordprocessingml/2006/main" xmlns:w14="http://schemas.microsoft.com/office/word/2010/wordml" xmlns:w15="http://schemas.microsoft.com/office/word/2012/wordml" xmlns:w16="http://schemas.microsoft.com/office/word/2018/wordml" xmlns:w16cex="http://schemas.microsoft.com/office/word/2018/wordml/cex" xmlns:w16cid="http://schemas.microsoft.com/office/word/2016/wordml/cid" xmlns:w16du="http://schemas.microsoft.com/office/word/2023/wordml/word16du" xmlns:w16sdtdh="http://schemas.microsoft.com/office/word/2020/wordml/sdtdatahash" xmlns:w16se="http://schemas.microsoft.com/office/word/2015/wordml/symex" xmlns:wp14="http://schemas.microsoft.com/office/word/2010/wordprocessingDrawing" mc:Ignorable="w14 w15 w16se w16cid w16 w16cex w16sdtdh w16du wp14">
   <w:footnote w:type="separator" w:id="-1">
     <w:p>
       <w:r>
@@ -8985,24 +8968,18 @@
       </w:r>
     </w:p>
   </w:footnote>
-  <w:footnote w:id="12">
+  <w:footnote w:id="18">
     <w:p>
       <w:pPr>
         <w:pStyle w:val="Textonotapie"/>
         <w:ind w:left="567" w:hanging="567"/>
         <w:jc w:val="both"/>
-        <w:rPr>
-          <w:rFonts w:ascii="Arial Narrow" w:eastAsia="Arial Narrow" w:hAnsi="Arial Narrow" w:cs="Arial"/>
-          <w:b/>
-          <w:bCs/>
-          <w:sz w:val="16"/>
-          <w:szCs w:val="16"/>
-        </w:rPr>
       </w:pPr>
       <w:r>
         <w:rPr>
           <w:rStyle w:val="Refdenotaalpie"/>
-          <w:rFonts w:ascii="Arial Narrow" w:eastAsia="Arial Narrow" w:hAnsi="Arial Narrow" w:cs="Arial"/>
+          <w:rFonts w:ascii="Arial Narrow" w:hAnsi="Arial Narrow"/>
+          <w:color w:val="000000" w:themeColor="text1"/>
           <w:sz w:val="16"/>
           <w:szCs w:val="16"/>
           <w:vertAlign w:val="superscript"/>
@@ -9011,25 +8988,8 @@
       </w:r>
       <w:r>
         <w:rPr>
-          <w:rFonts w:ascii="Arial Narrow" w:eastAsia="Arial Narrow" w:hAnsi="Arial Narrow" w:cs="Arial"/>
-          <w:b/>
-          <w:bCs/>
-          <w:sz w:val="16"/>
-          <w:szCs w:val="16"/>
-        </w:rPr>
-        <w:t xml:space="preserve"> </w:t>
-      </w:r>
-      <w:r>
-        <w:rPr>
-          <w:rFonts w:ascii="Arial Narrow" w:hAnsi="Arial Narrow" w:cs="Arial"/>
-          <w:sz w:val="16"/>
-          <w:szCs w:val="16"/>
-        </w:rPr>
-        <w:t xml:space="preserve"> </w:t>
-      </w:r>
-      <w:r>
-        <w:rPr>
-          <w:rFonts w:ascii="Arial Narrow" w:hAnsi="Arial Narrow" w:cs="Arial"/>
+          <w:rFonts w:ascii="Arial Narrow" w:hAnsi="Arial Narrow"/>
+          <w:color w:val="000000" w:themeColor="text1"/>
           <w:sz w:val="16"/>
           <w:szCs w:val="16"/>
         </w:rPr>
@@ -9037,134 +8997,143 @@
       </w:r>
       <w:r>
         <w:rPr>
-          <w:rFonts w:ascii="Arial Narrow" w:eastAsia="Arial Narrow" w:hAnsi="Arial Narrow" w:cs="Arial"/>
-          <w:b/>
-          <w:bCs/>
-          <w:sz w:val="16"/>
-          <w:szCs w:val="16"/>
-        </w:rPr>
-        <w:t xml:space="preserve">TEXTO ÚNICO ORDENADO DE LA LEY </w:t>
-      </w:r>
-      <w:proofErr w:type="spellStart"/>
-      <w:r>
-        <w:rPr>
-          <w:rFonts w:ascii="Arial Narrow" w:eastAsia="Arial Narrow" w:hAnsi="Arial Narrow" w:cs="Arial"/>
-          <w:b/>
-          <w:bCs/>
-          <w:sz w:val="16"/>
-          <w:szCs w:val="16"/>
-        </w:rPr>
-        <w:t/>
-      </w:r>
-      <w:proofErr w:type="spellEnd"/>
-      <w:r>
-        <w:rPr>
-          <w:rFonts w:ascii="Arial Narrow" w:eastAsia="Arial Narrow" w:hAnsi="Arial Narrow" w:cs="Arial"/>
-          <w:b/>
-          <w:bCs/>
-          <w:sz w:val="16"/>
-          <w:szCs w:val="16"/>
-        </w:rPr>
-        <w:t xml:space="preserve"> 27444, LEY DE PROCEDIMIENTO ADMINISTRATIVO GENERAL, aprobado por el Decreto Supremo </w:t>
-      </w:r>
-      <w:proofErr w:type="spellStart"/>
-      <w:r>
-        <w:rPr>
-          <w:rFonts w:ascii="Arial Narrow" w:eastAsia="Arial Narrow" w:hAnsi="Arial Narrow" w:cs="Arial"/>
-          <w:b/>
-          <w:bCs/>
-          <w:sz w:val="16"/>
-          <w:szCs w:val="16"/>
-        </w:rPr>
-        <w:t/>
-      </w:r>
-      <w:proofErr w:type="spellEnd"/>
-      <w:r>
-        <w:rPr>
-          <w:rFonts w:ascii="Arial Narrow" w:eastAsia="Arial Narrow" w:hAnsi="Arial Narrow" w:cs="Arial"/>
-          <w:b/>
-          <w:bCs/>
-          <w:sz w:val="16"/>
-          <w:szCs w:val="16"/>
-        </w:rPr>
-        <w:t xml:space="preserve"> 006-2026-JUS</w:t>
+          <w:rFonts w:ascii="Arial Narrow" w:hAnsi="Arial Narrow"/>
+          <w:b/>
+          <w:bCs/>
+          <w:color w:val="000000" w:themeColor="text1"/>
+          <w:sz w:val="16"/>
+          <w:szCs w:val="16"/>
+        </w:rPr>
+        <w:t xml:space="preserve">DECRETO LEGISLATIVO 807, LEY SOBRE FACULTADES, NORMAS Y ORGANIZACIÓN DEL INDECOPI, publicado el 18 de abril de 1996</w:t>
       </w:r>
     </w:p>
     <w:p>
       <w:pPr>
         <w:pStyle w:val="Textonotapie"/>
-        <w:ind w:firstLine="567"/>
-        <w:jc w:val="both"/>
-        <w:rPr>
-          <w:rFonts w:ascii="Arial Narrow" w:hAnsi="Arial Narrow" w:cs="Arial"/>
-          <w:b/>
-          <w:bCs/>
-          <w:sz w:val="16"/>
-          <w:szCs w:val="16"/>
-        </w:rPr>
-      </w:pPr>
-      <w:r>
-        <w:rPr>
-          <w:rFonts w:ascii="Arial Narrow" w:eastAsia="Arial Narrow" w:hAnsi="Arial Narrow" w:cs="Arial"/>
-          <w:b/>
-          <w:bCs/>
-          <w:sz w:val="16"/>
-          <w:szCs w:val="16"/>
-        </w:rPr>
-        <w:t>233.- Contestación de la reclamación</w:t>
-      </w:r>
-    </w:p>
+        <w:ind w:left="567" w:hanging="567"/>
+        <w:jc w:val="both"/>
+      </w:pPr>
+      <w:r>
+        <w:rPr>
+          <w:rFonts w:ascii="Arial Narrow" w:hAnsi="Arial Narrow"/>
+          <w:color w:val="000000" w:themeColor="text1"/>
+          <w:sz w:val="16"/>
+          <w:szCs w:val="16"/>
+        </w:rPr>
+        <w:tab/>
+      </w:r>
+      <w:r>
+        <w:rPr>
+          <w:rFonts w:ascii="Arial Narrow" w:hAnsi="Arial Narrow"/>
+          <w:b/>
+          <w:bCs/>
+          <w:color w:val="000000" w:themeColor="text1"/>
+          <w:sz w:val="16"/>
+          <w:szCs w:val="16"/>
+        </w:rPr>
+        <w:t xml:space="preserve">Artículo 26.-</w:t>
+      </w:r>
+      <w:r>
+        <w:rPr>
+          <w:rFonts w:ascii="Arial Narrow" w:hAnsi="Arial Narrow"/>
+          <w:color w:val="000000" w:themeColor="text1"/>
+          <w:sz w:val="16"/>
+          <w:szCs w:val="16"/>
+        </w:rPr>
+        <w:t xml:space="preserve"> Una vez admitida a trámite la denuncia, se correrá traslado de la misma al denunciado, a fin de que éste presente su descargo. El plazo para la presentación del descargo será de cinco (5) días contados desde la notificación, vencido el cual, el Secretario Técnico declarará en rebeldía al denunciado que no lo hubiera presentado.</w:t>
+      </w:r>
+    </w:p>
+  </w:footnote>
+  <w:footnote w:id="19">
     <w:p>
       <w:pPr>
         <w:pStyle w:val="Textonotapie"/>
-        <w:ind w:firstLine="567"/>
-        <w:jc w:val="both"/>
-        <w:rPr>
-          <w:rFonts w:ascii="Arial Narrow" w:eastAsia="Arial Narrow" w:hAnsi="Arial Narrow" w:cs="Arial"/>
-          <w:sz w:val="16"/>
-          <w:szCs w:val="16"/>
-        </w:rPr>
-      </w:pPr>
-      <w:r>
-        <w:rPr>
-          <w:rFonts w:ascii="Arial Narrow" w:eastAsia="Arial Narrow" w:hAnsi="Arial Narrow" w:cs="Arial"/>
-          <w:sz w:val="16"/>
-          <w:szCs w:val="16"/>
-        </w:rPr>
-        <w:t>233.1 “(…) Las alegaciones y los hechos relevantes de la reclamación, salvo que hayan sido específicamente negadas en la contestación,</w:t>
+        <w:ind w:left="567" w:hanging="567"/>
+        <w:jc w:val="both"/>
+      </w:pPr>
+      <w:r>
+        <w:rPr>
+          <w:rStyle w:val="Refdenotaalpie"/>
+          <w:rFonts w:ascii="Arial Narrow" w:hAnsi="Arial Narrow"/>
+          <w:color w:val="000000" w:themeColor="text1"/>
+          <w:sz w:val="16"/>
+          <w:szCs w:val="16"/>
+          <w:vertAlign w:val="superscript"/>
+        </w:rPr>
+        <w:footnoteRef/>
+      </w:r>
+      <w:r>
+        <w:rPr>
+          <w:rFonts w:ascii="Arial Narrow" w:hAnsi="Arial Narrow"/>
+          <w:color w:val="000000" w:themeColor="text1"/>
+          <w:sz w:val="16"/>
+          <w:szCs w:val="16"/>
+        </w:rPr>
+        <w:tab/>
+      </w:r>
+      <w:r>
+        <w:rPr>
+          <w:rFonts w:ascii="Arial Narrow" w:hAnsi="Arial Narrow"/>
+          <w:b/>
+          <w:bCs/>
+          <w:color w:val="000000" w:themeColor="text1"/>
+          <w:sz w:val="16"/>
+          <w:szCs w:val="16"/>
+        </w:rPr>
+        <w:t xml:space="preserve">DECRETO SUPREMO 006-2026-JUS, TEXTO ÚNICO ORDENADO DE LA LEY 27444, LEY DEL PROCEDIMIENTO ADMINISTRATIVO GENERAL, publicado el 30 de abril de 2026</w:t>
       </w:r>
     </w:p>
     <w:p>
       <w:pPr>
         <w:pStyle w:val="Textonotapie"/>
-        <w:ind w:firstLine="567"/>
-        <w:jc w:val="both"/>
-        <w:rPr>
-          <w:rFonts w:ascii="Arial Narrow" w:eastAsia="Arial Narrow" w:hAnsi="Arial Narrow" w:cs="Arial"/>
-          <w:sz w:val="16"/>
-          <w:szCs w:val="16"/>
-        </w:rPr>
-      </w:pPr>
-      <w:r>
-        <w:rPr>
-          <w:rFonts w:ascii="Arial Narrow" w:eastAsia="Arial Narrow" w:hAnsi="Arial Narrow" w:cs="Arial"/>
-          <w:sz w:val="16"/>
-          <w:szCs w:val="16"/>
-        </w:rPr>
-        <w:t>se tendrán por aceptadas o merituadas como ciertas”.</w:t>
+        <w:ind w:left="567" w:hanging="567"/>
+        <w:jc w:val="both"/>
+      </w:pPr>
+      <w:r>
+        <w:rPr>
+          <w:rFonts w:ascii="Arial Narrow" w:hAnsi="Arial Narrow"/>
+          <w:color w:val="000000" w:themeColor="text1"/>
+          <w:sz w:val="16"/>
+          <w:szCs w:val="16"/>
+        </w:rPr>
+        <w:tab/>
+      </w:r>
+      <w:r>
+        <w:rPr>
+          <w:rFonts w:ascii="Arial Narrow" w:hAnsi="Arial Narrow"/>
+          <w:b/>
+          <w:bCs/>
+          <w:color w:val="000000" w:themeColor="text1"/>
+          <w:sz w:val="16"/>
+          <w:szCs w:val="16"/>
+        </w:rPr>
+        <w:t xml:space="preserve">Artículo 223.- Contestación de la reclamación</w:t>
       </w:r>
     </w:p>
     <w:p>
       <w:pPr>
         <w:pStyle w:val="Textonotapie"/>
-        <w:ind w:firstLine="567"/>
-        <w:jc w:val="both"/>
-        <w:rPr>
-          <w:rFonts w:ascii="Arial Narrow" w:hAnsi="Arial Narrow" w:cs="Arial"/>
-          <w:sz w:val="16"/>
-          <w:szCs w:val="16"/>
-        </w:rPr>
-      </w:pPr>
+        <w:ind w:left="567" w:hanging="567"/>
+        <w:jc w:val="both"/>
+      </w:pPr>
+      <w:r>
+        <w:rPr>
+          <w:rFonts w:ascii="Arial Narrow" w:hAnsi="Arial Narrow"/>
+          <w:color w:val="000000" w:themeColor="text1"/>
+          <w:sz w:val="16"/>
+          <w:szCs w:val="16"/>
+        </w:rPr>
+        <w:tab/>
+      </w:r>
+      <w:r>
+        <w:rPr>
+          <w:rFonts w:ascii="Arial Narrow" w:hAnsi="Arial Narrow"/>
+          <w:color w:val="000000" w:themeColor="text1"/>
+          <w:sz w:val="16"/>
+          <w:szCs w:val="16"/>
+        </w:rPr>
+        <w:t xml:space="preserve">223.1 El reclamado deberá presentar la contestación de la reclamación dentro de los quince (15) días posteriores a la notificación de ésta; vencido este plazo, la Administración declarará en rebeldía al reclamado que no la hubiera presentado. La contestación deberá contener los requisitos de los escritos previstos en el artículo 113 de la presente Ley, así como la absolución de todos los asuntos controvertidos de hecho y de derecho, Las alegaciones y los hechos relevantes de la reclamación, salvo que hayan sido específicamente negadas en la contestación, se tendrán por aceptadas o merituadas como ciertas.</w:t>
+      </w:r>
     </w:p>
   </w:footnote>
   <w:footnote w:id="13">
@@ -11048,11 +11017,193 @@
       </w:pPr>
     </w:p>
   </w:footnote>
+  <w:footnote w:id="12">
+    <w:p>
+      <w:pPr>
+        <w:pStyle w:val="Textonotapie"/>
+        <w:ind w:left="567" w:hanging="567"/>
+        <w:jc w:val="both"/>
+        <w:rPr>
+          <w:rFonts w:ascii="Arial Narrow" w:eastAsia="Arial Narrow" w:hAnsi="Arial Narrow" w:cs="Arial"/>
+          <w:b/>
+          <w:bCs/>
+          <w:sz w:val="16"/>
+          <w:szCs w:val="16"/>
+        </w:rPr>
+      </w:pPr>
+      <w:r>
+        <w:rPr>
+          <w:rStyle w:val="Refdenotaalpie"/>
+          <w:rFonts w:ascii="Arial Narrow" w:eastAsia="Arial Narrow" w:hAnsi="Arial Narrow" w:cs="Arial"/>
+          <w:sz w:val="16"/>
+          <w:szCs w:val="16"/>
+          <w:vertAlign w:val="superscript"/>
+        </w:rPr>
+        <w:footnoteRef/>
+      </w:r>
+      <w:r>
+        <w:rPr>
+          <w:rFonts w:ascii="Arial Narrow" w:eastAsia="Arial Narrow" w:hAnsi="Arial Narrow" w:cs="Arial"/>
+          <w:b/>
+          <w:bCs/>
+          <w:sz w:val="16"/>
+          <w:szCs w:val="16"/>
+        </w:rPr>
+        <w:t xml:space="preserve"> </w:t>
+      </w:r>
+      <w:r>
+        <w:rPr>
+          <w:rFonts w:ascii="Arial Narrow" w:hAnsi="Arial Narrow" w:cs="Arial"/>
+          <w:sz w:val="16"/>
+          <w:szCs w:val="16"/>
+        </w:rPr>
+        <w:t xml:space="preserve"> </w:t>
+      </w:r>
+      <w:r>
+        <w:rPr>
+          <w:rFonts w:ascii="Arial Narrow" w:hAnsi="Arial Narrow" w:cs="Arial"/>
+          <w:sz w:val="16"/>
+          <w:szCs w:val="16"/>
+        </w:rPr>
+        <w:tab/>
+      </w:r>
+      <w:r>
+        <w:rPr>
+          <w:rFonts w:ascii="Arial Narrow" w:eastAsia="Arial Narrow" w:hAnsi="Arial Narrow" w:cs="Arial"/>
+          <w:b/>
+          <w:bCs/>
+          <w:sz w:val="16"/>
+          <w:szCs w:val="16"/>
+        </w:rPr>
+        <w:t xml:space="preserve">TEXTO ÚNICO ORDENADO DE LA LEY </w:t>
+      </w:r>
+      <w:proofErr w:type="spellStart"/>
+      <w:r>
+        <w:rPr>
+          <w:rFonts w:ascii="Arial Narrow" w:eastAsia="Arial Narrow" w:hAnsi="Arial Narrow" w:cs="Arial"/>
+          <w:b/>
+          <w:bCs/>
+          <w:sz w:val="16"/>
+          <w:szCs w:val="16"/>
+        </w:rPr>
+        <w:t/>
+      </w:r>
+      <w:proofErr w:type="spellEnd"/>
+      <w:r>
+        <w:rPr>
+          <w:rFonts w:ascii="Arial Narrow" w:eastAsia="Arial Narrow" w:hAnsi="Arial Narrow" w:cs="Arial"/>
+          <w:b/>
+          <w:bCs/>
+          <w:sz w:val="16"/>
+          <w:szCs w:val="16"/>
+        </w:rPr>
+        <w:t xml:space="preserve"> 27444, LEY DE PROCEDIMIENTO ADMINISTRATIVO GENERAL, aprobado por el Decreto Supremo </w:t>
+      </w:r>
+      <w:proofErr w:type="spellStart"/>
+      <w:r>
+        <w:rPr>
+          <w:rFonts w:ascii="Arial Narrow" w:eastAsia="Arial Narrow" w:hAnsi="Arial Narrow" w:cs="Arial"/>
+          <w:b/>
+          <w:bCs/>
+          <w:sz w:val="16"/>
+          <w:szCs w:val="16"/>
+        </w:rPr>
+        <w:t/>
+      </w:r>
+      <w:proofErr w:type="spellEnd"/>
+      <w:r>
+        <w:rPr>
+          <w:rFonts w:ascii="Arial Narrow" w:eastAsia="Arial Narrow" w:hAnsi="Arial Narrow" w:cs="Arial"/>
+          <w:b/>
+          <w:bCs/>
+          <w:sz w:val="16"/>
+          <w:szCs w:val="16"/>
+        </w:rPr>
+        <w:t xml:space="preserve"> 006-2026-JUS</w:t>
+      </w:r>
+    </w:p>
+    <w:p>
+      <w:pPr>
+        <w:pStyle w:val="Textonotapie"/>
+        <w:ind w:firstLine="567"/>
+        <w:jc w:val="both"/>
+        <w:rPr>
+          <w:rFonts w:ascii="Arial Narrow" w:hAnsi="Arial Narrow" w:cs="Arial"/>
+          <w:b/>
+          <w:bCs/>
+          <w:sz w:val="16"/>
+          <w:szCs w:val="16"/>
+        </w:rPr>
+      </w:pPr>
+      <w:r>
+        <w:rPr>
+          <w:rFonts w:ascii="Arial Narrow" w:eastAsia="Arial Narrow" w:hAnsi="Arial Narrow" w:cs="Arial"/>
+          <w:b/>
+          <w:bCs/>
+          <w:sz w:val="16"/>
+          <w:szCs w:val="16"/>
+        </w:rPr>
+        <w:t>233.- Contestación de la reclamación</w:t>
+      </w:r>
+    </w:p>
+    <w:p>
+      <w:pPr>
+        <w:pStyle w:val="Textonotapie"/>
+        <w:ind w:firstLine="567"/>
+        <w:jc w:val="both"/>
+        <w:rPr>
+          <w:rFonts w:ascii="Arial Narrow" w:eastAsia="Arial Narrow" w:hAnsi="Arial Narrow" w:cs="Arial"/>
+          <w:sz w:val="16"/>
+          <w:szCs w:val="16"/>
+        </w:rPr>
+      </w:pPr>
+      <w:r>
+        <w:rPr>
+          <w:rFonts w:ascii="Arial Narrow" w:eastAsia="Arial Narrow" w:hAnsi="Arial Narrow" w:cs="Arial"/>
+          <w:sz w:val="16"/>
+          <w:szCs w:val="16"/>
+        </w:rPr>
+        <w:t>233.1 “(…) Las alegaciones y los hechos relevantes de la reclamación, salvo que hayan sido específicamente negadas en la contestación,</w:t>
+      </w:r>
+    </w:p>
+    <w:p>
+      <w:pPr>
+        <w:pStyle w:val="Textonotapie"/>
+        <w:ind w:firstLine="567"/>
+        <w:jc w:val="both"/>
+        <w:rPr>
+          <w:rFonts w:ascii="Arial Narrow" w:eastAsia="Arial Narrow" w:hAnsi="Arial Narrow" w:cs="Arial"/>
+          <w:sz w:val="16"/>
+          <w:szCs w:val="16"/>
+        </w:rPr>
+      </w:pPr>
+      <w:r>
+        <w:rPr>
+          <w:rFonts w:ascii="Arial Narrow" w:eastAsia="Arial Narrow" w:hAnsi="Arial Narrow" w:cs="Arial"/>
+          <w:sz w:val="16"/>
+          <w:szCs w:val="16"/>
+        </w:rPr>
+        <w:t>se tendrán por aceptadas o merituadas como ciertas”.</w:t>
+      </w:r>
+    </w:p>
+    <w:p>
+      <w:pPr>
+        <w:pStyle w:val="Textonotapie"/>
+        <w:ind w:firstLine="567"/>
+        <w:jc w:val="both"/>
+        <w:rPr>
+          <w:rFonts w:ascii="Arial Narrow" w:hAnsi="Arial Narrow" w:cs="Arial"/>
+          <w:sz w:val="16"/>
+          <w:szCs w:val="16"/>
+        </w:rPr>
+      </w:pPr>
+    </w:p>
+  </w:footnote>
 </w:footnotes>
 </file>
 
 <file path=word/header1.xml><?xml version="1.0" encoding="utf-8"?>
-<w:hdr xmlns:wpc="http://schemas.microsoft.com/office/word/2010/wordprocessingCanvas" xmlns:cx="http://schemas.microsoft.com/office/drawing/2014/chartex" xmlns:cx1="http://schemas.microsoft.com/office/drawing/2015/9/8/chartex" xmlns:cx2="http://schemas.microsoft.com/office/drawing/2015/10/21/chartex" xmlns:cx3="http://schemas.microsoft.com/office/drawing/2016/5/9/chartex" xmlns:cx4="http://schemas.microsoft.com/office/drawing/2016/5/10/chartex" xmlns:cx5="http://schemas.microsoft.com/office/drawing/2016/5/11/chartex" xmlns:cx6="http://schemas.microsoft.com/office/drawing/2016/5/12/chartex" xmlns:cx7="http://schemas.microsoft.com/office/drawing/2016/5/13/chartex" xmlns:cx8="http://schemas.microsoft.com/office/drawing/2016/5/14/chartex" xmlns:mc="http://schemas.openxmlformats.org/markup-compatibility/2006" xmlns:aink="http://schemas.microsoft.com/office/drawing/2016/ink" xmlns:am3d="http://schemas.microsoft.com/office/drawing/2017/model3d" xmlns:o="urn:schemas-microsoft-com:office:office" xmlns:oel="http://schemas.microsoft.com/office/2019/extlst" xmlns:r="http://schemas.openxmlformats.org/officeDocument/2006/relationships" xmlns:m="http://schemas.openxmlformats.org/officeDocument/2006/math" xmlns:v="urn:schemas-microsoft-com:vml" xmlns:wp14="http://schemas.microsoft.com/office/word/2010/wordprocessingDrawing" xmlns:wp="http://schemas.openxmlformats.org/drawingml/2006/wordprocessingDrawing" xmlns:w10="urn:schemas-microsoft-com:office:word" xmlns:w="http://schemas.openxmlformats.org/wordprocessingml/2006/main" xmlns:w14="http://schemas.microsoft.com/office/word/2010/wordml" xmlns:w15="http://schemas.microsoft.com/office/word/2012/wordml" xmlns:w16cex="http://schemas.microsoft.com/office/word/2018/wordml/cex" xmlns:w16cid="http://schemas.microsoft.com/office/word/2016/wordml/cid" xmlns:w16="http://schemas.microsoft.com/office/word/2018/wordml" xmlns:w16du="http://schemas.microsoft.com/office/word/2023/wordml/word16du" xmlns:w16sdtdh="http://schemas.microsoft.com/office/word/2020/wordml/sdtdatahash" xmlns:w16sdtfl="http://schemas.microsoft.com/office/word/2024/wordml/sdtformatlock" xmlns:w16se="http://schemas.microsoft.com/office/word/2015/wordml/symex" xmlns:wpg="http://schemas.microsoft.com/office/word/2010/wordprocessingGroup" xmlns:wpi="http://schemas.microsoft.com/office/word/2010/wordprocessingInk" xmlns:wne="http://schemas.microsoft.com/office/word/2006/wordml" xmlns:wps="http://schemas.microsoft.com/office/word/2010/wordprocessingShape" mc:Ignorable="w14 w15 w16se w16cid w16 w16cex w16sdtdh w16sdtfl w16du wp14">
+<w:hdr xmlns:a="http://schemas.openxmlformats.org/drawingml/2006/main" xmlns:mc="http://schemas.openxmlformats.org/markup-compatibility/2006" xmlns:pic="http://schemas.openxmlformats.org/drawingml/2006/picture" xmlns:r="http://schemas.openxmlformats.org/officeDocument/2006/relationships" xmlns:w="http://schemas.openxmlformats.org/wordprocessingml/2006/main" xmlns:w14="http://schemas.microsoft.com/office/word/2010/wordml" xmlns:w15="http://schemas.microsoft.com/office/word/2012/wordml" xmlns:w16="http://schemas.microsoft.com/office/word/2018/wordml" xmlns:w16cex="http://schemas.microsoft.com/office/word/2018/wordml/cex" xmlns:w16cid="http://schemas.microsoft.com/office/word/2016/wordml/cid" xmlns:w16du="http://schemas.microsoft.com/office/word/2023/wordml/word16du" xmlns:w16sdtdh="http://schemas.microsoft.com/office/word/2020/wordml/sdtdatahash" xmlns:w16se="http://schemas.microsoft.com/office/word/2015/wordml/symex" xmlns:wp="http://schemas.openxmlformats.org/drawingml/2006/wordprocessingDrawing" xmlns:wp14="http://schemas.microsoft.com/office/word/2010/wordprocessingDrawing" mc:Ignorable="w14 w15 w16se w16cid w16 w16cex w16sdtdh w16du wp14">
   <w:p>
     <w:pPr>
       <w:widowControl w:val="0"/>

--- a/plantillas_maestras/01_seguro_vehicular/negativa_cobertura/2_o_mas_ddos_varios/varon/TPL_1257_2025_SEGURO_VEHICULAR_NEGATIVA_COBERTURA_ASEGURADORA_VARON_R199.docx
+++ b/plantillas_maestras/01_seguro_vehicular/negativa_cobertura/2_o_mas_ddos_varios/varon/TPL_1257_2025_SEGURO_VEHICULAR_NEGATIVA_COBERTURA_ASEGURADORA_VARON_R199.docx
@@ -2990,7 +2990,6 @@
           <w:rFonts w:ascii="Arial Narrow" w:eastAsia="Arial Narrow" w:hAnsi="Arial Narrow" w:cs="Arial Narrow"/>
           <w:sz w:val="22"/>
           <w:szCs w:val="22"/>
-          <w:u w:val="single"/>
         </w:rPr>
         <w:t>Aplicación al caso concreto</w:t>
       </w:r>
@@ -3624,16 +3623,6 @@
         </w:rPr>
         <w:t/>
       </w:r>
-    </w:p>
-    <w:p>
-      <w:pPr>
-        <w:jc w:val="both"/>
-        <w:rPr>
-          <w:rFonts w:ascii="Arial Narrow" w:eastAsia="Arial Narrow" w:hAnsi="Arial Narrow" w:cs="Arial Narrow"/>
-          <w:sz w:val="22"/>
-          <w:szCs w:val="22"/>
-        </w:rPr>
-      </w:pPr>
     </w:p>
     <w:p>
       <w:pPr>
@@ -4111,7 +4100,7 @@
         <w:pStyle w:val="Prrafodelista"/>
         <w:numPr>
           <w:ilvl w:val="0"/>
-          <w:numId w:val="35"/>
+          <w:numId w:val="47"/>
         </w:numPr>
         <w:ind w:left="567" w:hanging="567"/>
         <w:jc w:val="both"/>
@@ -4204,7 +4193,7 @@
         <w:pStyle w:val="Prrafodelista"/>
         <w:numPr>
           <w:ilvl w:val="0"/>
-          <w:numId w:val="35"/>
+          <w:numId w:val="47"/>
         </w:numPr>
         <w:ind w:left="567" w:hanging="567"/>
         <w:jc w:val="both"/>
@@ -4504,7 +4493,15 @@
           <w:sz w:val="22"/>
           <w:szCs w:val="22"/>
         </w:rPr>
-        <w:t xml:space="preserve">PRIMERO: calificar, de oficio, como confidencial la información presentada por [DENUNCIANTE] con su escrito de denuncia del 28 de mayo de 2025, subsanado por escrito el 24 de junio de 2025, la cual obra en el documento 2 denominado “PDT-IGV RENTA MENSUAL 2024.PDF” de la pieza 6 presentada mediante el escrito del 24 de junio de 2025 del expediente, referida a las declaraciones juradas mensuales (PDT-IGV Renta mensual) del Impuesto General a las Ventas (IGV) e Impuesto a la Renta (IR) en el cual consten los ingresos netos mensuales del ejercicio correspondiente al 2024; precisándose que la confidencialidad declarada deberá mantenerse permanentemente.</w:t>
+        <w:t xml:space="preserve">PRIMERO:</w:t>
+      </w:r>
+      <w:r>
+        <w:rPr>
+          <w:rFonts w:ascii="Arial Narrow" w:eastAsia="Arial Narrow" w:hAnsi="Arial Narrow" w:cs="Arial Narrow"/>
+          <w:sz w:val="22"/>
+          <w:szCs w:val="22"/>
+        </w:rPr>
+        <w:t xml:space="preserve"> calificar, de oficio, como confidencial la información presentada por [DENUNCIANTE] con su escrito de denuncia del 28 de mayo de 2025, subsanado por escrito el 24 de junio de 2025, la cual obra en el documento 2 denominado “PDT-IGV RENTA MENSUAL 2024.PDF” de la pieza 6 presentada mediante el escrito del 24 de junio de 2025 del expediente, referida a las declaraciones juradas mensuales (PDT-IGV Renta mensual) del Impuesto General a las Ventas (IGV) e Impuesto a la Renta (IR) en el cual consten los ingresos netos mensuales del ejercicio correspondiente al 2024; precisándose que la confidencialidad declarada deberá mantenerse permanentemente.</w:t>
       </w:r>
       <w:r>
         <w:rPr>
@@ -4541,7 +4538,6 @@
       <w:r>
         <w:rPr>
           <w:rFonts w:ascii="Arial Narrow" w:eastAsia="Arial Narrow" w:hAnsi="Arial Narrow" w:cs="Arial Narrow"/>
-          <w:b/>
           <w:sz w:val="22"/>
           <w:szCs w:val="22"/>
         </w:rPr>
@@ -4550,7 +4546,6 @@
       <w:r>
         <w:rPr>
           <w:rFonts w:ascii="Arial Narrow" w:eastAsia="Arial Narrow" w:hAnsi="Arial Narrow" w:cs="Arial Narrow"/>
-          <w:bCs/>
           <w:sz w:val="22"/>
           <w:szCs w:val="22"/>
         </w:rPr>
@@ -4559,7 +4554,6 @@
       <w:r>
         <w:rPr>
           <w:rFonts w:ascii="Arial Narrow" w:eastAsia="Arial Narrow" w:hAnsi="Arial Narrow" w:cs="Arial Narrow"/>
-          <w:bCs/>
           <w:sz w:val="22"/>
           <w:szCs w:val="22"/>
         </w:rPr>
@@ -4624,8 +4618,6 @@
       <w:r>
         <w:rPr>
           <w:rFonts w:ascii="Arial Narrow" w:eastAsia="Arial Narrow" w:hAnsi="Arial Narrow" w:cs="Arial Narrow"/>
-          <w:b/>
-          <w:bCs/>
           <w:sz w:val="22"/>
           <w:szCs w:val="22"/>
         </w:rPr>
@@ -4635,8 +4627,6 @@
       <w:r>
         <w:rPr>
           <w:rFonts w:ascii="Arial Narrow" w:eastAsia="Arial Narrow" w:hAnsi="Arial Narrow" w:cs="Arial Narrow"/>
-          <w:b/>
-          <w:bCs/>
           <w:sz w:val="22"/>
           <w:szCs w:val="22"/>
         </w:rPr>
@@ -4646,8 +4636,6 @@
       <w:r>
         <w:rPr>
           <w:rFonts w:ascii="Arial Narrow" w:eastAsia="Arial Narrow" w:hAnsi="Arial Narrow" w:cs="Arial Narrow"/>
-          <w:b/>
-          <w:bCs/>
           <w:sz w:val="22"/>
           <w:szCs w:val="22"/>
         </w:rPr>
@@ -4657,8 +4645,6 @@
       <w:r>
         <w:rPr>
           <w:rFonts w:ascii="Arial Narrow" w:eastAsia="Arial Narrow" w:hAnsi="Arial Narrow" w:cs="Arial Narrow"/>
-          <w:b/>
-          <w:bCs/>
           <w:sz w:val="22"/>
           <w:szCs w:val="22"/>
         </w:rPr>
@@ -4668,8 +4654,6 @@
       <w:r>
         <w:rPr>
           <w:rFonts w:ascii="Arial Narrow" w:eastAsia="Arial Narrow" w:hAnsi="Arial Narrow" w:cs="Arial Narrow"/>
-          <w:b/>
-          <w:bCs/>
           <w:sz w:val="22"/>
           <w:szCs w:val="22"/>
         </w:rPr>
@@ -4761,12 +4745,19 @@
           <w:sz w:val="22"/>
           <w:szCs w:val="22"/>
         </w:rPr>
-        <w:t xml:space="preserve">SEGUNDO: admitir a trámite la denuncia del 28 de mayo de 2025, subsanado por escrito el 24 de junio de 2025, interpuesta por [DENUNCIANTE] contra Rímac Seguros y Reaseguros S.A., por lo siguiente:</w:t>
-      </w:r>
-      <w:r>
-        <w:rPr>
-          <w:rFonts w:ascii="Arial Narrow" w:eastAsia="Arial Narrow" w:hAnsi="Arial Narrow" w:cs="Arial Narrow"/>
-          <w:b/>
+        <w:t xml:space="preserve">SEGUNDO:</w:t>
+      </w:r>
+      <w:r>
+        <w:rPr>
+          <w:rFonts w:ascii="Arial Narrow" w:eastAsia="Arial Narrow" w:hAnsi="Arial Narrow" w:cs="Arial Narrow"/>
+          <w:sz w:val="22"/>
+          <w:szCs w:val="22"/>
+        </w:rPr>
+        <w:t xml:space="preserve"> admitir a trámite la denuncia del 28 de mayo de 2025, subsanado por escrito el 24 de junio de 2025, interpuesta por [DENUNCIANTE] contra Rímac Seguros y Reaseguros S.A., por lo siguiente:</w:t>
+      </w:r>
+      <w:r>
+        <w:rPr>
+          <w:rFonts w:ascii="Arial Narrow" w:eastAsia="Arial Narrow" w:hAnsi="Arial Narrow" w:cs="Arial Narrow"/>
           <w:sz w:val="22"/>
           <w:szCs w:val="22"/>
         </w:rPr>
@@ -4775,7 +4766,6 @@
       <w:r>
         <w:rPr>
           <w:rFonts w:ascii="Arial Narrow" w:eastAsia="Arial Narrow" w:hAnsi="Arial Narrow" w:cs="Arial Narrow"/>
-          <w:bCs/>
           <w:sz w:val="22"/>
           <w:szCs w:val="22"/>
         </w:rPr>
@@ -4808,7 +4798,6 @@
       <w:r>
         <w:rPr>
           <w:rFonts w:ascii="Arial Narrow" w:eastAsia="Arial Narrow" w:hAnsi="Arial Narrow" w:cs="Arial Narrow"/>
-          <w:bCs/>
           <w:sz w:val="22"/>
           <w:szCs w:val="22"/>
         </w:rPr>
@@ -4817,7 +4806,6 @@
       <w:r>
         <w:rPr>
           <w:rFonts w:ascii="Arial Narrow" w:eastAsia="Arial Narrow" w:hAnsi="Arial Narrow" w:cs="Arial Narrow"/>
-          <w:bCs/>
           <w:sz w:val="22"/>
           <w:szCs w:val="22"/>
         </w:rPr>
@@ -4826,7 +4814,6 @@
       <w:r>
         <w:rPr>
           <w:rFonts w:ascii="Arial Narrow" w:eastAsia="Arial Narrow" w:hAnsi="Arial Narrow" w:cs="Arial Narrow"/>
-          <w:bCs/>
           <w:sz w:val="22"/>
           <w:szCs w:val="22"/>
         </w:rPr>
@@ -4835,7 +4822,6 @@
       <w:r>
         <w:rPr>
           <w:rFonts w:ascii="Arial Narrow" w:eastAsia="Arial Narrow" w:hAnsi="Arial Narrow" w:cs="Arial Narrow"/>
-          <w:bCs/>
           <w:sz w:val="22"/>
           <w:szCs w:val="22"/>
         </w:rPr>
@@ -4844,7 +4830,6 @@
       <w:r>
         <w:rPr>
           <w:rFonts w:ascii="Arial Narrow" w:eastAsia="Arial Narrow" w:hAnsi="Arial Narrow" w:cs="Arial Narrow"/>
-          <w:bCs/>
           <w:sz w:val="22"/>
           <w:szCs w:val="22"/>
         </w:rPr>
@@ -4853,7 +4838,6 @@
       <w:r>
         <w:rPr>
           <w:rFonts w:ascii="Arial Narrow" w:eastAsia="Arial Narrow" w:hAnsi="Arial Narrow" w:cs="Arial Narrow"/>
-          <w:bCs/>
           <w:sz w:val="22"/>
           <w:szCs w:val="22"/>
         </w:rPr>
@@ -4862,7 +4846,6 @@
       <w:r>
         <w:rPr>
           <w:rFonts w:ascii="Arial Narrow" w:eastAsia="Arial Narrow" w:hAnsi="Arial Narrow" w:cs="Arial Narrow"/>
-          <w:bCs/>
           <w:spacing w:val="-3"/>
           <w:sz w:val="22"/>
           <w:szCs w:val="22"/>
@@ -5327,7 +5310,15 @@
           <w:sz w:val="22"/>
           <w:szCs w:val="22"/>
         </w:rPr>
-        <w:t xml:space="preserve">: </w:t>
+        <w:t xml:space="preserve">:</w:t>
+      </w:r>
+      <w:r>
+        <w:rPr>
+          <w:rFonts w:ascii="Arial Narrow" w:eastAsia="Arial Narrow" w:hAnsi="Arial Narrow" w:cs="Arial Narrow"/>
+          <w:sz w:val="22"/>
+          <w:szCs w:val="22"/>
+        </w:rPr>
+        <w:t xml:space="preserve"> </w:t>
       </w:r>
       <w:r>
         <w:rPr>
@@ -5416,12 +5407,19 @@
           <w:sz w:val="22"/>
           <w:szCs w:val="22"/>
         </w:rPr>
-        <w:t>: requerir a</w:t>
-      </w:r>
-      <w:r>
-        <w:rPr>
-          <w:rFonts w:ascii="Arial Narrow" w:eastAsia="Arial Narrow" w:hAnsi="Arial Narrow" w:cs="Arial Narrow"/>
-          <w:bCs/>
+        <w:t xml:space="preserve">:</w:t>
+      </w:r>
+      <w:r>
+        <w:rPr>
+          <w:rFonts w:ascii="Arial Narrow" w:eastAsia="Arial Narrow" w:hAnsi="Arial Narrow" w:cs="Arial Narrow"/>
+          <w:sz w:val="22"/>
+          <w:szCs w:val="22"/>
+        </w:rPr>
+        <w:t xml:space="preserve"> requerir a</w:t>
+      </w:r>
+      <w:r>
+        <w:rPr>
+          <w:rFonts w:ascii="Arial Narrow" w:eastAsia="Arial Narrow" w:hAnsi="Arial Narrow" w:cs="Arial Narrow"/>
           <w:sz w:val="22"/>
           <w:szCs w:val="22"/>
         </w:rPr>
@@ -5430,7 +5428,6 @@
       <w:r>
         <w:rPr>
           <w:rFonts w:ascii="Arial Narrow" w:eastAsia="Arial Narrow" w:hAnsi="Arial Narrow" w:cs="Arial Narrow"/>
-          <w:bCs/>
           <w:spacing w:val="-3"/>
           <w:sz w:val="22"/>
           <w:szCs w:val="22"/>
@@ -5756,7 +5753,15 @@
           <w:sz w:val="22"/>
           <w:szCs w:val="22"/>
         </w:rPr>
-        <w:t xml:space="preserve">QUINTO: </w:t>
+        <w:t xml:space="preserve">QUINTO:</w:t>
+      </w:r>
+      <w:r>
+        <w:rPr>
+          <w:rFonts w:ascii="Arial Narrow" w:eastAsia="Arial Narrow" w:hAnsi="Arial Narrow" w:cs="Arial Narrow"/>
+          <w:sz w:val="22"/>
+          <w:szCs w:val="22"/>
+        </w:rPr>
+        <w:t xml:space="preserve"> </w:t>
       </w:r>
       <w:r>
         <w:rPr>
@@ -5775,7 +5780,7 @@
           <w:lang w:eastAsia="es-ES"/>
           <w:vertAlign w:val="superscript"/>
         </w:rPr>
-        <w:footnoteReference w:id="18"/>
+        <w:footnoteReference w:id="12"/>
       </w:r>
       <w:r>
         <w:rPr>
@@ -5794,7 +5799,7 @@
           <w:lang w:eastAsia="es-ES"/>
           <w:vertAlign w:val="superscript"/>
         </w:rPr>
-        <w:footnoteReference w:id="19"/>
+        <w:footnoteReference w:id="13"/>
       </w:r>
       <w:r>
         <w:rPr>
@@ -5854,8 +5859,6 @@
       <w:r>
         <w:rPr>
           <w:rFonts w:ascii="Arial Narrow" w:eastAsia="Arial Narrow" w:hAnsi="Arial Narrow" w:cs="Arial Narrow"/>
-          <w:b/>
-          <w:bCs/>
           <w:sz w:val="22"/>
           <w:szCs w:val="22"/>
           <w:lang w:val="es-ES" w:eastAsia="es-ES"/>
@@ -5883,7 +5886,6 @@
       <w:r>
         <w:rPr>
           <w:rFonts w:ascii="Arial Narrow" w:eastAsia="Arial Narrow" w:hAnsi="Arial Narrow" w:cs="Arial Narrow"/>
-          <w:bCs/>
           <w:spacing w:val="-3"/>
           <w:sz w:val="22"/>
           <w:szCs w:val="22"/>
@@ -6101,7 +6103,15 @@
           <w:sz w:val="22"/>
           <w:szCs w:val="22"/>
         </w:rPr>
-        <w:t xml:space="preserve">: </w:t>
+        <w:t xml:space="preserve">:</w:t>
+      </w:r>
+      <w:r>
+        <w:rPr>
+          <w:rFonts w:ascii="Arial Narrow" w:eastAsia="Arial Narrow" w:hAnsi="Arial Narrow" w:cs="Arial Narrow"/>
+          <w:sz w:val="22"/>
+          <w:szCs w:val="22"/>
+        </w:rPr>
+        <w:t xml:space="preserve"> </w:t>
       </w:r>
       <w:r>
         <w:rPr>
@@ -6161,7 +6171,7 @@
           <w:szCs w:val="22"/>
           <w:vertAlign w:val="superscript"/>
         </w:rPr>
-        <w:footnoteReference w:id="13"/>
+        <w:footnoteReference w:id="14"/>
       </w:r>
       <w:r>
         <w:rPr>
@@ -6236,7 +6246,7 @@
           <w:szCs w:val="22"/>
           <w:vertAlign w:val="superscript"/>
         </w:rPr>
-        <w:footnoteReference w:id="14"/>
+        <w:footnoteReference w:id="15"/>
       </w:r>
       <w:r>
         <w:rPr>
@@ -6309,7 +6319,7 @@
           <w:szCs w:val="22"/>
           <w:vertAlign w:val="superscript"/>
         </w:rPr>
-        <w:footnoteReference w:id="15"/>
+        <w:footnoteReference w:id="16"/>
       </w:r>
       <w:r>
         <w:rPr>
@@ -6470,7 +6480,15 @@
           <w:sz w:val="22"/>
           <w:szCs w:val="22"/>
         </w:rPr>
-        <w:t xml:space="preserve">: </w:t>
+        <w:t xml:space="preserve">:</w:t>
+      </w:r>
+      <w:r>
+        <w:rPr>
+          <w:rFonts w:ascii="Arial Narrow" w:eastAsia="Arial Narrow" w:hAnsi="Arial Narrow" w:cs="Arial Narrow"/>
+          <w:sz w:val="22"/>
+          <w:szCs w:val="22"/>
+        </w:rPr>
+        <w:t xml:space="preserve"> </w:t>
       </w:r>
       <w:r>
         <w:rPr>
@@ -6524,7 +6542,7 @@
           <w:szCs w:val="22"/>
           <w:vertAlign w:val="superscript"/>
         </w:rPr>
-        <w:footnoteReference w:id="16"/>
+        <w:footnoteReference w:id="17"/>
       </w:r>
       <w:r>
         <w:rPr>
@@ -6557,14 +6575,12 @@
           <w:rFonts w:ascii="Arial Narrow" w:eastAsia="Arial Narrow" w:hAnsi="Arial Narrow" w:cs="Arial Narrow"/>
           <w:sz w:val="22"/>
           <w:szCs w:val="22"/>
-          <w:u w:val="single"/>
         </w:rPr>
         <w:t>expresamente su facultad para asistir y conciliar en su representación</w:t>
       </w:r>
       <w:r>
         <w:rPr>
           <w:rFonts w:ascii="Arial Narrow" w:eastAsia="Arial Narrow" w:hAnsi="Arial Narrow" w:cs="Arial Narrow"/>
-          <w:bCs/>
           <w:sz w:val="22"/>
           <w:szCs w:val="22"/>
         </w:rPr>
@@ -6573,8 +6589,6 @@
       <w:r>
         <w:rPr>
           <w:rFonts w:ascii="Arial Narrow" w:eastAsia="Arial Narrow" w:hAnsi="Arial Narrow" w:cs="Arial Narrow"/>
-          <w:b/>
-          <w:bCs/>
           <w:sz w:val="22"/>
           <w:szCs w:val="22"/>
         </w:rPr>
@@ -6585,7 +6599,6 @@
           <w:rFonts w:ascii="Arial Narrow" w:eastAsia="Arial Narrow" w:hAnsi="Arial Narrow" w:cs="Arial Narrow"/>
           <w:sz w:val="22"/>
           <w:szCs w:val="22"/>
-          <w:u w:val="single"/>
         </w:rPr>
         <w:t xml:space="preserve">Ello bajo apercibimiento de no realizar la audiencia de conciliación y levantar el acta de inasistencia correspondiente. </w:t>
       </w:r>
@@ -6632,7 +6645,15 @@
           <w:sz w:val="22"/>
           <w:szCs w:val="22"/>
         </w:rPr>
-        <w:t xml:space="preserve">: </w:t>
+        <w:t xml:space="preserve">:</w:t>
+      </w:r>
+      <w:r>
+        <w:rPr>
+          <w:rFonts w:ascii="Arial Narrow" w:eastAsia="Arial Narrow" w:hAnsi="Arial Narrow" w:cs="Arial Narrow"/>
+          <w:sz w:val="22"/>
+          <w:szCs w:val="22"/>
+        </w:rPr>
+        <w:t xml:space="preserve"> </w:t>
       </w:r>
       <w:r>
         <w:rPr>
@@ -6698,39 +6719,212 @@
       <w:r>
         <w:rPr>
           <w:rFonts w:ascii="Arial Narrow" w:eastAsia="Arial Narrow" w:hAnsi="Arial Narrow" w:cs="Arial Narrow"/>
+          <w:spacing w:val="-3"/>
+          <w:sz w:val="22"/>
+          <w:szCs w:val="22"/>
+        </w:rPr>
+        <w:t xml:space="preserve"> </w:t>
+      </w:r>
+      <w:r>
+        <w:rPr>
+          <w:rFonts w:ascii="Arial Narrow" w:eastAsia="Arial Narrow" w:hAnsi="Arial Narrow" w:cs="Arial Narrow"/>
+          <w:spacing w:val="-3"/>
+          <w:sz w:val="22"/>
+          <w:szCs w:val="22"/>
+        </w:rPr>
+        <w:t xml:space="preserve">requerir a </w:t>
+      </w:r>
+      <w:r>
+        <w:rPr>
+          <w:rFonts w:ascii="Arial Narrow" w:eastAsia="Arial Narrow" w:hAnsi="Arial Narrow" w:cs="Arial Narrow"/>
+          <w:spacing w:val="-3"/>
+          <w:sz w:val="22"/>
+          <w:szCs w:val="22"/>
+        </w:rPr>
+        <w:t xml:space="preserve">Rímac Seguros y Reaseguros </w:t>
+      </w:r>
+      <w:r>
+        <w:rPr>
+          <w:rFonts w:ascii="Arial Narrow" w:eastAsia="Arial Narrow" w:hAnsi="Arial Narrow" w:cs="Arial Narrow"/>
+          <w:spacing w:val="-3"/>
+          <w:sz w:val="22"/>
+          <w:szCs w:val="22"/>
+        </w:rPr>
+        <w:t xml:space="preserve">S.A. </w:t>
+      </w:r>
+      <w:r>
+        <w:rPr>
+          <w:rFonts w:ascii="Arial Narrow" w:eastAsia="Arial Narrow" w:hAnsi="Arial Narrow" w:cs="Arial Narrow"/>
+          <w:color w:val="000000"/>
+          <w:sz w:val="22"/>
+          <w:szCs w:val="22"/>
+        </w:rPr>
+        <w:t>para que, dentro del plazo de dos (2) días hábiles siguientes a la fecha en que reciba la notificación en su bandeja de correo electrónico, efectú</w:t>
+      </w:r>
+      <w:r>
+        <w:rPr>
+          <w:rFonts w:ascii="Arial Narrow" w:eastAsia="Arial Narrow" w:hAnsi="Arial Narrow" w:cs="Arial Narrow"/>
+          <w:color w:val="000000"/>
+          <w:sz w:val="22"/>
+          <w:szCs w:val="22"/>
+        </w:rPr>
+        <w:t>e</w:t>
+      </w:r>
+      <w:r>
+        <w:rPr>
+          <w:rFonts w:ascii="Arial Narrow" w:eastAsia="Arial Narrow" w:hAnsi="Arial Narrow" w:cs="Arial Narrow"/>
+          <w:color w:val="000000"/>
+          <w:sz w:val="22"/>
+          <w:szCs w:val="22"/>
+        </w:rPr>
+        <w:t xml:space="preserve"> la confirmación de recepción de la notificación remitida por este despacho a su correo electrónico, de conformidad con el segundo párrafo del numeral 4 del artículo 20</w:t>
+      </w:r>
+      <w:r>
+        <w:rPr>
+          <w:rFonts w:ascii="Arial Narrow" w:eastAsia="Arial Narrow" w:hAnsi="Arial Narrow" w:cs="Arial Narrow"/>
+          <w:color w:val="000000"/>
+          <w:sz w:val="22"/>
+          <w:szCs w:val="22"/>
+        </w:rPr>
+        <w:t/>
+      </w:r>
+      <w:r>
+        <w:rPr>
+          <w:rFonts w:ascii="Arial Narrow" w:eastAsia="Arial Narrow" w:hAnsi="Arial Narrow" w:cs="Arial Narrow"/>
+          <w:color w:val="000000"/>
+          <w:sz w:val="22"/>
+          <w:szCs w:val="22"/>
+        </w:rPr>
+        <w:t xml:space="preserve"> del Texto Único Ordenado de la Ley del Procedimiento Administrativo General, aprobado mediante Decreto Supremo </w:t>
+      </w:r>
+      <w:proofErr w:type="spellStart"/>
+      <w:r>
+        <w:rPr>
+          <w:rFonts w:ascii="Arial Narrow" w:eastAsia="Arial Narrow" w:hAnsi="Arial Narrow" w:cs="Arial Narrow"/>
+          <w:color w:val="000000"/>
+          <w:sz w:val="22"/>
+          <w:szCs w:val="22"/>
+        </w:rPr>
+        <w:t/>
+      </w:r>
+      <w:proofErr w:type="spellEnd"/>
+      <w:r>
+        <w:rPr>
+          <w:rFonts w:ascii="Arial Narrow" w:eastAsia="Arial Narrow" w:hAnsi="Arial Narrow" w:cs="Arial Narrow"/>
+          <w:color w:val="000000"/>
+          <w:sz w:val="22"/>
+          <w:szCs w:val="22"/>
+        </w:rPr>
+        <w:t xml:space="preserve"> 006-2026-JUS, bajo apercibimiento de rehacer el acto de notificación y notificarle conforme al numeral 1 del artículo 20</w:t>
+      </w:r>
+      <w:r>
+        <w:rPr>
+          <w:rFonts w:ascii="Arial Narrow" w:eastAsia="Arial Narrow" w:hAnsi="Arial Narrow" w:cs="Arial Narrow"/>
+          <w:color w:val="000000"/>
+          <w:sz w:val="22"/>
+          <w:szCs w:val="22"/>
+        </w:rPr>
+        <w:t/>
+      </w:r>
+      <w:r>
+        <w:rPr>
+          <w:rFonts w:ascii="Arial Narrow" w:eastAsia="Arial Narrow" w:hAnsi="Arial Narrow" w:cs="Arial Narrow"/>
+          <w:color w:val="000000"/>
+          <w:sz w:val="22"/>
+          <w:szCs w:val="22"/>
+        </w:rPr>
+        <w:t xml:space="preserve"> del citado cuerpo normativo</w:t>
+      </w:r>
+      <w:r>
+        <w:rPr>
+          <w:rStyle w:val="Refdenotaalpie"/>
+          <w:rFonts w:ascii="Arial Narrow" w:eastAsia="Arial Narrow" w:hAnsi="Arial Narrow" w:cs="Arial Narrow"/>
+          <w:sz w:val="22"/>
+          <w:szCs w:val="22"/>
+          <w:vertAlign w:val="superscript"/>
+        </w:rPr>
+        <w:footnoteReference w:id="18"/>
+      </w:r>
+      <w:r>
+        <w:rPr>
+          <w:rFonts w:ascii="Arial Narrow" w:eastAsia="Arial Narrow" w:hAnsi="Arial Narrow" w:cs="Arial Narrow"/>
+          <w:sz w:val="22"/>
+          <w:szCs w:val="22"/>
+        </w:rPr>
+        <w:t>.</w:t>
+      </w:r>
+    </w:p>
+    <w:p>
+      <w:pPr>
+        <w:suppressAutoHyphens/>
+        <w:jc w:val="both"/>
+        <w:rPr>
+          <w:rFonts w:ascii="Arial Narrow" w:eastAsia="Arial Narrow" w:hAnsi="Arial Narrow" w:cs="Arial Narrow"/>
+          <w:sz w:val="22"/>
+          <w:szCs w:val="22"/>
+        </w:rPr>
+      </w:pPr>
+    </w:p>
+    <w:p>
+      <w:pPr>
+        <w:suppressAutoHyphens/>
+        <w:jc w:val="both"/>
+        <w:rPr>
+          <w:rFonts w:ascii="Arial Narrow" w:eastAsia="Arial Narrow" w:hAnsi="Arial Narrow" w:cs="Arial Narrow"/>
+          <w:sz w:val="22"/>
+          <w:szCs w:val="22"/>
+        </w:rPr>
+      </w:pPr>
+      <w:r>
+        <w:rPr>
+          <w:rFonts w:ascii="Arial Narrow" w:eastAsia="Arial Narrow" w:hAnsi="Arial Narrow" w:cs="Arial Narrow"/>
+          <w:b/>
           <w:bCs/>
+          <w:sz w:val="22"/>
+          <w:szCs w:val="22"/>
+        </w:rPr>
+        <w:t xml:space="preserve">DÉCIMO SEGUNDO:</w:t>
+      </w:r>
+      <w:r>
+        <w:rPr>
+          <w:rFonts w:ascii="Arial Narrow" w:eastAsia="Arial Narrow" w:hAnsi="Arial Narrow" w:cs="Arial Narrow"/>
+          <w:sz w:val="22"/>
+          <w:szCs w:val="22"/>
+        </w:rPr>
+        <w:t xml:space="preserve"> </w:t>
+      </w:r>
+      <w:r>
+        <w:rPr>
+          <w:rFonts w:ascii="Arial Narrow" w:eastAsia="Arial Narrow" w:hAnsi="Arial Narrow" w:cs="Arial Narrow"/>
+          <w:sz w:val="22"/>
+          <w:szCs w:val="22"/>
+        </w:rPr>
+        <w:t xml:space="preserve">requerir a [DENUNCIANTE] para que efectúe el acuse de recibo mediante la confirmación de recepción de la notificación remitida por este despacho a su Casilla Electrónica, dentro de los cinco (5) primeros días hábiles siguientes a la fecha en que recibe la notificación.</w:t>
+      </w:r>
+      <w:r>
+        <w:rPr>
+          <w:rFonts w:ascii="Arial Narrow" w:eastAsia="Arial Narrow" w:hAnsi="Arial Narrow" w:cs="Arial Narrow"/>
           <w:spacing w:val="-3"/>
           <w:sz w:val="22"/>
           <w:szCs w:val="22"/>
         </w:rPr>
-        <w:t xml:space="preserve"> </w:t>
-      </w:r>
-      <w:r>
-        <w:rPr>
-          <w:rFonts w:ascii="Arial Narrow" w:eastAsia="Arial Narrow" w:hAnsi="Arial Narrow" w:cs="Arial Narrow"/>
-          <w:spacing w:val="-3"/>
-          <w:sz w:val="22"/>
-          <w:szCs w:val="22"/>
-        </w:rPr>
-        <w:t xml:space="preserve">requerir a </w:t>
-      </w:r>
-      <w:r>
-        <w:rPr>
-          <w:rFonts w:ascii="Arial Narrow" w:eastAsia="Arial Narrow" w:hAnsi="Arial Narrow" w:cs="Arial Narrow"/>
-          <w:spacing w:val="-3"/>
-          <w:sz w:val="22"/>
-          <w:szCs w:val="22"/>
-        </w:rPr>
-        <w:t xml:space="preserve">Rímac Seguros y Reaseguros </w:t>
-      </w:r>
-      <w:r>
-        <w:rPr>
-          <w:rFonts w:ascii="Arial Narrow" w:eastAsia="Arial Narrow" w:hAnsi="Arial Narrow" w:cs="Arial Narrow"/>
-          <w:spacing w:val="-3"/>
-          <w:sz w:val="22"/>
-          <w:szCs w:val="22"/>
-        </w:rPr>
-        <w:t xml:space="preserve">S.A. </w:t>
+        <w:t/>
+      </w:r>
+      <w:r>
+        <w:rPr>
+          <w:rFonts w:ascii="Arial Narrow" w:eastAsia="Arial Narrow" w:hAnsi="Arial Narrow" w:cs="Arial Narrow"/>
+          <w:sz w:val="22"/>
+          <w:szCs w:val="22"/>
+        </w:rPr>
+        <w:t/>
+      </w:r>
+      <w:r>
+        <w:rPr>
+          <w:rFonts w:ascii="Arial Narrow" w:eastAsia="Arial Narrow" w:hAnsi="Arial Narrow" w:cs="Arial Narrow"/>
+          <w:sz w:val="22"/>
+          <w:szCs w:val="22"/>
+        </w:rPr>
+        <w:t xml:space="preserve"/>
       </w:r>
       <w:r>
         <w:rPr>
@@ -6739,100 +6933,33 @@
           <w:sz w:val="22"/>
           <w:szCs w:val="22"/>
         </w:rPr>
-        <w:t>para que, dentro del plazo de dos (2) días hábiles siguientes a la fecha en que reciba la notificación en su bandeja de correo electrónico, efectú</w:t>
-      </w:r>
-      <w:r>
-        <w:rPr>
-          <w:rFonts w:ascii="Arial Narrow" w:eastAsia="Arial Narrow" w:hAnsi="Arial Narrow" w:cs="Arial Narrow"/>
-          <w:color w:val="000000"/>
-          <w:sz w:val="22"/>
-          <w:szCs w:val="22"/>
-        </w:rPr>
-        <w:t>e</w:t>
-      </w:r>
-      <w:r>
-        <w:rPr>
-          <w:rFonts w:ascii="Arial Narrow" w:eastAsia="Arial Narrow" w:hAnsi="Arial Narrow" w:cs="Arial Narrow"/>
-          <w:color w:val="000000"/>
-          <w:sz w:val="22"/>
-          <w:szCs w:val="22"/>
-        </w:rPr>
-        <w:t xml:space="preserve"> la confirmación de recepción de la notificación remitida por este despacho a su correo electrónico, de conformidad con el segundo párrafo del numeral 4 del artículo 20</w:t>
-      </w:r>
-      <w:r>
-        <w:rPr>
-          <w:rFonts w:ascii="Arial Narrow" w:eastAsia="Arial Narrow" w:hAnsi="Arial Narrow" w:cs="Arial Narrow"/>
-          <w:color w:val="000000"/>
+        <w:t xml:space="preserve"/>
+      </w:r>
+      <w:r>
+        <w:rPr>
+          <w:rFonts w:ascii="Arial Narrow" w:eastAsia="Arial Narrow" w:hAnsi="Arial Narrow" w:cs="Arial Narrow"/>
+          <w:sz w:val="22"/>
+          <w:szCs w:val="22"/>
+        </w:rPr>
+        <w:t xml:space="preserve"/>
+      </w:r>
+      <w:r>
+        <w:rPr>
+          <w:rFonts w:ascii="Arial Narrow" w:eastAsia="Arial Narrow" w:hAnsi="Arial Narrow" w:cs="Arial Narrow"/>
+          <w:sz w:val="22"/>
+          <w:szCs w:val="22"/>
+          <w:shd w:val="clear" w:color="auto" w:fill="FFFFFF"/>
+        </w:rPr>
+        <w:t xml:space="preserve"/>
+      </w:r>
+      <w:r>
+        <w:rPr>
+          <w:rFonts w:ascii="Arial Narrow" w:eastAsia="Arial Narrow" w:hAnsi="Arial Narrow" w:cs="Arial Narrow"/>
           <w:sz w:val="22"/>
           <w:szCs w:val="22"/>
         </w:rPr>
         <w:t/>
       </w:r>
-      <w:r>
-        <w:rPr>
-          <w:rFonts w:ascii="Arial Narrow" w:eastAsia="Arial Narrow" w:hAnsi="Arial Narrow" w:cs="Arial Narrow"/>
-          <w:color w:val="000000"/>
-          <w:sz w:val="22"/>
-          <w:szCs w:val="22"/>
-        </w:rPr>
-        <w:t xml:space="preserve"> del Texto Único Ordenado de la Ley del Procedimiento Administrativo General, aprobado mediante Decreto Supremo </w:t>
-      </w:r>
-      <w:proofErr w:type="spellStart"/>
-      <w:r>
-        <w:rPr>
-          <w:rFonts w:ascii="Arial Narrow" w:eastAsia="Arial Narrow" w:hAnsi="Arial Narrow" w:cs="Arial Narrow"/>
-          <w:color w:val="000000"/>
-          <w:sz w:val="22"/>
-          <w:szCs w:val="22"/>
-        </w:rPr>
-        <w:t/>
-      </w:r>
-      <w:proofErr w:type="spellEnd"/>
-      <w:r>
-        <w:rPr>
-          <w:rFonts w:ascii="Arial Narrow" w:eastAsia="Arial Narrow" w:hAnsi="Arial Narrow" w:cs="Arial Narrow"/>
-          <w:color w:val="000000"/>
-          <w:sz w:val="22"/>
-          <w:szCs w:val="22"/>
-        </w:rPr>
-        <w:t xml:space="preserve"> 006-2026-JUS, bajo apercibimiento de rehacer el acto de notificación y notificarle conforme al numeral 1 del artículo 20</w:t>
-      </w:r>
-      <w:r>
-        <w:rPr>
-          <w:rFonts w:ascii="Arial Narrow" w:eastAsia="Arial Narrow" w:hAnsi="Arial Narrow" w:cs="Arial Narrow"/>
-          <w:color w:val="000000"/>
-          <w:sz w:val="22"/>
-          <w:szCs w:val="22"/>
-        </w:rPr>
-        <w:t/>
-      </w:r>
-      <w:r>
-        <w:rPr>
-          <w:rFonts w:ascii="Arial Narrow" w:eastAsia="Arial Narrow" w:hAnsi="Arial Narrow" w:cs="Arial Narrow"/>
-          <w:color w:val="000000"/>
-          <w:sz w:val="22"/>
-          <w:szCs w:val="22"/>
-        </w:rPr>
-        <w:t xml:space="preserve"> del citado cuerpo normativo</w:t>
-      </w:r>
-      <w:r>
-        <w:rPr>
-          <w:rStyle w:val="Refdenotaalpie"/>
-          <w:rFonts w:ascii="Arial Narrow" w:eastAsia="Arial Narrow" w:hAnsi="Arial Narrow" w:cs="Arial Narrow"/>
-          <w:sz w:val="22"/>
-          <w:szCs w:val="22"/>
-          <w:vertAlign w:val="superscript"/>
-        </w:rPr>
-        <w:footnoteReference w:id="17"/>
-      </w:r>
-      <w:r>
-        <w:rPr>
-          <w:rFonts w:ascii="Arial Narrow" w:eastAsia="Arial Narrow" w:hAnsi="Arial Narrow" w:cs="Arial Narrow"/>
-          <w:sz w:val="22"/>
-          <w:szCs w:val="22"/>
-        </w:rPr>
-        <w:t>.</w:t>
-      </w:r>
     </w:p>
     <w:p>
       <w:pPr>
@@ -6840,105 +6967,18 @@
         <w:jc w:val="both"/>
         <w:rPr>
           <w:rFonts w:ascii="Arial Narrow" w:eastAsia="Arial Narrow" w:hAnsi="Arial Narrow" w:cs="Arial Narrow"/>
-          <w:sz w:val="22"/>
-          <w:szCs w:val="22"/>
-        </w:rPr>
-      </w:pPr>
-    </w:p>
-    <w:p>
-      <w:pPr>
-        <w:suppressAutoHyphens/>
-        <w:jc w:val="both"/>
-        <w:rPr>
-          <w:rFonts w:ascii="Arial Narrow" w:eastAsia="Arial Narrow" w:hAnsi="Arial Narrow" w:cs="Arial Narrow"/>
-          <w:sz w:val="22"/>
-          <w:szCs w:val="22"/>
-        </w:rPr>
-      </w:pPr>
-      <w:r>
-        <w:rPr>
-          <w:rFonts w:ascii="Arial Narrow" w:eastAsia="Arial Narrow" w:hAnsi="Arial Narrow" w:cs="Arial Narrow"/>
-          <w:b/>
           <w:bCs/>
           <w:sz w:val="22"/>
           <w:szCs w:val="22"/>
         </w:rPr>
-        <w:t xml:space="preserve">DÉCIMO SEGUNDO: </w:t>
-      </w:r>
-      <w:r>
-        <w:rPr>
-          <w:rFonts w:ascii="Arial Narrow" w:eastAsia="Arial Narrow" w:hAnsi="Arial Narrow" w:cs="Arial Narrow"/>
-          <w:sz w:val="22"/>
-          <w:szCs w:val="22"/>
-        </w:rPr>
-        <w:t xml:space="preserve">requerir a [DENUNCIANTE] para que efectúe el acuse de recibo mediante la confirmación de recepción de la notificación remitida por este despacho a su Casilla Electrónica, dentro de los cinco (5) primeros días hábiles siguientes a la fecha en que recibe la notificación.</w:t>
-      </w:r>
-      <w:r>
-        <w:rPr>
-          <w:rFonts w:ascii="Arial Narrow" w:eastAsia="Arial Narrow" w:hAnsi="Arial Narrow" w:cs="Arial Narrow"/>
-          <w:spacing w:val="-3"/>
-          <w:sz w:val="22"/>
-          <w:szCs w:val="22"/>
-        </w:rPr>
-        <w:t/>
-      </w:r>
-      <w:r>
-        <w:rPr>
-          <w:rFonts w:ascii="Arial Narrow" w:eastAsia="Arial Narrow" w:hAnsi="Arial Narrow" w:cs="Arial Narrow"/>
-          <w:sz w:val="22"/>
-          <w:szCs w:val="22"/>
-        </w:rPr>
-        <w:t/>
-      </w:r>
-      <w:r>
-        <w:rPr>
-          <w:rFonts w:ascii="Arial Narrow" w:eastAsia="Arial Narrow" w:hAnsi="Arial Narrow" w:cs="Arial Narrow"/>
-          <w:sz w:val="22"/>
-          <w:szCs w:val="22"/>
-        </w:rPr>
-        <w:t xml:space="preserve"/>
-      </w:r>
-      <w:r>
-        <w:rPr>
-          <w:rFonts w:ascii="Arial Narrow" w:eastAsia="Arial Narrow" w:hAnsi="Arial Narrow" w:cs="Arial Narrow"/>
-          <w:color w:val="000000"/>
-          <w:sz w:val="22"/>
-          <w:szCs w:val="22"/>
-        </w:rPr>
-        <w:t xml:space="preserve"/>
-      </w:r>
-      <w:r>
-        <w:rPr>
-          <w:rFonts w:ascii="Arial Narrow" w:eastAsia="Arial Narrow" w:hAnsi="Arial Narrow" w:cs="Arial Narrow"/>
-          <w:sz w:val="22"/>
-          <w:szCs w:val="22"/>
-        </w:rPr>
-        <w:t xml:space="preserve"/>
-      </w:r>
-      <w:r>
-        <w:rPr>
-          <w:rFonts w:ascii="Arial Narrow" w:eastAsia="Arial Narrow" w:hAnsi="Arial Narrow" w:cs="Arial Narrow"/>
-          <w:sz w:val="22"/>
-          <w:szCs w:val="22"/>
-          <w:shd w:val="clear" w:color="auto" w:fill="FFFFFF"/>
-        </w:rPr>
-        <w:t xml:space="preserve"/>
-      </w:r>
-      <w:r>
-        <w:rPr>
-          <w:rFonts w:ascii="Arial Narrow" w:eastAsia="Arial Narrow" w:hAnsi="Arial Narrow" w:cs="Arial Narrow"/>
-          <w:sz w:val="22"/>
-          <w:szCs w:val="22"/>
-        </w:rPr>
-        <w:t/>
-      </w:r>
-    </w:p>
-    <w:p>
-      <w:pPr>
-        <w:suppressAutoHyphens/>
-        <w:jc w:val="both"/>
-        <w:rPr>
-          <w:rFonts w:ascii="Arial Narrow" w:eastAsia="Arial Narrow" w:hAnsi="Arial Narrow" w:cs="Arial Narrow"/>
+      </w:pPr>
+    </w:p>
+    <w:p>
+      <w:pPr>
+        <w:shd w:val="clear" w:color="auto" w:fill="FFFFFF"/>
+        <w:rPr>
+          <w:rFonts w:ascii="Arial Narrow" w:eastAsia="Arial Narrow" w:hAnsi="Arial Narrow" w:cs="Arial Narrow"/>
+          <w:b/>
           <w:bCs/>
           <w:sz w:val="22"/>
           <w:szCs w:val="22"/>
@@ -6971,15 +7011,36 @@
     </w:p>
     <w:p>
       <w:pPr>
+        <w:pStyle w:val="paragraph"/>
         <w:shd w:val="clear" w:color="auto" w:fill="FFFFFF"/>
-        <w:rPr>
+        <w:spacing w:before="0" w:beforeAutospacing="0" w:after="0" w:afterAutospacing="0"/>
+        <w:jc w:val="center"/>
+        <w:textAlignment w:val="baseline"/>
+        <w:rPr>
+          <w:rFonts w:ascii="Arial Narrow" w:eastAsia="Arial Narrow" w:hAnsi="Arial Narrow" w:cs="Arial Narrow"/>
+          <w:sz w:val="22"/>
+          <w:szCs w:val="22"/>
+        </w:rPr>
+      </w:pPr>
+      <w:r>
+        <w:rPr>
+          <w:rStyle w:val="normaltextrun"/>
           <w:rFonts w:ascii="Arial Narrow" w:eastAsia="Arial Narrow" w:hAnsi="Arial Narrow" w:cs="Arial Narrow"/>
           <w:b/>
           <w:bCs/>
           <w:sz w:val="22"/>
           <w:szCs w:val="22"/>
         </w:rPr>
-      </w:pPr>
+        <w:t xml:space="preserve">Firmado digitalmente por</w:t>
+      </w:r>
+      <w:r>
+        <w:rPr>
+          <w:rStyle w:val="eop"/>
+          <w:rFonts w:ascii="Arial Narrow" w:eastAsia="Arial Narrow" w:hAnsi="Arial Narrow" w:cs="Arial Narrow"/>
+          <w:sz w:val="22"/>
+          <w:szCs w:val="22"/>
+        </w:rPr>
+      </w:r>
     </w:p>
     <w:p>
       <w:pPr>
@@ -7410,6 +7471,9 @@
     <w:p>
       <w:pPr>
         <w:pStyle w:val="Textonotapie"/>
+        <w:tabs>
+          <w:tab w:val="left" w:pos="567"/>
+        </w:tabs>
         <w:ind w:left="567" w:hanging="567"/>
         <w:jc w:val="both"/>
         <w:rPr>
@@ -7502,6 +7566,9 @@
   <w:footnote w:id="2">
     <w:p>
       <w:pPr>
+        <w:tabs>
+          <w:tab w:val="left" w:pos="570"/>
+        </w:tabs>
         <w:ind w:left="570" w:hanging="570"/>
         <w:jc w:val="both"/>
         <w:rPr>
@@ -7526,15 +7593,16 @@
           <w:sz w:val="16"/>
           <w:szCs w:val="16"/>
         </w:rPr>
-        <w:t xml:space="preserve"> </w:t>
-      </w:r>
-      <w:r>
-        <w:rPr>
-          <w:rFonts w:ascii="Arial Narrow" w:eastAsia="Arial Narrow" w:hAnsi="Arial Narrow" w:cs="Arial Narrow"/>
-          <w:sz w:val="16"/>
-          <w:szCs w:val="16"/>
-        </w:rPr>
         <w:tab/>
+        <w:t xml:space="preserve"/>
+      </w:r>
+      <w:r>
+        <w:rPr>
+          <w:rFonts w:ascii="Arial Narrow" w:eastAsia="Arial Narrow" w:hAnsi="Arial Narrow" w:cs="Arial Narrow"/>
+          <w:sz w:val="16"/>
+          <w:szCs w:val="16"/>
+        </w:rPr>
+        <w:tab/>
       </w:r>
       <w:r>
         <w:rPr>
@@ -7563,7 +7631,7 @@
           <w:sz w:val="16"/>
           <w:szCs w:val="16"/>
         </w:rPr>
-        <w:t xml:space="preserve"> 002-2017-TRI-INDECOPI Y LA DIRECTIVA </w:t>
+        <w:t xml:space="preserve">002-2017-TRI-INDECOPI Y LA DIRECTIVA </w:t>
       </w:r>
       <w:proofErr w:type="spellStart"/>
       <w:r>
@@ -7583,7 +7651,7 @@
           <w:sz w:val="16"/>
           <w:szCs w:val="16"/>
         </w:rPr>
-        <w:t xml:space="preserve"> 002-2022-TRI-INDECOPI</w:t>
+        <w:t xml:space="preserve">002-2022-TRI-INDECOPI</w:t>
       </w:r>
     </w:p>
     <w:p>
@@ -7672,17 +7740,6 @@
         <w:tab/>
         <w:t>INFORMACIÓN CONFIDENCIAL</w:t>
       </w:r>
-    </w:p>
-    <w:p>
-      <w:pPr>
-        <w:ind w:right="4"/>
-        <w:jc w:val="both"/>
-        <w:rPr>
-          <w:rFonts w:ascii="Arial Narrow" w:eastAsia="Arial Narrow" w:hAnsi="Arial Narrow" w:cs="Arial Narrow"/>
-          <w:sz w:val="16"/>
-          <w:szCs w:val="16"/>
-        </w:rPr>
-      </w:pPr>
     </w:p>
     <w:p>
       <w:pPr>
@@ -7736,27 +7793,6 @@
       <w:pPr>
         <w:pStyle w:val="NormalWeb"/>
         <w:spacing w:after="0" w:line="240" w:lineRule="auto"/>
-        <w:ind w:left="1134"/>
-        <w:jc w:val="both"/>
-        <w:rPr>
-          <w:rFonts w:ascii="Arial Narrow" w:eastAsia="Arial Narrow" w:hAnsi="Arial Narrow" w:cs="Arial Narrow"/>
-          <w:sz w:val="16"/>
-          <w:szCs w:val="16"/>
-        </w:rPr>
-      </w:pPr>
-      <w:r>
-        <w:rPr>
-          <w:rFonts w:ascii="Arial Narrow" w:eastAsia="Arial Narrow" w:hAnsi="Arial Narrow" w:cs="Arial Narrow"/>
-          <w:sz w:val="16"/>
-          <w:szCs w:val="16"/>
-        </w:rPr>
-        <w:t>     </w:t>
-      </w:r>
-    </w:p>
-    <w:p>
-      <w:pPr>
-        <w:pStyle w:val="NormalWeb"/>
-        <w:spacing w:after="0" w:line="240" w:lineRule="auto"/>
         <w:ind w:left="2268"/>
         <w:jc w:val="both"/>
         <w:rPr>
@@ -7773,19 +7809,6 @@
         </w:rPr>
         <w:t>Puede también declararse confidencial aquella información que sea considerada reservada o confidencial por Ley. Entre estas:</w:t>
       </w:r>
-    </w:p>
-    <w:p>
-      <w:pPr>
-        <w:pStyle w:val="NormalWeb"/>
-        <w:spacing w:after="0" w:line="240" w:lineRule="auto"/>
-        <w:ind w:left="2268"/>
-        <w:jc w:val="both"/>
-        <w:rPr>
-          <w:rFonts w:ascii="Arial Narrow" w:eastAsia="Arial Narrow" w:hAnsi="Arial Narrow" w:cs="Arial Narrow"/>
-          <w:sz w:val="16"/>
-          <w:szCs w:val="16"/>
-        </w:rPr>
-      </w:pPr>
     </w:p>
     <w:p>
       <w:pPr>
@@ -7853,7 +7876,7 @@
           <w:sz w:val="16"/>
           <w:szCs w:val="16"/>
         </w:rPr>
-        <w:t>     </w:t>
+        <w:t xml:space="preserve">     </w:t>
       </w:r>
       <w:r>
         <w:rPr>
@@ -7864,19 +7887,6 @@
         <w:tab/>
         <w:t>Se consideran datos sensibles los datos personales constituidos por los datos biométricos que por sí mismos pueden identificar al titular, datos referidos al origen racial y étnico; ingresos económicos, opiniones o convicciones políticas, religiosas, filosóficas o morales; afiliación sindical; e información relacionada a la salud o a la vida sexual.</w:t>
       </w:r>
-    </w:p>
-    <w:p>
-      <w:pPr>
-        <w:pStyle w:val="NormalWeb"/>
-        <w:spacing w:after="0" w:line="240" w:lineRule="auto"/>
-        <w:ind w:left="2268"/>
-        <w:jc w:val="both"/>
-        <w:rPr>
-          <w:rFonts w:ascii="Arial Narrow" w:eastAsia="Arial Narrow" w:hAnsi="Arial Narrow" w:cs="Arial Narrow"/>
-          <w:sz w:val="16"/>
-          <w:szCs w:val="16"/>
-        </w:rPr>
-      </w:pPr>
     </w:p>
     <w:p>
       <w:pPr>
@@ -7912,19 +7922,6 @@
       <w:pPr>
         <w:pStyle w:val="NormalWeb"/>
         <w:spacing w:after="0" w:line="240" w:lineRule="auto"/>
-        <w:ind w:left="2268"/>
-        <w:jc w:val="both"/>
-        <w:rPr>
-          <w:rFonts w:ascii="Arial Narrow" w:eastAsia="Arial Narrow" w:hAnsi="Arial Narrow" w:cs="Arial Narrow"/>
-          <w:sz w:val="16"/>
-          <w:szCs w:val="16"/>
-        </w:rPr>
-      </w:pPr>
-    </w:p>
-    <w:p>
-      <w:pPr>
-        <w:pStyle w:val="NormalWeb"/>
-        <w:spacing w:after="0" w:line="240" w:lineRule="auto"/>
         <w:ind w:left="2835" w:hanging="567"/>
         <w:jc w:val="both"/>
         <w:rPr>
@@ -7963,6 +7960,14 @@
           <w:szCs w:val="16"/>
         </w:rPr>
       </w:pPr>
+      <w:r>
+        <w:rPr>
+          <w:rFonts w:ascii="Arial Narrow" w:eastAsia="Arial Narrow" w:hAnsi="Arial Narrow" w:cs="Arial Narrow"/>
+          <w:sz w:val="16"/>
+          <w:szCs w:val="16"/>
+        </w:rPr>
+        <w:t>Se considerará lo siguiente:</w:t>
+      </w:r>
     </w:p>
     <w:p>
       <w:pPr>
@@ -7979,10 +7984,20 @@
       <w:r>
         <w:rPr>
           <w:rFonts w:ascii="Arial Narrow" w:eastAsia="Arial Narrow" w:hAnsi="Arial Narrow" w:cs="Arial Narrow"/>
-          <w:sz w:val="16"/>
-          <w:szCs w:val="16"/>
-        </w:rPr>
-        <w:t>Se considerará lo siguiente:</w:t>
+          <w:b/>
+          <w:bCs/>
+          <w:sz w:val="16"/>
+          <w:szCs w:val="16"/>
+        </w:rPr>
+        <w:t>Secreto comercial:</w:t>
+      </w:r>
+      <w:r>
+        <w:rPr>
+          <w:rFonts w:ascii="Arial Narrow" w:eastAsia="Arial Narrow" w:hAnsi="Arial Narrow" w:cs="Arial Narrow"/>
+          <w:sz w:val="16"/>
+          <w:szCs w:val="16"/>
+        </w:rPr>
+        <w:t xml:space="preserve"> aquella información cuya importancia para el desarrollo de la actividad empresarial obliga a las empresas a mantenerla fuera del alcance de terceros ajenos a la empresa;</w:t>
       </w:r>
     </w:p>
     <w:p>
@@ -7997,6 +8012,24 @@
           <w:szCs w:val="16"/>
         </w:rPr>
       </w:pPr>
+      <w:r>
+        <w:rPr>
+          <w:rFonts w:ascii="Arial Narrow" w:eastAsia="Arial Narrow" w:hAnsi="Arial Narrow" w:cs="Arial Narrow"/>
+          <w:b/>
+          <w:bCs/>
+          <w:sz w:val="16"/>
+          <w:szCs w:val="16"/>
+        </w:rPr>
+        <w:t>Secreto industrial:</w:t>
+      </w:r>
+      <w:r>
+        <w:rPr>
+          <w:rFonts w:ascii="Arial Narrow" w:eastAsia="Arial Narrow" w:hAnsi="Arial Narrow" w:cs="Arial Narrow"/>
+          <w:sz w:val="16"/>
+          <w:szCs w:val="16"/>
+        </w:rPr>
+        <w:t xml:space="preserve"> conocimiento tecnológico referido a procedimientos de fabricación o producción en general, o el conocimiento vinculado al empleo y aplicación de técnicas industriales, que permitan obtener o mantener una ventaja competitiva o económica frente a terceros;</w:t>
+      </w:r>
     </w:p>
     <w:p>
       <w:pPr>
@@ -8018,15 +8051,105 @@
           <w:sz w:val="16"/>
           <w:szCs w:val="16"/>
         </w:rPr>
-        <w:t>Secreto comercial:</w:t>
-      </w:r>
-      <w:r>
-        <w:rPr>
-          <w:rFonts w:ascii="Arial Narrow" w:eastAsia="Arial Narrow" w:hAnsi="Arial Narrow" w:cs="Arial Narrow"/>
-          <w:sz w:val="16"/>
-          <w:szCs w:val="16"/>
-        </w:rPr>
-        <w:t xml:space="preserve"> aquella información cuya importancia para el desarrollo de la actividad empresarial obliga a las empresas a mantenerla fuera del alcance de terceros ajenos a la empresa;</w:t>
+        <w:t>Secreto empresarial:</w:t>
+      </w:r>
+      <w:r>
+        <w:rPr>
+          <w:rFonts w:ascii="Arial Narrow" w:eastAsia="Arial Narrow" w:hAnsi="Arial Narrow" w:cs="Arial Narrow"/>
+          <w:sz w:val="16"/>
+          <w:szCs w:val="16"/>
+        </w:rPr>
+        <w:t xml:space="preserve"> Cualquier información no divulgada que una empresa natural o jurídica legítimamente posea, que pueda usarse en alguna actividad productiva, industrial o comercial, y que sea susceptible de transmitirse a un tercero, en la medida que dicha información sea:</w:t>
+      </w:r>
+    </w:p>
+    <w:p>
+      <w:pPr>
+        <w:pStyle w:val="NormalWeb"/>
+        <w:spacing w:after="0" w:line="240" w:lineRule="auto"/>
+        <w:ind w:left="3402" w:hanging="567"/>
+        <w:jc w:val="both"/>
+        <w:rPr>
+          <w:rFonts w:ascii="Arial Narrow" w:eastAsia="Arial Narrow" w:hAnsi="Arial Narrow" w:cs="Arial Narrow"/>
+          <w:sz w:val="16"/>
+          <w:szCs w:val="16"/>
+        </w:rPr>
+      </w:pPr>
+      <w:r>
+        <w:rPr>
+          <w:rFonts w:ascii="Arial Narrow" w:eastAsia="Arial Narrow" w:hAnsi="Arial Narrow" w:cs="Arial Narrow"/>
+          <w:sz w:val="16"/>
+          <w:szCs w:val="16"/>
+        </w:rPr>
+        <w:t xml:space="preserve">c.1 </w:t>
+      </w:r>
+      <w:r>
+        <w:rPr>
+          <w:rFonts w:ascii="Arial Narrow" w:eastAsia="Arial Narrow" w:hAnsi="Arial Narrow" w:cs="Arial Narrow"/>
+          <w:sz w:val="16"/>
+          <w:szCs w:val="16"/>
+        </w:rPr>
+        <w:tab/>
+        <w:t>Secreta, en el sentido que como conjunto o en la configuración y reunión precisa de sus componentes, no sea generalmente conocida ni fácilmente accesible por quienes se encuentran en los círculos que normalmente manejan la información respectiva;</w:t>
+      </w:r>
+    </w:p>
+    <w:p>
+      <w:pPr>
+        <w:pStyle w:val="NormalWeb"/>
+        <w:spacing w:after="0" w:line="240" w:lineRule="auto"/>
+        <w:ind w:left="3402" w:hanging="567"/>
+        <w:jc w:val="both"/>
+        <w:rPr>
+          <w:rFonts w:ascii="Arial Narrow" w:eastAsia="Arial Narrow" w:hAnsi="Arial Narrow" w:cs="Arial Narrow"/>
+          <w:sz w:val="16"/>
+          <w:szCs w:val="16"/>
+        </w:rPr>
+      </w:pPr>
+      <w:r>
+        <w:rPr>
+          <w:rFonts w:ascii="Arial Narrow" w:eastAsia="Arial Narrow" w:hAnsi="Arial Narrow" w:cs="Arial Narrow"/>
+          <w:sz w:val="16"/>
+          <w:szCs w:val="16"/>
+        </w:rPr>
+        <w:t xml:space="preserve">c.2 </w:t>
+      </w:r>
+      <w:r>
+        <w:rPr>
+          <w:rFonts w:ascii="Arial Narrow" w:eastAsia="Arial Narrow" w:hAnsi="Arial Narrow" w:cs="Arial Narrow"/>
+          <w:sz w:val="16"/>
+          <w:szCs w:val="16"/>
+        </w:rPr>
+        <w:tab/>
+        <w:t>tenga un valor comercial por ser secreta; y</w:t>
+      </w:r>
+    </w:p>
+    <w:p>
+      <w:pPr>
+        <w:pStyle w:val="NormalWeb"/>
+        <w:spacing w:after="0" w:line="240" w:lineRule="auto"/>
+        <w:ind w:left="3402" w:hanging="567"/>
+        <w:jc w:val="both"/>
+        <w:rPr>
+          <w:rFonts w:ascii="Arial Narrow" w:eastAsia="Arial Narrow" w:hAnsi="Arial Narrow" w:cs="Arial Narrow"/>
+          <w:sz w:val="16"/>
+          <w:szCs w:val="16"/>
+        </w:rPr>
+      </w:pPr>
+      <w:r>
+        <w:rPr>
+          <w:rFonts w:ascii="Arial Narrow" w:eastAsia="Arial Narrow" w:hAnsi="Arial Narrow" w:cs="Arial Narrow"/>
+          <w:sz w:val="16"/>
+          <w:szCs w:val="16"/>
+        </w:rPr>
+        <w:t xml:space="preserve">c.3 </w:t>
+      </w:r>
+      <w:r>
+        <w:rPr>
+          <w:rFonts w:ascii="Arial Narrow" w:eastAsia="Arial Narrow" w:hAnsi="Arial Narrow" w:cs="Arial Narrow"/>
+          <w:sz w:val="16"/>
+          <w:szCs w:val="16"/>
+        </w:rPr>
+        <w:tab/>
+        <w:t>haya sido objeto de medidas razonables tomadas por su legítimo poseedor para mantenerla secreta.</w:t>
       </w:r>
     </w:p>
     <w:p>
@@ -8044,210 +8167,11 @@
       <w:r>
         <w:rPr>
           <w:rFonts w:ascii="Arial Narrow" w:eastAsia="Arial Narrow" w:hAnsi="Arial Narrow" w:cs="Arial Narrow"/>
-          <w:b/>
-          <w:bCs/>
-          <w:sz w:val="16"/>
-          <w:szCs w:val="16"/>
-        </w:rPr>
-        <w:t>Secreto industrial:</w:t>
-      </w:r>
-      <w:r>
-        <w:rPr>
-          <w:rFonts w:ascii="Arial Narrow" w:eastAsia="Arial Narrow" w:hAnsi="Arial Narrow" w:cs="Arial Narrow"/>
-          <w:sz w:val="16"/>
-          <w:szCs w:val="16"/>
-        </w:rPr>
-        <w:t xml:space="preserve"> conocimiento tecnológico referido a procedimientos de fabricación o producción en general, o el conocimiento vinculado al empleo y aplicación de técnicas industriales, que permitan obtener o mantener una ventaja competitiva o económica frente a terceros;</w:t>
-      </w:r>
-    </w:p>
-    <w:p>
-      <w:pPr>
-        <w:pStyle w:val="NormalWeb"/>
-        <w:spacing w:after="0" w:line="240" w:lineRule="auto"/>
-        <w:ind w:left="2835"/>
-        <w:jc w:val="both"/>
-        <w:rPr>
-          <w:rFonts w:ascii="Arial Narrow" w:eastAsia="Arial Narrow" w:hAnsi="Arial Narrow" w:cs="Arial Narrow"/>
-          <w:sz w:val="16"/>
-          <w:szCs w:val="16"/>
-        </w:rPr>
-      </w:pPr>
-      <w:r>
-        <w:rPr>
-          <w:rFonts w:ascii="Arial Narrow" w:eastAsia="Arial Narrow" w:hAnsi="Arial Narrow" w:cs="Arial Narrow"/>
-          <w:b/>
-          <w:bCs/>
-          <w:sz w:val="16"/>
-          <w:szCs w:val="16"/>
-        </w:rPr>
-        <w:t>Secreto empresarial:</w:t>
-      </w:r>
-      <w:r>
-        <w:rPr>
-          <w:rFonts w:ascii="Arial Narrow" w:eastAsia="Arial Narrow" w:hAnsi="Arial Narrow" w:cs="Arial Narrow"/>
-          <w:sz w:val="16"/>
-          <w:szCs w:val="16"/>
-        </w:rPr>
-        <w:t xml:space="preserve"> Cualquier información no divulgada que una empresa natural o jurídica legítimamente posea, que pueda usarse en alguna actividad productiva, industrial o comercial, y que sea susceptible de transmitirse a un tercero, en la medida que dicha información sea:</w:t>
-      </w:r>
-    </w:p>
-    <w:p>
-      <w:pPr>
-        <w:pStyle w:val="NormalWeb"/>
-        <w:spacing w:after="0" w:line="240" w:lineRule="auto"/>
-        <w:ind w:left="1134"/>
-        <w:jc w:val="both"/>
-        <w:rPr>
-          <w:rFonts w:ascii="Arial Narrow" w:eastAsia="Arial Narrow" w:hAnsi="Arial Narrow" w:cs="Arial Narrow"/>
-          <w:sz w:val="16"/>
-          <w:szCs w:val="16"/>
-        </w:rPr>
-      </w:pPr>
-      <w:r>
-        <w:rPr>
-          <w:rFonts w:ascii="Arial Narrow" w:eastAsia="Arial Narrow" w:hAnsi="Arial Narrow" w:cs="Arial Narrow"/>
-          <w:sz w:val="16"/>
-          <w:szCs w:val="16"/>
-        </w:rPr>
-        <w:t>   </w:t>
-      </w:r>
-    </w:p>
-    <w:p>
-      <w:pPr>
-        <w:pStyle w:val="NormalWeb"/>
-        <w:spacing w:after="0" w:line="240" w:lineRule="auto"/>
-        <w:ind w:left="3402" w:hanging="567"/>
-        <w:jc w:val="both"/>
-        <w:rPr>
-          <w:rFonts w:ascii="Arial Narrow" w:eastAsia="Arial Narrow" w:hAnsi="Arial Narrow" w:cs="Arial Narrow"/>
-          <w:sz w:val="16"/>
-          <w:szCs w:val="16"/>
-        </w:rPr>
-      </w:pPr>
-      <w:r>
-        <w:rPr>
-          <w:rFonts w:ascii="Arial Narrow" w:eastAsia="Arial Narrow" w:hAnsi="Arial Narrow" w:cs="Arial Narrow"/>
-          <w:sz w:val="16"/>
-          <w:szCs w:val="16"/>
-        </w:rPr>
-        <w:t xml:space="preserve">c.1 </w:t>
-      </w:r>
-      <w:r>
-        <w:rPr>
-          <w:rFonts w:ascii="Arial Narrow" w:eastAsia="Arial Narrow" w:hAnsi="Arial Narrow" w:cs="Arial Narrow"/>
-          <w:sz w:val="16"/>
-          <w:szCs w:val="16"/>
-        </w:rPr>
-        <w:tab/>
-        <w:t>Secreta, en el sentido que como conjunto o en la configuración y reunión precisa de sus componentes, no sea generalmente conocida ni fácilmente accesible por quienes se encuentran en los círculos que normalmente manejan la información respectiva;</w:t>
-      </w:r>
-    </w:p>
-    <w:p>
-      <w:pPr>
-        <w:pStyle w:val="NormalWeb"/>
-        <w:spacing w:after="0" w:line="240" w:lineRule="auto"/>
-        <w:ind w:left="3402" w:hanging="567"/>
-        <w:jc w:val="both"/>
-        <w:rPr>
-          <w:rFonts w:ascii="Arial Narrow" w:eastAsia="Arial Narrow" w:hAnsi="Arial Narrow" w:cs="Arial Narrow"/>
-          <w:sz w:val="16"/>
-          <w:szCs w:val="16"/>
-        </w:rPr>
-      </w:pPr>
-      <w:r>
-        <w:rPr>
-          <w:rFonts w:ascii="Arial Narrow" w:eastAsia="Arial Narrow" w:hAnsi="Arial Narrow" w:cs="Arial Narrow"/>
-          <w:sz w:val="16"/>
-          <w:szCs w:val="16"/>
-        </w:rPr>
-        <w:t xml:space="preserve">c.2 </w:t>
-      </w:r>
-      <w:r>
-        <w:rPr>
-          <w:rFonts w:ascii="Arial Narrow" w:eastAsia="Arial Narrow" w:hAnsi="Arial Narrow" w:cs="Arial Narrow"/>
-          <w:sz w:val="16"/>
-          <w:szCs w:val="16"/>
-        </w:rPr>
-        <w:tab/>
-        <w:t>tenga un valor comercial por ser secreta; y</w:t>
-      </w:r>
-    </w:p>
-    <w:p>
-      <w:pPr>
-        <w:pStyle w:val="NormalWeb"/>
-        <w:spacing w:after="0" w:line="240" w:lineRule="auto"/>
-        <w:ind w:left="3402" w:hanging="567"/>
-        <w:jc w:val="both"/>
-        <w:rPr>
-          <w:rFonts w:ascii="Arial Narrow" w:eastAsia="Arial Narrow" w:hAnsi="Arial Narrow" w:cs="Arial Narrow"/>
-          <w:sz w:val="16"/>
-          <w:szCs w:val="16"/>
-        </w:rPr>
-      </w:pPr>
-      <w:r>
-        <w:rPr>
-          <w:rFonts w:ascii="Arial Narrow" w:eastAsia="Arial Narrow" w:hAnsi="Arial Narrow" w:cs="Arial Narrow"/>
-          <w:sz w:val="16"/>
-          <w:szCs w:val="16"/>
-        </w:rPr>
-        <w:t xml:space="preserve">c.3 </w:t>
-      </w:r>
-      <w:r>
-        <w:rPr>
-          <w:rFonts w:ascii="Arial Narrow" w:eastAsia="Arial Narrow" w:hAnsi="Arial Narrow" w:cs="Arial Narrow"/>
-          <w:sz w:val="16"/>
-          <w:szCs w:val="16"/>
-        </w:rPr>
-        <w:tab/>
-        <w:t>haya sido objeto de medidas razonables tomadas por su legítimo poseedor para mantenerla secreta.</w:t>
-      </w:r>
-    </w:p>
-    <w:p>
-      <w:pPr>
-        <w:pStyle w:val="NormalWeb"/>
-        <w:spacing w:after="0" w:line="240" w:lineRule="auto"/>
-        <w:ind w:left="3402" w:hanging="567"/>
-        <w:jc w:val="both"/>
-        <w:rPr>
-          <w:rFonts w:ascii="Arial Narrow" w:eastAsia="Arial Narrow" w:hAnsi="Arial Narrow" w:cs="Arial Narrow"/>
-          <w:sz w:val="16"/>
-          <w:szCs w:val="16"/>
-        </w:rPr>
-      </w:pPr>
-    </w:p>
-    <w:p>
-      <w:pPr>
-        <w:pStyle w:val="NormalWeb"/>
-        <w:spacing w:after="0" w:line="240" w:lineRule="auto"/>
-        <w:ind w:left="2835"/>
-        <w:jc w:val="both"/>
-        <w:rPr>
-          <w:rFonts w:ascii="Arial Narrow" w:eastAsia="Arial Narrow" w:hAnsi="Arial Narrow" w:cs="Arial Narrow"/>
-          <w:sz w:val="16"/>
-          <w:szCs w:val="16"/>
-        </w:rPr>
-      </w:pPr>
-      <w:r>
-        <w:rPr>
-          <w:rFonts w:ascii="Arial Narrow" w:eastAsia="Arial Narrow" w:hAnsi="Arial Narrow" w:cs="Arial Narrow"/>
           <w:sz w:val="16"/>
           <w:szCs w:val="16"/>
         </w:rPr>
         <w:t>La información de un secreto empresarial podrá estar referida a la naturaleza, características o finalidades de los productos; a los métodos o procesos de producción; o, a los medios o formas de distribución o comercialización de productos o prestación de servicios.</w:t>
       </w:r>
-    </w:p>
-    <w:p>
-      <w:pPr>
-        <w:pStyle w:val="NormalWeb"/>
-        <w:spacing w:after="0" w:line="240" w:lineRule="auto"/>
-        <w:ind w:left="2835"/>
-        <w:jc w:val="both"/>
-        <w:rPr>
-          <w:rFonts w:ascii="Arial Narrow" w:eastAsia="Arial Narrow" w:hAnsi="Arial Narrow" w:cs="Arial Narrow"/>
-          <w:sz w:val="16"/>
-          <w:szCs w:val="16"/>
-        </w:rPr>
-      </w:pPr>
     </w:p>
     <w:p>
       <w:pPr>
@@ -8293,6 +8217,9 @@
     <w:p>
       <w:pPr>
         <w:pStyle w:val="Textonotapie"/>
+        <w:tabs>
+          <w:tab w:val="left" w:pos="567"/>
+        </w:tabs>
         <w:ind w:left="567" w:hanging="567"/>
         <w:jc w:val="both"/>
         <w:rPr>
@@ -8318,15 +8245,16 @@
           <w:sz w:val="16"/>
           <w:szCs w:val="16"/>
         </w:rPr>
-        <w:t xml:space="preserve"> </w:t>
-      </w:r>
-      <w:r>
-        <w:rPr>
-          <w:rFonts w:ascii="Arial Narrow" w:eastAsia="Arial Narrow" w:hAnsi="Arial Narrow" w:cs="Arial Narrow"/>
-          <w:sz w:val="16"/>
-          <w:szCs w:val="16"/>
-        </w:rPr>
         <w:tab/>
+        <w:t xml:space="preserve"/>
+      </w:r>
+      <w:r>
+        <w:rPr>
+          <w:rFonts w:ascii="Arial Narrow" w:eastAsia="Arial Narrow" w:hAnsi="Arial Narrow" w:cs="Arial Narrow"/>
+          <w:sz w:val="16"/>
+          <w:szCs w:val="16"/>
+        </w:rPr>
+        <w:tab/>
       </w:r>
       <w:r>
         <w:rPr>
@@ -8355,7 +8283,7 @@
           <w:sz w:val="16"/>
           <w:szCs w:val="16"/>
         </w:rPr>
-        <w:t xml:space="preserve"> 002-2017-TRI-INDECOPI Y LA DIRECTIVA </w:t>
+        <w:t xml:space="preserve">002-2017-TRI-INDECOPI Y LA DIRECTIVA </w:t>
       </w:r>
       <w:proofErr w:type="spellStart"/>
       <w:r>
@@ -8375,7 +8303,7 @@
           <w:sz w:val="16"/>
           <w:szCs w:val="16"/>
         </w:rPr>
-        <w:t xml:space="preserve"> 002-2022-TRI-INDECOPI</w:t>
+        <w:t xml:space="preserve">002-2022-TRI-INDECOPI</w:t>
       </w:r>
     </w:p>
     <w:p>
@@ -8399,7 +8327,7 @@
           <w:szCs w:val="16"/>
           <w:shd w:val="clear" w:color="auto" w:fill="FFFFFF"/>
         </w:rPr>
-        <w:t>  </w:t>
+        <w:t xml:space="preserve">  </w:t>
       </w:r>
       <w:r>
         <w:rPr>
@@ -8454,7 +8382,7 @@
           <w:szCs w:val="16"/>
           <w:shd w:val="clear" w:color="auto" w:fill="FFFFFF"/>
         </w:rPr>
-        <w:t>(…) </w:t>
+        <w:t xml:space="preserve">(…) </w:t>
       </w:r>
     </w:p>
     <w:p>
@@ -8495,6 +8423,9 @@
     <w:p>
       <w:pPr>
         <w:pStyle w:val="Sinespaciado"/>
+        <w:tabs>
+          <w:tab w:val="left" w:pos="567"/>
+        </w:tabs>
         <w:ind w:left="567" w:hanging="567"/>
         <w:jc w:val="both"/>
         <w:rPr>
@@ -8521,15 +8452,16 @@
           <w:sz w:val="16"/>
           <w:szCs w:val="16"/>
         </w:rPr>
-        <w:t xml:space="preserve"> </w:t>
-      </w:r>
-      <w:r>
-        <w:rPr>
-          <w:rFonts w:ascii="Arial Narrow" w:eastAsia="Arial Narrow" w:hAnsi="Arial Narrow" w:cs="Arial Narrow"/>
-          <w:sz w:val="16"/>
-          <w:szCs w:val="16"/>
-        </w:rPr>
         <w:tab/>
+        <w:t xml:space="preserve"/>
+      </w:r>
+      <w:r>
+        <w:rPr>
+          <w:rFonts w:ascii="Arial Narrow" w:eastAsia="Arial Narrow" w:hAnsi="Arial Narrow" w:cs="Arial Narrow"/>
+          <w:sz w:val="16"/>
+          <w:szCs w:val="16"/>
+        </w:rPr>
+        <w:tab/>
       </w:r>
       <w:r>
         <w:rPr>
@@ -8561,7 +8493,7 @@
           <w:sz w:val="16"/>
           <w:szCs w:val="16"/>
         </w:rPr>
-        <w:t> 133-2013-EF y publicado el 22 de junio de 2013</w:t>
+        <w:t xml:space="preserve"> 133-2013-EF y publicado el 22 de junio de 2013</w:t>
       </w:r>
     </w:p>
     <w:p>
@@ -8624,6 +8556,94 @@
     </w:p>
   </w:footnote>
   <w:footnote w:id="5">
+    <w:p>
+      <w:pPr>
+        <w:pStyle w:val="paragraph"/>
+        <w:tabs>
+          <w:tab w:val="left" w:pos="555"/>
+        </w:tabs>
+        <w:spacing w:before="0" w:beforeAutospacing="0" w:after="0" w:afterAutospacing="0"/>
+        <w:ind w:left="555" w:hanging="555"/>
+        <w:jc w:val="both"/>
+        <w:textAlignment w:val="baseline"/>
+        <w:rPr>
+          <w:rFonts w:ascii="Arial Narrow" w:eastAsia="Arial Narrow" w:hAnsi="Arial Narrow" w:cs="Arial Narrow"/>
+          <w:sz w:val="16"/>
+          <w:szCs w:val="16"/>
+        </w:rPr>
+      </w:pPr>
+      <w:r>
+        <w:rPr>
+          <w:rStyle w:val="Refdenotaalpie"/>
+          <w:rFonts w:ascii="Arial Narrow" w:eastAsia="Arial Narrow" w:hAnsi="Arial Narrow" w:cs="Arial Narrow"/>
+          <w:sz w:val="16"/>
+          <w:szCs w:val="16"/>
+          <w:vertAlign w:val="superscript"/>
+        </w:rPr>
+        <w:footnoteRef/>
+      </w:r>
+      <w:r>
+        <w:rPr>
+          <w:rFonts w:ascii="Arial Narrow" w:eastAsia="Arial Narrow" w:hAnsi="Arial Narrow" w:cs="Arial Narrow"/>
+          <w:sz w:val="16"/>
+          <w:szCs w:val="16"/>
+        </w:rPr>
+        <w:tab/>
+        <w:t xml:space="preserve"/>
+      </w:r>
+      <w:r>
+        <w:rPr>
+          <w:rFonts w:ascii="Arial Narrow" w:eastAsia="Arial Narrow" w:hAnsi="Arial Narrow" w:cs="Arial Narrow"/>
+          <w:sz w:val="16"/>
+          <w:szCs w:val="16"/>
+        </w:rPr>
+        <w:tab/>
+      </w:r>
+      <w:r>
+        <w:rPr>
+          <w:rStyle w:val="normaltextrun"/>
+          <w:rFonts w:ascii="Arial Narrow" w:eastAsia="Arial Narrow" w:hAnsi="Arial Narrow" w:cs="Arial Narrow"/>
+          <w:b/>
+          <w:bCs/>
+          <w:sz w:val="16"/>
+          <w:szCs w:val="16"/>
+        </w:rPr>
+        <w:t xml:space="preserve">DECRETO SUPREMO </w:t>
+      </w:r>
+      <w:proofErr w:type="spellStart"/>
+      <w:r>
+        <w:rPr>
+          <w:rStyle w:val="normaltextrun"/>
+          <w:rFonts w:ascii="Arial Narrow" w:eastAsia="Arial Narrow" w:hAnsi="Arial Narrow" w:cs="Arial Narrow"/>
+          <w:b/>
+          <w:bCs/>
+          <w:sz w:val="16"/>
+          <w:szCs w:val="16"/>
+        </w:rPr>
+        <w:t/>
+      </w:r>
+      <w:proofErr w:type="spellEnd"/>
+      <w:r>
+        <w:rPr>
+          <w:rStyle w:val="normaltextrun"/>
+          <w:rFonts w:ascii="Arial Narrow" w:eastAsia="Arial Narrow" w:hAnsi="Arial Narrow" w:cs="Arial Narrow"/>
+          <w:b/>
+          <w:bCs/>
+          <w:sz w:val="16"/>
+          <w:szCs w:val="16"/>
+        </w:rPr>
+        <w:t xml:space="preserve"> 006-2026-JUS, TEXTO ÚNICO ORDENADO DE LA LEY DEL PROCEDIMIENTO ADMINISTRATIVO GENERAL, publicado el 30 de abril de 2026.</w:t>
+      </w:r>
+      <w:r>
+        <w:rPr>
+          <w:rStyle w:val="eop"/>
+          <w:rFonts w:ascii="Arial Narrow" w:eastAsia="Arial Narrow" w:hAnsi="Arial Narrow" w:cs="Arial Narrow"/>
+          <w:sz w:val="16"/>
+          <w:szCs w:val="16"/>
+        </w:rPr>
+        <w:t xml:space="preserve"> </w:t>
+      </w:r>
+    </w:p>
     <w:p>
       <w:pPr>
         <w:pStyle w:val="paragraph"/>
@@ -8639,42 +8659,126 @@
       </w:pPr>
       <w:r>
         <w:rPr>
-          <w:rStyle w:val="Refdenotaalpie"/>
-          <w:rFonts w:ascii="Arial Narrow" w:eastAsia="Arial Narrow" w:hAnsi="Arial Narrow" w:cs="Arial Narrow"/>
-          <w:sz w:val="16"/>
-          <w:szCs w:val="16"/>
-          <w:vertAlign w:val="superscript"/>
-        </w:rPr>
-        <w:footnoteRef/>
-      </w:r>
-      <w:r>
-        <w:rPr>
-          <w:rFonts w:ascii="Arial Narrow" w:eastAsia="Arial Narrow" w:hAnsi="Arial Narrow" w:cs="Arial Narrow"/>
-          <w:sz w:val="16"/>
-          <w:szCs w:val="16"/>
-        </w:rPr>
-        <w:t xml:space="preserve"> </w:t>
-      </w:r>
-      <w:r>
-        <w:rPr>
-          <w:rFonts w:ascii="Arial Narrow" w:eastAsia="Arial Narrow" w:hAnsi="Arial Narrow" w:cs="Arial Narrow"/>
+          <w:rStyle w:val="normaltextrun"/>
+          <w:rFonts w:ascii="Arial Narrow" w:eastAsia="Arial Narrow" w:hAnsi="Arial Narrow" w:cs="Arial Narrow"/>
+          <w:b/>
+          <w:bCs/>
+          <w:sz w:val="16"/>
+          <w:szCs w:val="16"/>
+        </w:rPr>
+        <w:t xml:space="preserve">            </w:t>
+      </w:r>
+      <w:r>
+        <w:rPr>
+          <w:rStyle w:val="normaltextrun"/>
+          <w:rFonts w:ascii="Arial Narrow" w:eastAsia="Arial Narrow" w:hAnsi="Arial Narrow" w:cs="Arial Narrow"/>
+          <w:b/>
+          <w:bCs/>
           <w:sz w:val="16"/>
           <w:szCs w:val="16"/>
         </w:rPr>
         <w:tab/>
-      </w:r>
+        <w:t>Artículo IV. Principios del procedimiento administrativo</w:t>
+      </w:r>
+      <w:r>
+        <w:rPr>
+          <w:rStyle w:val="eop"/>
+          <w:rFonts w:ascii="Arial Narrow" w:eastAsia="Arial Narrow" w:hAnsi="Arial Narrow" w:cs="Arial Narrow"/>
+          <w:sz w:val="16"/>
+          <w:szCs w:val="16"/>
+        </w:rPr>
+        <w:t xml:space="preserve"> </w:t>
+      </w:r>
+    </w:p>
+    <w:p>
+      <w:pPr>
+        <w:pStyle w:val="paragraph"/>
+        <w:spacing w:before="0" w:beforeAutospacing="0" w:after="0" w:afterAutospacing="0"/>
+        <w:ind w:left="555"/>
+        <w:jc w:val="both"/>
+        <w:textAlignment w:val="baseline"/>
+        <w:rPr>
+          <w:rFonts w:ascii="Arial Narrow" w:eastAsia="Arial Narrow" w:hAnsi="Arial Narrow" w:cs="Arial Narrow"/>
+          <w:sz w:val="16"/>
+          <w:szCs w:val="16"/>
+        </w:rPr>
+      </w:pPr>
       <w:r>
         <w:rPr>
           <w:rStyle w:val="normaltextrun"/>
           <w:rFonts w:ascii="Arial Narrow" w:eastAsia="Arial Narrow" w:hAnsi="Arial Narrow" w:cs="Arial Narrow"/>
+          <w:sz w:val="16"/>
+          <w:szCs w:val="16"/>
+        </w:rPr>
+        <w:t>1. El procedimiento administrativo se sustenta fundamentalmente en los siguientes principios, sin perjuicio de la vigencia de otros principios generales del Derecho Administrativo:</w:t>
+      </w:r>
+      <w:r>
+        <w:rPr>
+          <w:rStyle w:val="eop"/>
+          <w:rFonts w:ascii="Arial Narrow" w:eastAsia="Arial Narrow" w:hAnsi="Arial Narrow" w:cs="Arial Narrow"/>
+          <w:sz w:val="16"/>
+          <w:szCs w:val="16"/>
+        </w:rPr>
+        <w:t xml:space="preserve"> </w:t>
+      </w:r>
+    </w:p>
+    <w:p>
+      <w:pPr>
+        <w:pStyle w:val="paragraph"/>
+        <w:spacing w:before="0" w:beforeAutospacing="0" w:after="0" w:afterAutospacing="0"/>
+        <w:ind w:left="555"/>
+        <w:jc w:val="both"/>
+        <w:textAlignment w:val="baseline"/>
+        <w:rPr>
+          <w:rFonts w:ascii="Arial Narrow" w:eastAsia="Arial Narrow" w:hAnsi="Arial Narrow" w:cs="Arial Narrow"/>
+          <w:sz w:val="16"/>
+          <w:szCs w:val="16"/>
+        </w:rPr>
+      </w:pPr>
+      <w:r>
+        <w:rPr>
+          <w:rStyle w:val="normaltextrun"/>
+          <w:rFonts w:ascii="Arial Narrow" w:eastAsia="Arial Narrow" w:hAnsi="Arial Narrow" w:cs="Arial Narrow"/>
+          <w:sz w:val="16"/>
+          <w:szCs w:val="16"/>
+        </w:rPr>
+        <w:t>(…)</w:t>
+      </w:r>
+      <w:r>
+        <w:rPr>
+          <w:rStyle w:val="eop"/>
+          <w:rFonts w:ascii="Arial Narrow" w:eastAsia="Arial Narrow" w:hAnsi="Arial Narrow" w:cs="Arial Narrow"/>
+          <w:sz w:val="16"/>
+          <w:szCs w:val="16"/>
+        </w:rPr>
+        <w:t xml:space="preserve"> </w:t>
+      </w:r>
+    </w:p>
+    <w:p>
+      <w:pPr>
+        <w:pStyle w:val="paragraph"/>
+        <w:spacing w:before="0" w:beforeAutospacing="0" w:after="0" w:afterAutospacing="0"/>
+        <w:ind w:left="555"/>
+        <w:jc w:val="both"/>
+        <w:textAlignment w:val="baseline"/>
+        <w:rPr>
+          <w:rFonts w:ascii="Arial Narrow" w:eastAsia="Arial Narrow" w:hAnsi="Arial Narrow" w:cs="Arial Narrow"/>
+          <w:sz w:val="16"/>
+          <w:szCs w:val="16"/>
+        </w:rPr>
+      </w:pPr>
+      <w:r>
+        <w:rPr>
+          <w:rStyle w:val="normaltextrun"/>
+          <w:rFonts w:ascii="Arial Narrow" w:eastAsia="Arial Narrow" w:hAnsi="Arial Narrow" w:cs="Arial Narrow"/>
           <w:b/>
           <w:bCs/>
           <w:sz w:val="16"/>
           <w:szCs w:val="16"/>
         </w:rPr>
-        <w:t>DECRETO SUPREMO </w:t>
-      </w:r>
-      <w:proofErr w:type="spellStart"/>
+        <w:t xml:space="preserve">1.8 Principio de buena fe </w:t>
+      </w:r>
+      <w:proofErr w:type="gramStart"/>
       <w:r>
         <w:rPr>
           <w:rStyle w:val="normaltextrun"/>
@@ -8684,9 +8788,9 @@
           <w:sz w:val="16"/>
           <w:szCs w:val="16"/>
         </w:rPr>
-        <w:t/>
-      </w:r>
-      <w:proofErr w:type="spellEnd"/>
+        <w:t>procedimental.-</w:t>
+      </w:r>
+      <w:proofErr w:type="gramEnd"/>
       <w:r>
         <w:rPr>
           <w:rStyle w:val="normaltextrun"/>
@@ -8696,7 +8800,16 @@
           <w:sz w:val="16"/>
           <w:szCs w:val="16"/>
         </w:rPr>
-        <w:t> 006-2026-JUS, TEXTO ÚNICO ORDENADO DE LA LEY DEL PROCEDIMIENTO ADMINISTRATIVO GENERAL, publicado el 30 de abril de 2026.</w:t>
+        <w:t xml:space="preserve"> </w:t>
+      </w:r>
+      <w:r>
+        <w:rPr>
+          <w:rStyle w:val="normaltextrun"/>
+          <w:rFonts w:ascii="Arial Narrow" w:eastAsia="Arial Narrow" w:hAnsi="Arial Narrow" w:cs="Arial Narrow"/>
+          <w:sz w:val="16"/>
+          <w:szCs w:val="16"/>
+        </w:rPr>
+        <w:t>La autoridad administrativa, los administrados, sus representantes o abogados, realizan sus respectivos actos procedimentales guiados por el respeto mutuo, la colaboración y la buena fe. La autoridad administrativa no puede actuar contra sus propios actos, salvo los supuestos de revisión de oficio contemplados en la presente Ley.</w:t>
       </w:r>
       <w:r>
         <w:rPr>
@@ -8705,7 +8818,39 @@
           <w:sz w:val="16"/>
           <w:szCs w:val="16"/>
         </w:rPr>
-        <w:t> </w:t>
+        <w:t xml:space="preserve"> </w:t>
+      </w:r>
+    </w:p>
+    <w:p>
+      <w:pPr>
+        <w:pStyle w:val="paragraph"/>
+        <w:spacing w:before="0" w:beforeAutospacing="0" w:after="0" w:afterAutospacing="0"/>
+        <w:ind w:left="555"/>
+        <w:jc w:val="both"/>
+        <w:textAlignment w:val="baseline"/>
+        <w:rPr>
+          <w:rFonts w:ascii="Arial Narrow" w:eastAsia="Arial Narrow" w:hAnsi="Arial Narrow" w:cs="Arial Narrow"/>
+          <w:sz w:val="16"/>
+          <w:szCs w:val="16"/>
+        </w:rPr>
+      </w:pPr>
+      <w:r>
+        <w:rPr>
+          <w:rStyle w:val="normaltextrun"/>
+          <w:rFonts w:ascii="Arial Narrow" w:eastAsia="Arial Narrow" w:hAnsi="Arial Narrow" w:cs="Arial Narrow"/>
+          <w:sz w:val="16"/>
+          <w:szCs w:val="16"/>
+        </w:rPr>
+        <w:t>Ninguna regulación del procedimiento administrativo puede interpretarse de modo tal que ampare alguna conducta contra la buena fe procedimental.</w:t>
+      </w:r>
+      <w:r>
+        <w:rPr>
+          <w:rStyle w:val="eop"/>
+          <w:rFonts w:ascii="Arial Narrow" w:eastAsia="Arial Narrow" w:hAnsi="Arial Narrow" w:cs="Arial Narrow"/>
+          <w:sz w:val="16"/>
+          <w:szCs w:val="16"/>
+        </w:rPr>
+        <w:t xml:space="preserve"> </w:t>
       </w:r>
     </w:p>
     <w:p>
@@ -8721,221 +8866,15 @@
           <w:szCs w:val="16"/>
         </w:rPr>
       </w:pPr>
-      <w:r>
-        <w:rPr>
-          <w:rStyle w:val="normaltextrun"/>
-          <w:rFonts w:ascii="Arial Narrow" w:eastAsia="Arial Narrow" w:hAnsi="Arial Narrow" w:cs="Arial Narrow"/>
-          <w:b/>
-          <w:bCs/>
-          <w:sz w:val="16"/>
-          <w:szCs w:val="16"/>
-        </w:rPr>
-        <w:t>            </w:t>
-      </w:r>
-      <w:r>
-        <w:rPr>
-          <w:rStyle w:val="normaltextrun"/>
-          <w:rFonts w:ascii="Arial Narrow" w:eastAsia="Arial Narrow" w:hAnsi="Arial Narrow" w:cs="Arial Narrow"/>
-          <w:b/>
-          <w:bCs/>
-          <w:sz w:val="16"/>
-          <w:szCs w:val="16"/>
-        </w:rPr>
-        <w:tab/>
-        <w:t>Artículo IV. Principios del procedimiento administrativo</w:t>
-      </w:r>
-      <w:r>
-        <w:rPr>
-          <w:rStyle w:val="eop"/>
-          <w:rFonts w:ascii="Arial Narrow" w:eastAsia="Arial Narrow" w:hAnsi="Arial Narrow" w:cs="Arial Narrow"/>
-          <w:sz w:val="16"/>
-          <w:szCs w:val="16"/>
-        </w:rPr>
-        <w:t> </w:t>
-      </w:r>
-    </w:p>
-    <w:p>
-      <w:pPr>
-        <w:pStyle w:val="paragraph"/>
-        <w:spacing w:before="0" w:beforeAutospacing="0" w:after="0" w:afterAutospacing="0"/>
-        <w:ind w:left="555"/>
-        <w:jc w:val="both"/>
-        <w:textAlignment w:val="baseline"/>
-        <w:rPr>
-          <w:rFonts w:ascii="Arial Narrow" w:eastAsia="Arial Narrow" w:hAnsi="Arial Narrow" w:cs="Arial Narrow"/>
-          <w:sz w:val="16"/>
-          <w:szCs w:val="16"/>
-        </w:rPr>
-      </w:pPr>
-      <w:r>
-        <w:rPr>
-          <w:rStyle w:val="normaltextrun"/>
-          <w:rFonts w:ascii="Arial Narrow" w:eastAsia="Arial Narrow" w:hAnsi="Arial Narrow" w:cs="Arial Narrow"/>
-          <w:sz w:val="16"/>
-          <w:szCs w:val="16"/>
-        </w:rPr>
-        <w:t>1. El procedimiento administrativo se sustenta fundamentalmente en los siguientes principios, sin perjuicio de la vigencia de otros principios generales del Derecho Administrativo:</w:t>
-      </w:r>
-      <w:r>
-        <w:rPr>
-          <w:rStyle w:val="eop"/>
-          <w:rFonts w:ascii="Arial Narrow" w:eastAsia="Arial Narrow" w:hAnsi="Arial Narrow" w:cs="Arial Narrow"/>
-          <w:sz w:val="16"/>
-          <w:szCs w:val="16"/>
-        </w:rPr>
-        <w:t> </w:t>
-      </w:r>
-    </w:p>
-    <w:p>
-      <w:pPr>
-        <w:pStyle w:val="paragraph"/>
-        <w:spacing w:before="0" w:beforeAutospacing="0" w:after="0" w:afterAutospacing="0"/>
-        <w:ind w:left="555"/>
-        <w:jc w:val="both"/>
-        <w:textAlignment w:val="baseline"/>
-        <w:rPr>
-          <w:rFonts w:ascii="Arial Narrow" w:eastAsia="Arial Narrow" w:hAnsi="Arial Narrow" w:cs="Arial Narrow"/>
-          <w:sz w:val="16"/>
-          <w:szCs w:val="16"/>
-        </w:rPr>
-      </w:pPr>
-      <w:r>
-        <w:rPr>
-          <w:rStyle w:val="normaltextrun"/>
-          <w:rFonts w:ascii="Arial Narrow" w:eastAsia="Arial Narrow" w:hAnsi="Arial Narrow" w:cs="Arial Narrow"/>
-          <w:sz w:val="16"/>
-          <w:szCs w:val="16"/>
-        </w:rPr>
-        <w:t>(…)</w:t>
-      </w:r>
-      <w:r>
-        <w:rPr>
-          <w:rStyle w:val="eop"/>
-          <w:rFonts w:ascii="Arial Narrow" w:eastAsia="Arial Narrow" w:hAnsi="Arial Narrow" w:cs="Arial Narrow"/>
-          <w:sz w:val="16"/>
-          <w:szCs w:val="16"/>
-        </w:rPr>
-        <w:t> </w:t>
-      </w:r>
-    </w:p>
-    <w:p>
-      <w:pPr>
-        <w:pStyle w:val="paragraph"/>
-        <w:spacing w:before="0" w:beforeAutospacing="0" w:after="0" w:afterAutospacing="0"/>
-        <w:ind w:left="555"/>
-        <w:jc w:val="both"/>
-        <w:textAlignment w:val="baseline"/>
-        <w:rPr>
-          <w:rFonts w:ascii="Arial Narrow" w:eastAsia="Arial Narrow" w:hAnsi="Arial Narrow" w:cs="Arial Narrow"/>
-          <w:sz w:val="16"/>
-          <w:szCs w:val="16"/>
-        </w:rPr>
-      </w:pPr>
-      <w:r>
-        <w:rPr>
-          <w:rStyle w:val="normaltextrun"/>
-          <w:rFonts w:ascii="Arial Narrow" w:eastAsia="Arial Narrow" w:hAnsi="Arial Narrow" w:cs="Arial Narrow"/>
-          <w:b/>
-          <w:bCs/>
-          <w:sz w:val="16"/>
-          <w:szCs w:val="16"/>
-        </w:rPr>
-        <w:t>1.8 Principio de buena fe </w:t>
-      </w:r>
-      <w:proofErr w:type="gramStart"/>
-      <w:r>
-        <w:rPr>
-          <w:rStyle w:val="normaltextrun"/>
-          <w:rFonts w:ascii="Arial Narrow" w:eastAsia="Arial Narrow" w:hAnsi="Arial Narrow" w:cs="Arial Narrow"/>
-          <w:b/>
-          <w:bCs/>
-          <w:sz w:val="16"/>
-          <w:szCs w:val="16"/>
-        </w:rPr>
-        <w:t>procedimental.-</w:t>
-      </w:r>
-      <w:proofErr w:type="gramEnd"/>
-      <w:r>
-        <w:rPr>
-          <w:rStyle w:val="normaltextrun"/>
-          <w:rFonts w:ascii="Arial Narrow" w:eastAsia="Arial Narrow" w:hAnsi="Arial Narrow" w:cs="Arial Narrow"/>
-          <w:b/>
-          <w:bCs/>
-          <w:sz w:val="16"/>
-          <w:szCs w:val="16"/>
-        </w:rPr>
-        <w:t> </w:t>
-      </w:r>
-      <w:r>
-        <w:rPr>
-          <w:rStyle w:val="normaltextrun"/>
-          <w:rFonts w:ascii="Arial Narrow" w:eastAsia="Arial Narrow" w:hAnsi="Arial Narrow" w:cs="Arial Narrow"/>
-          <w:sz w:val="16"/>
-          <w:szCs w:val="16"/>
-        </w:rPr>
-        <w:t>La autoridad administrativa, los administrados, sus representantes o abogados, realizan sus respectivos actos procedimentales guiados por el respeto mutuo, la colaboración y la buena fe. La autoridad administrativa no puede actuar contra sus propios actos, salvo los supuestos de revisión de oficio contemplados en la presente Ley.</w:t>
-      </w:r>
-      <w:r>
-        <w:rPr>
-          <w:rStyle w:val="eop"/>
-          <w:rFonts w:ascii="Arial Narrow" w:eastAsia="Arial Narrow" w:hAnsi="Arial Narrow" w:cs="Arial Narrow"/>
-          <w:sz w:val="16"/>
-          <w:szCs w:val="16"/>
-        </w:rPr>
-        <w:t> </w:t>
-      </w:r>
-    </w:p>
-    <w:p>
-      <w:pPr>
-        <w:pStyle w:val="paragraph"/>
-        <w:spacing w:before="0" w:beforeAutospacing="0" w:after="0" w:afterAutospacing="0"/>
-        <w:ind w:left="555"/>
-        <w:jc w:val="both"/>
-        <w:textAlignment w:val="baseline"/>
-        <w:rPr>
-          <w:rFonts w:ascii="Arial Narrow" w:eastAsia="Arial Narrow" w:hAnsi="Arial Narrow" w:cs="Arial Narrow"/>
-          <w:sz w:val="16"/>
-          <w:szCs w:val="16"/>
-        </w:rPr>
-      </w:pPr>
-      <w:r>
-        <w:rPr>
-          <w:rStyle w:val="normaltextrun"/>
-          <w:rFonts w:ascii="Arial Narrow" w:eastAsia="Arial Narrow" w:hAnsi="Arial Narrow" w:cs="Arial Narrow"/>
-          <w:sz w:val="16"/>
-          <w:szCs w:val="16"/>
-        </w:rPr>
-        <w:t>Ninguna regulación del procedimiento administrativo puede interpretarse de modo tal que ampare alguna conducta contra la buena fe procedimental.</w:t>
-      </w:r>
-      <w:r>
-        <w:rPr>
-          <w:rStyle w:val="eop"/>
-          <w:rFonts w:ascii="Arial Narrow" w:eastAsia="Arial Narrow" w:hAnsi="Arial Narrow" w:cs="Arial Narrow"/>
-          <w:sz w:val="16"/>
-          <w:szCs w:val="16"/>
-        </w:rPr>
-        <w:t> </w:t>
-      </w:r>
-    </w:p>
-    <w:p>
-      <w:pPr>
-        <w:pStyle w:val="paragraph"/>
-        <w:spacing w:before="0" w:beforeAutospacing="0" w:after="0" w:afterAutospacing="0"/>
-        <w:ind w:left="555" w:hanging="555"/>
-        <w:jc w:val="both"/>
-        <w:textAlignment w:val="baseline"/>
-        <w:rPr>
-          <w:rFonts w:ascii="Arial Narrow" w:eastAsia="Arial Narrow" w:hAnsi="Arial Narrow" w:cs="Arial Narrow"/>
-          <w:sz w:val="16"/>
-          <w:szCs w:val="16"/>
-        </w:rPr>
-      </w:pPr>
     </w:p>
   </w:footnote>
   <w:footnote w:id="6">
     <w:p>
       <w:pPr>
         <w:pStyle w:val="Textonotapie"/>
+        <w:tabs>
+          <w:tab w:val="left" w:pos="567"/>
+        </w:tabs>
         <w:ind w:left="567" w:hanging="567"/>
         <w:jc w:val="both"/>
         <w:rPr>
@@ -8962,15 +8901,16 @@
           <w:sz w:val="16"/>
           <w:szCs w:val="16"/>
         </w:rPr>
-        <w:t xml:space="preserve"> </w:t>
-      </w:r>
-      <w:r>
-        <w:rPr>
-          <w:rFonts w:ascii="Arial Narrow" w:eastAsia="Arial Narrow" w:hAnsi="Arial Narrow" w:cs="Arial Narrow"/>
-          <w:sz w:val="16"/>
-          <w:szCs w:val="16"/>
-        </w:rPr>
         <w:tab/>
+        <w:t xml:space="preserve"/>
+      </w:r>
+      <w:r>
+        <w:rPr>
+          <w:rFonts w:ascii="Arial Narrow" w:eastAsia="Arial Narrow" w:hAnsi="Arial Narrow" w:cs="Arial Narrow"/>
+          <w:sz w:val="16"/>
+          <w:szCs w:val="16"/>
+        </w:rPr>
+        <w:tab/>
       </w:r>
       <w:r>
         <w:rPr>
@@ -9002,7 +8942,7 @@
           <w:sz w:val="16"/>
           <w:szCs w:val="16"/>
         </w:rPr>
-        <w:t xml:space="preserve"> 001-2008-TRI-INDECOPI, DIRECTIVA SOBRE CONFIDENCIALIDAD DE LA INFORMACIÓN EN LOS PROCEDIMIENTOS SEGUIDOS POR LOS ÓRGANOS FUNCIONALES DEL INDECOPI, modificada por la DIRECTIVA </w:t>
+        <w:t xml:space="preserve">001-2008-TRI-INDECOPI, DIRECTIVA SOBRE CONFIDENCIALIDAD DE LA INFORMACIÓN EN LOS PROCEDIMIENTOS SEGUIDOS POR LOS ÓRGANOS FUNCIONALES DEL INDECOPI, modificada por la DIRECTIVA </w:t>
       </w:r>
       <w:proofErr w:type="spellStart"/>
       <w:r>
@@ -9024,7 +8964,7 @@
           <w:sz w:val="16"/>
           <w:szCs w:val="16"/>
         </w:rPr>
-        <w:t xml:space="preserve"> 003-2022/TRI-INDECOPI</w:t>
+        <w:t xml:space="preserve">003-2022/TRI-INDECOPI</w:t>
       </w:r>
     </w:p>
     <w:p>
@@ -9191,15 +9131,16 @@
           <w:sz w:val="16"/>
           <w:szCs w:val="16"/>
         </w:rPr>
-        <w:t xml:space="preserve"> </w:t>
-      </w:r>
-      <w:r>
-        <w:rPr>
-          <w:rFonts w:ascii="Arial Narrow" w:eastAsia="Arial Narrow" w:hAnsi="Arial Narrow" w:cs="Arial Narrow"/>
-          <w:sz w:val="16"/>
-          <w:szCs w:val="16"/>
-        </w:rPr>
         <w:tab/>
+        <w:t xml:space="preserve"/>
+      </w:r>
+      <w:r>
+        <w:rPr>
+          <w:rFonts w:ascii="Arial Narrow" w:eastAsia="Arial Narrow" w:hAnsi="Arial Narrow" w:cs="Arial Narrow"/>
+          <w:sz w:val="16"/>
+          <w:szCs w:val="16"/>
+        </w:rPr>
+        <w:tab/>
       </w:r>
       <w:r>
         <w:rPr>
@@ -9231,7 +9172,7 @@
           <w:sz w:val="16"/>
           <w:szCs w:val="16"/>
         </w:rPr>
-        <w:t xml:space="preserve"> 29571, CÓDIGO DE PROTECCIÓN Y DEFENSA DEL CONSUMIDOR, publicado el 2 de setiembre de 2010 y modificado por Decreto Legislativo </w:t>
+        <w:t xml:space="preserve">29571, CÓDIGO DE PROTECCIÓN Y DEFENSA DEL CONSUMIDOR, publicado el 2 de setiembre de 2010 y modificado por Decreto Legislativo </w:t>
       </w:r>
       <w:proofErr w:type="spellStart"/>
       <w:r>
@@ -9253,7 +9194,7 @@
           <w:sz w:val="16"/>
           <w:szCs w:val="16"/>
         </w:rPr>
-        <w:t xml:space="preserve"> 1308 </w:t>
+        <w:t xml:space="preserve">1308 </w:t>
       </w:r>
     </w:p>
     <w:p>
@@ -9323,7 +9264,7 @@
           <w:sz w:val="16"/>
           <w:szCs w:val="16"/>
         </w:rPr>
-        <w:t xml:space="preserve"> 1033, Ley de Organización y Funciones del Indecopi. Dicha competencia solo puede ser negada cuando ella haya sido asignada o se asigne a favor de otro organismo por norma expresa con rango de ley. </w:t>
+        <w:t xml:space="preserve">1033, Ley de Organización y Funciones del Indecopi. Dicha competencia solo puede ser negada cuando ella haya sido asignada o se asigne a favor de otro organismo por norma expresa con rango de ley. </w:t>
       </w:r>
     </w:p>
     <w:p>
@@ -9360,10 +9301,52 @@
         <w:jc w:val="both"/>
         <w:rPr>
           <w:rFonts w:ascii="Arial Narrow" w:eastAsia="Arial Narrow" w:hAnsi="Arial Narrow" w:cs="Arial Narrow"/>
-          <w:sz w:val="16"/>
-          <w:szCs w:val="16"/>
-        </w:rPr>
-      </w:pPr>
+          <w:b/>
+          <w:bCs/>
+          <w:sz w:val="16"/>
+          <w:szCs w:val="16"/>
+        </w:rPr>
+      </w:pPr>
+      <w:r>
+        <w:rPr>
+          <w:rFonts w:ascii="Arial Narrow" w:eastAsia="Arial Narrow" w:hAnsi="Arial Narrow" w:cs="Arial Narrow"/>
+          <w:sz w:val="16"/>
+          <w:szCs w:val="16"/>
+        </w:rPr>
+        <w:tab/>
+      </w:r>
+      <w:r>
+        <w:rPr>
+          <w:rFonts w:ascii="Arial Narrow" w:eastAsia="Arial Narrow" w:hAnsi="Arial Narrow" w:cs="Arial Narrow"/>
+          <w:b/>
+          <w:bCs/>
+          <w:sz w:val="16"/>
+          <w:szCs w:val="16"/>
+        </w:rPr>
+        <w:t xml:space="preserve">LEY DE ORGANIZACIÓN Y FUNCIONES DEL INDECOPI, APROBADA POR DECRETO LEGISLATIVO </w:t>
+      </w:r>
+      <w:proofErr w:type="spellStart"/>
+      <w:r>
+        <w:rPr>
+          <w:rFonts w:ascii="Arial Narrow" w:eastAsia="Arial Narrow" w:hAnsi="Arial Narrow" w:cs="Arial Narrow"/>
+          <w:b/>
+          <w:bCs/>
+          <w:sz w:val="16"/>
+          <w:szCs w:val="16"/>
+        </w:rPr>
+        <w:t/>
+      </w:r>
+      <w:proofErr w:type="spellEnd"/>
+      <w:r>
+        <w:rPr>
+          <w:rFonts w:ascii="Arial Narrow" w:eastAsia="Arial Narrow" w:hAnsi="Arial Narrow" w:cs="Arial Narrow"/>
+          <w:b/>
+          <w:bCs/>
+          <w:sz w:val="16"/>
+          <w:szCs w:val="16"/>
+        </w:rPr>
+        <w:t xml:space="preserve">1033 </w:t>
+      </w:r>
     </w:p>
     <w:p>
       <w:pPr>
@@ -9375,51 +9358,46 @@
         <w:jc w:val="both"/>
         <w:rPr>
           <w:rFonts w:ascii="Arial Narrow" w:eastAsia="Arial Narrow" w:hAnsi="Arial Narrow" w:cs="Arial Narrow"/>
+          <w:sz w:val="16"/>
+          <w:szCs w:val="16"/>
+        </w:rPr>
+      </w:pPr>
+      <w:r>
+        <w:rPr>
+          <w:rFonts w:ascii="Arial Narrow" w:eastAsia="Arial Narrow" w:hAnsi="Arial Narrow" w:cs="Arial Narrow"/>
           <w:b/>
           <w:bCs/>
           <w:sz w:val="16"/>
           <w:szCs w:val="16"/>
         </w:rPr>
-      </w:pPr>
-      <w:r>
-        <w:rPr>
-          <w:rFonts w:ascii="Arial Narrow" w:eastAsia="Arial Narrow" w:hAnsi="Arial Narrow" w:cs="Arial Narrow"/>
-          <w:sz w:val="16"/>
-          <w:szCs w:val="16"/>
-        </w:rPr>
         <w:tab/>
-      </w:r>
-      <w:r>
-        <w:rPr>
-          <w:rFonts w:ascii="Arial Narrow" w:eastAsia="Arial Narrow" w:hAnsi="Arial Narrow" w:cs="Arial Narrow"/>
-          <w:b/>
-          <w:bCs/>
-          <w:sz w:val="16"/>
-          <w:szCs w:val="16"/>
-        </w:rPr>
-        <w:t xml:space="preserve">LEY DE ORGANIZACIÓN Y FUNCIONES DEL INDECOPI, APROBADA POR DECRETO LEGISLATIVO </w:t>
-      </w:r>
-      <w:proofErr w:type="spellStart"/>
-      <w:r>
-        <w:rPr>
-          <w:rFonts w:ascii="Arial Narrow" w:eastAsia="Arial Narrow" w:hAnsi="Arial Narrow" w:cs="Arial Narrow"/>
-          <w:b/>
-          <w:bCs/>
-          <w:sz w:val="16"/>
-          <w:szCs w:val="16"/>
-        </w:rPr>
-        <w:t/>
-      </w:r>
-      <w:proofErr w:type="spellEnd"/>
-      <w:r>
-        <w:rPr>
-          <w:rFonts w:ascii="Arial Narrow" w:eastAsia="Arial Narrow" w:hAnsi="Arial Narrow" w:cs="Arial Narrow"/>
-          <w:b/>
-          <w:bCs/>
-          <w:sz w:val="16"/>
-          <w:szCs w:val="16"/>
-        </w:rPr>
-        <w:t xml:space="preserve"> 1033 </w:t>
+        <w:t>Artículo 27.-</w:t>
+      </w:r>
+      <w:r>
+        <w:rPr>
+          <w:rFonts w:ascii="Arial Narrow" w:eastAsia="Arial Narrow" w:hAnsi="Arial Narrow" w:cs="Arial Narrow"/>
+          <w:sz w:val="16"/>
+          <w:szCs w:val="16"/>
+        </w:rPr>
+        <w:t xml:space="preserve"> De la Comisión de Protección al </w:t>
+      </w:r>
+      <w:proofErr w:type="gramStart"/>
+      <w:r>
+        <w:rPr>
+          <w:rFonts w:ascii="Arial Narrow" w:eastAsia="Arial Narrow" w:hAnsi="Arial Narrow" w:cs="Arial Narrow"/>
+          <w:sz w:val="16"/>
+          <w:szCs w:val="16"/>
+        </w:rPr>
+        <w:t>Consumidor.-</w:t>
+      </w:r>
+      <w:proofErr w:type="gramEnd"/>
+      <w:r>
+        <w:rPr>
+          <w:rFonts w:ascii="Arial Narrow" w:eastAsia="Arial Narrow" w:hAnsi="Arial Narrow" w:cs="Arial Narrow"/>
+          <w:sz w:val="16"/>
+          <w:szCs w:val="16"/>
+        </w:rPr>
+        <w:t xml:space="preserve"> </w:t>
       </w:r>
     </w:p>
     <w:p>
@@ -9439,39 +9417,11 @@
       <w:r>
         <w:rPr>
           <w:rFonts w:ascii="Arial Narrow" w:eastAsia="Arial Narrow" w:hAnsi="Arial Narrow" w:cs="Arial Narrow"/>
-          <w:b/>
-          <w:bCs/>
           <w:sz w:val="16"/>
           <w:szCs w:val="16"/>
         </w:rPr>
         <w:tab/>
-        <w:t>Artículo 27.-</w:t>
-      </w:r>
-      <w:r>
-        <w:rPr>
-          <w:rFonts w:ascii="Arial Narrow" w:eastAsia="Arial Narrow" w:hAnsi="Arial Narrow" w:cs="Arial Narrow"/>
-          <w:sz w:val="16"/>
-          <w:szCs w:val="16"/>
-        </w:rPr>
-        <w:t xml:space="preserve"> De la Comisión de Protección al </w:t>
-      </w:r>
-      <w:proofErr w:type="gramStart"/>
-      <w:r>
-        <w:rPr>
-          <w:rFonts w:ascii="Arial Narrow" w:eastAsia="Arial Narrow" w:hAnsi="Arial Narrow" w:cs="Arial Narrow"/>
-          <w:sz w:val="16"/>
-          <w:szCs w:val="16"/>
-        </w:rPr>
-        <w:t>Consumidor.-</w:t>
-      </w:r>
-      <w:proofErr w:type="gramEnd"/>
-      <w:r>
-        <w:rPr>
-          <w:rFonts w:ascii="Arial Narrow" w:eastAsia="Arial Narrow" w:hAnsi="Arial Narrow" w:cs="Arial Narrow"/>
-          <w:sz w:val="16"/>
-          <w:szCs w:val="16"/>
-        </w:rPr>
-        <w:t xml:space="preserve"> </w:t>
+        <w:t>Corresponde a la Comisión de Protección al Consumidor velar por el cumplimiento de la Ley de Protección al Consumidor y de las leyes que, en general, protegen a los consumidores de la falta de idoneidad de los bienes y servicios en función de la información brindada, de las omisiones de información y de la discriminación en el consumo, así como de aquellas que complementen o sustituyan a las anteriores.</w:t>
       </w:r>
     </w:p>
     <w:p>
@@ -9484,20 +9434,15 @@
         <w:jc w:val="both"/>
         <w:rPr>
           <w:rFonts w:ascii="Arial Narrow" w:eastAsia="Arial Narrow" w:hAnsi="Arial Narrow" w:cs="Arial Narrow"/>
-          <w:sz w:val="16"/>
-          <w:szCs w:val="16"/>
-        </w:rPr>
-      </w:pPr>
-      <w:r>
-        <w:rPr>
-          <w:rFonts w:ascii="Arial Narrow" w:eastAsia="Arial Narrow" w:hAnsi="Arial Narrow" w:cs="Arial Narrow"/>
-          <w:sz w:val="16"/>
-          <w:szCs w:val="16"/>
-        </w:rPr>
-        <w:tab/>
-        <w:t>Corresponde a la Comisión de Protección al Consumidor velar por el cumplimiento de la Ley de Protección al Consumidor y de las leyes que, en general, protegen a los consumidores de la falta de idoneidad de los bienes y servicios en función de la información brindada, de las omisiones de información y de la discriminación en el consumo, así como de aquellas que complementen o sustituyan a las anteriores.</w:t>
-      </w:r>
-    </w:p>
+          <w:b/>
+          <w:bCs/>
+          <w:sz w:val="16"/>
+          <w:szCs w:val="16"/>
+        </w:rPr>
+      </w:pPr>
+    </w:p>
+  </w:footnote>
+  <w:footnote w:id="8">
     <w:p>
       <w:pPr>
         <w:pStyle w:val="Textonotapie"/>
@@ -9514,9 +9459,194 @@
           <w:szCs w:val="16"/>
         </w:rPr>
       </w:pPr>
-    </w:p>
-  </w:footnote>
-  <w:footnote w:id="8">
+      <w:r>
+        <w:rPr>
+          <w:rStyle w:val="Refdenotaalpie"/>
+          <w:rFonts w:ascii="Arial Narrow" w:eastAsia="Arial Narrow" w:hAnsi="Arial Narrow" w:cs="Arial Narrow"/>
+          <w:sz w:val="16"/>
+          <w:szCs w:val="16"/>
+          <w:vertAlign w:val="superscript"/>
+        </w:rPr>
+        <w:footnoteRef/>
+      </w:r>
+      <w:r>
+        <w:rPr>
+          <w:rFonts w:ascii="Arial Narrow" w:eastAsia="Arial Narrow" w:hAnsi="Arial Narrow" w:cs="Arial Narrow"/>
+          <w:sz w:val="16"/>
+          <w:szCs w:val="16"/>
+        </w:rPr>
+        <w:tab/>
+        <w:t xml:space="preserve"/>
+      </w:r>
+      <w:r>
+        <w:rPr>
+          <w:rFonts w:ascii="Arial Narrow" w:eastAsia="Arial Narrow" w:hAnsi="Arial Narrow" w:cs="Arial Narrow"/>
+          <w:sz w:val="16"/>
+          <w:szCs w:val="16"/>
+        </w:rPr>
+        <w:tab/>
+      </w:r>
+      <w:r>
+        <w:rPr>
+          <w:rFonts w:ascii="Arial Narrow" w:eastAsia="Arial Narrow" w:hAnsi="Arial Narrow" w:cs="Arial Narrow"/>
+          <w:b/>
+          <w:bCs/>
+          <w:sz w:val="16"/>
+          <w:szCs w:val="16"/>
+        </w:rPr>
+        <w:t xml:space="preserve">LEY </w:t>
+      </w:r>
+      <w:proofErr w:type="spellStart"/>
+      <w:r>
+        <w:rPr>
+          <w:rFonts w:ascii="Arial Narrow" w:eastAsia="Arial Narrow" w:hAnsi="Arial Narrow" w:cs="Arial Narrow"/>
+          <w:b/>
+          <w:bCs/>
+          <w:sz w:val="16"/>
+          <w:szCs w:val="16"/>
+        </w:rPr>
+        <w:t/>
+      </w:r>
+      <w:proofErr w:type="spellEnd"/>
+      <w:r>
+        <w:rPr>
+          <w:rFonts w:ascii="Arial Narrow" w:eastAsia="Arial Narrow" w:hAnsi="Arial Narrow" w:cs="Arial Narrow"/>
+          <w:b/>
+          <w:bCs/>
+          <w:sz w:val="16"/>
+          <w:szCs w:val="16"/>
+        </w:rPr>
+        <w:t xml:space="preserve">29571, CÓDIGO DE PROTECCIÓN Y DEFENSA DEL CONSUMIDOR, publicado el 2 de setiembre de 2010 y modificado por Decreto Legislativo </w:t>
+      </w:r>
+      <w:proofErr w:type="spellStart"/>
+      <w:r>
+        <w:rPr>
+          <w:rFonts w:ascii="Arial Narrow" w:eastAsia="Arial Narrow" w:hAnsi="Arial Narrow" w:cs="Arial Narrow"/>
+          <w:b/>
+          <w:bCs/>
+          <w:sz w:val="16"/>
+          <w:szCs w:val="16"/>
+        </w:rPr>
+        <w:t/>
+      </w:r>
+      <w:proofErr w:type="spellEnd"/>
+      <w:r>
+        <w:rPr>
+          <w:rFonts w:ascii="Arial Narrow" w:eastAsia="Arial Narrow" w:hAnsi="Arial Narrow" w:cs="Arial Narrow"/>
+          <w:b/>
+          <w:bCs/>
+          <w:sz w:val="16"/>
+          <w:szCs w:val="16"/>
+        </w:rPr>
+        <w:t xml:space="preserve">1308 </w:t>
+      </w:r>
+    </w:p>
+    <w:p>
+      <w:pPr>
+        <w:pStyle w:val="Textonotapie"/>
+        <w:ind w:left="567" w:right="-1"/>
+        <w:jc w:val="both"/>
+        <w:rPr>
+          <w:rFonts w:ascii="Arial Narrow" w:eastAsia="Arial Narrow" w:hAnsi="Arial Narrow" w:cs="Arial Narrow"/>
+          <w:b/>
+          <w:bCs/>
+          <w:sz w:val="16"/>
+          <w:szCs w:val="16"/>
+        </w:rPr>
+      </w:pPr>
+      <w:r>
+        <w:rPr>
+          <w:rFonts w:ascii="Arial Narrow" w:eastAsia="Arial Narrow" w:hAnsi="Arial Narrow" w:cs="Arial Narrow"/>
+          <w:b/>
+          <w:bCs/>
+          <w:sz w:val="16"/>
+          <w:szCs w:val="16"/>
+        </w:rPr>
+        <w:t xml:space="preserve">Artículo 18.- Idoneidad </w:t>
+      </w:r>
+    </w:p>
+    <w:p>
+      <w:pPr>
+        <w:pStyle w:val="Textonotapie"/>
+        <w:ind w:left="567" w:right="-1"/>
+        <w:jc w:val="both"/>
+        <w:rPr>
+          <w:rFonts w:ascii="Arial Narrow" w:eastAsia="Arial Narrow" w:hAnsi="Arial Narrow" w:cs="Arial Narrow"/>
+          <w:sz w:val="16"/>
+          <w:szCs w:val="16"/>
+        </w:rPr>
+      </w:pPr>
+      <w:r>
+        <w:rPr>
+          <w:rFonts w:ascii="Arial Narrow" w:eastAsia="Arial Narrow" w:hAnsi="Arial Narrow" w:cs="Arial Narrow"/>
+          <w:sz w:val="16"/>
+          <w:szCs w:val="16"/>
+        </w:rPr>
+        <w:t xml:space="preserve">Se entiende por idoneidad la correspondencia entre lo que un consumidor espera y lo que efectivamente recibe, en función a lo que se le hubiera ofrecido, la publicidad e información transmitida, las condiciones y circunstancias de la transacción, las características y naturaleza del producto o servicio, el precio, entre otros factores, atendiendo a las circunstancias del caso. </w:t>
+      </w:r>
+    </w:p>
+    <w:p>
+      <w:pPr>
+        <w:pStyle w:val="Textonotapie"/>
+        <w:ind w:left="567" w:right="-1"/>
+        <w:jc w:val="both"/>
+        <w:rPr>
+          <w:rFonts w:ascii="Arial Narrow" w:eastAsia="Arial Narrow" w:hAnsi="Arial Narrow" w:cs="Arial Narrow"/>
+          <w:sz w:val="16"/>
+          <w:szCs w:val="16"/>
+        </w:rPr>
+      </w:pPr>
+      <w:r>
+        <w:rPr>
+          <w:rFonts w:ascii="Arial Narrow" w:eastAsia="Arial Narrow" w:hAnsi="Arial Narrow" w:cs="Arial Narrow"/>
+          <w:sz w:val="16"/>
+          <w:szCs w:val="16"/>
+        </w:rPr>
+        <w:t xml:space="preserve">La idoneidad es evaluada en función a la propia naturaleza del producto o servicio y a su aptitud para satisfacer la finalidad para la cual ha sido puesto en el mercado. Las autorizaciones por parte de los organismos del Estado para la fabricación de un producto o la prestación de un servicio, en los casos que sea necesario, no eximen de responsabilidad al proveedor frente al consumidor. </w:t>
+      </w:r>
+    </w:p>
+    <w:p>
+      <w:pPr>
+        <w:pStyle w:val="Textonotapie"/>
+        <w:ind w:left="567" w:right="-1"/>
+        <w:jc w:val="both"/>
+        <w:rPr>
+          <w:rFonts w:ascii="Arial Narrow" w:eastAsia="Arial Narrow" w:hAnsi="Arial Narrow" w:cs="Arial Narrow"/>
+          <w:sz w:val="16"/>
+          <w:szCs w:val="16"/>
+        </w:rPr>
+      </w:pPr>
+      <w:r>
+        <w:rPr>
+          <w:rFonts w:ascii="Arial Narrow" w:eastAsia="Arial Narrow" w:hAnsi="Arial Narrow" w:cs="Arial Narrow"/>
+          <w:b/>
+          <w:bCs/>
+          <w:sz w:val="16"/>
+          <w:szCs w:val="16"/>
+        </w:rPr>
+        <w:t xml:space="preserve">Artículo 19.- Obligación de los proveedores </w:t>
+      </w:r>
+    </w:p>
+    <w:p>
+      <w:pPr>
+        <w:pStyle w:val="Textonotapie"/>
+        <w:ind w:left="567" w:right="-1"/>
+        <w:jc w:val="both"/>
+        <w:rPr>
+          <w:rFonts w:ascii="Arial Narrow" w:eastAsia="Arial Narrow" w:hAnsi="Arial Narrow" w:cs="Arial Narrow"/>
+          <w:sz w:val="16"/>
+          <w:szCs w:val="16"/>
+        </w:rPr>
+      </w:pPr>
+      <w:r>
+        <w:rPr>
+          <w:rFonts w:ascii="Arial Narrow" w:eastAsia="Arial Narrow" w:hAnsi="Arial Narrow" w:cs="Arial Narrow"/>
+          <w:sz w:val="16"/>
+          <w:szCs w:val="16"/>
+        </w:rPr>
+        <w:t>El proveedor responde por la idoneidad y calidad de los productos y servicios ofrecidos; por la autenticidad de las marcas y leyendas que exhiben sus productos o del signo que respalda al prestador del servicio, por la falta de conformidad entre la publicidad comercial de los productos y servicios y estos, así como por el contenido y la vida útil del producto indicado en el envase, en lo que corresponda.</w:t>
+      </w:r>
+    </w:p>
     <w:p>
       <w:pPr>
         <w:pStyle w:val="Textonotapie"/>
@@ -9533,213 +9663,50 @@
           <w:szCs w:val="16"/>
         </w:rPr>
       </w:pPr>
-      <w:r>
-        <w:rPr>
-          <w:rStyle w:val="Refdenotaalpie"/>
-          <w:rFonts w:ascii="Arial Narrow" w:eastAsia="Arial Narrow" w:hAnsi="Arial Narrow" w:cs="Arial Narrow"/>
-          <w:sz w:val="16"/>
-          <w:szCs w:val="16"/>
-          <w:vertAlign w:val="superscript"/>
-        </w:rPr>
-        <w:footnoteRef/>
-      </w:r>
-      <w:r>
-        <w:rPr>
-          <w:rFonts w:ascii="Arial Narrow" w:eastAsia="Arial Narrow" w:hAnsi="Arial Narrow" w:cs="Arial Narrow"/>
-          <w:sz w:val="16"/>
-          <w:szCs w:val="16"/>
-        </w:rPr>
-        <w:t xml:space="preserve"> </w:t>
-      </w:r>
-      <w:r>
-        <w:rPr>
-          <w:rFonts w:ascii="Arial Narrow" w:eastAsia="Arial Narrow" w:hAnsi="Arial Narrow" w:cs="Arial Narrow"/>
-          <w:sz w:val="16"/>
-          <w:szCs w:val="16"/>
-        </w:rPr>
-        <w:tab/>
-      </w:r>
-      <w:r>
-        <w:rPr>
-          <w:rFonts w:ascii="Arial Narrow" w:eastAsia="Arial Narrow" w:hAnsi="Arial Narrow" w:cs="Arial Narrow"/>
-          <w:b/>
-          <w:bCs/>
-          <w:sz w:val="16"/>
-          <w:szCs w:val="16"/>
-        </w:rPr>
-        <w:t xml:space="preserve">LEY </w:t>
-      </w:r>
-      <w:proofErr w:type="spellStart"/>
-      <w:r>
-        <w:rPr>
-          <w:rFonts w:ascii="Arial Narrow" w:eastAsia="Arial Narrow" w:hAnsi="Arial Narrow" w:cs="Arial Narrow"/>
-          <w:b/>
-          <w:bCs/>
-          <w:sz w:val="16"/>
-          <w:szCs w:val="16"/>
-        </w:rPr>
-        <w:t/>
-      </w:r>
-      <w:proofErr w:type="spellEnd"/>
-      <w:r>
-        <w:rPr>
-          <w:rFonts w:ascii="Arial Narrow" w:eastAsia="Arial Narrow" w:hAnsi="Arial Narrow" w:cs="Arial Narrow"/>
-          <w:b/>
-          <w:bCs/>
-          <w:sz w:val="16"/>
-          <w:szCs w:val="16"/>
-        </w:rPr>
-        <w:t xml:space="preserve"> 29571, CÓDIGO DE PROTECCIÓN Y DEFENSA DEL CONSUMIDOR, publicado el 2 de setiembre de 2010 y modificado por Decreto Legislativo </w:t>
-      </w:r>
-      <w:proofErr w:type="spellStart"/>
-      <w:r>
-        <w:rPr>
-          <w:rFonts w:ascii="Arial Narrow" w:eastAsia="Arial Narrow" w:hAnsi="Arial Narrow" w:cs="Arial Narrow"/>
-          <w:b/>
-          <w:bCs/>
-          <w:sz w:val="16"/>
-          <w:szCs w:val="16"/>
-        </w:rPr>
-        <w:t/>
-      </w:r>
-      <w:proofErr w:type="spellEnd"/>
-      <w:r>
-        <w:rPr>
-          <w:rFonts w:ascii="Arial Narrow" w:eastAsia="Arial Narrow" w:hAnsi="Arial Narrow" w:cs="Arial Narrow"/>
-          <w:b/>
-          <w:bCs/>
-          <w:sz w:val="16"/>
-          <w:szCs w:val="16"/>
-        </w:rPr>
-        <w:t xml:space="preserve"> 1308 </w:t>
-      </w:r>
-    </w:p>
-    <w:p>
-      <w:pPr>
-        <w:pStyle w:val="Textonotapie"/>
-        <w:ind w:left="567" w:right="-1"/>
-        <w:jc w:val="both"/>
-        <w:rPr>
-          <w:rFonts w:ascii="Arial Narrow" w:eastAsia="Arial Narrow" w:hAnsi="Arial Narrow" w:cs="Arial Narrow"/>
-          <w:b/>
-          <w:bCs/>
-          <w:sz w:val="16"/>
-          <w:szCs w:val="16"/>
-        </w:rPr>
-      </w:pPr>
-      <w:r>
-        <w:rPr>
-          <w:rFonts w:ascii="Arial Narrow" w:eastAsia="Arial Narrow" w:hAnsi="Arial Narrow" w:cs="Arial Narrow"/>
-          <w:b/>
-          <w:bCs/>
-          <w:sz w:val="16"/>
-          <w:szCs w:val="16"/>
-        </w:rPr>
-        <w:t xml:space="preserve">Artículo 18.- Idoneidad </w:t>
-      </w:r>
-    </w:p>
-    <w:p>
-      <w:pPr>
-        <w:pStyle w:val="Textonotapie"/>
-        <w:ind w:left="567" w:right="-1"/>
-        <w:jc w:val="both"/>
-        <w:rPr>
-          <w:rFonts w:ascii="Arial Narrow" w:eastAsia="Arial Narrow" w:hAnsi="Arial Narrow" w:cs="Arial Narrow"/>
-          <w:sz w:val="16"/>
-          <w:szCs w:val="16"/>
-        </w:rPr>
-      </w:pPr>
-      <w:r>
-        <w:rPr>
-          <w:rFonts w:ascii="Arial Narrow" w:eastAsia="Arial Narrow" w:hAnsi="Arial Narrow" w:cs="Arial Narrow"/>
-          <w:sz w:val="16"/>
-          <w:szCs w:val="16"/>
-        </w:rPr>
-        <w:t xml:space="preserve">Se entiende por idoneidad la correspondencia entre lo que un consumidor espera y lo que efectivamente recibe, en función a lo que se le hubiera ofrecido, la publicidad e información transmitida, las condiciones y circunstancias de la transacción, las características y naturaleza del producto o servicio, el precio, entre otros factores, atendiendo a las circunstancias del caso. </w:t>
-      </w:r>
-    </w:p>
-    <w:p>
-      <w:pPr>
-        <w:pStyle w:val="Textonotapie"/>
-        <w:ind w:left="567" w:right="-1"/>
-        <w:jc w:val="both"/>
-        <w:rPr>
-          <w:rFonts w:ascii="Arial Narrow" w:eastAsia="Arial Narrow" w:hAnsi="Arial Narrow" w:cs="Arial Narrow"/>
-          <w:sz w:val="16"/>
-          <w:szCs w:val="16"/>
-        </w:rPr>
-      </w:pPr>
-      <w:r>
-        <w:rPr>
-          <w:rFonts w:ascii="Arial Narrow" w:eastAsia="Arial Narrow" w:hAnsi="Arial Narrow" w:cs="Arial Narrow"/>
-          <w:sz w:val="16"/>
-          <w:szCs w:val="16"/>
-        </w:rPr>
-        <w:t xml:space="preserve">La idoneidad es evaluada en función a la propia naturaleza del producto o servicio y a su aptitud para satisfacer la finalidad para la cual ha sido puesto en el mercado. Las autorizaciones por parte de los organismos del Estado para la fabricación de un producto o la prestación de un servicio, en los casos que sea necesario, no eximen de responsabilidad al proveedor frente al consumidor. </w:t>
-      </w:r>
-    </w:p>
-    <w:p>
-      <w:pPr>
-        <w:pStyle w:val="Textonotapie"/>
-        <w:ind w:left="567" w:right="-1"/>
-        <w:jc w:val="both"/>
-        <w:rPr>
-          <w:rFonts w:ascii="Arial Narrow" w:eastAsia="Arial Narrow" w:hAnsi="Arial Narrow" w:cs="Arial Narrow"/>
-          <w:sz w:val="16"/>
-          <w:szCs w:val="16"/>
-        </w:rPr>
-      </w:pPr>
-    </w:p>
-    <w:p>
-      <w:pPr>
-        <w:pStyle w:val="Textonotapie"/>
-        <w:ind w:left="567" w:right="-1"/>
-        <w:jc w:val="both"/>
-        <w:rPr>
-          <w:rFonts w:ascii="Arial Narrow" w:eastAsia="Arial Narrow" w:hAnsi="Arial Narrow" w:cs="Arial Narrow"/>
-          <w:sz w:val="16"/>
-          <w:szCs w:val="16"/>
-        </w:rPr>
-      </w:pPr>
-      <w:r>
-        <w:rPr>
-          <w:rFonts w:ascii="Arial Narrow" w:eastAsia="Arial Narrow" w:hAnsi="Arial Narrow" w:cs="Arial Narrow"/>
-          <w:b/>
-          <w:bCs/>
-          <w:sz w:val="16"/>
-          <w:szCs w:val="16"/>
-        </w:rPr>
-        <w:t xml:space="preserve">Artículo 19.- Obligación de los proveedores </w:t>
-      </w:r>
-    </w:p>
-    <w:p>
-      <w:pPr>
-        <w:pStyle w:val="Textonotapie"/>
-        <w:ind w:left="567" w:right="-1"/>
-        <w:jc w:val="both"/>
-        <w:rPr>
-          <w:rFonts w:ascii="Arial Narrow" w:eastAsia="Arial Narrow" w:hAnsi="Arial Narrow" w:cs="Arial Narrow"/>
-          <w:sz w:val="16"/>
-          <w:szCs w:val="16"/>
-        </w:rPr>
-      </w:pPr>
-      <w:r>
-        <w:rPr>
-          <w:rFonts w:ascii="Arial Narrow" w:eastAsia="Arial Narrow" w:hAnsi="Arial Narrow" w:cs="Arial Narrow"/>
-          <w:sz w:val="16"/>
-          <w:szCs w:val="16"/>
-        </w:rPr>
-        <w:t>El proveedor responde por la idoneidad y calidad de los productos y servicios ofrecidos; por la autenticidad de las marcas y leyendas que exhiben sus productos o del signo que respalda al prestador del servicio, por la falta de conformidad entre la publicidad comercial de los productos y servicios y estos, así como por el contenido y la vida útil del producto indicado en el envase, en lo que corresponda.</w:t>
-      </w:r>
-    </w:p>
-    <w:p>
-      <w:pPr>
-        <w:pStyle w:val="Textonotapie"/>
+    </w:p>
+  </w:footnote>
+  <w:footnote w:id="9">
+    <w:p>
+      <w:pPr>
         <w:tabs>
           <w:tab w:val="left" w:pos="567"/>
         </w:tabs>
-        <w:ind w:left="567" w:right="-1" w:hanging="567"/>
-        <w:jc w:val="both"/>
+        <w:ind w:left="567" w:hanging="567"/>
+        <w:jc w:val="both"/>
+        <w:rPr>
+          <w:rFonts w:ascii="Arial Narrow" w:eastAsia="Arial Narrow" w:hAnsi="Arial Narrow" w:cs="Arial Narrow"/>
+          <w:sz w:val="16"/>
+          <w:szCs w:val="16"/>
+        </w:rPr>
+      </w:pPr>
+      <w:r>
+        <w:rPr>
+          <w:rStyle w:val="Refdenotaalpie"/>
+          <w:rFonts w:ascii="Arial Narrow" w:eastAsia="Arial Narrow" w:hAnsi="Arial Narrow" w:cs="Arial Narrow"/>
+          <w:sz w:val="16"/>
+          <w:szCs w:val="16"/>
+          <w:vertAlign w:val="superscript"/>
+        </w:rPr>
+        <w:footnoteRef/>
+      </w:r>
+      <w:r>
+        <w:rPr>
+          <w:rFonts w:ascii="Arial Narrow" w:eastAsia="Arial Narrow" w:hAnsi="Arial Narrow" w:cs="Arial Narrow"/>
+          <w:sz w:val="16"/>
+          <w:szCs w:val="16"/>
+        </w:rPr>
+        <w:tab/>
+        <w:t xml:space="preserve"/>
+      </w:r>
+      <w:r>
+        <w:rPr>
+          <w:rFonts w:ascii="Arial Narrow" w:eastAsia="Arial Narrow" w:hAnsi="Arial Narrow" w:cs="Arial Narrow"/>
+          <w:sz w:val="16"/>
+          <w:szCs w:val="16"/>
+        </w:rPr>
+        <w:tab/>
+      </w:r>
+      <w:r>
         <w:rPr>
           <w:rFonts w:ascii="Arial Narrow" w:eastAsia="Arial Narrow" w:hAnsi="Arial Narrow" w:cs="Arial Narrow"/>
           <w:b/>
@@ -9747,46 +9714,9 @@
           <w:sz w:val="16"/>
           <w:szCs w:val="16"/>
         </w:rPr>
-      </w:pPr>
-    </w:p>
-  </w:footnote>
-  <w:footnote w:id="9">
-    <w:p>
-      <w:pPr>
-        <w:ind w:left="567" w:hanging="567"/>
-        <w:jc w:val="both"/>
-        <w:rPr>
-          <w:rFonts w:ascii="Arial Narrow" w:eastAsia="Arial Narrow" w:hAnsi="Arial Narrow" w:cs="Arial Narrow"/>
-          <w:sz w:val="16"/>
-          <w:szCs w:val="16"/>
-        </w:rPr>
-      </w:pPr>
-      <w:r>
-        <w:rPr>
-          <w:rStyle w:val="Refdenotaalpie"/>
-          <w:rFonts w:ascii="Arial Narrow" w:eastAsia="Arial Narrow" w:hAnsi="Arial Narrow" w:cs="Arial Narrow"/>
-          <w:sz w:val="16"/>
-          <w:szCs w:val="16"/>
-          <w:vertAlign w:val="superscript"/>
-        </w:rPr>
-        <w:footnoteRef/>
-      </w:r>
-      <w:r>
-        <w:rPr>
-          <w:rFonts w:ascii="Arial Narrow" w:eastAsia="Arial Narrow" w:hAnsi="Arial Narrow" w:cs="Arial Narrow"/>
-          <w:sz w:val="16"/>
-          <w:szCs w:val="16"/>
-        </w:rPr>
-        <w:t xml:space="preserve"> </w:t>
-      </w:r>
-      <w:r>
-        <w:rPr>
-          <w:rFonts w:ascii="Arial Narrow" w:eastAsia="Arial Narrow" w:hAnsi="Arial Narrow" w:cs="Arial Narrow"/>
-          <w:sz w:val="16"/>
-          <w:szCs w:val="16"/>
-        </w:rPr>
-        <w:tab/>
-      </w:r>
+        <w:t xml:space="preserve">LEY SOBRE FACULTADES, NORMAS Y ORGANIZACIÓN DEL INDECOPI, aprobada por Decreto Legislativo </w:t>
+      </w:r>
+      <w:proofErr w:type="spellStart"/>
       <w:r>
         <w:rPr>
           <w:rFonts w:ascii="Arial Narrow" w:eastAsia="Arial Narrow" w:hAnsi="Arial Narrow" w:cs="Arial Narrow"/>
@@ -9795,9 +9725,9 @@
           <w:sz w:val="16"/>
           <w:szCs w:val="16"/>
         </w:rPr>
-        <w:t xml:space="preserve">LEY SOBRE FACULTADES, NORMAS Y ORGANIZACIÓN DEL INDECOPI, aprobada por Decreto Legislativo </w:t>
-      </w:r>
-      <w:proofErr w:type="spellStart"/>
+        <w:t/>
+      </w:r>
+      <w:proofErr w:type="spellEnd"/>
       <w:r>
         <w:rPr>
           <w:rFonts w:ascii="Arial Narrow" w:eastAsia="Arial Narrow" w:hAnsi="Arial Narrow" w:cs="Arial Narrow"/>
@@ -9806,9 +9736,19 @@
           <w:sz w:val="16"/>
           <w:szCs w:val="16"/>
         </w:rPr>
-        <w:t/>
-      </w:r>
-      <w:proofErr w:type="spellEnd"/>
+        <w:t xml:space="preserve">807, publicado el 18 de abril de 1996</w:t>
+      </w:r>
+    </w:p>
+    <w:p>
+      <w:pPr>
+        <w:ind w:left="567"/>
+        <w:jc w:val="both"/>
+        <w:rPr>
+          <w:rFonts w:ascii="Arial Narrow" w:eastAsia="Arial Narrow" w:hAnsi="Arial Narrow" w:cs="Arial Narrow"/>
+          <w:sz w:val="16"/>
+          <w:szCs w:val="16"/>
+        </w:rPr>
+      </w:pPr>
       <w:r>
         <w:rPr>
           <w:rFonts w:ascii="Arial Narrow" w:eastAsia="Arial Narrow" w:hAnsi="Arial Narrow" w:cs="Arial Narrow"/>
@@ -9817,7 +9757,33 @@
           <w:sz w:val="16"/>
           <w:szCs w:val="16"/>
         </w:rPr>
-        <w:t xml:space="preserve"> 807, publicado el 18 de abril de 1996</w:t>
+        <w:t>Artículo 1.</w:t>
+      </w:r>
+      <w:r>
+        <w:rPr>
+          <w:rFonts w:ascii="Arial Narrow" w:eastAsia="Arial Narrow" w:hAnsi="Arial Narrow" w:cs="Arial Narrow"/>
+          <w:sz w:val="16"/>
+          <w:szCs w:val="16"/>
+        </w:rPr>
+        <w:t xml:space="preserve">- Las Comisiones y Oficinas del Indecopi gozan de las facultades necesarias para desarrollar investigaciones relacionadas con los temas de su competencia. Dichas facultades serán ejercidas a través de las Secretarías Técnicas o </w:t>
+      </w:r>
+      <w:proofErr w:type="gramStart"/>
+      <w:r>
+        <w:rPr>
+          <w:rFonts w:ascii="Arial Narrow" w:eastAsia="Arial Narrow" w:hAnsi="Arial Narrow" w:cs="Arial Narrow"/>
+          <w:sz w:val="16"/>
+          <w:szCs w:val="16"/>
+        </w:rPr>
+        <w:t>Jefes</w:t>
+      </w:r>
+      <w:proofErr w:type="gramEnd"/>
+      <w:r>
+        <w:rPr>
+          <w:rFonts w:ascii="Arial Narrow" w:eastAsia="Arial Narrow" w:hAnsi="Arial Narrow" w:cs="Arial Narrow"/>
+          <w:sz w:val="16"/>
+          <w:szCs w:val="16"/>
+        </w:rPr>
+        <w:t xml:space="preserve"> de Oficinas y de los funcionarios que se designen para tal fin. Podrán ejercerse dentro de los procedimientos iniciados o en las investigaciones preliminares que se lleven a cabo para determinar la apertura de un procedimiento.</w:t>
       </w:r>
     </w:p>
     <w:p>
@@ -9838,33 +9804,15 @@
           <w:sz w:val="16"/>
           <w:szCs w:val="16"/>
         </w:rPr>
-        <w:t>Artículo 1.</w:t>
-      </w:r>
-      <w:r>
-        <w:rPr>
-          <w:rFonts w:ascii="Arial Narrow" w:eastAsia="Arial Narrow" w:hAnsi="Arial Narrow" w:cs="Arial Narrow"/>
-          <w:sz w:val="16"/>
-          <w:szCs w:val="16"/>
-        </w:rPr>
-        <w:t xml:space="preserve">- Las Comisiones y Oficinas del Indecopi gozan de las facultades necesarias para desarrollar investigaciones relacionadas con los temas de su competencia. Dichas facultades serán ejercidas a través de las Secretarías Técnicas o </w:t>
-      </w:r>
-      <w:proofErr w:type="gramStart"/>
-      <w:r>
-        <w:rPr>
-          <w:rFonts w:ascii="Arial Narrow" w:eastAsia="Arial Narrow" w:hAnsi="Arial Narrow" w:cs="Arial Narrow"/>
-          <w:sz w:val="16"/>
-          <w:szCs w:val="16"/>
-        </w:rPr>
-        <w:t>Jefes</w:t>
-      </w:r>
-      <w:proofErr w:type="gramEnd"/>
-      <w:r>
-        <w:rPr>
-          <w:rFonts w:ascii="Arial Narrow" w:eastAsia="Arial Narrow" w:hAnsi="Arial Narrow" w:cs="Arial Narrow"/>
-          <w:sz w:val="16"/>
-          <w:szCs w:val="16"/>
-        </w:rPr>
-        <w:t xml:space="preserve"> de Oficinas y de los funcionarios que se designen para tal fin. Podrán ejercerse dentro de los procedimientos iniciados o en las investigaciones preliminares que se lleven a cabo para determinar la apertura de un procedimiento.</w:t>
+        <w:t xml:space="preserve">Artículo 2.- </w:t>
+      </w:r>
+      <w:r>
+        <w:rPr>
+          <w:rFonts w:ascii="Arial Narrow" w:eastAsia="Arial Narrow" w:hAnsi="Arial Narrow" w:cs="Arial Narrow"/>
+          <w:sz w:val="16"/>
+          <w:szCs w:val="16"/>
+        </w:rPr>
+        <w:t>Sin que la presente enumeración tenga carácter taxativo cada Comisión, Oficina o Sala del Tribunal del INDECOPI tiene las siguientes facultades:</w:t>
       </w:r>
     </w:p>
     <w:p>
@@ -9883,7 +9831,7 @@
           <w:sz w:val="16"/>
           <w:szCs w:val="16"/>
         </w:rPr>
-        <w:t xml:space="preserve"> </w:t>
+        <w:t>a) Exigir a las personas naturales o jurídicas la exhibición de todo tipo de documentos, incluyendo los libros contables y societarios, los comprobantes de pago, la correspondencia comercial y los registros magnéticos incluyendo, en este caso, los programas que fueran necesarios para su lectura; así como solicitar información referida a la organización, los negocios, el accionariado y la estructura de propiedad de las empresas.</w:t>
       </w:r>
     </w:p>
     <w:p>
@@ -9899,76 +9847,10 @@
       <w:r>
         <w:rPr>
           <w:rFonts w:ascii="Arial Narrow" w:eastAsia="Arial Narrow" w:hAnsi="Arial Narrow" w:cs="Arial Narrow"/>
-          <w:b/>
-          <w:bCs/>
-          <w:sz w:val="16"/>
-          <w:szCs w:val="16"/>
-        </w:rPr>
-        <w:t xml:space="preserve">Artículo 2.- </w:t>
-      </w:r>
-      <w:r>
-        <w:rPr>
-          <w:rFonts w:ascii="Arial Narrow" w:eastAsia="Arial Narrow" w:hAnsi="Arial Narrow" w:cs="Arial Narrow"/>
-          <w:sz w:val="16"/>
-          <w:szCs w:val="16"/>
-        </w:rPr>
-        <w:t>Sin que la presente enumeración tenga carácter taxativo cada Comisión, Oficina o Sala del Tribunal del INDECOPI tiene las siguientes facultades:</w:t>
-      </w:r>
-    </w:p>
-    <w:p>
-      <w:pPr>
-        <w:ind w:left="567"/>
-        <w:jc w:val="both"/>
-        <w:rPr>
-          <w:rFonts w:ascii="Arial Narrow" w:eastAsia="Arial Narrow" w:hAnsi="Arial Narrow" w:cs="Arial Narrow"/>
-          <w:sz w:val="16"/>
-          <w:szCs w:val="16"/>
-        </w:rPr>
-      </w:pPr>
-      <w:r>
-        <w:rPr>
-          <w:rFonts w:ascii="Arial Narrow" w:eastAsia="Arial Narrow" w:hAnsi="Arial Narrow" w:cs="Arial Narrow"/>
-          <w:sz w:val="16"/>
-          <w:szCs w:val="16"/>
-        </w:rPr>
-        <w:t>a) Exigir a las personas naturales o jurídicas la exhibición de todo tipo de documentos, incluyendo los libros contables y societarios, los comprobantes de pago, la correspondencia comercial y los registros magnéticos incluyendo, en este caso, los programas que fueran necesarios para su lectura; así como solicitar información referida a la organización, los negocios, el accionariado y la estructura de propiedad de las empresas.</w:t>
-      </w:r>
-    </w:p>
-    <w:p>
-      <w:pPr>
-        <w:ind w:left="567"/>
-        <w:jc w:val="both"/>
-        <w:rPr>
-          <w:rFonts w:ascii="Arial Narrow" w:eastAsia="Arial Narrow" w:hAnsi="Arial Narrow" w:cs="Arial Narrow"/>
-          <w:sz w:val="16"/>
-          <w:szCs w:val="16"/>
-        </w:rPr>
-      </w:pPr>
-      <w:r>
-        <w:rPr>
-          <w:rFonts w:ascii="Arial Narrow" w:eastAsia="Arial Narrow" w:hAnsi="Arial Narrow" w:cs="Arial Narrow"/>
           <w:sz w:val="16"/>
           <w:szCs w:val="16"/>
         </w:rPr>
         <w:t>(...).</w:t>
-      </w:r>
-    </w:p>
-    <w:p>
-      <w:pPr>
-        <w:jc w:val="both"/>
-        <w:rPr>
-          <w:rFonts w:ascii="Arial Narrow" w:eastAsia="Arial Narrow" w:hAnsi="Arial Narrow" w:cs="Arial Narrow"/>
-          <w:sz w:val="16"/>
-          <w:szCs w:val="16"/>
-        </w:rPr>
-      </w:pPr>
-      <w:r>
-        <w:rPr>
-          <w:rFonts w:ascii="Arial Narrow" w:eastAsia="Arial Narrow" w:hAnsi="Arial Narrow" w:cs="Arial Narrow"/>
-          <w:sz w:val="16"/>
-          <w:szCs w:val="16"/>
-        </w:rPr>
-        <w:t xml:space="preserve"> </w:t>
       </w:r>
     </w:p>
     <w:p>
@@ -10111,6 +9993,9 @@
     <w:p>
       <w:pPr>
         <w:pStyle w:val="Textonotapie"/>
+        <w:tabs>
+          <w:tab w:val="left" w:pos="567"/>
+        </w:tabs>
         <w:ind w:left="567" w:hanging="567"/>
         <w:jc w:val="both"/>
         <w:rPr>
@@ -10135,15 +10020,16 @@
           <w:sz w:val="16"/>
           <w:szCs w:val="16"/>
         </w:rPr>
-        <w:t xml:space="preserve"> </w:t>
-      </w:r>
-      <w:r>
-        <w:rPr>
-          <w:rFonts w:ascii="Arial Narrow" w:eastAsia="Arial Narrow" w:hAnsi="Arial Narrow" w:cs="Arial Narrow"/>
-          <w:sz w:val="16"/>
-          <w:szCs w:val="16"/>
-        </w:rPr>
         <w:tab/>
+        <w:t xml:space="preserve"/>
+      </w:r>
+      <w:r>
+        <w:rPr>
+          <w:rFonts w:ascii="Arial Narrow" w:eastAsia="Arial Narrow" w:hAnsi="Arial Narrow" w:cs="Arial Narrow"/>
+          <w:sz w:val="16"/>
+          <w:szCs w:val="16"/>
+        </w:rPr>
+        <w:tab/>
       </w:r>
       <w:r>
         <w:rPr>
@@ -10172,7 +10058,7 @@
           <w:szCs w:val="16"/>
           <w:lang w:eastAsia="es-PE"/>
         </w:rPr>
-        <w:t xml:space="preserve"> 30056, publicada el 2 de julio de 2013, que modificó el artículo 5 del Texto Único Ordenado de la Ley de Promoción de la Competitividad, Formalización y Desarrollo de la Micro y Pequeña Empresa y de Acceso al Empleo Decente (LEY MYPE). Ello, en la medida que la Tercera Disposición Complementaria Transitoria de la norma modificatoria precisa que las empresas constituidas antes de la </w:t>
+        <w:t xml:space="preserve">30056, publicada el 2 de julio de 2013, que modificó el artículo 5 del Texto Único Ordenado de la Ley de Promoción de la Competitividad, Formalización y Desarrollo de la Micro y Pequeña Empresa y de Acceso al Empleo Decente (LEY MYPE). Ello, en la medida que la Tercera Disposición Complementaria Transitoria de la norma modificatoria precisa que las empresas constituidas antes de la </w:t>
       </w:r>
       <w:proofErr w:type="gramStart"/>
       <w:r>
@@ -10212,6 +10098,9 @@
     <w:p>
       <w:pPr>
         <w:pStyle w:val="Textonotapie"/>
+        <w:tabs>
+          <w:tab w:val="left" w:pos="567"/>
+        </w:tabs>
         <w:ind w:left="567" w:hanging="567"/>
         <w:jc w:val="both"/>
         <w:rPr>
@@ -10236,7 +10125,8 @@
           <w:sz w:val="16"/>
           <w:szCs w:val="16"/>
         </w:rPr>
-        <w:t xml:space="preserve"> </w:t>
+        <w:tab/>
+        <w:t xml:space="preserve"/>
       </w:r>
       <w:r>
         <w:rPr>
@@ -10400,7 +10290,53 @@
       </w:pPr>
     </w:p>
   </w:footnote>
-  <w:footnote w:id="18">
+  <w:footnote w:id="12">
+    <w:p>
+      <w:pPr>
+        <w:pStyle w:val="Textonotapie"/>
+        <w:tabs>
+          <w:tab w:val="left" w:pos="567"/>
+        </w:tabs>
+        <w:ind w:left="567" w:hanging="567"/>
+        <w:jc w:val="both"/>
+        <w:rPr>
+          <w:rFonts w:ascii="Arial Narrow" w:eastAsia="Arial Narrow" w:hAnsi="Arial Narrow" w:cs="Arial Narrow"/>
+          <w:sz w:val="16"/>
+          <w:szCs w:val="16"/>
+        </w:rPr>
+      </w:pPr>
+      <w:r>
+        <w:rPr>
+          <w:rStyle w:val="Refdenotaalpie"/>
+          <w:rFonts w:ascii="Arial Narrow" w:eastAsia="Arial Narrow" w:hAnsi="Arial Narrow" w:cs="Arial Narrow"/>
+          <w:color w:val="000000" w:themeColor="text1"/>
+          <w:sz w:val="16"/>
+          <w:szCs w:val="16"/>
+          <w:vertAlign w:val="superscript"/>
+        </w:rPr>
+        <w:footnoteRef/>
+      </w:r>
+      <w:r>
+        <w:rPr>
+          <w:rFonts w:ascii="Arial Narrow" w:eastAsia="Arial Narrow" w:hAnsi="Arial Narrow" w:cs="Arial Narrow"/>
+          <w:color w:val="000000" w:themeColor="text1"/>
+          <w:sz w:val="16"/>
+          <w:szCs w:val="16"/>
+        </w:rPr>
+        <w:tab/>
+      </w:r>
+      <w:r>
+        <w:rPr>
+          <w:rFonts w:ascii="Arial Narrow" w:eastAsia="Arial Narrow" w:hAnsi="Arial Narrow" w:cs="Arial Narrow"/>
+          <w:b/>
+          <w:bCs/>
+          <w:color w:val="000000" w:themeColor="text1"/>
+          <w:sz w:val="16"/>
+          <w:szCs w:val="16"/>
+        </w:rPr>
+        <w:t xml:space="preserve">DECRETO LEGISLATIVO 807, LEY SOBRE FACULTADES, NORMAS Y ORGANIZACIÓN DEL INDECOPI, publicado el 18 de abril de 1996</w:t>
+      </w:r>
+    </w:p>
     <w:p>
       <w:pPr>
         <w:pStyle w:val="Textonotapie"/>
@@ -10414,17 +10350,6 @@
       </w:pPr>
       <w:r>
         <w:rPr>
-          <w:rStyle w:val="Refdenotaalpie"/>
-          <w:rFonts w:ascii="Arial Narrow" w:eastAsia="Arial Narrow" w:hAnsi="Arial Narrow" w:cs="Arial Narrow"/>
-          <w:color w:val="000000" w:themeColor="text1"/>
-          <w:sz w:val="16"/>
-          <w:szCs w:val="16"/>
-          <w:vertAlign w:val="superscript"/>
-        </w:rPr>
-        <w:footnoteRef/>
-      </w:r>
-      <w:r>
-        <w:rPr>
           <w:rFonts w:ascii="Arial Narrow" w:eastAsia="Arial Narrow" w:hAnsi="Arial Narrow" w:cs="Arial Narrow"/>
           <w:color w:val="000000" w:themeColor="text1"/>
           <w:sz w:val="16"/>
@@ -10441,7 +10366,16 @@
           <w:sz w:val="16"/>
           <w:szCs w:val="16"/>
         </w:rPr>
-        <w:t xml:space="preserve">DECRETO LEGISLATIVO 807, LEY SOBRE FACULTADES, NORMAS Y ORGANIZACIÓN DEL INDECOPI, publicado el 18 de abril de 1996</w:t>
+        <w:t xml:space="preserve">Artículo 26.-</w:t>
+      </w:r>
+      <w:r>
+        <w:rPr>
+          <w:rFonts w:ascii="Arial Narrow" w:eastAsia="Arial Narrow" w:hAnsi="Arial Narrow" w:cs="Arial Narrow"/>
+          <w:color w:val="000000" w:themeColor="text1"/>
+          <w:sz w:val="16"/>
+          <w:szCs w:val="16"/>
+        </w:rPr>
+        <w:t xml:space="preserve"> Una vez admitida a trámite la denuncia, se correrá traslado de la misma al denunciado, a fin de que éste presente su descargo. El plazo para la presentación del descargo será de cinco (5) días contados desde la notificación, vencido el cual, el Secretario Técnico declarará en rebeldía al denunciado que no lo hubiera presentado.</w:t>
       </w:r>
     </w:p>
     <w:p>
@@ -10455,6 +10389,34 @@
           <w:szCs w:val="16"/>
         </w:rPr>
       </w:pPr>
+    </w:p>
+  </w:footnote>
+  <w:footnote w:id="13">
+    <w:p>
+      <w:pPr>
+        <w:pStyle w:val="Textonotapie"/>
+        <w:tabs>
+          <w:tab w:val="left" w:pos="567"/>
+        </w:tabs>
+        <w:ind w:left="567" w:hanging="567"/>
+        <w:jc w:val="both"/>
+        <w:rPr>
+          <w:rFonts w:ascii="Arial Narrow" w:eastAsia="Arial Narrow" w:hAnsi="Arial Narrow" w:cs="Arial Narrow"/>
+          <w:sz w:val="16"/>
+          <w:szCs w:val="16"/>
+        </w:rPr>
+      </w:pPr>
+      <w:r>
+        <w:rPr>
+          <w:rStyle w:val="Refdenotaalpie"/>
+          <w:rFonts w:ascii="Arial Narrow" w:eastAsia="Arial Narrow" w:hAnsi="Arial Narrow" w:cs="Arial Narrow"/>
+          <w:color w:val="000000" w:themeColor="text1"/>
+          <w:sz w:val="16"/>
+          <w:szCs w:val="16"/>
+          <w:vertAlign w:val="superscript"/>
+        </w:rPr>
+        <w:footnoteRef/>
+      </w:r>
       <w:r>
         <w:rPr>
           <w:rFonts w:ascii="Arial Narrow" w:eastAsia="Arial Narrow" w:hAnsi="Arial Narrow" w:cs="Arial Narrow"/>
@@ -10473,16 +10435,7 @@
           <w:sz w:val="16"/>
           <w:szCs w:val="16"/>
         </w:rPr>
-        <w:t xml:space="preserve">Artículo 26.-</w:t>
-      </w:r>
-      <w:r>
-        <w:rPr>
-          <w:rFonts w:ascii="Arial Narrow" w:eastAsia="Arial Narrow" w:hAnsi="Arial Narrow" w:cs="Arial Narrow"/>
-          <w:color w:val="000000" w:themeColor="text1"/>
-          <w:sz w:val="16"/>
-          <w:szCs w:val="16"/>
-        </w:rPr>
-        <w:t xml:space="preserve"> Una vez admitida a trámite la denuncia, se correrá traslado de la misma al denunciado, a fin de que éste presente su descargo. El plazo para la presentación del descargo será de cinco (5) días contados desde la notificación, vencido el cual, el Secretario Técnico declarará en rebeldía al denunciado que no lo hubiera presentado.</w:t>
+        <w:t xml:space="preserve">DECRETO SUPREMO 006-2026-JUS, TEXTO ÚNICO ORDENADO DE LA LEY 27444, LEY DEL PROCEDIMIENTO ADMINISTRATIVO GENERAL, publicado el 30 de abril de 2026</w:t>
       </w:r>
     </w:p>
     <w:p>
@@ -10496,9 +10449,27 @@
           <w:szCs w:val="16"/>
         </w:rPr>
       </w:pPr>
-    </w:p>
-  </w:footnote>
-  <w:footnote w:id="19">
+      <w:r>
+        <w:rPr>
+          <w:rFonts w:ascii="Arial Narrow" w:eastAsia="Arial Narrow" w:hAnsi="Arial Narrow" w:cs="Arial Narrow"/>
+          <w:color w:val="000000" w:themeColor="text1"/>
+          <w:sz w:val="16"/>
+          <w:szCs w:val="16"/>
+        </w:rPr>
+        <w:tab/>
+      </w:r>
+      <w:r>
+        <w:rPr>
+          <w:rFonts w:ascii="Arial Narrow" w:eastAsia="Arial Narrow" w:hAnsi="Arial Narrow" w:cs="Arial Narrow"/>
+          <w:b/>
+          <w:bCs/>
+          <w:color w:val="000000" w:themeColor="text1"/>
+          <w:sz w:val="16"/>
+          <w:szCs w:val="16"/>
+        </w:rPr>
+        <w:t xml:space="preserve">Artículo 223.- Contestación de la reclamación</w:t>
+      </w:r>
+    </w:p>
     <w:p>
       <w:pPr>
         <w:pStyle w:val="Textonotapie"/>
@@ -10512,14 +10483,12 @@
       </w:pPr>
       <w:r>
         <w:rPr>
-          <w:rStyle w:val="Refdenotaalpie"/>
           <w:rFonts w:ascii="Arial Narrow" w:eastAsia="Arial Narrow" w:hAnsi="Arial Narrow" w:cs="Arial Narrow"/>
           <w:color w:val="000000" w:themeColor="text1"/>
           <w:sz w:val="16"/>
           <w:szCs w:val="16"/>
-          <w:vertAlign w:val="superscript"/>
-        </w:rPr>
-        <w:footnoteRef/>
+        </w:rPr>
+        <w:tab/>
       </w:r>
       <w:r>
         <w:rPr>
@@ -10528,18 +10497,7 @@
           <w:sz w:val="16"/>
           <w:szCs w:val="16"/>
         </w:rPr>
-        <w:tab/>
-      </w:r>
-      <w:r>
-        <w:rPr>
-          <w:rFonts w:ascii="Arial Narrow" w:eastAsia="Arial Narrow" w:hAnsi="Arial Narrow" w:cs="Arial Narrow"/>
-          <w:b/>
-          <w:bCs/>
-          <w:color w:val="000000" w:themeColor="text1"/>
-          <w:sz w:val="16"/>
-          <w:szCs w:val="16"/>
-        </w:rPr>
-        <w:t xml:space="preserve">DECRETO SUPREMO 006-2026-JUS, TEXTO ÚNICO ORDENADO DE LA LEY 27444, LEY DEL PROCEDIMIENTO ADMINISTRATIVO GENERAL, publicado el 30 de abril de 2026</w:t>
+        <w:t xml:space="preserve">223.1 El reclamado deberá presentar la contestación de la reclamación dentro de los quince (15) días posteriores a la notificación de ésta; vencido este plazo, la Administración declarará en rebeldía al reclamado que no la hubiera presentado. La contestación deberá contener los requisitos de los escritos previstos en el artículo 113 de la presente Ley, así como la absolución de todos los asuntos controvertidos de hecho y de derecho, Las alegaciones y los hechos relevantes de la reclamación, salvo que hayan sido específicamente negadas en la contestación, se tendrán por aceptadas o merituadas como ciertas.</w:t>
       </w:r>
     </w:p>
     <w:p>
@@ -10553,75 +10511,55 @@
           <w:szCs w:val="16"/>
         </w:rPr>
       </w:pPr>
-      <w:r>
-        <w:rPr>
-          <w:rFonts w:ascii="Arial Narrow" w:eastAsia="Arial Narrow" w:hAnsi="Arial Narrow" w:cs="Arial Narrow"/>
-          <w:color w:val="000000" w:themeColor="text1"/>
+    </w:p>
+  </w:footnote>
+  <w:footnote w:id="14">
+    <w:p>
+      <w:pPr>
+        <w:tabs>
+          <w:tab w:val="left" w:pos="567"/>
+        </w:tabs>
+        <w:ind w:left="567" w:hanging="567"/>
+        <w:jc w:val="both"/>
+        <w:rPr>
+          <w:rFonts w:ascii="Arial Narrow" w:eastAsia="Arial Narrow" w:hAnsi="Arial Narrow" w:cs="Arial Narrow"/>
+          <w:b/>
+          <w:bCs/>
+          <w:sz w:val="16"/>
+          <w:szCs w:val="16"/>
+        </w:rPr>
+      </w:pPr>
+      <w:r>
+        <w:rPr>
+          <w:rStyle w:val="Refdenotaalpie"/>
+          <w:rFonts w:ascii="Arial Narrow" w:eastAsia="Arial Narrow" w:hAnsi="Arial Narrow" w:cs="Arial Narrow"/>
+          <w:sz w:val="16"/>
+          <w:szCs w:val="16"/>
+          <w:vertAlign w:val="superscript"/>
+        </w:rPr>
+        <w:footnoteRef/>
+      </w:r>
+      <w:r>
+        <w:rPr>
+          <w:rFonts w:ascii="Arial Narrow" w:eastAsia="Arial Narrow" w:hAnsi="Arial Narrow" w:cs="Arial Narrow"/>
           <w:sz w:val="16"/>
           <w:szCs w:val="16"/>
         </w:rPr>
         <w:tab/>
+        <w:t xml:space="preserve"/>
       </w:r>
       <w:r>
         <w:rPr>
           <w:rFonts w:ascii="Arial Narrow" w:eastAsia="Arial Narrow" w:hAnsi="Arial Narrow" w:cs="Arial Narrow"/>
           <w:b/>
           <w:bCs/>
-          <w:color w:val="000000" w:themeColor="text1"/>
-          <w:sz w:val="16"/>
-          <w:szCs w:val="16"/>
-        </w:rPr>
-        <w:t xml:space="preserve">Artículo 223.- Contestación de la reclamación</w:t>
-      </w:r>
-    </w:p>
-    <w:p>
-      <w:pPr>
-        <w:pStyle w:val="Textonotapie"/>
-        <w:ind w:left="567" w:hanging="567"/>
-        <w:jc w:val="both"/>
-        <w:rPr>
-          <w:rFonts w:ascii="Arial Narrow" w:eastAsia="Arial Narrow" w:hAnsi="Arial Narrow" w:cs="Arial Narrow"/>
-          <w:sz w:val="16"/>
-          <w:szCs w:val="16"/>
-        </w:rPr>
-      </w:pPr>
-      <w:r>
-        <w:rPr>
-          <w:rFonts w:ascii="Arial Narrow" w:eastAsia="Arial Narrow" w:hAnsi="Arial Narrow" w:cs="Arial Narrow"/>
-          <w:color w:val="000000" w:themeColor="text1"/>
-          <w:sz w:val="16"/>
-          <w:szCs w:val="16"/>
-        </w:rPr>
-        <w:tab/>
-      </w:r>
-      <w:r>
-        <w:rPr>
-          <w:rFonts w:ascii="Arial Narrow" w:eastAsia="Arial Narrow" w:hAnsi="Arial Narrow" w:cs="Arial Narrow"/>
-          <w:color w:val="000000" w:themeColor="text1"/>
-          <w:sz w:val="16"/>
-          <w:szCs w:val="16"/>
-        </w:rPr>
-        <w:t xml:space="preserve">223.1 El reclamado deberá presentar la contestación de la reclamación dentro de los quince (15) días posteriores a la notificación de ésta; vencido este plazo, la Administración declarará en rebeldía al reclamado que no la hubiera presentado. La contestación deberá contener los requisitos de los escritos previstos en el artículo 113 de la presente Ley, así como la absolución de todos los asuntos controvertidos de hecho y de derecho, Las alegaciones y los hechos relevantes de la reclamación, salvo que hayan sido específicamente negadas en la contestación, se tendrán por aceptadas o merituadas como ciertas.</w:t>
-      </w:r>
-    </w:p>
-    <w:p>
-      <w:pPr>
-        <w:pStyle w:val="Textonotapie"/>
-        <w:ind w:left="567" w:hanging="567"/>
-        <w:jc w:val="both"/>
-        <w:rPr>
-          <w:rFonts w:ascii="Arial Narrow" w:eastAsia="Arial Narrow" w:hAnsi="Arial Narrow" w:cs="Arial Narrow"/>
-          <w:sz w:val="16"/>
-          <w:szCs w:val="16"/>
-        </w:rPr>
-      </w:pPr>
-    </w:p>
-  </w:footnote>
-  <w:footnote w:id="13">
-    <w:p>
-      <w:pPr>
-        <w:ind w:left="567" w:hanging="567"/>
-        <w:jc w:val="both"/>
+          <w:sz w:val="16"/>
+          <w:szCs w:val="16"/>
+        </w:rPr>
+        <w:t xml:space="preserve">LEY 29571, CÓDIGO DE PROTECCIÓN Y DEFENSA DEL CONSUMIDOR, publicado el 2 de setiembre de 2010 y modificado por Decreto Legislativo </w:t>
+      </w:r>
+      <w:proofErr w:type="spellStart"/>
+      <w:r>
         <w:rPr>
           <w:rFonts w:ascii="Arial Narrow" w:eastAsia="Arial Narrow" w:hAnsi="Arial Narrow" w:cs="Arial Narrow"/>
           <w:b/>
@@ -10629,25 +10567,9 @@
           <w:sz w:val="16"/>
           <w:szCs w:val="16"/>
         </w:rPr>
-      </w:pPr>
-      <w:r>
-        <w:rPr>
-          <w:rStyle w:val="Refdenotaalpie"/>
-          <w:rFonts w:ascii="Arial Narrow" w:eastAsia="Arial Narrow" w:hAnsi="Arial Narrow" w:cs="Arial Narrow"/>
-          <w:sz w:val="16"/>
-          <w:szCs w:val="16"/>
-          <w:vertAlign w:val="superscript"/>
-        </w:rPr>
-        <w:footnoteRef/>
-      </w:r>
-      <w:r>
-        <w:rPr>
-          <w:rFonts w:ascii="Arial Narrow" w:eastAsia="Arial Narrow" w:hAnsi="Arial Narrow" w:cs="Arial Narrow"/>
-          <w:sz w:val="16"/>
-          <w:szCs w:val="16"/>
-        </w:rPr>
-        <w:t xml:space="preserve"> </w:t>
-      </w:r>
+        <w:t/>
+      </w:r>
+      <w:proofErr w:type="spellEnd"/>
       <w:r>
         <w:rPr>
           <w:rFonts w:ascii="Arial Narrow" w:eastAsia="Arial Narrow" w:hAnsi="Arial Narrow" w:cs="Arial Narrow"/>
@@ -10656,29 +10578,7 @@
           <w:sz w:val="16"/>
           <w:szCs w:val="16"/>
         </w:rPr>
-        <w:t xml:space="preserve">LEY 29571, CÓDIGO DE PROTECCIÓN Y DEFENSA DEL CONSUMIDOR, publicado el 2 de setiembre de 2010 y modificado por Decreto Legislativo </w:t>
-      </w:r>
-      <w:proofErr w:type="spellStart"/>
-      <w:r>
-        <w:rPr>
-          <w:rFonts w:ascii="Arial Narrow" w:eastAsia="Arial Narrow" w:hAnsi="Arial Narrow" w:cs="Arial Narrow"/>
-          <w:b/>
-          <w:bCs/>
-          <w:sz w:val="16"/>
-          <w:szCs w:val="16"/>
-        </w:rPr>
-        <w:t/>
-      </w:r>
-      <w:proofErr w:type="spellEnd"/>
-      <w:r>
-        <w:rPr>
-          <w:rFonts w:ascii="Arial Narrow" w:eastAsia="Arial Narrow" w:hAnsi="Arial Narrow" w:cs="Arial Narrow"/>
-          <w:b/>
-          <w:bCs/>
-          <w:sz w:val="16"/>
-          <w:szCs w:val="16"/>
-        </w:rPr>
-        <w:t xml:space="preserve"> 1308</w:t>
+        <w:t xml:space="preserve">1308</w:t>
       </w:r>
     </w:p>
     <w:p>
@@ -10793,17 +10693,6 @@
     </w:p>
     <w:p>
       <w:pPr>
-        <w:ind w:left="426"/>
-        <w:jc w:val="both"/>
-        <w:rPr>
-          <w:rFonts w:ascii="Arial Narrow" w:eastAsia="Arial Narrow" w:hAnsi="Arial Narrow" w:cs="Arial Narrow"/>
-          <w:sz w:val="16"/>
-          <w:szCs w:val="16"/>
-        </w:rPr>
-      </w:pPr>
-    </w:p>
-    <w:p>
-      <w:pPr>
         <w:ind w:left="567" w:hanging="426"/>
         <w:jc w:val="both"/>
         <w:rPr>
@@ -10824,17 +10713,6 @@
     </w:p>
     <w:p>
       <w:pPr>
-        <w:ind w:left="567" w:hanging="426"/>
-        <w:jc w:val="both"/>
-        <w:rPr>
-          <w:rFonts w:ascii="Arial Narrow" w:eastAsia="Arial Narrow" w:hAnsi="Arial Narrow" w:cs="Arial Narrow"/>
-          <w:sz w:val="16"/>
-          <w:szCs w:val="16"/>
-        </w:rPr>
-      </w:pPr>
-    </w:p>
-    <w:p>
-      <w:pPr>
         <w:ind w:left="567"/>
         <w:jc w:val="both"/>
         <w:rPr>
@@ -10887,7 +10765,7 @@
           <w:sz w:val="16"/>
           <w:szCs w:val="16"/>
         </w:rPr>
-        <w:t xml:space="preserve"> 27444, Ley del Procedimiento Administrativo General o la norma que la sustituya o complemente.</w:t>
+        <w:t xml:space="preserve">27444, Ley del Procedimiento Administrativo General o la norma que la sustituya o complemente.</w:t>
       </w:r>
     </w:p>
     <w:p>
@@ -10930,9 +10808,12 @@
       </w:pPr>
     </w:p>
   </w:footnote>
-  <w:footnote w:id="14">
-    <w:p>
-      <w:pPr>
+  <w:footnote w:id="15">
+    <w:p>
+      <w:pPr>
+        <w:tabs>
+          <w:tab w:val="left" w:pos="567"/>
+        </w:tabs>
         <w:ind w:left="567" w:hanging="567"/>
         <w:jc w:val="both"/>
         <w:rPr>
@@ -10990,7 +10871,7 @@
           <w:sz w:val="16"/>
           <w:szCs w:val="16"/>
         </w:rPr>
-        <w:t xml:space="preserve"> 1308</w:t>
+        <w:t xml:space="preserve">1308</w:t>
       </w:r>
     </w:p>
     <w:p>
@@ -11072,17 +10953,6 @@
         <w:tab/>
         <w:t>Las medidas correctivas complementarias pueden dictarse de oficio o a pedido de parte.</w:t>
       </w:r>
-    </w:p>
-    <w:p>
-      <w:pPr>
-        <w:ind w:left="567" w:hanging="567"/>
-        <w:jc w:val="both"/>
-        <w:rPr>
-          <w:rFonts w:ascii="Arial Narrow" w:eastAsia="Arial Narrow" w:hAnsi="Arial Narrow" w:cs="Arial Narrow"/>
-          <w:sz w:val="16"/>
-          <w:szCs w:val="16"/>
-        </w:rPr>
-      </w:pPr>
     </w:p>
     <w:p>
       <w:pPr>
@@ -11345,17 +11215,6 @@
     </w:p>
     <w:p>
       <w:pPr>
-        <w:ind w:left="567"/>
-        <w:jc w:val="both"/>
-        <w:rPr>
-          <w:rFonts w:ascii="Arial Narrow" w:eastAsia="Arial Narrow" w:hAnsi="Arial Narrow" w:cs="Arial Narrow"/>
-          <w:sz w:val="16"/>
-          <w:szCs w:val="16"/>
-        </w:rPr>
-      </w:pPr>
-    </w:p>
-    <w:p>
-      <w:pPr>
         <w:tabs>
           <w:tab w:val="left" w:pos="568"/>
         </w:tabs>
@@ -11396,17 +11255,6 @@
     </w:p>
     <w:p>
       <w:pPr>
-        <w:ind w:left="567" w:hanging="567"/>
-        <w:jc w:val="both"/>
-        <w:rPr>
-          <w:rFonts w:ascii="Arial Narrow" w:eastAsia="Arial Narrow" w:hAnsi="Arial Narrow" w:cs="Arial Narrow"/>
-          <w:sz w:val="16"/>
-          <w:szCs w:val="16"/>
-        </w:rPr>
-      </w:pPr>
-    </w:p>
-    <w:p>
-      <w:pPr>
         <w:ind w:left="1134" w:hanging="567"/>
         <w:jc w:val="both"/>
         <w:rPr>
@@ -11434,6 +11282,14 @@
           <w:szCs w:val="16"/>
         </w:rPr>
       </w:pPr>
+      <w:r>
+        <w:rPr>
+          <w:rFonts w:ascii="Arial Narrow" w:eastAsia="Arial Narrow" w:hAnsi="Arial Narrow" w:cs="Arial Narrow"/>
+          <w:sz w:val="16"/>
+          <w:szCs w:val="16"/>
+        </w:rPr>
+        <w:t>115.4 Corresponde al consumidor que solicita el dictado de la medida correctiva reparadora probar las consecuencias patrimoniales directas e inmediatas causadas por la comisión de la infracción administrativa.</w:t>
+      </w:r>
     </w:p>
     <w:p>
       <w:pPr>
@@ -11451,7 +11307,7 @@
           <w:sz w:val="16"/>
           <w:szCs w:val="16"/>
         </w:rPr>
-        <w:t>115.4 Corresponde al consumidor que solicita el dictado de la medida correctiva reparadora probar las consecuencias patrimoniales directas e inmediatas causadas por la comisión de la infracción administrativa.</w:t>
+        <w:t>115.5 Los bienes o montos objeto de medidas correctivas reparadoras son entregados por el proveedor directamente al consumidor que los reclama, salvo mandato distinto contenido en la resolución. Aquellos bienes o montos materia de una medida correctiva reparadora, que por algún motivo se encuentran en posesión del Indecopi y deban ser entregados a los consumidores beneficiados, son puestos a disposición de estos.</w:t>
       </w:r>
     </w:p>
     <w:p>
@@ -11464,47 +11320,6 @@
           <w:szCs w:val="16"/>
         </w:rPr>
       </w:pPr>
-    </w:p>
-    <w:p>
-      <w:pPr>
-        <w:ind w:left="1134" w:hanging="567"/>
-        <w:jc w:val="both"/>
-        <w:rPr>
-          <w:rFonts w:ascii="Arial Narrow" w:eastAsia="Arial Narrow" w:hAnsi="Arial Narrow" w:cs="Arial Narrow"/>
-          <w:sz w:val="16"/>
-          <w:szCs w:val="16"/>
-        </w:rPr>
-      </w:pPr>
-      <w:r>
-        <w:rPr>
-          <w:rFonts w:ascii="Arial Narrow" w:eastAsia="Arial Narrow" w:hAnsi="Arial Narrow" w:cs="Arial Narrow"/>
-          <w:sz w:val="16"/>
-          <w:szCs w:val="16"/>
-        </w:rPr>
-        <w:t>115.5 Los bienes o montos objeto de medidas correctivas reparadoras son entregados por el proveedor directamente al consumidor que los reclama, salvo mandato distinto contenido en la resolución. Aquellos bienes o montos materia de una medida correctiva reparadora, que por algún motivo se encuentran en posesión del Indecopi y deban ser entregados a los consumidores beneficiados, son puestos a disposición de estos.</w:t>
-      </w:r>
-    </w:p>
-    <w:p>
-      <w:pPr>
-        <w:ind w:left="1134" w:hanging="567"/>
-        <w:jc w:val="both"/>
-        <w:rPr>
-          <w:rFonts w:ascii="Arial Narrow" w:eastAsia="Arial Narrow" w:hAnsi="Arial Narrow" w:cs="Arial Narrow"/>
-          <w:sz w:val="16"/>
-          <w:szCs w:val="16"/>
-        </w:rPr>
-      </w:pPr>
-    </w:p>
-    <w:p>
-      <w:pPr>
-        <w:ind w:left="1134" w:hanging="567"/>
-        <w:jc w:val="both"/>
-        <w:rPr>
-          <w:rFonts w:ascii="Arial Narrow" w:eastAsia="Arial Narrow" w:hAnsi="Arial Narrow" w:cs="Arial Narrow"/>
-          <w:sz w:val="16"/>
-          <w:szCs w:val="16"/>
-        </w:rPr>
-      </w:pPr>
       <w:r>
         <w:rPr>
           <w:rFonts w:ascii="Arial Narrow" w:eastAsia="Arial Narrow" w:hAnsi="Arial Narrow" w:cs="Arial Narrow"/>
@@ -11513,17 +11328,6 @@
         </w:rPr>
         <w:t>115.6 El extremo de la resolución final que ordena el cumplimiento de una medida correctiva reparadora a favor del consumidor constituye título ejecutivo conforme con lo dispuesto en el artículo 688 del Código Procesal Civil, una vez que quedan consentidas o causan estado en la vía administrativa. La legitimidad para obrar en los procesos civiles de ejecución corresponde a los consumidores beneficiados con la medida correctiva reparadora.</w:t>
       </w:r>
-    </w:p>
-    <w:p>
-      <w:pPr>
-        <w:ind w:left="1134" w:hanging="567"/>
-        <w:jc w:val="both"/>
-        <w:rPr>
-          <w:rFonts w:ascii="Arial Narrow" w:eastAsia="Arial Narrow" w:hAnsi="Arial Narrow" w:cs="Arial Narrow"/>
-          <w:sz w:val="16"/>
-          <w:szCs w:val="16"/>
-        </w:rPr>
-      </w:pPr>
     </w:p>
     <w:p>
       <w:pPr>
@@ -11552,17 +11356,6 @@
         <w:tab/>
         <w:t>Las medidas correctivas reparadoras como mandatos dirigidos a resarcir las consecuencias patrimoniales directas e inmediatas originadas por la infracción buscan corregir la conducta infractora y no tienen naturaleza indemnizatoria; son dictadas sin perjuicio de la indemnización por los daños y perjuicios que el consumidor puede solicitar en la vía judicial o arbitral correspondiente. No obstante, se descuenta de la indemnización patrimonial aquella satisfacción patrimonial deducible que el consumidor haya recibido a consecuencia del dictado de una medida correctiva reparadora en sede administrativa.</w:t>
       </w:r>
-    </w:p>
-    <w:p>
-      <w:pPr>
-        <w:ind w:left="567"/>
-        <w:jc w:val="both"/>
-        <w:rPr>
-          <w:rFonts w:ascii="Arial Narrow" w:eastAsia="Arial Narrow" w:hAnsi="Arial Narrow" w:cs="Arial Narrow"/>
-          <w:sz w:val="16"/>
-          <w:szCs w:val="16"/>
-        </w:rPr>
-      </w:pPr>
     </w:p>
     <w:p>
       <w:pPr>
@@ -11828,24 +11621,6 @@
     </w:p>
     <w:p>
       <w:pPr>
-        <w:pBdr>
-          <w:top w:val="nil"/>
-          <w:left w:val="nil"/>
-          <w:bottom w:val="nil"/>
-          <w:right w:val="nil"/>
-          <w:between w:val="nil"/>
-        </w:pBdr>
-        <w:ind w:left="567"/>
-        <w:jc w:val="both"/>
-        <w:rPr>
-          <w:rFonts w:ascii="Arial Narrow" w:eastAsia="Arial Narrow" w:hAnsi="Arial Narrow" w:cs="Arial Narrow"/>
-          <w:sz w:val="16"/>
-          <w:szCs w:val="16"/>
-        </w:rPr>
-      </w:pPr>
-    </w:p>
-    <w:p>
-      <w:pPr>
         <w:numPr>
           <w:ilvl w:val="0"/>
           <w:numId w:val="6"/>
@@ -11939,24 +11714,6 @@
           <w:szCs w:val="16"/>
         </w:rPr>
       </w:pPr>
-    </w:p>
-    <w:p>
-      <w:pPr>
-        <w:pBdr>
-          <w:top w:val="nil"/>
-          <w:left w:val="nil"/>
-          <w:bottom w:val="nil"/>
-          <w:right w:val="nil"/>
-          <w:between w:val="nil"/>
-        </w:pBdr>
-        <w:ind w:left="567"/>
-        <w:jc w:val="both"/>
-        <w:rPr>
-          <w:rFonts w:ascii="Arial Narrow" w:eastAsia="Arial Narrow" w:hAnsi="Arial Narrow" w:cs="Arial Narrow"/>
-          <w:sz w:val="16"/>
-          <w:szCs w:val="16"/>
-        </w:rPr>
-      </w:pPr>
       <w:r>
         <w:rPr>
           <w:rFonts w:ascii="Arial Narrow" w:eastAsia="Arial Narrow" w:hAnsi="Arial Narrow" w:cs="Arial Narrow"/>
@@ -11978,7 +11735,59 @@
       </w:pPr>
     </w:p>
   </w:footnote>
-  <w:footnote w:id="15">
+  <w:footnote w:id="16">
+    <w:p>
+      <w:pPr>
+        <w:pStyle w:val="Textonotapie"/>
+        <w:tabs>
+          <w:tab w:val="left" w:pos="567"/>
+        </w:tabs>
+        <w:ind w:left="567" w:hanging="567"/>
+        <w:jc w:val="both"/>
+        <w:rPr>
+          <w:rFonts w:ascii="Arial Narrow" w:eastAsia="Arial Narrow" w:hAnsi="Arial Narrow" w:cs="Arial Narrow"/>
+          <w:b/>
+          <w:sz w:val="16"/>
+          <w:szCs w:val="16"/>
+        </w:rPr>
+      </w:pPr>
+      <w:r>
+        <w:rPr>
+          <w:rStyle w:val="Refdenotaalpie"/>
+          <w:rFonts w:ascii="Arial Narrow" w:eastAsia="Arial Narrow" w:hAnsi="Arial Narrow" w:cs="Arial Narrow"/>
+          <w:sz w:val="16"/>
+          <w:szCs w:val="16"/>
+          <w:vertAlign w:val="superscript"/>
+        </w:rPr>
+        <w:footnoteRef/>
+      </w:r>
+      <w:r>
+        <w:rPr>
+          <w:rFonts w:ascii="Arial Narrow" w:eastAsia="Arial Narrow" w:hAnsi="Arial Narrow" w:cs="Arial Narrow"/>
+          <w:sz w:val="16"/>
+          <w:szCs w:val="16"/>
+        </w:rPr>
+        <w:tab/>
+        <w:t xml:space="preserve"/>
+      </w:r>
+      <w:r>
+        <w:rPr>
+          <w:rFonts w:ascii="Arial Narrow" w:eastAsia="Arial Narrow" w:hAnsi="Arial Narrow" w:cs="Arial Narrow"/>
+          <w:sz w:val="16"/>
+          <w:szCs w:val="16"/>
+        </w:rPr>
+        <w:tab/>
+      </w:r>
+      <w:r>
+        <w:rPr>
+          <w:rFonts w:ascii="Arial Narrow" w:eastAsia="Arial Narrow" w:hAnsi="Arial Narrow" w:cs="Arial Narrow"/>
+          <w:b/>
+          <w:sz w:val="16"/>
+          <w:szCs w:val="16"/>
+        </w:rPr>
+        <w:t>LEY 29571, CÓDIGO DE PROTECCIÓN Y DEFENSA DEL CONSUMIDOR</w:t>
+      </w:r>
+    </w:p>
     <w:p>
       <w:pPr>
         <w:pStyle w:val="Textonotapie"/>
@@ -11993,38 +11802,13 @@
       </w:pPr>
       <w:r>
         <w:rPr>
-          <w:rStyle w:val="Refdenotaalpie"/>
-          <w:rFonts w:ascii="Arial Narrow" w:eastAsia="Arial Narrow" w:hAnsi="Arial Narrow" w:cs="Arial Narrow"/>
-          <w:sz w:val="16"/>
-          <w:szCs w:val="16"/>
-          <w:vertAlign w:val="superscript"/>
-        </w:rPr>
-        <w:footnoteRef/>
-      </w:r>
-      <w:r>
-        <w:rPr>
-          <w:rFonts w:ascii="Arial Narrow" w:eastAsia="Arial Narrow" w:hAnsi="Arial Narrow" w:cs="Arial Narrow"/>
-          <w:sz w:val="16"/>
-          <w:szCs w:val="16"/>
-        </w:rPr>
-        <w:t xml:space="preserve"> </w:t>
-      </w:r>
-      <w:r>
-        <w:rPr>
-          <w:rFonts w:ascii="Arial Narrow" w:eastAsia="Arial Narrow" w:hAnsi="Arial Narrow" w:cs="Arial Narrow"/>
+          <w:rFonts w:ascii="Arial Narrow" w:eastAsia="Arial Narrow" w:hAnsi="Arial Narrow" w:cs="Arial Narrow"/>
+          <w:b/>
           <w:sz w:val="16"/>
           <w:szCs w:val="16"/>
         </w:rPr>
         <w:tab/>
-      </w:r>
-      <w:r>
-        <w:rPr>
-          <w:rFonts w:ascii="Arial Narrow" w:eastAsia="Arial Narrow" w:hAnsi="Arial Narrow" w:cs="Arial Narrow"/>
-          <w:b/>
-          <w:sz w:val="16"/>
-          <w:szCs w:val="16"/>
-        </w:rPr>
-        <w:t>LEY 29571, CÓDIGO DE PROTECCIÓN Y DEFENSA DEL CONSUMIDOR</w:t>
+        <w:t>Artículo 112.- Criterios de graduación de las sanciones administrativas</w:t>
       </w:r>
     </w:p>
     <w:p>
@@ -12034,20 +11818,18 @@
         <w:jc w:val="both"/>
         <w:rPr>
           <w:rFonts w:ascii="Arial Narrow" w:eastAsia="Arial Narrow" w:hAnsi="Arial Narrow" w:cs="Arial Narrow"/>
-          <w:b/>
-          <w:sz w:val="16"/>
-          <w:szCs w:val="16"/>
-        </w:rPr>
-      </w:pPr>
-      <w:r>
-        <w:rPr>
-          <w:rFonts w:ascii="Arial Narrow" w:eastAsia="Arial Narrow" w:hAnsi="Arial Narrow" w:cs="Arial Narrow"/>
-          <w:b/>
+          <w:sz w:val="16"/>
+          <w:szCs w:val="16"/>
+        </w:rPr>
+      </w:pPr>
+      <w:r>
+        <w:rPr>
+          <w:rFonts w:ascii="Arial Narrow" w:eastAsia="Arial Narrow" w:hAnsi="Arial Narrow" w:cs="Arial Narrow"/>
           <w:sz w:val="16"/>
           <w:szCs w:val="16"/>
         </w:rPr>
         <w:tab/>
-        <w:t>Artículo 112.- Criterios de graduación de las sanciones administrativas</w:t>
+        <w:t>[…]</w:t>
       </w:r>
     </w:p>
     <w:p>
@@ -12068,7 +11850,7 @@
           <w:szCs w:val="16"/>
         </w:rPr>
         <w:tab/>
-        <w:t>[…]</w:t>
+        <w:t>Se consideran circunstancias atenuantes especiales, las siguientes:</w:t>
       </w:r>
     </w:p>
     <w:p>
@@ -12089,7 +11871,45 @@
           <w:szCs w:val="16"/>
         </w:rPr>
         <w:tab/>
-        <w:t>Se consideran circunstancias atenuantes especiales, las siguientes:</w:t>
+        <w:t>[…]</w:t>
+      </w:r>
+    </w:p>
+    <w:p>
+      <w:pPr>
+        <w:pStyle w:val="Textonotapie"/>
+        <w:ind w:left="567"/>
+        <w:jc w:val="both"/>
+        <w:rPr>
+          <w:rFonts w:ascii="Arial Narrow" w:eastAsia="Arial Narrow" w:hAnsi="Arial Narrow" w:cs="Arial Narrow"/>
+          <w:sz w:val="16"/>
+          <w:szCs w:val="16"/>
+        </w:rPr>
+      </w:pPr>
+      <w:r>
+        <w:rPr>
+          <w:rFonts w:ascii="Arial Narrow" w:eastAsia="Arial Narrow" w:hAnsi="Arial Narrow" w:cs="Arial Narrow"/>
+          <w:sz w:val="16"/>
+          <w:szCs w:val="16"/>
+        </w:rPr>
+        <w:t xml:space="preserve">3. En los procedimientos de oficio promovidos por una denuncia de parte, cuando el proveedor se allana a la denuncia presentada o reconoce las pretensiones en ella contenidas, se da por concluido el procedimiento </w:t>
+      </w:r>
+      <w:proofErr w:type="spellStart"/>
+      <w:r>
+        <w:rPr>
+          <w:rFonts w:ascii="Arial Narrow" w:eastAsia="Arial Narrow" w:hAnsi="Arial Narrow" w:cs="Arial Narrow"/>
+          <w:sz w:val="16"/>
+          <w:szCs w:val="16"/>
+        </w:rPr>
+        <w:t>liminarmente</w:t>
+      </w:r>
+      <w:proofErr w:type="spellEnd"/>
+      <w:r>
+        <w:rPr>
+          <w:rFonts w:ascii="Arial Narrow" w:eastAsia="Arial Narrow" w:hAnsi="Arial Narrow" w:cs="Arial Narrow"/>
+          <w:sz w:val="16"/>
+          <w:szCs w:val="16"/>
+        </w:rPr>
+        <w:t>, pudiendo imponerse una amonestación si el allanamiento o reconocimiento se realiza con la presentación de los descargos; caso contrario la sanción a imponer será pecuniaria. En aquellos casos en que el allanamiento o reconocimiento verse sobre controversias referidas a actos de discriminación, actos contrarios a la vida y a la salud y sustancias peligrosas, se considera como un atenuante pero la sanción a imponer será pecuniaria. En todos los supuestos de allanamiento y reconocimiento formulados con la presentación de los descargos, se exonera al denunciado del pago de los costos del procedimiento, pero no de las costas.</w:t>
       </w:r>
     </w:p>
     <w:p>
@@ -12099,23 +11919,93 @@
         <w:jc w:val="both"/>
         <w:rPr>
           <w:rFonts w:ascii="Arial Narrow" w:eastAsia="Arial Narrow" w:hAnsi="Arial Narrow" w:cs="Arial Narrow"/>
-          <w:sz w:val="16"/>
-          <w:szCs w:val="16"/>
-        </w:rPr>
-      </w:pPr>
-      <w:r>
-        <w:rPr>
-          <w:rFonts w:ascii="Arial Narrow" w:eastAsia="Arial Narrow" w:hAnsi="Arial Narrow" w:cs="Arial Narrow"/>
+          <w:b/>
+          <w:sz w:val="16"/>
+          <w:szCs w:val="16"/>
+        </w:rPr>
+      </w:pPr>
+    </w:p>
+  </w:footnote>
+  <w:footnote w:id="17">
+    <w:p>
+      <w:pPr>
+        <w:autoSpaceDE w:val="0"/>
+        <w:autoSpaceDN w:val="0"/>
+        <w:adjustRightInd w:val="0"/>
+        <w:tabs>
+          <w:tab w:val="left" w:pos="567"/>
+        </w:tabs>
+        <w:ind w:left="567" w:hanging="567"/>
+        <w:jc w:val="both"/>
+        <w:rPr>
+          <w:rFonts w:ascii="Arial Narrow" w:eastAsia="Arial Narrow" w:hAnsi="Arial Narrow" w:cs="Arial Narrow"/>
+          <w:b/>
+          <w:bCs/>
+          <w:sz w:val="16"/>
+          <w:szCs w:val="16"/>
+        </w:rPr>
+      </w:pPr>
+      <w:r>
+        <w:rPr>
+          <w:rStyle w:val="Refdenotaalpie"/>
+          <w:rFonts w:ascii="Arial Narrow" w:eastAsia="Arial Narrow" w:hAnsi="Arial Narrow" w:cs="Arial Narrow"/>
+          <w:b/>
+          <w:bCs/>
+          <w:sz w:val="16"/>
+          <w:szCs w:val="16"/>
+          <w:vertAlign w:val="superscript"/>
+        </w:rPr>
+        <w:footnoteRef/>
+      </w:r>
+      <w:r>
+        <w:rPr>
+          <w:rFonts w:ascii="Arial Narrow" w:eastAsia="Arial Narrow" w:hAnsi="Arial Narrow" w:cs="Arial Narrow"/>
+          <w:b/>
+          <w:bCs/>
           <w:sz w:val="16"/>
           <w:szCs w:val="16"/>
         </w:rPr>
         <w:tab/>
-        <w:t>[…]</w:t>
-      </w:r>
-    </w:p>
-    <w:p>
-      <w:pPr>
-        <w:pStyle w:val="Textonotapie"/>
+        <w:t xml:space="preserve"/>
+      </w:r>
+      <w:r>
+        <w:rPr>
+          <w:rFonts w:ascii="Arial Narrow" w:eastAsia="Arial Narrow" w:hAnsi="Arial Narrow" w:cs="Arial Narrow"/>
+          <w:b/>
+          <w:bCs/>
+          <w:sz w:val="16"/>
+          <w:szCs w:val="16"/>
+        </w:rPr>
+        <w:tab/>
+        <w:t xml:space="preserve">DECRETO LEGISLATIVO </w:t>
+      </w:r>
+      <w:proofErr w:type="spellStart"/>
+      <w:r>
+        <w:rPr>
+          <w:rFonts w:ascii="Arial Narrow" w:eastAsia="Arial Narrow" w:hAnsi="Arial Narrow" w:cs="Arial Narrow"/>
+          <w:b/>
+          <w:bCs/>
+          <w:sz w:val="16"/>
+          <w:szCs w:val="16"/>
+        </w:rPr>
+        <w:t/>
+      </w:r>
+      <w:proofErr w:type="spellEnd"/>
+      <w:r>
+        <w:rPr>
+          <w:rFonts w:ascii="Arial Narrow" w:eastAsia="Arial Narrow" w:hAnsi="Arial Narrow" w:cs="Arial Narrow"/>
+          <w:b/>
+          <w:bCs/>
+          <w:sz w:val="16"/>
+          <w:szCs w:val="16"/>
+        </w:rPr>
+        <w:t xml:space="preserve">807, LEY SOBRE FACULTADES, NORMAS Y ORGANIZACIÓN DEL INDECOPI FACULTADES DE LAS COMISIONES Y OFICINAS DEL INDECOPI.</w:t>
+      </w:r>
+    </w:p>
+    <w:p>
+      <w:pPr>
+        <w:pStyle w:val="NormalWeb"/>
+        <w:spacing w:after="0" w:line="240" w:lineRule="auto"/>
         <w:ind w:left="567"/>
         <w:jc w:val="both"/>
         <w:rPr>
@@ -12127,45 +12017,71 @@
       <w:r>
         <w:rPr>
           <w:rFonts w:ascii="Arial Narrow" w:eastAsia="Arial Narrow" w:hAnsi="Arial Narrow" w:cs="Arial Narrow"/>
-          <w:sz w:val="16"/>
-          <w:szCs w:val="16"/>
-        </w:rPr>
-        <w:t xml:space="preserve">3. En los procedimientos de oficio promovidos por una denuncia de parte, cuando el proveedor se allana a la denuncia presentada o reconoce las pretensiones en ella contenidas, se da por concluido el procedimiento </w:t>
-      </w:r>
-      <w:proofErr w:type="spellStart"/>
-      <w:r>
-        <w:rPr>
-          <w:rFonts w:ascii="Arial Narrow" w:eastAsia="Arial Narrow" w:hAnsi="Arial Narrow" w:cs="Arial Narrow"/>
-          <w:sz w:val="16"/>
-          <w:szCs w:val="16"/>
-        </w:rPr>
-        <w:t>liminarmente</w:t>
-      </w:r>
-      <w:proofErr w:type="spellEnd"/>
-      <w:r>
-        <w:rPr>
-          <w:rFonts w:ascii="Arial Narrow" w:eastAsia="Arial Narrow" w:hAnsi="Arial Narrow" w:cs="Arial Narrow"/>
-          <w:sz w:val="16"/>
-          <w:szCs w:val="16"/>
-        </w:rPr>
-        <w:t>, pudiendo imponerse una amonestación si el allanamiento o reconocimiento se realiza con la presentación de los descargos; caso contrario la sanción a imponer será pecuniaria. En aquellos casos en que el allanamiento o reconocimiento verse sobre controversias referidas a actos de discriminación, actos contrarios a la vida y a la salud y sustancias peligrosas, se considera como un atenuante pero la sanción a imponer será pecuniaria. En todos los supuestos de allanamiento y reconocimiento formulados con la presentación de los descargos, se exonera al denunciado del pago de los costos del procedimiento, pero no de las costas.</w:t>
-      </w:r>
-    </w:p>
-    <w:p>
-      <w:pPr>
-        <w:pStyle w:val="Textonotapie"/>
-        <w:ind w:left="567" w:hanging="567"/>
-        <w:jc w:val="both"/>
-        <w:rPr>
-          <w:rFonts w:ascii="Arial Narrow" w:eastAsia="Arial Narrow" w:hAnsi="Arial Narrow" w:cs="Arial Narrow"/>
-          <w:b/>
-          <w:sz w:val="16"/>
-          <w:szCs w:val="16"/>
-        </w:rPr>
-      </w:pPr>
-    </w:p>
-  </w:footnote>
-  <w:footnote w:id="16">
+          <w:b/>
+          <w:sz w:val="16"/>
+          <w:szCs w:val="16"/>
+        </w:rPr>
+        <w:t xml:space="preserve">Artículo 29.- </w:t>
+      </w:r>
+      <w:r>
+        <w:rPr>
+          <w:rFonts w:ascii="Arial Narrow" w:eastAsia="Arial Narrow" w:hAnsi="Arial Narrow" w:cs="Arial Narrow"/>
+          <w:bCs/>
+          <w:sz w:val="16"/>
+          <w:szCs w:val="16"/>
+        </w:rPr>
+        <w:t xml:space="preserve">En cualquier estado del procedimiento, e incluso antes de admitirse a trámite la denuncia, el </w:t>
+      </w:r>
+      <w:proofErr w:type="gramStart"/>
+      <w:r>
+        <w:rPr>
+          <w:rFonts w:ascii="Arial Narrow" w:eastAsia="Arial Narrow" w:hAnsi="Arial Narrow" w:cs="Arial Narrow"/>
+          <w:bCs/>
+          <w:sz w:val="16"/>
+          <w:szCs w:val="16"/>
+        </w:rPr>
+        <w:t>Secretario Técnico</w:t>
+      </w:r>
+      <w:proofErr w:type="gramEnd"/>
+      <w:r>
+        <w:rPr>
+          <w:rFonts w:ascii="Arial Narrow" w:eastAsia="Arial Narrow" w:hAnsi="Arial Narrow" w:cs="Arial Narrow"/>
+          <w:bCs/>
+          <w:sz w:val="16"/>
+          <w:szCs w:val="16"/>
+        </w:rPr>
+        <w:t xml:space="preserve"> podrá citar a las partes a audiencia de conciliación. La audiencia se desarrollará ante el </w:t>
+      </w:r>
+      <w:proofErr w:type="gramStart"/>
+      <w:r>
+        <w:rPr>
+          <w:rFonts w:ascii="Arial Narrow" w:eastAsia="Arial Narrow" w:hAnsi="Arial Narrow" w:cs="Arial Narrow"/>
+          <w:bCs/>
+          <w:sz w:val="16"/>
+          <w:szCs w:val="16"/>
+        </w:rPr>
+        <w:t>Secretario Técnico</w:t>
+      </w:r>
+      <w:proofErr w:type="gramEnd"/>
+      <w:r>
+        <w:rPr>
+          <w:rFonts w:ascii="Arial Narrow" w:eastAsia="Arial Narrow" w:hAnsi="Arial Narrow" w:cs="Arial Narrow"/>
+          <w:bCs/>
+          <w:sz w:val="16"/>
+          <w:szCs w:val="16"/>
+        </w:rPr>
+        <w:t xml:space="preserve"> o ante la persona que este designe. Si ambas partes arribaran a un acuerdo respecto de la denuncia, se levantará un acta donde conste el acuerdo respectivo, el mismo que tendrá efectos de transacción extrajudicial. En cualquier caso, la Comisión podrá </w:t>
+      </w:r>
+      <w:r>
+        <w:rPr>
+          <w:rFonts w:ascii="Arial Narrow" w:eastAsia="Arial Narrow" w:hAnsi="Arial Narrow" w:cs="Arial Narrow"/>
+          <w:bCs/>
+          <w:sz w:val="16"/>
+          <w:szCs w:val="16"/>
+        </w:rPr>
+        <w:t>continuar de oficio el procedimiento, si del análisis de los hechos denunciados considera que podría estarse afectando intereses de terceros.</w:t>
+      </w:r>
+    </w:p>
     <w:p>
       <w:pPr>
         <w:autoSpaceDE w:val="0"/>
@@ -12181,18 +12097,93 @@
           <w:szCs w:val="16"/>
         </w:rPr>
       </w:pPr>
+    </w:p>
+  </w:footnote>
+  <w:footnote w:id="18">
+    <w:p>
+      <w:pPr>
+        <w:pStyle w:val="Textonotapie"/>
+        <w:tabs>
+          <w:tab w:val="left" w:pos="567"/>
+        </w:tabs>
+        <w:ind w:left="567" w:hanging="567"/>
+        <w:jc w:val="both"/>
+        <w:rPr>
+          <w:rFonts w:ascii="Arial Narrow" w:eastAsia="Arial Narrow" w:hAnsi="Arial Narrow" w:cs="Arial Narrow"/>
+          <w:sz w:val="16"/>
+          <w:szCs w:val="16"/>
+        </w:rPr>
+      </w:pPr>
       <w:r>
         <w:rPr>
           <w:rStyle w:val="Refdenotaalpie"/>
           <w:rFonts w:ascii="Arial Narrow" w:eastAsia="Arial Narrow" w:hAnsi="Arial Narrow" w:cs="Arial Narrow"/>
+          <w:sz w:val="16"/>
+          <w:szCs w:val="16"/>
+          <w:vertAlign w:val="superscript"/>
+        </w:rPr>
+        <w:footnoteRef/>
+      </w:r>
+      <w:r>
+        <w:rPr>
+          <w:rFonts w:ascii="Arial Narrow" w:eastAsia="Arial Narrow" w:hAnsi="Arial Narrow" w:cs="Arial Narrow"/>
+          <w:sz w:val="16"/>
+          <w:szCs w:val="16"/>
+        </w:rPr>
+        <w:tab/>
+        <w:t xml:space="preserve"/>
+      </w:r>
+      <w:r>
+        <w:rPr>
+          <w:rFonts w:ascii="Arial Narrow" w:eastAsia="Arial Narrow" w:hAnsi="Arial Narrow" w:cs="Arial Narrow"/>
+          <w:sz w:val="16"/>
+          <w:szCs w:val="16"/>
+        </w:rPr>
+        <w:tab/>
+      </w:r>
+      <w:r>
+        <w:rPr>
+          <w:rFonts w:ascii="Arial Narrow" w:eastAsia="Arial Narrow" w:hAnsi="Arial Narrow" w:cs="Arial Narrow"/>
+          <w:b/>
+          <w:sz w:val="16"/>
+          <w:szCs w:val="16"/>
+        </w:rPr>
+        <w:t xml:space="preserve">TEXTO ÚNICO ORDENADO DE LA LEY DEL PROCEDIMIENTO ADMINISTRATIVO GENERAL, aprobado mediante DECRETO SUPREMO </w:t>
+      </w:r>
+      <w:proofErr w:type="spellStart"/>
+      <w:r>
+        <w:rPr>
+          <w:rFonts w:ascii="Arial Narrow" w:eastAsia="Arial Narrow" w:hAnsi="Arial Narrow" w:cs="Arial Narrow"/>
+          <w:b/>
+          <w:sz w:val="16"/>
+          <w:szCs w:val="16"/>
+        </w:rPr>
+        <w:t/>
+      </w:r>
+      <w:proofErr w:type="spellEnd"/>
+      <w:r>
+        <w:rPr>
+          <w:rFonts w:ascii="Arial Narrow" w:eastAsia="Arial Narrow" w:hAnsi="Arial Narrow" w:cs="Arial Narrow"/>
+          <w:b/>
+          <w:sz w:val="16"/>
+          <w:szCs w:val="16"/>
+        </w:rPr>
+        <w:t xml:space="preserve">006-2026-JUS y publicado el 30 de abril de 2026</w:t>
+      </w:r>
+    </w:p>
+    <w:p>
+      <w:pPr>
+        <w:pStyle w:val="Textonotapie"/>
+        <w:ind w:left="1134" w:hanging="567"/>
+        <w:jc w:val="both"/>
+        <w:rPr>
+          <w:rFonts w:ascii="Arial Narrow" w:eastAsia="Arial Narrow" w:hAnsi="Arial Narrow" w:cs="Arial Narrow"/>
           <w:b/>
           <w:bCs/>
           <w:sz w:val="16"/>
           <w:szCs w:val="16"/>
-          <w:vertAlign w:val="superscript"/>
-        </w:rPr>
-        <w:footnoteRef/>
-      </w:r>
+        </w:rPr>
+      </w:pPr>
       <w:r>
         <w:rPr>
           <w:rFonts w:ascii="Arial Narrow" w:eastAsia="Arial Narrow" w:hAnsi="Arial Narrow" w:cs="Arial Narrow"/>
@@ -12201,140 +12192,86 @@
           <w:sz w:val="16"/>
           <w:szCs w:val="16"/>
         </w:rPr>
-        <w:t xml:space="preserve"> </w:t>
-      </w:r>
-      <w:r>
-        <w:rPr>
-          <w:rFonts w:ascii="Arial Narrow" w:eastAsia="Arial Narrow" w:hAnsi="Arial Narrow" w:cs="Arial Narrow"/>
-          <w:b/>
-          <w:bCs/>
+        <w:t>Artículo 20.- Modalidades de notificación</w:t>
+      </w:r>
+    </w:p>
+    <w:p>
+      <w:pPr>
+        <w:pStyle w:val="Textonotapie"/>
+        <w:ind w:left="1134" w:hanging="567"/>
+        <w:jc w:val="both"/>
+        <w:rPr>
+          <w:rFonts w:ascii="Arial Narrow" w:eastAsia="Arial Narrow" w:hAnsi="Arial Narrow" w:cs="Arial Narrow"/>
+          <w:sz w:val="16"/>
+          <w:szCs w:val="16"/>
+        </w:rPr>
+      </w:pPr>
+      <w:r>
+        <w:rPr>
+          <w:rFonts w:ascii="Arial Narrow" w:eastAsia="Arial Narrow" w:hAnsi="Arial Narrow" w:cs="Arial Narrow"/>
+          <w:sz w:val="16"/>
+          <w:szCs w:val="16"/>
+        </w:rPr>
+        <w:t xml:space="preserve">20.4. </w:t>
+      </w:r>
+      <w:r>
+        <w:rPr>
+          <w:rFonts w:ascii="Arial Narrow" w:eastAsia="Arial Narrow" w:hAnsi="Arial Narrow" w:cs="Arial Narrow"/>
           <w:sz w:val="16"/>
           <w:szCs w:val="16"/>
         </w:rPr>
         <w:tab/>
-        <w:t xml:space="preserve">DECRETO LEGISLATIVO </w:t>
-      </w:r>
-      <w:proofErr w:type="spellStart"/>
-      <w:r>
-        <w:rPr>
-          <w:rFonts w:ascii="Arial Narrow" w:eastAsia="Arial Narrow" w:hAnsi="Arial Narrow" w:cs="Arial Narrow"/>
-          <w:b/>
-          <w:bCs/>
-          <w:sz w:val="16"/>
-          <w:szCs w:val="16"/>
-        </w:rPr>
-        <w:t/>
-      </w:r>
-      <w:proofErr w:type="spellEnd"/>
-      <w:r>
-        <w:rPr>
-          <w:rFonts w:ascii="Arial Narrow" w:eastAsia="Arial Narrow" w:hAnsi="Arial Narrow" w:cs="Arial Narrow"/>
-          <w:b/>
-          <w:bCs/>
-          <w:sz w:val="16"/>
-          <w:szCs w:val="16"/>
-        </w:rPr>
-        <w:t xml:space="preserve"> 807, LEY SOBRE FACULTADES, NORMAS Y ORGANIZACIÓN DEL INDECOPI FACULTADES DE LAS COMISIONES Y OFICINAS DEL INDECOPI.</w:t>
-      </w:r>
-    </w:p>
-    <w:p>
-      <w:pPr>
-        <w:pStyle w:val="NormalWeb"/>
-        <w:spacing w:after="0" w:line="240" w:lineRule="auto"/>
-        <w:ind w:left="567"/>
-        <w:jc w:val="both"/>
-        <w:rPr>
-          <w:rFonts w:ascii="Arial Narrow" w:eastAsia="Arial Narrow" w:hAnsi="Arial Narrow" w:cs="Arial Narrow"/>
-          <w:sz w:val="16"/>
-          <w:szCs w:val="16"/>
-        </w:rPr>
-      </w:pPr>
-      <w:r>
-        <w:rPr>
-          <w:rFonts w:ascii="Arial Narrow" w:eastAsia="Arial Narrow" w:hAnsi="Arial Narrow" w:cs="Arial Narrow"/>
-          <w:b/>
-          <w:sz w:val="16"/>
-          <w:szCs w:val="16"/>
-        </w:rPr>
-        <w:t xml:space="preserve">Artículo 29.- </w:t>
-      </w:r>
-      <w:r>
-        <w:rPr>
-          <w:rFonts w:ascii="Arial Narrow" w:eastAsia="Arial Narrow" w:hAnsi="Arial Narrow" w:cs="Arial Narrow"/>
-          <w:bCs/>
-          <w:sz w:val="16"/>
-          <w:szCs w:val="16"/>
-        </w:rPr>
-        <w:t xml:space="preserve">En cualquier estado del procedimiento, e incluso antes de admitirse a trámite la denuncia, el </w:t>
-      </w:r>
-      <w:proofErr w:type="gramStart"/>
-      <w:r>
-        <w:rPr>
-          <w:rFonts w:ascii="Arial Narrow" w:eastAsia="Arial Narrow" w:hAnsi="Arial Narrow" w:cs="Arial Narrow"/>
-          <w:bCs/>
-          <w:sz w:val="16"/>
-          <w:szCs w:val="16"/>
-        </w:rPr>
-        <w:t>Secretario Técnico</w:t>
-      </w:r>
-      <w:proofErr w:type="gramEnd"/>
-      <w:r>
-        <w:rPr>
-          <w:rFonts w:ascii="Arial Narrow" w:eastAsia="Arial Narrow" w:hAnsi="Arial Narrow" w:cs="Arial Narrow"/>
-          <w:bCs/>
-          <w:sz w:val="16"/>
-          <w:szCs w:val="16"/>
-        </w:rPr>
-        <w:t xml:space="preserve"> podrá citar a las partes a audiencia de conciliación. La audiencia se desarrollará ante el </w:t>
-      </w:r>
-      <w:proofErr w:type="gramStart"/>
-      <w:r>
-        <w:rPr>
-          <w:rFonts w:ascii="Arial Narrow" w:eastAsia="Arial Narrow" w:hAnsi="Arial Narrow" w:cs="Arial Narrow"/>
-          <w:bCs/>
-          <w:sz w:val="16"/>
-          <w:szCs w:val="16"/>
-        </w:rPr>
-        <w:t>Secretario Técnico</w:t>
-      </w:r>
-      <w:proofErr w:type="gramEnd"/>
-      <w:r>
-        <w:rPr>
-          <w:rFonts w:ascii="Arial Narrow" w:eastAsia="Arial Narrow" w:hAnsi="Arial Narrow" w:cs="Arial Narrow"/>
-          <w:bCs/>
-          <w:sz w:val="16"/>
-          <w:szCs w:val="16"/>
-        </w:rPr>
-        <w:t xml:space="preserve"> o ante la persona que este designe. Si ambas partes arribaran a un acuerdo respecto de la denuncia, se levantará un acta donde conste el acuerdo respectivo, el mismo que tendrá efectos de transacción extrajudicial. En cualquier caso, la Comisión podrá </w:t>
-      </w:r>
-      <w:r>
-        <w:rPr>
-          <w:rFonts w:ascii="Arial Narrow" w:eastAsia="Arial Narrow" w:hAnsi="Arial Narrow" w:cs="Arial Narrow"/>
-          <w:bCs/>
-          <w:sz w:val="16"/>
-          <w:szCs w:val="16"/>
-        </w:rPr>
-        <w:t>continuar de oficio el procedimiento, si del análisis de los hechos denunciados considera que podría estarse afectando intereses de terceros.</w:t>
-      </w:r>
-    </w:p>
-    <w:p>
-      <w:pPr>
-        <w:autoSpaceDE w:val="0"/>
-        <w:autoSpaceDN w:val="0"/>
-        <w:adjustRightInd w:val="0"/>
-        <w:ind w:left="567" w:hanging="567"/>
-        <w:jc w:val="both"/>
-        <w:rPr>
-          <w:rFonts w:ascii="Arial Narrow" w:eastAsia="Arial Narrow" w:hAnsi="Arial Narrow" w:cs="Arial Narrow"/>
-          <w:b/>
-          <w:bCs/>
-          <w:sz w:val="16"/>
-          <w:szCs w:val="16"/>
-        </w:rPr>
-      </w:pPr>
-    </w:p>
-  </w:footnote>
-  <w:footnote w:id="17">
+        <w:t>El administrado interesado o afectado por el acto que hubiera consignado en su escrito alguna dirección electrónica que conste en el expediente puede ser notificado a través de ese medio siempre que haya dado su autorización expresa para ello. Para este caso no es de aplicación el orden de prelación dispuesto en el numeral 20.1.</w:t>
+      </w:r>
+    </w:p>
+    <w:p>
+      <w:pPr>
+        <w:pStyle w:val="Textonotapie"/>
+        <w:ind w:left="1134"/>
+        <w:jc w:val="both"/>
+        <w:rPr>
+          <w:rFonts w:ascii="Arial Narrow" w:eastAsia="Arial Narrow" w:hAnsi="Arial Narrow" w:cs="Arial Narrow"/>
+          <w:sz w:val="16"/>
+          <w:szCs w:val="16"/>
+        </w:rPr>
+      </w:pPr>
+      <w:r>
+        <w:rPr>
+          <w:rFonts w:ascii="Arial Narrow" w:eastAsia="Arial Narrow" w:hAnsi="Arial Narrow" w:cs="Arial Narrow"/>
+          <w:sz w:val="16"/>
+          <w:szCs w:val="16"/>
+        </w:rPr>
+        <w:t>La notificación dirigida a la dirección de correo electrónico señalada por el administrado se entiende válidamente efectuada cuando la entidad reciba la respuesta de recepción de la dirección electrónica señalada por el administrado o esta sea generada en forma automática por una plataforma tecnológica o sistema informático que garantice que la notificación ha sido efectuada. La notificación surte efectos el día que conste haber sido recibida, conforme lo previsto en el numeral</w:t>
+      </w:r>
+      <w:r>
+        <w:rPr>
+          <w:rFonts w:ascii="Arial Narrow" w:eastAsia="Arial Narrow" w:hAnsi="Arial Narrow" w:cs="Arial Narrow"/>
+          <w:sz w:val="16"/>
+          <w:szCs w:val="16"/>
+        </w:rPr>
+        <w:t xml:space="preserve"> 2 del artículo 25. </w:t>
+      </w:r>
+    </w:p>
+    <w:p>
+      <w:pPr>
+        <w:pStyle w:val="Textonotapie"/>
+        <w:ind w:left="1134"/>
+        <w:jc w:val="both"/>
+        <w:rPr>
+          <w:rFonts w:ascii="Arial Narrow" w:eastAsia="Arial Narrow" w:hAnsi="Arial Narrow" w:cs="Arial Narrow"/>
+          <w:sz w:val="16"/>
+          <w:szCs w:val="16"/>
+        </w:rPr>
+      </w:pPr>
+      <w:r>
+        <w:rPr>
+          <w:rFonts w:ascii="Arial Narrow" w:eastAsia="Arial Narrow" w:hAnsi="Arial Narrow" w:cs="Arial Narrow"/>
+          <w:sz w:val="16"/>
+          <w:szCs w:val="16"/>
+        </w:rPr>
+        <w:t>En caso de no recibirse respuesta automática de recepción en un plazo máximo de dos (2) días hábiles contados desde el día siguiente de efectuado el acto de notificación vía correo electrónico, se procede a notificar por cédula conforme al inciso 20.1.1, volviéndose a computar el plazo establecido en el numeral 24.1 del artículo 24.</w:t>
+      </w:r>
+    </w:p>
     <w:p>
       <w:pPr>
         <w:pStyle w:val="Textonotapie"/>
@@ -12342,358 +12279,6 @@
         <w:jc w:val="both"/>
         <w:rPr>
           <w:rFonts w:ascii="Arial Narrow" w:eastAsia="Arial Narrow" w:hAnsi="Arial Narrow" w:cs="Arial Narrow"/>
-          <w:sz w:val="16"/>
-          <w:szCs w:val="16"/>
-        </w:rPr>
-      </w:pPr>
-      <w:r>
-        <w:rPr>
-          <w:rStyle w:val="Refdenotaalpie"/>
-          <w:rFonts w:ascii="Arial Narrow" w:eastAsia="Arial Narrow" w:hAnsi="Arial Narrow" w:cs="Arial Narrow"/>
-          <w:sz w:val="16"/>
-          <w:szCs w:val="16"/>
-          <w:vertAlign w:val="superscript"/>
-        </w:rPr>
-        <w:footnoteRef/>
-      </w:r>
-      <w:r>
-        <w:rPr>
-          <w:rFonts w:ascii="Arial Narrow" w:eastAsia="Arial Narrow" w:hAnsi="Arial Narrow" w:cs="Arial Narrow"/>
-          <w:sz w:val="16"/>
-          <w:szCs w:val="16"/>
-        </w:rPr>
-        <w:t xml:space="preserve"> </w:t>
-      </w:r>
-      <w:r>
-        <w:rPr>
-          <w:rFonts w:ascii="Arial Narrow" w:eastAsia="Arial Narrow" w:hAnsi="Arial Narrow" w:cs="Arial Narrow"/>
-          <w:sz w:val="16"/>
-          <w:szCs w:val="16"/>
-        </w:rPr>
-        <w:tab/>
-      </w:r>
-      <w:r>
-        <w:rPr>
-          <w:rFonts w:ascii="Arial Narrow" w:eastAsia="Arial Narrow" w:hAnsi="Arial Narrow" w:cs="Arial Narrow"/>
-          <w:b/>
-          <w:sz w:val="16"/>
-          <w:szCs w:val="16"/>
-        </w:rPr>
-        <w:t xml:space="preserve">TEXTO ÚNICO ORDENADO DE LA LEY DEL PROCEDIMIENTO ADMINISTRATIVO GENERAL, aprobado mediante DECRETO SUPREMO </w:t>
-      </w:r>
-      <w:proofErr w:type="spellStart"/>
-      <w:r>
-        <w:rPr>
-          <w:rFonts w:ascii="Arial Narrow" w:eastAsia="Arial Narrow" w:hAnsi="Arial Narrow" w:cs="Arial Narrow"/>
-          <w:b/>
-          <w:sz w:val="16"/>
-          <w:szCs w:val="16"/>
-        </w:rPr>
-        <w:t/>
-      </w:r>
-      <w:proofErr w:type="spellEnd"/>
-      <w:r>
-        <w:rPr>
-          <w:rFonts w:ascii="Arial Narrow" w:eastAsia="Arial Narrow" w:hAnsi="Arial Narrow" w:cs="Arial Narrow"/>
-          <w:b/>
-          <w:sz w:val="16"/>
-          <w:szCs w:val="16"/>
-        </w:rPr>
-        <w:t xml:space="preserve"> 006-2026-JUS y publicado el 30 de abril de 2026</w:t>
-      </w:r>
-    </w:p>
-    <w:p>
-      <w:pPr>
-        <w:pStyle w:val="Textonotapie"/>
-        <w:ind w:left="1134" w:hanging="567"/>
-        <w:jc w:val="both"/>
-        <w:rPr>
-          <w:rFonts w:ascii="Arial Narrow" w:eastAsia="Arial Narrow" w:hAnsi="Arial Narrow" w:cs="Arial Narrow"/>
-          <w:b/>
-          <w:bCs/>
-          <w:sz w:val="16"/>
-          <w:szCs w:val="16"/>
-        </w:rPr>
-      </w:pPr>
-      <w:r>
-        <w:rPr>
-          <w:rFonts w:ascii="Arial Narrow" w:eastAsia="Arial Narrow" w:hAnsi="Arial Narrow" w:cs="Arial Narrow"/>
-          <w:b/>
-          <w:bCs/>
-          <w:sz w:val="16"/>
-          <w:szCs w:val="16"/>
-        </w:rPr>
-        <w:t>Artículo 20.- Modalidades de notificación</w:t>
-      </w:r>
-    </w:p>
-    <w:p>
-      <w:pPr>
-        <w:pStyle w:val="Textonotapie"/>
-        <w:ind w:left="1134" w:hanging="567"/>
-        <w:jc w:val="both"/>
-        <w:rPr>
-          <w:rFonts w:ascii="Arial Narrow" w:eastAsia="Arial Narrow" w:hAnsi="Arial Narrow" w:cs="Arial Narrow"/>
-          <w:sz w:val="16"/>
-          <w:szCs w:val="16"/>
-        </w:rPr>
-      </w:pPr>
-      <w:r>
-        <w:rPr>
-          <w:rFonts w:ascii="Arial Narrow" w:eastAsia="Arial Narrow" w:hAnsi="Arial Narrow" w:cs="Arial Narrow"/>
-          <w:sz w:val="16"/>
-          <w:szCs w:val="16"/>
-        </w:rPr>
-        <w:t xml:space="preserve">20.4. </w:t>
-      </w:r>
-      <w:r>
-        <w:rPr>
-          <w:rFonts w:ascii="Arial Narrow" w:eastAsia="Arial Narrow" w:hAnsi="Arial Narrow" w:cs="Arial Narrow"/>
-          <w:sz w:val="16"/>
-          <w:szCs w:val="16"/>
-        </w:rPr>
-        <w:tab/>
-        <w:t>El administrado interesado o afectado por el acto que hubiera consignado en su escrito alguna dirección electrónica que conste en el expediente puede ser notificado a través de ese medio siempre que haya dado su autorización expresa para ello. Para este caso no es de aplicación el orden de prelación dispuesto en el numeral 20.1.</w:t>
-      </w:r>
-    </w:p>
-    <w:p>
-      <w:pPr>
-        <w:pStyle w:val="Textonotapie"/>
-        <w:ind w:left="1134"/>
-        <w:jc w:val="both"/>
-        <w:rPr>
-          <w:rFonts w:ascii="Arial Narrow" w:eastAsia="Arial Narrow" w:hAnsi="Arial Narrow" w:cs="Arial Narrow"/>
-          <w:sz w:val="16"/>
-          <w:szCs w:val="16"/>
-        </w:rPr>
-      </w:pPr>
-      <w:r>
-        <w:rPr>
-          <w:rFonts w:ascii="Arial Narrow" w:eastAsia="Arial Narrow" w:hAnsi="Arial Narrow" w:cs="Arial Narrow"/>
-          <w:sz w:val="16"/>
-          <w:szCs w:val="16"/>
-        </w:rPr>
-        <w:t>La notificación dirigida a la dirección de correo electrónico señalada por el administrado se entiende válidamente efectuada cuando la entidad reciba la respuesta de recepción de la dirección electrónica señalada por el administrado o esta sea generada en forma automática por una plataforma tecnológica o sistema informático que garantice que la notificación ha sido efectuada. La notificación surte efectos el día que conste haber sido recibida, conforme lo previsto en el numeral</w:t>
-      </w:r>
-      <w:r>
-        <w:rPr>
-          <w:rFonts w:ascii="Arial Narrow" w:eastAsia="Arial Narrow" w:hAnsi="Arial Narrow" w:cs="Arial Narrow"/>
-          <w:sz w:val="16"/>
-          <w:szCs w:val="16"/>
-        </w:rPr>
-        <w:t xml:space="preserve"> 2 del artículo 25. </w:t>
-      </w:r>
-    </w:p>
-    <w:p>
-      <w:pPr>
-        <w:pStyle w:val="Textonotapie"/>
-        <w:ind w:left="1134"/>
-        <w:jc w:val="both"/>
-        <w:rPr>
-          <w:rFonts w:ascii="Arial Narrow" w:eastAsia="Arial Narrow" w:hAnsi="Arial Narrow" w:cs="Arial Narrow"/>
-          <w:sz w:val="16"/>
-          <w:szCs w:val="16"/>
-        </w:rPr>
-      </w:pPr>
-      <w:r>
-        <w:rPr>
-          <w:rFonts w:ascii="Arial Narrow" w:eastAsia="Arial Narrow" w:hAnsi="Arial Narrow" w:cs="Arial Narrow"/>
-          <w:sz w:val="16"/>
-          <w:szCs w:val="16"/>
-        </w:rPr>
-        <w:t>En caso de no recibirse respuesta automática de recepción en un plazo máximo de dos (2) días hábiles contados desde el día siguiente de efectuado el acto de notificación vía correo electrónico, se procede a notificar por cédula conforme al inciso 20.1.1, volviéndose a computar el plazo establecido en el numeral 24.1 del artículo 24.</w:t>
-      </w:r>
-    </w:p>
-    <w:p>
-      <w:pPr>
-        <w:pStyle w:val="Textonotapie"/>
-        <w:ind w:left="567" w:hanging="567"/>
-        <w:jc w:val="both"/>
-        <w:rPr>
-          <w:rFonts w:ascii="Arial Narrow" w:eastAsia="Arial Narrow" w:hAnsi="Arial Narrow" w:cs="Arial Narrow"/>
-          <w:sz w:val="16"/>
-          <w:szCs w:val="16"/>
-        </w:rPr>
-      </w:pPr>
-    </w:p>
-  </w:footnote>
-  <w:footnote w:id="12">
-    <w:p>
-      <w:pPr>
-        <w:pStyle w:val="Textonotapie"/>
-        <w:ind w:left="567" w:hanging="567"/>
-        <w:jc w:val="both"/>
-        <w:rPr>
-          <w:rFonts w:ascii="Arial Narrow" w:eastAsia="Arial Narrow" w:hAnsi="Arial Narrow" w:cs="Arial Narrow"/>
-          <w:b/>
-          <w:bCs/>
-          <w:sz w:val="16"/>
-          <w:szCs w:val="16"/>
-        </w:rPr>
-      </w:pPr>
-      <w:r>
-        <w:rPr>
-          <w:rStyle w:val="Refdenotaalpie"/>
-          <w:rFonts w:ascii="Arial Narrow" w:eastAsia="Arial Narrow" w:hAnsi="Arial Narrow" w:cs="Arial Narrow"/>
-          <w:sz w:val="16"/>
-          <w:szCs w:val="16"/>
-          <w:vertAlign w:val="superscript"/>
-        </w:rPr>
-        <w:footnoteRef/>
-      </w:r>
-      <w:r>
-        <w:rPr>
-          <w:rFonts w:ascii="Arial Narrow" w:eastAsia="Arial Narrow" w:hAnsi="Arial Narrow" w:cs="Arial Narrow"/>
-          <w:b/>
-          <w:bCs/>
-          <w:sz w:val="16"/>
-          <w:szCs w:val="16"/>
-        </w:rPr>
-        <w:t xml:space="preserve"> </w:t>
-      </w:r>
-      <w:r>
-        <w:rPr>
-          <w:rFonts w:ascii="Arial Narrow" w:eastAsia="Arial Narrow" w:hAnsi="Arial Narrow" w:cs="Arial Narrow"/>
-          <w:sz w:val="16"/>
-          <w:szCs w:val="16"/>
-        </w:rPr>
-        <w:t xml:space="preserve"> </w:t>
-      </w:r>
-      <w:r>
-        <w:rPr>
-          <w:rFonts w:ascii="Arial Narrow" w:eastAsia="Arial Narrow" w:hAnsi="Arial Narrow" w:cs="Arial Narrow"/>
-          <w:sz w:val="16"/>
-          <w:szCs w:val="16"/>
-        </w:rPr>
-        <w:tab/>
-      </w:r>
-      <w:r>
-        <w:rPr>
-          <w:rFonts w:ascii="Arial Narrow" w:eastAsia="Arial Narrow" w:hAnsi="Arial Narrow" w:cs="Arial Narrow"/>
-          <w:b/>
-          <w:bCs/>
-          <w:sz w:val="16"/>
-          <w:szCs w:val="16"/>
-        </w:rPr>
-        <w:t xml:space="preserve">TEXTO ÚNICO ORDENADO DE LA LEY </w:t>
-      </w:r>
-      <w:proofErr w:type="spellStart"/>
-      <w:r>
-        <w:rPr>
-          <w:rFonts w:ascii="Arial Narrow" w:eastAsia="Arial Narrow" w:hAnsi="Arial Narrow" w:cs="Arial Narrow"/>
-          <w:b/>
-          <w:bCs/>
-          <w:sz w:val="16"/>
-          <w:szCs w:val="16"/>
-        </w:rPr>
-        <w:t/>
-      </w:r>
-      <w:proofErr w:type="spellEnd"/>
-      <w:r>
-        <w:rPr>
-          <w:rFonts w:ascii="Arial Narrow" w:eastAsia="Arial Narrow" w:hAnsi="Arial Narrow" w:cs="Arial Narrow"/>
-          <w:b/>
-          <w:bCs/>
-          <w:sz w:val="16"/>
-          <w:szCs w:val="16"/>
-        </w:rPr>
-        <w:t xml:space="preserve"> 27444, LEY DE PROCEDIMIENTO ADMINISTRATIVO GENERAL, aprobado por el Decreto Supremo </w:t>
-      </w:r>
-      <w:proofErr w:type="spellStart"/>
-      <w:r>
-        <w:rPr>
-          <w:rFonts w:ascii="Arial Narrow" w:eastAsia="Arial Narrow" w:hAnsi="Arial Narrow" w:cs="Arial Narrow"/>
-          <w:b/>
-          <w:bCs/>
-          <w:sz w:val="16"/>
-          <w:szCs w:val="16"/>
-        </w:rPr>
-        <w:t/>
-      </w:r>
-      <w:proofErr w:type="spellEnd"/>
-      <w:r>
-        <w:rPr>
-          <w:rFonts w:ascii="Arial Narrow" w:eastAsia="Arial Narrow" w:hAnsi="Arial Narrow" w:cs="Arial Narrow"/>
-          <w:b/>
-          <w:bCs/>
-          <w:sz w:val="16"/>
-          <w:szCs w:val="16"/>
-        </w:rPr>
-        <w:t xml:space="preserve"> 006-2026-JUS</w:t>
-      </w:r>
-    </w:p>
-    <w:p>
-      <w:pPr>
-        <w:pStyle w:val="Textonotapie"/>
-        <w:ind w:firstLine="567"/>
-        <w:jc w:val="both"/>
-        <w:rPr>
-          <w:rFonts w:ascii="Arial Narrow" w:eastAsia="Arial Narrow" w:hAnsi="Arial Narrow" w:cs="Arial Narrow"/>
-          <w:b/>
-          <w:bCs/>
-          <w:sz w:val="16"/>
-          <w:szCs w:val="16"/>
-        </w:rPr>
-      </w:pPr>
-      <w:r>
-        <w:rPr>
-          <w:rFonts w:ascii="Arial Narrow" w:eastAsia="Arial Narrow" w:hAnsi="Arial Narrow" w:cs="Arial Narrow"/>
-          <w:b/>
-          <w:bCs/>
-          <w:sz w:val="16"/>
-          <w:szCs w:val="16"/>
-        </w:rPr>
-        <w:t>233.- Contestación de la reclamación</w:t>
-      </w:r>
-    </w:p>
-    <w:p>
-      <w:pPr>
-        <w:pStyle w:val="Textonotapie"/>
-        <w:ind w:firstLine="567"/>
-        <w:jc w:val="both"/>
-        <w:rPr>
-          <w:rFonts w:ascii="Arial Narrow" w:eastAsia="Arial Narrow" w:hAnsi="Arial Narrow" w:cs="Arial Narrow"/>
-          <w:sz w:val="16"/>
-          <w:szCs w:val="16"/>
-        </w:rPr>
-      </w:pPr>
-      <w:r>
-        <w:rPr>
-          <w:rFonts w:ascii="Arial Narrow" w:eastAsia="Arial Narrow" w:hAnsi="Arial Narrow" w:cs="Arial Narrow"/>
-          <w:sz w:val="16"/>
-          <w:szCs w:val="16"/>
-        </w:rPr>
-        <w:t>233.1 “(…) Las alegaciones y los hechos relevantes de la reclamación, salvo que hayan sido específicamente negadas en la contestación,</w:t>
-      </w:r>
-    </w:p>
-    <w:p>
-      <w:pPr>
-        <w:pStyle w:val="Textonotapie"/>
-        <w:ind w:firstLine="567"/>
-        <w:jc w:val="both"/>
-        <w:rPr>
-          <w:rFonts w:ascii="Arial Narrow" w:eastAsia="Arial Narrow" w:hAnsi="Arial Narrow" w:cs="Arial Narrow"/>
-          <w:sz w:val="16"/>
-          <w:szCs w:val="16"/>
-        </w:rPr>
-      </w:pPr>
-      <w:r>
-        <w:rPr>
-          <w:rFonts w:ascii="Arial Narrow" w:eastAsia="Arial Narrow" w:hAnsi="Arial Narrow" w:cs="Arial Narrow"/>
-          <w:sz w:val="16"/>
-          <w:szCs w:val="16"/>
-        </w:rPr>
-        <w:t>se tendrán por aceptadas o merituadas como ciertas”.</w:t>
-      </w:r>
-    </w:p>
-    <w:p>
-      <w:pPr>
-        <w:pStyle w:val="Textonotapie"/>
-        <w:ind w:left="567" w:hanging="567"/>
-        <w:jc w:val="both"/>
-        <w:rPr>
-          <w:rFonts w:ascii="Arial Narrow" w:eastAsia="Arial Narrow" w:hAnsi="Arial Narrow" w:cs="Arial Narrow"/>
-          <w:b/>
-          <w:bCs/>
           <w:sz w:val="16"/>
           <w:szCs w:val="16"/>
         </w:rPr>

--- a/plantillas_maestras/01_seguro_vehicular/negativa_cobertura/2_o_mas_ddos_varios/varon/TPL_1257_2025_SEGURO_VEHICULAR_NEGATIVA_COBERTURA_ASEGURADORA_VARON_R199.docx
+++ b/plantillas_maestras/01_seguro_vehicular/negativa_cobertura/2_o_mas_ddos_varios/varon/TPL_1257_2025_SEGURO_VEHICULAR_NEGATIVA_COBERTURA_ASEGURADORA_VARON_R199.docx
@@ -459,6 +459,7 @@
     </w:p>
     <w:p>
       <w:pPr>
+        <w:spacing w:before="0" w:after="0" w:line="240" w:lineRule="auto"/>
         <w:jc w:val="both"/>
         <w:rPr>
           <w:rFonts w:ascii="Arial Narrow" w:eastAsia="Arial Narrow" w:hAnsi="Arial Narrow" w:cs="Arial Narrow"/>
@@ -618,6 +619,7 @@
     </w:p>
     <w:p>
       <w:pPr>
+        <w:spacing w:before="0" w:after="0" w:line="240" w:lineRule="auto"/>
         <w:pBdr>
           <w:top w:val="nil"/>
           <w:left w:val="nil"/>
@@ -885,6 +887,7 @@
     </w:p>
     <w:p>
       <w:pPr>
+        <w:spacing w:before="0" w:after="0" w:line="240" w:lineRule="auto"/>
         <w:pBdr>
           <w:top w:val="nil"/>
           <w:left w:val="nil"/>
@@ -1042,6 +1045,7 @@
     </w:p>
     <w:p>
       <w:pPr>
+        <w:spacing w:before="0" w:after="0" w:line="240" w:lineRule="auto"/>
         <w:pBdr>
           <w:top w:val="nil"/>
           <w:left w:val="nil"/>
@@ -1144,6 +1148,7 @@
     </w:p>
     <w:p>
       <w:pPr>
+        <w:spacing w:before="0" w:after="0" w:line="240" w:lineRule="auto"/>
         <w:pBdr>
           <w:top w:val="nil"/>
           <w:left w:val="nil"/>
@@ -1329,6 +1334,7 @@
     </w:p>
     <w:p>
       <w:pPr>
+        <w:spacing w:before="0" w:after="0" w:line="240" w:lineRule="auto"/>
         <w:pBdr>
           <w:top w:val="nil"/>
           <w:left w:val="nil"/>
@@ -1449,6 +1455,7 @@
     </w:p>
     <w:p>
       <w:pPr>
+        <w:spacing w:before="0" w:after="0" w:line="240" w:lineRule="auto"/>
         <w:pBdr>
           <w:top w:val="nil"/>
           <w:left w:val="nil"/>
@@ -1564,6 +1571,7 @@
     <w:p>
       <w:pPr>
         <w:pStyle w:val="Prrafodelista"/>
+        <w:spacing w:before="0" w:after="0" w:line="240" w:lineRule="auto"/>
         <w:rPr>
           <w:rFonts w:ascii="Arial Narrow" w:eastAsia="Arial Narrow" w:hAnsi="Arial Narrow" w:cs="Arial Narrow"/>
           <w:sz w:val="22"/>
@@ -1722,6 +1730,7 @@
     </w:p>
     <w:p>
       <w:pPr>
+        <w:spacing w:before="0" w:after="0" w:line="240" w:lineRule="auto"/>
         <w:pBdr>
           <w:top w:val="nil"/>
           <w:left w:val="nil"/>
@@ -1817,6 +1826,7 @@
     <w:p>
       <w:pPr>
         <w:pStyle w:val="Prrafodelista"/>
+        <w:spacing w:before="0" w:after="0" w:line="240" w:lineRule="auto"/>
         <w:rPr>
           <w:rFonts w:ascii="Arial Narrow" w:eastAsia="Arial Narrow" w:hAnsi="Arial Narrow" w:cs="Arial Narrow"/>
           <w:sz w:val="22"/>
@@ -2002,6 +2012,7 @@
     <w:p>
       <w:pPr>
         <w:pStyle w:val="Prrafodelista"/>
+        <w:spacing w:before="0" w:after="0" w:line="240" w:lineRule="auto"/>
         <w:rPr>
           <w:rFonts w:ascii="Arial Narrow" w:eastAsia="Arial Narrow" w:hAnsi="Arial Narrow" w:cs="Arial Narrow"/>
           <w:sz w:val="22"/>
@@ -2129,6 +2140,7 @@
     </w:p>
     <w:p>
       <w:pPr>
+        <w:spacing w:before="0" w:after="0" w:line="240" w:lineRule="auto"/>
         <w:pBdr>
           <w:top w:val="nil"/>
           <w:left w:val="nil"/>
@@ -2249,6 +2261,7 @@
     </w:p>
     <w:p>
       <w:pPr>
+        <w:spacing w:before="0" w:after="0" w:line="240" w:lineRule="auto"/>
         <w:pBdr>
           <w:top w:val="nil"/>
           <w:left w:val="nil"/>
@@ -2435,6 +2448,7 @@
     </w:p>
     <w:p>
       <w:pPr>
+        <w:spacing w:before="0" w:after="0" w:line="240" w:lineRule="auto"/>
         <w:pBdr>
           <w:top w:val="nil"/>
           <w:left w:val="nil"/>
@@ -2479,6 +2493,7 @@
     <w:p>
       <w:pPr>
         <w:pStyle w:val="Prrafodelista"/>
+        <w:spacing w:before="0" w:after="0" w:line="240" w:lineRule="auto"/>
         <w:ind w:left="567"/>
         <w:jc w:val="both"/>
         <w:rPr>
@@ -2579,6 +2594,7 @@
     <w:p>
       <w:pPr>
         <w:pStyle w:val="Prrafodelista"/>
+        <w:spacing w:before="0" w:after="0" w:line="240" w:lineRule="auto"/>
         <w:ind w:left="567"/>
         <w:jc w:val="both"/>
         <w:rPr>
@@ -2615,6 +2631,7 @@
     <w:p>
       <w:pPr>
         <w:pStyle w:val="Prrafodelista"/>
+        <w:spacing w:before="0" w:after="0" w:line="240" w:lineRule="auto"/>
         <w:jc w:val="both"/>
         <w:rPr>
           <w:rFonts w:ascii="Arial Narrow" w:eastAsia="Arial Narrow" w:hAnsi="Arial Narrow" w:cs="Arial Narrow"/>
@@ -2684,7 +2701,7 @@
     <w:p>
       <w:pPr>
         <w:pStyle w:val="NormalWeb"/>
-        <w:spacing w:after="0" w:line="240" w:lineRule="auto"/>
+        <w:spacing w:before="0" w:after="0" w:line="240" w:lineRule="auto"/>
         <w:jc w:val="both"/>
         <w:rPr>
           <w:rFonts w:ascii="Arial Narrow" w:eastAsia="Arial Narrow" w:hAnsi="Arial Narrow" w:cs="Arial Narrow"/>
@@ -2732,7 +2749,7 @@
     <w:p>
       <w:pPr>
         <w:pStyle w:val="NormalWeb"/>
-        <w:spacing w:after="0" w:line="240" w:lineRule="auto"/>
+        <w:spacing w:before="0" w:after="0" w:line="240" w:lineRule="auto"/>
         <w:ind w:left="2268" w:hanging="567"/>
         <w:jc w:val="both"/>
         <w:rPr>
@@ -2789,7 +2806,7 @@
     <w:p>
       <w:pPr>
         <w:pStyle w:val="NormalWeb"/>
-        <w:spacing w:after="0" w:line="240" w:lineRule="auto"/>
+        <w:spacing w:before="0" w:after="0" w:line="240" w:lineRule="auto"/>
         <w:ind w:left="2268" w:hanging="567"/>
         <w:jc w:val="both"/>
         <w:rPr>
@@ -2846,7 +2863,7 @@
     <w:p>
       <w:pPr>
         <w:pStyle w:val="NormalWeb"/>
-        <w:spacing w:after="0" w:line="240" w:lineRule="auto"/>
+        <w:spacing w:before="0" w:after="0" w:line="240" w:lineRule="auto"/>
         <w:ind w:left="2268" w:hanging="708"/>
         <w:jc w:val="both"/>
         <w:rPr>
@@ -2900,7 +2917,7 @@
     <w:p>
       <w:pPr>
         <w:pStyle w:val="NormalWeb"/>
-        <w:spacing w:after="0" w:line="240" w:lineRule="auto"/>
+        <w:spacing w:before="0" w:after="0" w:line="240" w:lineRule="auto"/>
         <w:ind w:left="2268"/>
         <w:jc w:val="both"/>
         <w:rPr>
@@ -2950,6 +2967,7 @@
     </w:p>
     <w:p>
       <w:pPr>
+        <w:spacing w:before="0" w:after="0" w:line="240" w:lineRule="auto"/>
         <w:ind w:left="567" w:hanging="567"/>
         <w:jc w:val="both"/>
         <w:rPr>
@@ -2996,6 +3014,7 @@
     </w:p>
     <w:p>
       <w:pPr>
+        <w:spacing w:before="0" w:after="0" w:line="240" w:lineRule="auto"/>
         <w:ind w:left="567" w:hanging="567"/>
         <w:jc w:val="both"/>
         <w:rPr>
@@ -3173,6 +3192,7 @@
     <w:p>
       <w:pPr>
         <w:pStyle w:val="Prrafodelista"/>
+        <w:spacing w:before="0" w:after="0" w:line="240" w:lineRule="auto"/>
         <w:ind w:left="567"/>
         <w:jc w:val="both"/>
         <w:rPr>
@@ -3249,6 +3269,7 @@
     </w:p>
     <w:p>
       <w:pPr>
+        <w:spacing w:before="0" w:after="0" w:line="240" w:lineRule="auto"/>
         <w:jc w:val="both"/>
         <w:rPr>
           <w:rFonts w:ascii="Arial Narrow" w:eastAsia="Arial Narrow" w:hAnsi="Arial Narrow" w:cs="Arial Narrow"/>
@@ -3502,6 +3523,7 @@
     <w:p>
       <w:pPr>
         <w:pStyle w:val="Prrafodelista"/>
+        <w:spacing w:before="0" w:after="0" w:line="240" w:lineRule="auto"/>
         <w:ind w:left="567"/>
         <w:jc w:val="both"/>
         <w:rPr>
@@ -3563,6 +3585,7 @@
     <w:p>
       <w:pPr>
         <w:pStyle w:val="Prrafodelista"/>
+        <w:spacing w:before="0" w:after="0" w:line="240" w:lineRule="auto"/>
         <w:ind w:left="567"/>
         <w:jc w:val="both"/>
         <w:rPr>
@@ -3626,6 +3649,7 @@
     </w:p>
     <w:p>
       <w:pPr>
+        <w:spacing w:before="0" w:after="0" w:line="240" w:lineRule="auto"/>
         <w:jc w:val="both"/>
         <w:rPr>
           <w:rFonts w:ascii="Arial Narrow" w:eastAsia="Arial Narrow" w:hAnsi="Arial Narrow" w:cs="Arial Narrow"/>
@@ -3670,6 +3694,7 @@
     </w:p>
     <w:p>
       <w:pPr>
+        <w:spacing w:before="0" w:after="0" w:line="240" w:lineRule="auto"/>
         <w:jc w:val="both"/>
         <w:rPr>
           <w:rFonts w:ascii="Arial Narrow" w:eastAsia="Arial Narrow" w:hAnsi="Arial Narrow" w:cs="Arial Narrow"/>
@@ -3855,6 +3880,7 @@
     </w:p>
     <w:p>
       <w:pPr>
+        <w:spacing w:before="0" w:after="0" w:line="240" w:lineRule="auto"/>
         <w:jc w:val="both"/>
         <w:rPr>
           <w:rFonts w:ascii="Arial Narrow" w:eastAsia="Arial Narrow" w:hAnsi="Arial Narrow" w:cs="Arial Narrow"/>
@@ -4086,6 +4112,7 @@
     <w:p>
       <w:pPr>
         <w:pStyle w:val="Prrafodelista"/>
+        <w:spacing w:before="0" w:after="0" w:line="240" w:lineRule="auto"/>
         <w:ind w:left="567"/>
         <w:jc w:val="both"/>
         <w:rPr>
@@ -4121,6 +4148,7 @@
     </w:p>
     <w:p>
       <w:pPr>
+        <w:spacing w:before="0" w:after="0" w:line="240" w:lineRule="auto"/>
         <w:pBdr>
           <w:top w:val="nil"/>
           <w:left w:val="nil"/>
@@ -4171,6 +4199,7 @@
     </w:p>
     <w:p>
       <w:pPr>
+        <w:spacing w:before="0" w:after="0" w:line="240" w:lineRule="auto"/>
         <w:pBdr>
           <w:top w:val="nil"/>
           <w:left w:val="nil"/>
@@ -4417,6 +4446,7 @@
     </w:p>
     <w:p>
       <w:pPr>
+        <w:spacing w:before="0" w:after="0" w:line="240" w:lineRule="auto"/>
         <w:jc w:val="both"/>
         <w:rPr>
           <w:rFonts w:ascii="Arial Narrow" w:eastAsia="Arial Narrow" w:hAnsi="Arial Narrow" w:cs="Arial Narrow"/>
@@ -4459,6 +4489,7 @@
     </w:p>
     <w:p>
       <w:pPr>
+        <w:spacing w:before="0" w:after="0" w:line="240" w:lineRule="auto"/>
         <w:pBdr>
           <w:top w:val="nil"/>
           <w:left w:val="nil"/>
@@ -4718,6 +4749,7 @@
     </w:p>
     <w:p>
       <w:pPr>
+        <w:spacing w:before="0" w:after="0" w:line="240" w:lineRule="auto"/>
         <w:jc w:val="both"/>
         <w:rPr>
           <w:rFonts w:ascii="Arial Narrow" w:eastAsia="Arial Narrow" w:hAnsi="Arial Narrow" w:cs="Arial Narrow"/>
@@ -4875,6 +4907,7 @@
     </w:p>
     <w:p>
       <w:pPr>
+        <w:spacing w:before="0" w:after="0" w:line="240" w:lineRule="auto"/>
         <w:jc w:val="both"/>
         <w:rPr>
           <w:rStyle w:val="normaltextrun"/>
@@ -5028,6 +5061,7 @@
     </w:p>
     <w:p>
       <w:pPr>
+        <w:spacing w:before="0" w:after="0" w:line="240" w:lineRule="auto"/>
         <w:pBdr>
           <w:top w:val="nil"/>
           <w:left w:val="nil"/>
@@ -5261,6 +5295,7 @@
     </w:p>
     <w:p>
       <w:pPr>
+        <w:spacing w:before="0" w:after="0" w:line="240" w:lineRule="auto"/>
         <w:pBdr>
           <w:top w:val="nil"/>
           <w:left w:val="nil"/>
@@ -5364,6 +5399,7 @@
     </w:p>
     <w:p>
       <w:pPr>
+        <w:spacing w:before="0" w:after="0" w:line="240" w:lineRule="auto"/>
         <w:jc w:val="both"/>
         <w:rPr>
           <w:rFonts w:ascii="Arial Narrow" w:eastAsia="Arial Narrow" w:hAnsi="Arial Narrow" w:cs="Arial Narrow"/>
@@ -5456,6 +5492,7 @@
     <w:bookmarkEnd w:id="5"/>
     <w:p>
       <w:pPr>
+        <w:spacing w:before="0" w:after="0" w:line="240" w:lineRule="auto"/>
         <w:autoSpaceDE w:val="0"/>
         <w:autoSpaceDN w:val="0"/>
         <w:adjustRightInd w:val="0"/>
@@ -5493,6 +5530,7 @@
     </w:p>
     <w:p>
       <w:pPr>
+        <w:spacing w:before="0" w:after="0" w:line="240" w:lineRule="auto"/>
         <w:widowControl w:val="0"/>
         <w:ind w:left="567" w:hanging="567"/>
         <w:jc w:val="both"/>
@@ -5530,6 +5568,7 @@
     </w:p>
     <w:p>
       <w:pPr>
+        <w:spacing w:before="0" w:after="0" w:line="240" w:lineRule="auto"/>
         <w:widowControl w:val="0"/>
         <w:ind w:left="567"/>
         <w:jc w:val="both"/>
@@ -5566,6 +5605,7 @@
     </w:p>
     <w:p>
       <w:pPr>
+        <w:spacing w:before="0" w:after="0" w:line="240" w:lineRule="auto"/>
         <w:widowControl w:val="0"/>
         <w:ind w:left="567"/>
         <w:jc w:val="both"/>
@@ -5603,6 +5643,7 @@
     </w:p>
     <w:p>
       <w:pPr>
+        <w:spacing w:before="0" w:after="0" w:line="240" w:lineRule="auto"/>
         <w:widowControl w:val="0"/>
         <w:ind w:left="567"/>
         <w:jc w:val="both"/>
@@ -5724,6 +5765,7 @@
     <w:bookmarkEnd w:id="6"/>
     <w:p>
       <w:pPr>
+        <w:spacing w:before="0" w:after="0" w:line="240" w:lineRule="auto"/>
         <w:jc w:val="both"/>
         <w:rPr>
           <w:rFonts w:ascii="Arial Narrow" w:eastAsia="Arial Narrow" w:hAnsi="Arial Narrow" w:cs="Arial Narrow"/>
@@ -5812,7 +5854,29 @@
     </w:p>
     <w:p>
       <w:pPr>
-        <w:jc w:val="both"/>
+        <w:spacing w:before="0" w:after="0" w:line="240" w:lineRule="auto"/>
+        <w:jc w:val="both"/>
+        <w:rPr>
+          <w:rFonts w:ascii="Arial Narrow" w:eastAsia="Arial Narrow" w:hAnsi="Arial Narrow" w:cs="Arial Narrow"/>
+          <w:b/>
+          <w:bCs/>
+          <w:sz w:val="22"/>
+          <w:szCs w:val="22"/>
+          <w:lang w:eastAsia="es-ES"/>
+        </w:rPr>
+      </w:pPr>
+    </w:p>
+    <w:p>
+      <w:pPr>
+        <w:jc w:val="both"/>
+        <w:rPr>
+          <w:rFonts w:ascii="Arial Narrow" w:eastAsia="Arial Narrow" w:hAnsi="Arial Narrow" w:cs="Arial Narrow"/>
+          <w:sz w:val="22"/>
+          <w:szCs w:val="22"/>
+          <w:lang w:val="es-ES" w:eastAsia="es-ES"/>
+        </w:rPr>
+      </w:pPr>
+      <w:r>
         <w:rPr>
           <w:rFonts w:ascii="Arial Narrow" w:eastAsia="Arial Narrow" w:hAnsi="Arial Narrow" w:cs="Arial Narrow"/>
           <w:b/>
@@ -5822,40 +5886,139 @@
           <w:szCs w:val="22"/>
           <w:lang w:eastAsia="es-ES"/>
         </w:rPr>
-      </w:pPr>
-    </w:p>
-    <w:p>
-      <w:pPr>
-        <w:jc w:val="both"/>
-        <w:rPr>
-          <w:rFonts w:ascii="Arial Narrow" w:eastAsia="Arial Narrow" w:hAnsi="Arial Narrow" w:cs="Arial Narrow"/>
+        <w:t>SEXTO</w:t>
+      </w:r>
+      <w:r>
+        <w:rPr>
+          <w:rFonts w:ascii="Arial Narrow" w:eastAsia="Arial Narrow" w:hAnsi="Arial Narrow" w:cs="Arial Narrow"/>
+          <w:bCs/>
           <w:sz w:val="22"/>
           <w:szCs w:val="22"/>
           <w:lang w:val="es-ES" w:eastAsia="es-ES"/>
         </w:rPr>
-      </w:pPr>
-      <w:r>
-        <w:rPr>
-          <w:rFonts w:ascii="Arial Narrow" w:eastAsia="Arial Narrow" w:hAnsi="Arial Narrow" w:cs="Arial Narrow"/>
-          <w:b/>
-          <w:bCs/>
-          <w:spacing w:val="-2"/>
+        <w:t>:</w:t>
+      </w:r>
+      <w:r>
+        <w:rPr>
+          <w:rFonts w:ascii="Arial Narrow" w:eastAsia="Arial Narrow" w:hAnsi="Arial Narrow" w:cs="Arial Narrow"/>
+          <w:sz w:val="22"/>
+          <w:szCs w:val="22"/>
+          <w:lang w:val="es-ES" w:eastAsia="es-ES"/>
+        </w:rPr>
+        <w:t xml:space="preserve"> </w:t>
+      </w:r>
+      <w:r>
+        <w:rPr>
+          <w:rFonts w:ascii="Arial Narrow" w:eastAsia="Arial Narrow" w:hAnsi="Arial Narrow" w:cs="Arial Narrow"/>
+          <w:sz w:val="22"/>
+          <w:szCs w:val="22"/>
+          <w:lang w:val="es-ES" w:eastAsia="es-ES"/>
+        </w:rPr>
+        <w:t xml:space="preserve">requerir </w:t>
+      </w:r>
+      <w:r>
+        <w:rPr>
+          <w:rFonts w:ascii="Arial Narrow" w:eastAsia="Arial Narrow" w:hAnsi="Arial Narrow" w:cs="Arial Narrow"/>
+          <w:sz w:val="22"/>
+          <w:szCs w:val="22"/>
+          <w:lang w:val="es-ES" w:eastAsia="es-ES"/>
+        </w:rPr>
+        <w:t xml:space="preserve">a </w:t>
+      </w:r>
+      <w:r>
+        <w:rPr>
+          <w:rFonts w:ascii="Arial Narrow" w:eastAsia="Arial Narrow" w:hAnsi="Arial Narrow" w:cs="Arial Narrow"/>
+          <w:spacing w:val="-3"/>
+          <w:sz w:val="22"/>
+          <w:szCs w:val="22"/>
+        </w:rPr>
+        <w:t>Rímac Seguros y Reaseguros S.A.</w:t>
+      </w:r>
+      <w:r>
+        <w:rPr>
+          <w:rStyle w:val="normaltextrun"/>
+          <w:rFonts w:ascii="Arial Narrow" w:eastAsia="Arial Narrow" w:hAnsi="Arial Narrow" w:cs="Arial Narrow"/>
+          <w:sz w:val="22"/>
+          <w:szCs w:val="22"/>
+          <w:shd w:val="clear" w:color="auto" w:fill="FFFFFF"/>
+        </w:rPr>
+        <w:t>,</w:t>
+      </w:r>
+      <w:r>
+        <w:rPr>
+          <w:rFonts w:ascii="Arial Narrow" w:eastAsia="Arial Narrow" w:hAnsi="Arial Narrow" w:cs="Arial Narrow"/>
+          <w:sz w:val="22"/>
+          <w:szCs w:val="22"/>
+          <w:lang w:val="es-ES" w:eastAsia="es-ES"/>
+        </w:rPr>
+        <w:t xml:space="preserve"> </w:t>
+      </w:r>
+      <w:r>
+        <w:rPr>
+          <w:rFonts w:ascii="Arial Narrow" w:eastAsia="Arial Narrow" w:hAnsi="Arial Narrow" w:cs="Arial Narrow"/>
+          <w:sz w:val="22"/>
+          <w:szCs w:val="22"/>
+          <w:lang w:val="es-ES" w:eastAsia="es-ES"/>
+        </w:rPr>
+        <w:t>que, en un plazo no mayor de cinco (5) días hábiles contado a partir del día siguiente de la notificación de la presente resolución, cumpla con lo siguiente:</w:t>
+      </w:r>
+      <w:r>
+        <w:rPr>
+          <w:rFonts w:ascii="Arial Narrow" w:eastAsia="Arial Narrow" w:hAnsi="Arial Narrow" w:cs="Arial Narrow"/>
+          <w:sz w:val="22"/>
+          <w:szCs w:val="22"/>
+          <w:lang w:val="es-ES" w:eastAsia="es-ES"/>
+        </w:rPr>
+        <w:t xml:space="preserve"> </w:t>
+      </w:r>
+      <w:r>
+        <w:rPr>
+          <w:rFonts w:ascii="Arial Narrow" w:eastAsia="Arial Narrow" w:hAnsi="Arial Narrow" w:cs="Arial Narrow"/>
+          <w:sz w:val="22"/>
+          <w:szCs w:val="22"/>
+          <w:lang w:val="es-ES" w:eastAsia="es-ES"/>
+        </w:rPr>
+        <w:t xml:space="preserve">(i) presentar una copia completa, legible y debidamente suscrita de la Póliza </w:t>
+      </w:r>
+      <w:proofErr w:type="spellStart"/>
+      <w:r>
+        <w:rPr>
+          <w:rFonts w:ascii="Arial Narrow" w:eastAsia="Arial Narrow" w:hAnsi="Arial Narrow" w:cs="Arial Narrow"/>
+          <w:sz w:val="22"/>
+          <w:szCs w:val="22"/>
+          <w:lang w:val="es-ES" w:eastAsia="es-ES"/>
+        </w:rPr>
+        <w:t/>
+      </w:r>
+      <w:proofErr w:type="spellEnd"/>
+      <w:r>
+        <w:rPr>
+          <w:rFonts w:ascii="Arial Narrow" w:eastAsia="Arial Narrow" w:hAnsi="Arial Narrow" w:cs="Arial Narrow"/>
+          <w:sz w:val="22"/>
+          <w:szCs w:val="22"/>
+          <w:lang w:val="es-ES" w:eastAsia="es-ES"/>
+        </w:rPr>
+        <w:t xml:space="preserve"> </w:t>
+      </w:r>
+      <w:r>
+        <w:rPr>
+          <w:rFonts w:ascii="Arial Narrow" w:eastAsia="Arial Narrow" w:hAnsi="Arial Narrow" w:cs="Arial Narrow"/>
           <w:sz w:val="22"/>
           <w:szCs w:val="22"/>
           <w:lang w:eastAsia="es-ES"/>
         </w:rPr>
-        <w:t>SEXTO</w:t>
-      </w:r>
-      <w:r>
-        <w:rPr>
-          <w:rFonts w:ascii="Arial Narrow" w:eastAsia="Arial Narrow" w:hAnsi="Arial Narrow" w:cs="Arial Narrow"/>
-          <w:bCs/>
+        <w:t xml:space="preserve">2101-1455829 </w:t>
+      </w:r>
+      <w:r>
+        <w:rPr>
+          <w:rFonts w:ascii="Arial Narrow" w:eastAsia="Arial Narrow" w:hAnsi="Arial Narrow" w:cs="Arial Narrow"/>
           <w:sz w:val="22"/>
           <w:szCs w:val="22"/>
           <w:lang w:val="es-ES" w:eastAsia="es-ES"/>
         </w:rPr>
-        <w:t>:</w:t>
-      </w:r>
+        <w:t>del Seguro Vehicular materia de denuncia, así como el cargo de remisión de la póliza; (</w:t>
+      </w:r>
+      <w:proofErr w:type="spellStart"/>
       <w:r>
         <w:rPr>
           <w:rFonts w:ascii="Arial Narrow" w:eastAsia="Arial Narrow" w:hAnsi="Arial Narrow" w:cs="Arial Narrow"/>
@@ -5863,196 +6026,76 @@
           <w:szCs w:val="22"/>
           <w:lang w:val="es-ES" w:eastAsia="es-ES"/>
         </w:rPr>
+        <w:t>ii</w:t>
+      </w:r>
+      <w:proofErr w:type="spellEnd"/>
+      <w:r>
+        <w:rPr>
+          <w:rFonts w:ascii="Arial Narrow" w:eastAsia="Arial Narrow" w:hAnsi="Arial Narrow" w:cs="Arial Narrow"/>
+          <w:sz w:val="22"/>
+          <w:szCs w:val="22"/>
+          <w:lang w:val="es-ES" w:eastAsia="es-ES"/>
+        </w:rPr>
+        <w:t xml:space="preserve">) presentar los medios probatorios que acrediten que </w:t>
+      </w:r>
+      <w:r>
+        <w:rPr>
+          <w:rFonts w:ascii="Arial Narrow" w:eastAsia="Arial Narrow" w:hAnsi="Arial Narrow" w:cs="Arial Narrow"/>
+          <w:sz w:val="22"/>
+          <w:szCs w:val="22"/>
+          <w:lang w:val="es-ES" w:eastAsia="es-ES"/>
+        </w:rPr>
+        <w:t>aplicar un deducible del 20% sobre la indemnización</w:t>
+      </w:r>
+      <w:r>
+        <w:rPr>
+          <w:rFonts w:ascii="Arial Narrow" w:eastAsia="Arial Narrow" w:hAnsi="Arial Narrow" w:cs="Arial Narrow"/>
+          <w:sz w:val="22"/>
+          <w:szCs w:val="22"/>
+          <w:lang w:val="es-ES" w:eastAsia="es-ES"/>
+        </w:rPr>
+        <w:t xml:space="preserve"> en virtud de la cobertura solicitada es justificada; y, (</w:t>
+      </w:r>
+      <w:proofErr w:type="spellStart"/>
+      <w:r>
+        <w:rPr>
+          <w:rFonts w:ascii="Arial Narrow" w:eastAsia="Arial Narrow" w:hAnsi="Arial Narrow" w:cs="Arial Narrow"/>
+          <w:sz w:val="22"/>
+          <w:szCs w:val="22"/>
+          <w:lang w:val="es-ES" w:eastAsia="es-ES"/>
+        </w:rPr>
+        <w:t>iii</w:t>
+      </w:r>
+      <w:proofErr w:type="spellEnd"/>
+      <w:r>
+        <w:rPr>
+          <w:rFonts w:ascii="Arial Narrow" w:eastAsia="Arial Narrow" w:hAnsi="Arial Narrow" w:cs="Arial Narrow"/>
+          <w:sz w:val="22"/>
+          <w:szCs w:val="22"/>
+          <w:lang w:val="es-ES" w:eastAsia="es-ES"/>
+        </w:rPr>
+        <w:t>) presentar los medios probatorios que acrediten que gestionó la entrega oportuna de la unidad asegurada</w:t>
+      </w:r>
+      <w:r>
+        <w:rPr>
+          <w:rFonts w:ascii="Arial Narrow" w:eastAsia="Arial Narrow" w:hAnsi="Arial Narrow" w:cs="Arial Narrow"/>
+          <w:sz w:val="22"/>
+          <w:szCs w:val="22"/>
+        </w:rPr>
+        <w:t>.</w:t>
+      </w:r>
+      <w:r>
+        <w:rPr>
+          <w:rFonts w:ascii="Arial Narrow" w:eastAsia="Arial Narrow" w:hAnsi="Arial Narrow" w:cs="Arial Narrow"/>
+          <w:sz w:val="22"/>
+          <w:szCs w:val="22"/>
+        </w:rPr>
         <w:t xml:space="preserve"> </w:t>
       </w:r>
-      <w:r>
-        <w:rPr>
-          <w:rFonts w:ascii="Arial Narrow" w:eastAsia="Arial Narrow" w:hAnsi="Arial Narrow" w:cs="Arial Narrow"/>
-          <w:sz w:val="22"/>
-          <w:szCs w:val="22"/>
-          <w:lang w:val="es-ES" w:eastAsia="es-ES"/>
-        </w:rPr>
-        <w:t xml:space="preserve">requerir </w:t>
-      </w:r>
-      <w:r>
-        <w:rPr>
-          <w:rFonts w:ascii="Arial Narrow" w:eastAsia="Arial Narrow" w:hAnsi="Arial Narrow" w:cs="Arial Narrow"/>
-          <w:sz w:val="22"/>
-          <w:szCs w:val="22"/>
-          <w:lang w:val="es-ES" w:eastAsia="es-ES"/>
-        </w:rPr>
-        <w:t xml:space="preserve">a </w:t>
-      </w:r>
-      <w:r>
-        <w:rPr>
-          <w:rFonts w:ascii="Arial Narrow" w:eastAsia="Arial Narrow" w:hAnsi="Arial Narrow" w:cs="Arial Narrow"/>
-          <w:spacing w:val="-3"/>
-          <w:sz w:val="22"/>
-          <w:szCs w:val="22"/>
-        </w:rPr>
-        <w:t>Rímac Seguros y Reaseguros S.A.</w:t>
-      </w:r>
-      <w:r>
-        <w:rPr>
-          <w:rStyle w:val="normaltextrun"/>
-          <w:rFonts w:ascii="Arial Narrow" w:eastAsia="Arial Narrow" w:hAnsi="Arial Narrow" w:cs="Arial Narrow"/>
-          <w:sz w:val="22"/>
-          <w:szCs w:val="22"/>
-          <w:shd w:val="clear" w:color="auto" w:fill="FFFFFF"/>
-        </w:rPr>
-        <w:t>,</w:t>
-      </w:r>
-      <w:r>
-        <w:rPr>
-          <w:rFonts w:ascii="Arial Narrow" w:eastAsia="Arial Narrow" w:hAnsi="Arial Narrow" w:cs="Arial Narrow"/>
-          <w:sz w:val="22"/>
-          <w:szCs w:val="22"/>
-          <w:lang w:val="es-ES" w:eastAsia="es-ES"/>
-        </w:rPr>
-        <w:t xml:space="preserve"> </w:t>
-      </w:r>
-      <w:r>
-        <w:rPr>
-          <w:rFonts w:ascii="Arial Narrow" w:eastAsia="Arial Narrow" w:hAnsi="Arial Narrow" w:cs="Arial Narrow"/>
-          <w:sz w:val="22"/>
-          <w:szCs w:val="22"/>
-          <w:lang w:val="es-ES" w:eastAsia="es-ES"/>
-        </w:rPr>
-        <w:t>que, en un plazo no mayor de cinco (5) días hábiles contado a partir del día siguiente de la notificación de la presente resolución, cumpla con lo siguiente:</w:t>
-      </w:r>
-      <w:r>
-        <w:rPr>
-          <w:rFonts w:ascii="Arial Narrow" w:eastAsia="Arial Narrow" w:hAnsi="Arial Narrow" w:cs="Arial Narrow"/>
-          <w:sz w:val="22"/>
-          <w:szCs w:val="22"/>
-          <w:lang w:val="es-ES" w:eastAsia="es-ES"/>
-        </w:rPr>
-        <w:t xml:space="preserve"> </w:t>
-      </w:r>
-      <w:r>
-        <w:rPr>
-          <w:rFonts w:ascii="Arial Narrow" w:eastAsia="Arial Narrow" w:hAnsi="Arial Narrow" w:cs="Arial Narrow"/>
-          <w:sz w:val="22"/>
-          <w:szCs w:val="22"/>
-          <w:lang w:val="es-ES" w:eastAsia="es-ES"/>
-        </w:rPr>
-        <w:t xml:space="preserve">(i) presentar una copia completa, legible y debidamente suscrita de la Póliza </w:t>
-      </w:r>
-      <w:proofErr w:type="spellStart"/>
-      <w:r>
-        <w:rPr>
-          <w:rFonts w:ascii="Arial Narrow" w:eastAsia="Arial Narrow" w:hAnsi="Arial Narrow" w:cs="Arial Narrow"/>
-          <w:sz w:val="22"/>
-          <w:szCs w:val="22"/>
-          <w:lang w:val="es-ES" w:eastAsia="es-ES"/>
-        </w:rPr>
-        <w:t/>
-      </w:r>
-      <w:proofErr w:type="spellEnd"/>
-      <w:r>
-        <w:rPr>
-          <w:rFonts w:ascii="Arial Narrow" w:eastAsia="Arial Narrow" w:hAnsi="Arial Narrow" w:cs="Arial Narrow"/>
-          <w:sz w:val="22"/>
-          <w:szCs w:val="22"/>
-          <w:lang w:val="es-ES" w:eastAsia="es-ES"/>
-        </w:rPr>
-        <w:t xml:space="preserve"> </w:t>
-      </w:r>
-      <w:r>
-        <w:rPr>
-          <w:rFonts w:ascii="Arial Narrow" w:eastAsia="Arial Narrow" w:hAnsi="Arial Narrow" w:cs="Arial Narrow"/>
-          <w:sz w:val="22"/>
-          <w:szCs w:val="22"/>
-          <w:lang w:eastAsia="es-ES"/>
-        </w:rPr>
-        <w:t xml:space="preserve">2101-1455829 </w:t>
-      </w:r>
-      <w:r>
-        <w:rPr>
-          <w:rFonts w:ascii="Arial Narrow" w:eastAsia="Arial Narrow" w:hAnsi="Arial Narrow" w:cs="Arial Narrow"/>
-          <w:sz w:val="22"/>
-          <w:szCs w:val="22"/>
-          <w:lang w:val="es-ES" w:eastAsia="es-ES"/>
-        </w:rPr>
-        <w:t>del Seguro Vehicular materia de denuncia, así como el cargo de remisión de la póliza; (</w:t>
-      </w:r>
-      <w:proofErr w:type="spellStart"/>
-      <w:r>
-        <w:rPr>
-          <w:rFonts w:ascii="Arial Narrow" w:eastAsia="Arial Narrow" w:hAnsi="Arial Narrow" w:cs="Arial Narrow"/>
-          <w:sz w:val="22"/>
-          <w:szCs w:val="22"/>
-          <w:lang w:val="es-ES" w:eastAsia="es-ES"/>
-        </w:rPr>
-        <w:t>ii</w:t>
-      </w:r>
-      <w:proofErr w:type="spellEnd"/>
-      <w:r>
-        <w:rPr>
-          <w:rFonts w:ascii="Arial Narrow" w:eastAsia="Arial Narrow" w:hAnsi="Arial Narrow" w:cs="Arial Narrow"/>
-          <w:sz w:val="22"/>
-          <w:szCs w:val="22"/>
-          <w:lang w:val="es-ES" w:eastAsia="es-ES"/>
-        </w:rPr>
-        <w:t xml:space="preserve">) presentar los medios probatorios que acrediten que </w:t>
-      </w:r>
-      <w:r>
-        <w:rPr>
-          <w:rFonts w:ascii="Arial Narrow" w:eastAsia="Arial Narrow" w:hAnsi="Arial Narrow" w:cs="Arial Narrow"/>
-          <w:sz w:val="22"/>
-          <w:szCs w:val="22"/>
-          <w:lang w:val="es-ES" w:eastAsia="es-ES"/>
-        </w:rPr>
-        <w:t>aplicar un deducible del 20% sobre la indemnización</w:t>
-      </w:r>
-      <w:r>
-        <w:rPr>
-          <w:rFonts w:ascii="Arial Narrow" w:eastAsia="Arial Narrow" w:hAnsi="Arial Narrow" w:cs="Arial Narrow"/>
-          <w:sz w:val="22"/>
-          <w:szCs w:val="22"/>
-          <w:lang w:val="es-ES" w:eastAsia="es-ES"/>
-        </w:rPr>
-        <w:t xml:space="preserve"> en virtud de la cobertura solicitada es justificada; y, (</w:t>
-      </w:r>
-      <w:proofErr w:type="spellStart"/>
-      <w:r>
-        <w:rPr>
-          <w:rFonts w:ascii="Arial Narrow" w:eastAsia="Arial Narrow" w:hAnsi="Arial Narrow" w:cs="Arial Narrow"/>
-          <w:sz w:val="22"/>
-          <w:szCs w:val="22"/>
-          <w:lang w:val="es-ES" w:eastAsia="es-ES"/>
-        </w:rPr>
-        <w:t>iii</w:t>
-      </w:r>
-      <w:proofErr w:type="spellEnd"/>
-      <w:r>
-        <w:rPr>
-          <w:rFonts w:ascii="Arial Narrow" w:eastAsia="Arial Narrow" w:hAnsi="Arial Narrow" w:cs="Arial Narrow"/>
-          <w:sz w:val="22"/>
-          <w:szCs w:val="22"/>
-          <w:lang w:val="es-ES" w:eastAsia="es-ES"/>
-        </w:rPr>
-        <w:t>) presentar los medios probatorios que acrediten que gestionó la entrega oportuna de la unidad asegurada</w:t>
-      </w:r>
-      <w:r>
-        <w:rPr>
-          <w:rFonts w:ascii="Arial Narrow" w:eastAsia="Arial Narrow" w:hAnsi="Arial Narrow" w:cs="Arial Narrow"/>
-          <w:sz w:val="22"/>
-          <w:szCs w:val="22"/>
-        </w:rPr>
-        <w:t>.</w:t>
-      </w:r>
-      <w:r>
-        <w:rPr>
-          <w:rFonts w:ascii="Arial Narrow" w:eastAsia="Arial Narrow" w:hAnsi="Arial Narrow" w:cs="Arial Narrow"/>
-          <w:sz w:val="22"/>
-          <w:szCs w:val="22"/>
-        </w:rPr>
-        <w:t xml:space="preserve"> </w:t>
-      </w:r>
-    </w:p>
-    <w:p>
-      <w:pPr>
+    </w:p>
+    <w:p>
+      <w:pPr>
+        <w:spacing w:before="0" w:after="0" w:line="240" w:lineRule="auto"/>
         <w:pBdr>
           <w:top w:val="nil"/>
           <w:left w:val="nil"/>
@@ -6333,6 +6376,7 @@
     <w:bookmarkEnd w:id="11"/>
     <w:p>
       <w:pPr>
+        <w:spacing w:before="0" w:after="0" w:line="240" w:lineRule="auto"/>
         <w:shd w:val="clear" w:color="auto" w:fill="FFFFFF" w:themeFill="background1"/>
         <w:jc w:val="both"/>
         <w:rPr>
@@ -6442,6 +6486,7 @@
     </w:p>
     <w:p>
       <w:pPr>
+        <w:spacing w:before="0" w:after="0" w:line="240" w:lineRule="auto"/>
         <w:shd w:val="clear" w:color="auto" w:fill="FFFFFF"/>
         <w:jc w:val="both"/>
         <w:rPr>
@@ -6605,6 +6650,7 @@
     </w:p>
     <w:p>
       <w:pPr>
+        <w:spacing w:before="0" w:after="0" w:line="240" w:lineRule="auto"/>
         <w:shd w:val="clear" w:color="auto" w:fill="FFFFFF" w:themeFill="background1"/>
         <w:jc w:val="both"/>
         <w:rPr>
@@ -6666,6 +6712,7 @@
     </w:p>
     <w:p>
       <w:pPr>
+        <w:spacing w:before="0" w:after="0" w:line="240" w:lineRule="auto"/>
         <w:shd w:val="clear" w:color="auto" w:fill="FFFFFF" w:themeFill="background1"/>
         <w:jc w:val="both"/>
         <w:rPr>
@@ -6856,6 +6903,7 @@
     </w:p>
     <w:p>
       <w:pPr>
+        <w:spacing w:before="0" w:after="0" w:line="240" w:lineRule="auto"/>
         <w:suppressAutoHyphens/>
         <w:jc w:val="both"/>
         <w:rPr>
@@ -7593,24 +7641,23 @@
           <w:sz w:val="16"/>
           <w:szCs w:val="16"/>
         </w:rPr>
+        <w:t xml:space="preserve"/>
+      </w:r>
+      <w:r>
+        <w:rPr>
+          <w:rFonts w:ascii="Arial Narrow" w:eastAsia="Arial Narrow" w:hAnsi="Arial Narrow" w:cs="Arial Narrow"/>
+          <w:sz w:val="16"/>
+          <w:szCs w:val="16"/>
+        </w:rPr>
+      </w:r>
+      <w:r>
+        <w:rPr>
+          <w:rFonts w:ascii="Arial Narrow" w:eastAsia="Arial Narrow" w:hAnsi="Arial Narrow" w:cs="Arial Narrow"/>
+          <w:b/>
+          <w:sz w:val="16"/>
+          <w:szCs w:val="16"/>
+        </w:rPr>
         <w:tab/>
-        <w:t xml:space="preserve"/>
-      </w:r>
-      <w:r>
-        <w:rPr>
-          <w:rFonts w:ascii="Arial Narrow" w:eastAsia="Arial Narrow" w:hAnsi="Arial Narrow" w:cs="Arial Narrow"/>
-          <w:sz w:val="16"/>
-          <w:szCs w:val="16"/>
-        </w:rPr>
-        <w:tab/>
-      </w:r>
-      <w:r>
-        <w:rPr>
-          <w:rFonts w:ascii="Arial Narrow" w:eastAsia="Arial Narrow" w:hAnsi="Arial Narrow" w:cs="Arial Narrow"/>
-          <w:b/>
-          <w:sz w:val="16"/>
-          <w:szCs w:val="16"/>
-        </w:rPr>
         <w:t xml:space="preserve">DIRECTIVA 001-2008-TRI-INDECOPI, DIRECTIVA SOBRE CONFIDENCIALIDAD DE LA INFORMACIÓN EN LOS PROCEDIMIENTOS SEGUIDOS POR LOS ÓRGANOS FUNCIONALES DEL INDECOPI, MODIFICADA POR LA DIRECTIVA </w:t>
       </w:r>
       <w:proofErr w:type="spellStart"/>
@@ -7656,7 +7703,7 @@
     </w:p>
     <w:p>
       <w:pPr>
-        <w:ind w:left="1134" w:hanging="570"/>
+        <w:ind w:left="1134" w:hanging="1134"/>
         <w:jc w:val="both"/>
         <w:rPr>
           <w:rFonts w:ascii="Arial Narrow" w:eastAsia="Arial Narrow" w:hAnsi="Arial Narrow" w:cs="Arial Narrow"/>
@@ -7686,7 +7733,7 @@
     </w:p>
     <w:p>
       <w:pPr>
-        <w:ind w:left="1134" w:hanging="570"/>
+        <w:ind w:left="1134"/>
         <w:jc w:val="both"/>
         <w:rPr>
           <w:rFonts w:ascii="Arial Narrow" w:eastAsia="Arial Narrow" w:hAnsi="Arial Narrow" w:cs="Arial Narrow"/>
@@ -7705,7 +7752,7 @@
     </w:p>
     <w:p>
       <w:pPr>
-        <w:ind w:left="1701" w:right="4" w:hanging="567"/>
+        <w:ind w:left="1701" w:right="4"/>
         <w:jc w:val="both"/>
         <w:rPr>
           <w:rFonts w:ascii="Arial Narrow" w:eastAsia="Arial Narrow" w:hAnsi="Arial Narrow" w:cs="Arial Narrow"/>
@@ -7745,7 +7792,7 @@
       <w:pPr>
         <w:pStyle w:val="NormalWeb"/>
         <w:spacing w:after="0" w:line="240" w:lineRule="auto"/>
-        <w:ind w:left="2268" w:hanging="567"/>
+        <w:ind w:left="2268" w:hanging="2268"/>
         <w:jc w:val="both"/>
         <w:rPr>
           <w:rFonts w:ascii="Arial Narrow" w:eastAsia="Arial Narrow" w:hAnsi="Arial Narrow" w:cs="Arial Narrow"/>
@@ -7814,7 +7861,7 @@
       <w:pPr>
         <w:pStyle w:val="NormalWeb"/>
         <w:spacing w:after="0" w:line="240" w:lineRule="auto"/>
-        <w:ind w:left="2835" w:hanging="567"/>
+        <w:ind w:left="2835" w:hanging="2835"/>
         <w:jc w:val="both"/>
         <w:rPr>
           <w:rFonts w:ascii="Arial Narrow" w:eastAsia="Arial Narrow" w:hAnsi="Arial Narrow" w:cs="Arial Narrow"/>
@@ -7892,7 +7939,7 @@
       <w:pPr>
         <w:pStyle w:val="NormalWeb"/>
         <w:spacing w:after="0" w:line="240" w:lineRule="auto"/>
-        <w:ind w:left="2835" w:hanging="567"/>
+        <w:ind w:left="2835" w:hanging="2835"/>
         <w:jc w:val="both"/>
         <w:rPr>
           <w:rFonts w:ascii="Arial Narrow" w:eastAsia="Arial Narrow" w:hAnsi="Arial Narrow" w:cs="Arial Narrow"/>
@@ -7922,7 +7969,7 @@
       <w:pPr>
         <w:pStyle w:val="NormalWeb"/>
         <w:spacing w:after="0" w:line="240" w:lineRule="auto"/>
-        <w:ind w:left="2835" w:hanging="567"/>
+        <w:ind w:left="2835" w:hanging="2835"/>
         <w:jc w:val="both"/>
         <w:rPr>
           <w:rFonts w:ascii="Arial Narrow" w:eastAsia="Arial Narrow" w:hAnsi="Arial Narrow" w:cs="Arial Narrow"/>
@@ -8066,7 +8113,7 @@
       <w:pPr>
         <w:pStyle w:val="NormalWeb"/>
         <w:spacing w:after="0" w:line="240" w:lineRule="auto"/>
-        <w:ind w:left="3402" w:hanging="567"/>
+        <w:ind w:left="3402" w:hanging="3402"/>
         <w:jc w:val="both"/>
         <w:rPr>
           <w:rFonts w:ascii="Arial Narrow" w:eastAsia="Arial Narrow" w:hAnsi="Arial Narrow" w:cs="Arial Narrow"/>
@@ -8096,7 +8143,7 @@
       <w:pPr>
         <w:pStyle w:val="NormalWeb"/>
         <w:spacing w:after="0" w:line="240" w:lineRule="auto"/>
-        <w:ind w:left="3402" w:hanging="567"/>
+        <w:ind w:left="3402" w:hanging="3402"/>
         <w:jc w:val="both"/>
         <w:rPr>
           <w:rFonts w:ascii="Arial Narrow" w:eastAsia="Arial Narrow" w:hAnsi="Arial Narrow" w:cs="Arial Narrow"/>
@@ -8126,7 +8173,7 @@
       <w:pPr>
         <w:pStyle w:val="NormalWeb"/>
         <w:spacing w:after="0" w:line="240" w:lineRule="auto"/>
-        <w:ind w:left="3402" w:hanging="567"/>
+        <w:ind w:left="3402" w:hanging="3402"/>
         <w:jc w:val="both"/>
         <w:rPr>
           <w:rFonts w:ascii="Arial Narrow" w:eastAsia="Arial Narrow" w:hAnsi="Arial Narrow" w:cs="Arial Narrow"/>
@@ -8175,7 +8222,7 @@
     </w:p>
     <w:p>
       <w:pPr>
-        <w:ind w:left="1701" w:hanging="567"/>
+        <w:ind w:left="1701" w:hanging="1701"/>
         <w:jc w:val="both"/>
         <w:rPr>
           <w:rFonts w:ascii="Arial Narrow" w:eastAsia="Arial Narrow" w:hAnsi="Arial Narrow" w:cs="Arial Narrow"/>
@@ -8245,24 +8292,23 @@
           <w:sz w:val="16"/>
           <w:szCs w:val="16"/>
         </w:rPr>
+        <w:t xml:space="preserve"/>
+      </w:r>
+      <w:r>
+        <w:rPr>
+          <w:rFonts w:ascii="Arial Narrow" w:eastAsia="Arial Narrow" w:hAnsi="Arial Narrow" w:cs="Arial Narrow"/>
+          <w:sz w:val="16"/>
+          <w:szCs w:val="16"/>
+        </w:rPr>
+      </w:r>
+      <w:r>
+        <w:rPr>
+          <w:rFonts w:ascii="Arial Narrow" w:eastAsia="Arial Narrow" w:hAnsi="Arial Narrow" w:cs="Arial Narrow"/>
+          <w:b/>
+          <w:sz w:val="16"/>
+          <w:szCs w:val="16"/>
+        </w:rPr>
         <w:tab/>
-        <w:t xml:space="preserve"/>
-      </w:r>
-      <w:r>
-        <w:rPr>
-          <w:rFonts w:ascii="Arial Narrow" w:eastAsia="Arial Narrow" w:hAnsi="Arial Narrow" w:cs="Arial Narrow"/>
-          <w:sz w:val="16"/>
-          <w:szCs w:val="16"/>
-        </w:rPr>
-        <w:tab/>
-      </w:r>
-      <w:r>
-        <w:rPr>
-          <w:rFonts w:ascii="Arial Narrow" w:eastAsia="Arial Narrow" w:hAnsi="Arial Narrow" w:cs="Arial Narrow"/>
-          <w:b/>
-          <w:sz w:val="16"/>
-          <w:szCs w:val="16"/>
-        </w:rPr>
         <w:t xml:space="preserve">DIRECTIVA 001-2008-TRI-INDECOPI, DIRECTIVA SOBRE CONFIDENCIALIDAD DE LA INFORMACIÓN EN LOS PROCEDIMIENTOS SEGUIDOS POR LOS ÓRGANOS FUNCIONALES DEL INDECOPI, MODIFICADA POR LA DIRECTIVA </w:t>
       </w:r>
       <w:proofErr w:type="spellStart"/>
@@ -8452,25 +8498,24 @@
           <w:sz w:val="16"/>
           <w:szCs w:val="16"/>
         </w:rPr>
+        <w:t xml:space="preserve"/>
+      </w:r>
+      <w:r>
+        <w:rPr>
+          <w:rFonts w:ascii="Arial Narrow" w:eastAsia="Arial Narrow" w:hAnsi="Arial Narrow" w:cs="Arial Narrow"/>
+          <w:sz w:val="16"/>
+          <w:szCs w:val="16"/>
+        </w:rPr>
+      </w:r>
+      <w:r>
+        <w:rPr>
+          <w:rFonts w:ascii="Arial Narrow" w:eastAsia="Arial Narrow" w:hAnsi="Arial Narrow" w:cs="Arial Narrow"/>
+          <w:b/>
+          <w:bCs/>
+          <w:sz w:val="16"/>
+          <w:szCs w:val="16"/>
+        </w:rPr>
         <w:tab/>
-        <w:t xml:space="preserve"/>
-      </w:r>
-      <w:r>
-        <w:rPr>
-          <w:rFonts w:ascii="Arial Narrow" w:eastAsia="Arial Narrow" w:hAnsi="Arial Narrow" w:cs="Arial Narrow"/>
-          <w:sz w:val="16"/>
-          <w:szCs w:val="16"/>
-        </w:rPr>
-        <w:tab/>
-      </w:r>
-      <w:r>
-        <w:rPr>
-          <w:rFonts w:ascii="Arial Narrow" w:eastAsia="Arial Narrow" w:hAnsi="Arial Narrow" w:cs="Arial Narrow"/>
-          <w:b/>
-          <w:bCs/>
-          <w:sz w:val="16"/>
-          <w:szCs w:val="16"/>
-        </w:rPr>
         <w:t xml:space="preserve">TEXTO ÚNICO ORDENADO DEL CÓDIGO TRIBUTARIO, aprobado por DECRETO SUPREMO </w:t>
       </w:r>
       <w:proofErr w:type="spellStart"/>
@@ -8588,26 +8633,25 @@
           <w:sz w:val="16"/>
           <w:szCs w:val="16"/>
         </w:rPr>
+        <w:t xml:space="preserve"/>
+      </w:r>
+      <w:r>
+        <w:rPr>
+          <w:rFonts w:ascii="Arial Narrow" w:eastAsia="Arial Narrow" w:hAnsi="Arial Narrow" w:cs="Arial Narrow"/>
+          <w:sz w:val="16"/>
+          <w:szCs w:val="16"/>
+        </w:rPr>
+      </w:r>
+      <w:r>
+        <w:rPr>
+          <w:rStyle w:val="normaltextrun"/>
+          <w:rFonts w:ascii="Arial Narrow" w:eastAsia="Arial Narrow" w:hAnsi="Arial Narrow" w:cs="Arial Narrow"/>
+          <w:b/>
+          <w:bCs/>
+          <w:sz w:val="16"/>
+          <w:szCs w:val="16"/>
+        </w:rPr>
         <w:tab/>
-        <w:t xml:space="preserve"/>
-      </w:r>
-      <w:r>
-        <w:rPr>
-          <w:rFonts w:ascii="Arial Narrow" w:eastAsia="Arial Narrow" w:hAnsi="Arial Narrow" w:cs="Arial Narrow"/>
-          <w:sz w:val="16"/>
-          <w:szCs w:val="16"/>
-        </w:rPr>
-        <w:tab/>
-      </w:r>
-      <w:r>
-        <w:rPr>
-          <w:rStyle w:val="normaltextrun"/>
-          <w:rFonts w:ascii="Arial Narrow" w:eastAsia="Arial Narrow" w:hAnsi="Arial Narrow" w:cs="Arial Narrow"/>
-          <w:b/>
-          <w:bCs/>
-          <w:sz w:val="16"/>
-          <w:szCs w:val="16"/>
-        </w:rPr>
         <w:t xml:space="preserve">DECRETO SUPREMO </w:t>
       </w:r>
       <w:proofErr w:type="spellStart"/>
@@ -8901,17 +8945,27 @@
           <w:sz w:val="16"/>
           <w:szCs w:val="16"/>
         </w:rPr>
+        <w:t xml:space="preserve"/>
+      </w:r>
+      <w:r>
+        <w:rPr>
+          <w:rFonts w:ascii="Arial Narrow" w:eastAsia="Arial Narrow" w:hAnsi="Arial Narrow" w:cs="Arial Narrow"/>
+          <w:sz w:val="16"/>
+          <w:szCs w:val="16"/>
+        </w:rPr>
+      </w:r>
+      <w:r>
+        <w:rPr>
+          <w:rFonts w:ascii="Arial Narrow" w:eastAsia="Arial Narrow" w:hAnsi="Arial Narrow" w:cs="Arial Narrow"/>
+          <w:b/>
+          <w:bCs/>
+          <w:sz w:val="16"/>
+          <w:szCs w:val="16"/>
+        </w:rPr>
         <w:tab/>
-        <w:t xml:space="preserve"/>
-      </w:r>
-      <w:r>
-        <w:rPr>
-          <w:rFonts w:ascii="Arial Narrow" w:eastAsia="Arial Narrow" w:hAnsi="Arial Narrow" w:cs="Arial Narrow"/>
-          <w:sz w:val="16"/>
-          <w:szCs w:val="16"/>
-        </w:rPr>
-        <w:tab/>
-      </w:r>
+        <w:t xml:space="preserve">DIRECTIVA </w:t>
+      </w:r>
+      <w:proofErr w:type="spellStart"/>
       <w:r>
         <w:rPr>
           <w:rFonts w:ascii="Arial Narrow" w:eastAsia="Arial Narrow" w:hAnsi="Arial Narrow" w:cs="Arial Narrow"/>
@@ -8920,7 +8974,18 @@
           <w:sz w:val="16"/>
           <w:szCs w:val="16"/>
         </w:rPr>
-        <w:t xml:space="preserve">DIRECTIVA </w:t>
+        <w:t/>
+      </w:r>
+      <w:proofErr w:type="spellEnd"/>
+      <w:r>
+        <w:rPr>
+          <w:rFonts w:ascii="Arial Narrow" w:eastAsia="Arial Narrow" w:hAnsi="Arial Narrow" w:cs="Arial Narrow"/>
+          <w:b/>
+          <w:bCs/>
+          <w:sz w:val="16"/>
+          <w:szCs w:val="16"/>
+        </w:rPr>
+        <w:t xml:space="preserve">001-2008-TRI-INDECOPI, DIRECTIVA SOBRE CONFIDENCIALIDAD DE LA INFORMACIÓN EN LOS PROCEDIMIENTOS SEGUIDOS POR LOS ÓRGANOS FUNCIONALES DEL INDECOPI, modificada por la DIRECTIVA </w:t>
       </w:r>
       <w:proofErr w:type="spellStart"/>
       <w:r>
@@ -8942,35 +9007,13 @@
           <w:sz w:val="16"/>
           <w:szCs w:val="16"/>
         </w:rPr>
-        <w:t xml:space="preserve">001-2008-TRI-INDECOPI, DIRECTIVA SOBRE CONFIDENCIALIDAD DE LA INFORMACIÓN EN LOS PROCEDIMIENTOS SEGUIDOS POR LOS ÓRGANOS FUNCIONALES DEL INDECOPI, modificada por la DIRECTIVA </w:t>
-      </w:r>
-      <w:proofErr w:type="spellStart"/>
-      <w:r>
-        <w:rPr>
-          <w:rFonts w:ascii="Arial Narrow" w:eastAsia="Arial Narrow" w:hAnsi="Arial Narrow" w:cs="Arial Narrow"/>
-          <w:b/>
-          <w:bCs/>
-          <w:sz w:val="16"/>
-          <w:szCs w:val="16"/>
-        </w:rPr>
-        <w:t/>
-      </w:r>
-      <w:proofErr w:type="spellEnd"/>
-      <w:r>
-        <w:rPr>
-          <w:rFonts w:ascii="Arial Narrow" w:eastAsia="Arial Narrow" w:hAnsi="Arial Narrow" w:cs="Arial Narrow"/>
-          <w:b/>
-          <w:bCs/>
-          <w:sz w:val="16"/>
-          <w:szCs w:val="16"/>
-        </w:rPr>
         <w:t xml:space="preserve">003-2022/TRI-INDECOPI</w:t>
       </w:r>
     </w:p>
     <w:p>
       <w:pPr>
         <w:pStyle w:val="Textonotapie"/>
-        <w:ind w:left="1134" w:hanging="567"/>
+        <w:ind w:left="1134" w:hanging="1134"/>
         <w:jc w:val="both"/>
         <w:rPr>
           <w:rFonts w:ascii="Arial Narrow" w:eastAsia="Arial Narrow" w:hAnsi="Arial Narrow" w:cs="Arial Narrow"/>
@@ -9057,7 +9100,7 @@
     <w:p>
       <w:pPr>
         <w:pStyle w:val="Textonotapie"/>
-        <w:ind w:left="1134" w:hanging="567"/>
+        <w:ind w:left="1134" w:hanging="1134"/>
         <w:jc w:val="both"/>
         <w:rPr>
           <w:rFonts w:ascii="Arial Narrow" w:eastAsia="Arial Narrow" w:hAnsi="Arial Narrow" w:cs="Arial Narrow"/>
@@ -9131,25 +9174,24 @@
           <w:sz w:val="16"/>
           <w:szCs w:val="16"/>
         </w:rPr>
+        <w:t xml:space="preserve"/>
+      </w:r>
+      <w:r>
+        <w:rPr>
+          <w:rFonts w:ascii="Arial Narrow" w:eastAsia="Arial Narrow" w:hAnsi="Arial Narrow" w:cs="Arial Narrow"/>
+          <w:sz w:val="16"/>
+          <w:szCs w:val="16"/>
+        </w:rPr>
+      </w:r>
+      <w:r>
+        <w:rPr>
+          <w:rFonts w:ascii="Arial Narrow" w:eastAsia="Arial Narrow" w:hAnsi="Arial Narrow" w:cs="Arial Narrow"/>
+          <w:b/>
+          <w:bCs/>
+          <w:sz w:val="16"/>
+          <w:szCs w:val="16"/>
+        </w:rPr>
         <w:tab/>
-        <w:t xml:space="preserve"/>
-      </w:r>
-      <w:r>
-        <w:rPr>
-          <w:rFonts w:ascii="Arial Narrow" w:eastAsia="Arial Narrow" w:hAnsi="Arial Narrow" w:cs="Arial Narrow"/>
-          <w:sz w:val="16"/>
-          <w:szCs w:val="16"/>
-        </w:rPr>
-        <w:tab/>
-      </w:r>
-      <w:r>
-        <w:rPr>
-          <w:rFonts w:ascii="Arial Narrow" w:eastAsia="Arial Narrow" w:hAnsi="Arial Narrow" w:cs="Arial Narrow"/>
-          <w:b/>
-          <w:bCs/>
-          <w:sz w:val="16"/>
-          <w:szCs w:val="16"/>
-        </w:rPr>
         <w:t xml:space="preserve">LEY </w:t>
       </w:r>
       <w:proofErr w:type="spellStart"/>
@@ -9475,25 +9517,24 @@
           <w:sz w:val="16"/>
           <w:szCs w:val="16"/>
         </w:rPr>
+        <w:t xml:space="preserve"/>
+      </w:r>
+      <w:r>
+        <w:rPr>
+          <w:rFonts w:ascii="Arial Narrow" w:eastAsia="Arial Narrow" w:hAnsi="Arial Narrow" w:cs="Arial Narrow"/>
+          <w:sz w:val="16"/>
+          <w:szCs w:val="16"/>
+        </w:rPr>
+      </w:r>
+      <w:r>
+        <w:rPr>
+          <w:rFonts w:ascii="Arial Narrow" w:eastAsia="Arial Narrow" w:hAnsi="Arial Narrow" w:cs="Arial Narrow"/>
+          <w:b/>
+          <w:bCs/>
+          <w:sz w:val="16"/>
+          <w:szCs w:val="16"/>
+        </w:rPr>
         <w:tab/>
-        <w:t xml:space="preserve"/>
-      </w:r>
-      <w:r>
-        <w:rPr>
-          <w:rFonts w:ascii="Arial Narrow" w:eastAsia="Arial Narrow" w:hAnsi="Arial Narrow" w:cs="Arial Narrow"/>
-          <w:sz w:val="16"/>
-          <w:szCs w:val="16"/>
-        </w:rPr>
-        <w:tab/>
-      </w:r>
-      <w:r>
-        <w:rPr>
-          <w:rFonts w:ascii="Arial Narrow" w:eastAsia="Arial Narrow" w:hAnsi="Arial Narrow" w:cs="Arial Narrow"/>
-          <w:b/>
-          <w:bCs/>
-          <w:sz w:val="16"/>
-          <w:szCs w:val="16"/>
-        </w:rPr>
         <w:t xml:space="preserve">LEY </w:t>
       </w:r>
       <w:proofErr w:type="spellStart"/>
@@ -9695,17 +9736,27 @@
           <w:sz w:val="16"/>
           <w:szCs w:val="16"/>
         </w:rPr>
+        <w:t xml:space="preserve"/>
+      </w:r>
+      <w:r>
+        <w:rPr>
+          <w:rFonts w:ascii="Arial Narrow" w:eastAsia="Arial Narrow" w:hAnsi="Arial Narrow" w:cs="Arial Narrow"/>
+          <w:sz w:val="16"/>
+          <w:szCs w:val="16"/>
+        </w:rPr>
+      </w:r>
+      <w:r>
+        <w:rPr>
+          <w:rFonts w:ascii="Arial Narrow" w:eastAsia="Arial Narrow" w:hAnsi="Arial Narrow" w:cs="Arial Narrow"/>
+          <w:b/>
+          <w:bCs/>
+          <w:sz w:val="16"/>
+          <w:szCs w:val="16"/>
+        </w:rPr>
         <w:tab/>
-        <w:t xml:space="preserve"/>
-      </w:r>
-      <w:r>
-        <w:rPr>
-          <w:rFonts w:ascii="Arial Narrow" w:eastAsia="Arial Narrow" w:hAnsi="Arial Narrow" w:cs="Arial Narrow"/>
-          <w:sz w:val="16"/>
-          <w:szCs w:val="16"/>
-        </w:rPr>
-        <w:tab/>
-      </w:r>
+        <w:t xml:space="preserve">LEY SOBRE FACULTADES, NORMAS Y ORGANIZACIÓN DEL INDECOPI, aprobada por Decreto Legislativo </w:t>
+      </w:r>
+      <w:proofErr w:type="spellStart"/>
       <w:r>
         <w:rPr>
           <w:rFonts w:ascii="Arial Narrow" w:eastAsia="Arial Narrow" w:hAnsi="Arial Narrow" w:cs="Arial Narrow"/>
@@ -9714,9 +9765,9 @@
           <w:sz w:val="16"/>
           <w:szCs w:val="16"/>
         </w:rPr>
-        <w:t xml:space="preserve">LEY SOBRE FACULTADES, NORMAS Y ORGANIZACIÓN DEL INDECOPI, aprobada por Decreto Legislativo </w:t>
-      </w:r>
-      <w:proofErr w:type="spellStart"/>
+        <w:t/>
+      </w:r>
+      <w:proofErr w:type="spellEnd"/>
       <w:r>
         <w:rPr>
           <w:rFonts w:ascii="Arial Narrow" w:eastAsia="Arial Narrow" w:hAnsi="Arial Narrow" w:cs="Arial Narrow"/>
@@ -9725,9 +9776,19 @@
           <w:sz w:val="16"/>
           <w:szCs w:val="16"/>
         </w:rPr>
-        <w:t/>
-      </w:r>
-      <w:proofErr w:type="spellEnd"/>
+        <w:t xml:space="preserve">807, publicado el 18 de abril de 1996</w:t>
+      </w:r>
+    </w:p>
+    <w:p>
+      <w:pPr>
+        <w:ind w:left="567"/>
+        <w:jc w:val="both"/>
+        <w:rPr>
+          <w:rFonts w:ascii="Arial Narrow" w:eastAsia="Arial Narrow" w:hAnsi="Arial Narrow" w:cs="Arial Narrow"/>
+          <w:sz w:val="16"/>
+          <w:szCs w:val="16"/>
+        </w:rPr>
+      </w:pPr>
       <w:r>
         <w:rPr>
           <w:rFonts w:ascii="Arial Narrow" w:eastAsia="Arial Narrow" w:hAnsi="Arial Narrow" w:cs="Arial Narrow"/>
@@ -9736,7 +9797,33 @@
           <w:sz w:val="16"/>
           <w:szCs w:val="16"/>
         </w:rPr>
-        <w:t xml:space="preserve">807, publicado el 18 de abril de 1996</w:t>
+        <w:t>Artículo 1.</w:t>
+      </w:r>
+      <w:r>
+        <w:rPr>
+          <w:rFonts w:ascii="Arial Narrow" w:eastAsia="Arial Narrow" w:hAnsi="Arial Narrow" w:cs="Arial Narrow"/>
+          <w:sz w:val="16"/>
+          <w:szCs w:val="16"/>
+        </w:rPr>
+        <w:t xml:space="preserve">- Las Comisiones y Oficinas del Indecopi gozan de las facultades necesarias para desarrollar investigaciones relacionadas con los temas de su competencia. Dichas facultades serán ejercidas a través de las Secretarías Técnicas o </w:t>
+      </w:r>
+      <w:proofErr w:type="gramStart"/>
+      <w:r>
+        <w:rPr>
+          <w:rFonts w:ascii="Arial Narrow" w:eastAsia="Arial Narrow" w:hAnsi="Arial Narrow" w:cs="Arial Narrow"/>
+          <w:sz w:val="16"/>
+          <w:szCs w:val="16"/>
+        </w:rPr>
+        <w:t>Jefes</w:t>
+      </w:r>
+      <w:proofErr w:type="gramEnd"/>
+      <w:r>
+        <w:rPr>
+          <w:rFonts w:ascii="Arial Narrow" w:eastAsia="Arial Narrow" w:hAnsi="Arial Narrow" w:cs="Arial Narrow"/>
+          <w:sz w:val="16"/>
+          <w:szCs w:val="16"/>
+        </w:rPr>
+        <w:t xml:space="preserve"> de Oficinas y de los funcionarios que se designen para tal fin. Podrán ejercerse dentro de los procedimientos iniciados o en las investigaciones preliminares que se lleven a cabo para determinar la apertura de un procedimiento.</w:t>
       </w:r>
     </w:p>
     <w:p>
@@ -9757,15 +9844,82 @@
           <w:sz w:val="16"/>
           <w:szCs w:val="16"/>
         </w:rPr>
-        <w:t>Artículo 1.</w:t>
-      </w:r>
-      <w:r>
-        <w:rPr>
-          <w:rFonts w:ascii="Arial Narrow" w:eastAsia="Arial Narrow" w:hAnsi="Arial Narrow" w:cs="Arial Narrow"/>
-          <w:sz w:val="16"/>
-          <w:szCs w:val="16"/>
-        </w:rPr>
-        <w:t xml:space="preserve">- Las Comisiones y Oficinas del Indecopi gozan de las facultades necesarias para desarrollar investigaciones relacionadas con los temas de su competencia. Dichas facultades serán ejercidas a través de las Secretarías Técnicas o </w:t>
+        <w:t xml:space="preserve">Artículo 2.- </w:t>
+      </w:r>
+      <w:r>
+        <w:rPr>
+          <w:rFonts w:ascii="Arial Narrow" w:eastAsia="Arial Narrow" w:hAnsi="Arial Narrow" w:cs="Arial Narrow"/>
+          <w:sz w:val="16"/>
+          <w:szCs w:val="16"/>
+        </w:rPr>
+        <w:t>Sin que la presente enumeración tenga carácter taxativo cada Comisión, Oficina o Sala del Tribunal del INDECOPI tiene las siguientes facultades:</w:t>
+      </w:r>
+    </w:p>
+    <w:p>
+      <w:pPr>
+        <w:ind w:left="567"/>
+        <w:jc w:val="both"/>
+        <w:rPr>
+          <w:rFonts w:ascii="Arial Narrow" w:eastAsia="Arial Narrow" w:hAnsi="Arial Narrow" w:cs="Arial Narrow"/>
+          <w:sz w:val="16"/>
+          <w:szCs w:val="16"/>
+        </w:rPr>
+      </w:pPr>
+      <w:r>
+        <w:rPr>
+          <w:rFonts w:ascii="Arial Narrow" w:eastAsia="Arial Narrow" w:hAnsi="Arial Narrow" w:cs="Arial Narrow"/>
+          <w:sz w:val="16"/>
+          <w:szCs w:val="16"/>
+        </w:rPr>
+        <w:t>a) Exigir a las personas naturales o jurídicas la exhibición de todo tipo de documentos, incluyendo los libros contables y societarios, los comprobantes de pago, la correspondencia comercial y los registros magnéticos incluyendo, en este caso, los programas que fueran necesarios para su lectura; así como solicitar información referida a la organización, los negocios, el accionariado y la estructura de propiedad de las empresas.</w:t>
+      </w:r>
+    </w:p>
+    <w:p>
+      <w:pPr>
+        <w:ind w:left="567"/>
+        <w:jc w:val="both"/>
+        <w:rPr>
+          <w:rFonts w:ascii="Arial Narrow" w:eastAsia="Arial Narrow" w:hAnsi="Arial Narrow" w:cs="Arial Narrow"/>
+          <w:sz w:val="16"/>
+          <w:szCs w:val="16"/>
+        </w:rPr>
+      </w:pPr>
+      <w:r>
+        <w:rPr>
+          <w:rFonts w:ascii="Arial Narrow" w:eastAsia="Arial Narrow" w:hAnsi="Arial Narrow" w:cs="Arial Narrow"/>
+          <w:sz w:val="16"/>
+          <w:szCs w:val="16"/>
+        </w:rPr>
+        <w:t>(...).</w:t>
+      </w:r>
+    </w:p>
+    <w:p>
+      <w:pPr>
+        <w:ind w:firstLine="567"/>
+        <w:jc w:val="both"/>
+        <w:rPr>
+          <w:rFonts w:ascii="Arial Narrow" w:eastAsia="Arial Narrow" w:hAnsi="Arial Narrow" w:cs="Arial Narrow"/>
+          <w:sz w:val="16"/>
+          <w:szCs w:val="16"/>
+        </w:rPr>
+      </w:pPr>
+      <w:r>
+        <w:rPr>
+          <w:rFonts w:ascii="Arial Narrow" w:eastAsia="Arial Narrow" w:hAnsi="Arial Narrow" w:cs="Arial Narrow"/>
+          <w:b/>
+          <w:bCs/>
+          <w:sz w:val="16"/>
+          <w:szCs w:val="16"/>
+        </w:rPr>
+        <w:t>Artículo 24.-</w:t>
+      </w:r>
+      <w:r>
+        <w:rPr>
+          <w:rFonts w:ascii="Arial Narrow" w:eastAsia="Arial Narrow" w:hAnsi="Arial Narrow" w:cs="Arial Narrow"/>
+          <w:sz w:val="16"/>
+          <w:szCs w:val="16"/>
+        </w:rPr>
+        <w:t xml:space="preserve"> El </w:t>
       </w:r>
       <w:proofErr w:type="gramStart"/>
       <w:r>
@@ -9774,7 +9928,7 @@
           <w:sz w:val="16"/>
           <w:szCs w:val="16"/>
         </w:rPr>
-        <w:t>Jefes</w:t>
+        <w:t>Secretario Técnico</w:t>
       </w:r>
       <w:proofErr w:type="gramEnd"/>
       <w:r>
@@ -9783,74 +9937,7 @@
           <w:sz w:val="16"/>
           <w:szCs w:val="16"/>
         </w:rPr>
-        <w:t xml:space="preserve"> de Oficinas y de los funcionarios que se designen para tal fin. Podrán ejercerse dentro de los procedimientos iniciados o en las investigaciones preliminares que se lleven a cabo para determinar la apertura de un procedimiento.</w:t>
-      </w:r>
-    </w:p>
-    <w:p>
-      <w:pPr>
-        <w:ind w:left="567"/>
-        <w:jc w:val="both"/>
-        <w:rPr>
-          <w:rFonts w:ascii="Arial Narrow" w:eastAsia="Arial Narrow" w:hAnsi="Arial Narrow" w:cs="Arial Narrow"/>
-          <w:sz w:val="16"/>
-          <w:szCs w:val="16"/>
-        </w:rPr>
-      </w:pPr>
-      <w:r>
-        <w:rPr>
-          <w:rFonts w:ascii="Arial Narrow" w:eastAsia="Arial Narrow" w:hAnsi="Arial Narrow" w:cs="Arial Narrow"/>
-          <w:b/>
-          <w:bCs/>
-          <w:sz w:val="16"/>
-          <w:szCs w:val="16"/>
-        </w:rPr>
-        <w:t xml:space="preserve">Artículo 2.- </w:t>
-      </w:r>
-      <w:r>
-        <w:rPr>
-          <w:rFonts w:ascii="Arial Narrow" w:eastAsia="Arial Narrow" w:hAnsi="Arial Narrow" w:cs="Arial Narrow"/>
-          <w:sz w:val="16"/>
-          <w:szCs w:val="16"/>
-        </w:rPr>
-        <w:t>Sin que la presente enumeración tenga carácter taxativo cada Comisión, Oficina o Sala del Tribunal del INDECOPI tiene las siguientes facultades:</w:t>
-      </w:r>
-    </w:p>
-    <w:p>
-      <w:pPr>
-        <w:ind w:left="567"/>
-        <w:jc w:val="both"/>
-        <w:rPr>
-          <w:rFonts w:ascii="Arial Narrow" w:eastAsia="Arial Narrow" w:hAnsi="Arial Narrow" w:cs="Arial Narrow"/>
-          <w:sz w:val="16"/>
-          <w:szCs w:val="16"/>
-        </w:rPr>
-      </w:pPr>
-      <w:r>
-        <w:rPr>
-          <w:rFonts w:ascii="Arial Narrow" w:eastAsia="Arial Narrow" w:hAnsi="Arial Narrow" w:cs="Arial Narrow"/>
-          <w:sz w:val="16"/>
-          <w:szCs w:val="16"/>
-        </w:rPr>
-        <w:t>a) Exigir a las personas naturales o jurídicas la exhibición de todo tipo de documentos, incluyendo los libros contables y societarios, los comprobantes de pago, la correspondencia comercial y los registros magnéticos incluyendo, en este caso, los programas que fueran necesarios para su lectura; así como solicitar información referida a la organización, los negocios, el accionariado y la estructura de propiedad de las empresas.</w:t>
-      </w:r>
-    </w:p>
-    <w:p>
-      <w:pPr>
-        <w:ind w:left="567"/>
-        <w:jc w:val="both"/>
-        <w:rPr>
-          <w:rFonts w:ascii="Arial Narrow" w:eastAsia="Arial Narrow" w:hAnsi="Arial Narrow" w:cs="Arial Narrow"/>
-          <w:sz w:val="16"/>
-          <w:szCs w:val="16"/>
-        </w:rPr>
-      </w:pPr>
-      <w:r>
-        <w:rPr>
-          <w:rFonts w:ascii="Arial Narrow" w:eastAsia="Arial Narrow" w:hAnsi="Arial Narrow" w:cs="Arial Narrow"/>
-          <w:sz w:val="16"/>
-          <w:szCs w:val="16"/>
-        </w:rPr>
-        <w:t>(...).</w:t>
+        <w:t xml:space="preserve"> se encargará de la tramitación del procedimiento. Para ello, cuenta con las siguientes facultades:</w:t>
       </w:r>
     </w:p>
     <w:p>
@@ -9866,53 +9953,6 @@
       <w:r>
         <w:rPr>
           <w:rFonts w:ascii="Arial Narrow" w:eastAsia="Arial Narrow" w:hAnsi="Arial Narrow" w:cs="Arial Narrow"/>
-          <w:b/>
-          <w:bCs/>
-          <w:sz w:val="16"/>
-          <w:szCs w:val="16"/>
-        </w:rPr>
-        <w:t>Artículo 24.-</w:t>
-      </w:r>
-      <w:r>
-        <w:rPr>
-          <w:rFonts w:ascii="Arial Narrow" w:eastAsia="Arial Narrow" w:hAnsi="Arial Narrow" w:cs="Arial Narrow"/>
-          <w:sz w:val="16"/>
-          <w:szCs w:val="16"/>
-        </w:rPr>
-        <w:t xml:space="preserve"> El </w:t>
-      </w:r>
-      <w:proofErr w:type="gramStart"/>
-      <w:r>
-        <w:rPr>
-          <w:rFonts w:ascii="Arial Narrow" w:eastAsia="Arial Narrow" w:hAnsi="Arial Narrow" w:cs="Arial Narrow"/>
-          <w:sz w:val="16"/>
-          <w:szCs w:val="16"/>
-        </w:rPr>
-        <w:t>Secretario Técnico</w:t>
-      </w:r>
-      <w:proofErr w:type="gramEnd"/>
-      <w:r>
-        <w:rPr>
-          <w:rFonts w:ascii="Arial Narrow" w:eastAsia="Arial Narrow" w:hAnsi="Arial Narrow" w:cs="Arial Narrow"/>
-          <w:sz w:val="16"/>
-          <w:szCs w:val="16"/>
-        </w:rPr>
-        <w:t xml:space="preserve"> se encargará de la tramitación del procedimiento. Para ello, cuenta con las siguientes facultades:</w:t>
-      </w:r>
-    </w:p>
-    <w:p>
-      <w:pPr>
-        <w:ind w:firstLine="567"/>
-        <w:jc w:val="both"/>
-        <w:rPr>
-          <w:rFonts w:ascii="Arial Narrow" w:eastAsia="Arial Narrow" w:hAnsi="Arial Narrow" w:cs="Arial Narrow"/>
-          <w:sz w:val="16"/>
-          <w:szCs w:val="16"/>
-        </w:rPr>
-      </w:pPr>
-      <w:r>
-        <w:rPr>
-          <w:rFonts w:ascii="Arial Narrow" w:eastAsia="Arial Narrow" w:hAnsi="Arial Narrow" w:cs="Arial Narrow"/>
           <w:sz w:val="16"/>
           <w:szCs w:val="16"/>
         </w:rPr>
@@ -9921,7 +9961,7 @@
     </w:p>
     <w:p>
       <w:pPr>
-        <w:ind w:left="567"/>
+        <w:ind w:left="567" w:hanging="567"/>
         <w:jc w:val="both"/>
         <w:rPr>
           <w:rFonts w:ascii="Arial Narrow" w:eastAsia="Arial Narrow" w:hAnsi="Arial Narrow" w:cs="Arial Narrow"/>
@@ -10020,24 +10060,23 @@
           <w:sz w:val="16"/>
           <w:szCs w:val="16"/>
         </w:rPr>
+        <w:t xml:space="preserve"/>
+      </w:r>
+      <w:r>
+        <w:rPr>
+          <w:rFonts w:ascii="Arial Narrow" w:eastAsia="Arial Narrow" w:hAnsi="Arial Narrow" w:cs="Arial Narrow"/>
+          <w:sz w:val="16"/>
+          <w:szCs w:val="16"/>
+        </w:rPr>
+      </w:r>
+      <w:r>
+        <w:rPr>
+          <w:rFonts w:ascii="Arial Narrow" w:eastAsia="Arial Narrow" w:hAnsi="Arial Narrow" w:cs="Arial Narrow"/>
+          <w:sz w:val="16"/>
+          <w:szCs w:val="16"/>
+          <w:lang w:eastAsia="es-PE"/>
+        </w:rPr>
         <w:tab/>
-        <w:t xml:space="preserve"/>
-      </w:r>
-      <w:r>
-        <w:rPr>
-          <w:rFonts w:ascii="Arial Narrow" w:eastAsia="Arial Narrow" w:hAnsi="Arial Narrow" w:cs="Arial Narrow"/>
-          <w:sz w:val="16"/>
-          <w:szCs w:val="16"/>
-        </w:rPr>
-        <w:tab/>
-      </w:r>
-      <w:r>
-        <w:rPr>
-          <w:rFonts w:ascii="Arial Narrow" w:eastAsia="Arial Narrow" w:hAnsi="Arial Narrow" w:cs="Arial Narrow"/>
-          <w:sz w:val="16"/>
-          <w:szCs w:val="16"/>
-          <w:lang w:eastAsia="es-PE"/>
-        </w:rPr>
         <w:t xml:space="preserve">El número de trabajadores se atenderá siempre que la empresa haya sido constituida antes de la vigencia de la Ley </w:t>
       </w:r>
       <w:proofErr w:type="spellStart"/>
@@ -10125,24 +10164,23 @@
           <w:sz w:val="16"/>
           <w:szCs w:val="16"/>
         </w:rPr>
+        <w:t xml:space="preserve"/>
+      </w:r>
+      <w:r>
+        <w:rPr>
+          <w:rFonts w:ascii="Arial Narrow" w:eastAsia="Arial Narrow" w:hAnsi="Arial Narrow" w:cs="Arial Narrow"/>
+          <w:sz w:val="16"/>
+          <w:szCs w:val="16"/>
+        </w:rPr>
+      </w:r>
+      <w:r>
+        <w:rPr>
+          <w:rFonts w:ascii="Arial Narrow" w:eastAsia="Arial Narrow" w:hAnsi="Arial Narrow" w:cs="Arial Narrow"/>
+          <w:b/>
+          <w:sz w:val="16"/>
+          <w:szCs w:val="16"/>
+        </w:rPr>
         <w:tab/>
-        <w:t xml:space="preserve"/>
-      </w:r>
-      <w:r>
-        <w:rPr>
-          <w:rFonts w:ascii="Arial Narrow" w:eastAsia="Arial Narrow" w:hAnsi="Arial Narrow" w:cs="Arial Narrow"/>
-          <w:sz w:val="16"/>
-          <w:szCs w:val="16"/>
-        </w:rPr>
-        <w:tab/>
-      </w:r>
-      <w:r>
-        <w:rPr>
-          <w:rFonts w:ascii="Arial Narrow" w:eastAsia="Arial Narrow" w:hAnsi="Arial Narrow" w:cs="Arial Narrow"/>
-          <w:b/>
-          <w:sz w:val="16"/>
-          <w:szCs w:val="16"/>
-        </w:rPr>
         <w:t xml:space="preserve">LEY </w:t>
       </w:r>
       <w:proofErr w:type="spellStart"/>
@@ -10605,7 +10643,7 @@
     </w:p>
     <w:p>
       <w:pPr>
-        <w:ind w:left="566" w:hanging="566"/>
+        <w:ind w:left="566"/>
         <w:jc w:val="both"/>
         <w:rPr>
           <w:rFonts w:ascii="Arial Narrow" w:eastAsia="Arial Narrow" w:hAnsi="Arial Narrow" w:cs="Arial Narrow"/>
@@ -10980,7 +11018,7 @@
         <w:tabs>
           <w:tab w:val="left" w:pos="568"/>
         </w:tabs>
-        <w:ind w:left="1134" w:hanging="566"/>
+        <w:ind w:left="1134" w:hanging="1134"/>
         <w:jc w:val="both"/>
         <w:rPr>
           <w:rFonts w:ascii="Arial Narrow" w:eastAsia="Arial Narrow" w:hAnsi="Arial Narrow" w:cs="Arial Narrow"/>
@@ -11012,7 +11050,7 @@
           <w:ilvl w:val="0"/>
           <w:numId w:val="7"/>
         </w:numPr>
-        <w:ind w:left="1418" w:hanging="284"/>
+        <w:ind w:left="1418"/>
         <w:jc w:val="both"/>
         <w:rPr>
           <w:rFonts w:ascii="Arial Narrow" w:eastAsia="Arial Narrow" w:hAnsi="Arial Narrow" w:cs="Arial Narrow"/>
@@ -11035,7 +11073,7 @@
           <w:ilvl w:val="0"/>
           <w:numId w:val="7"/>
         </w:numPr>
-        <w:ind w:left="1418" w:hanging="284"/>
+        <w:ind w:left="1418"/>
         <w:jc w:val="both"/>
         <w:rPr>
           <w:rFonts w:ascii="Arial Narrow" w:eastAsia="Arial Narrow" w:hAnsi="Arial Narrow" w:cs="Arial Narrow"/>
@@ -11058,7 +11096,7 @@
           <w:ilvl w:val="0"/>
           <w:numId w:val="7"/>
         </w:numPr>
-        <w:ind w:left="1418" w:hanging="284"/>
+        <w:ind w:left="1418"/>
         <w:jc w:val="both"/>
         <w:rPr>
           <w:rFonts w:ascii="Arial Narrow" w:eastAsia="Arial Narrow" w:hAnsi="Arial Narrow" w:cs="Arial Narrow"/>
@@ -11081,7 +11119,7 @@
           <w:ilvl w:val="0"/>
           <w:numId w:val="7"/>
         </w:numPr>
-        <w:ind w:left="1418" w:hanging="284"/>
+        <w:ind w:left="1418"/>
         <w:jc w:val="both"/>
         <w:rPr>
           <w:rFonts w:ascii="Arial Narrow" w:eastAsia="Arial Narrow" w:hAnsi="Arial Narrow" w:cs="Arial Narrow"/>
@@ -11104,7 +11142,7 @@
           <w:ilvl w:val="0"/>
           <w:numId w:val="7"/>
         </w:numPr>
-        <w:ind w:left="1418" w:hanging="284"/>
+        <w:ind w:left="1418"/>
         <w:jc w:val="both"/>
         <w:rPr>
           <w:rFonts w:ascii="Arial Narrow" w:eastAsia="Arial Narrow" w:hAnsi="Arial Narrow" w:cs="Arial Narrow"/>
@@ -11127,7 +11165,7 @@
           <w:ilvl w:val="0"/>
           <w:numId w:val="7"/>
         </w:numPr>
-        <w:ind w:left="1418" w:hanging="284"/>
+        <w:ind w:left="1418"/>
         <w:jc w:val="both"/>
         <w:rPr>
           <w:rFonts w:ascii="Arial Narrow" w:eastAsia="Arial Narrow" w:hAnsi="Arial Narrow" w:cs="Arial Narrow"/>
@@ -11150,7 +11188,7 @@
           <w:ilvl w:val="0"/>
           <w:numId w:val="7"/>
         </w:numPr>
-        <w:ind w:left="1418" w:hanging="284"/>
+        <w:ind w:left="1418"/>
         <w:jc w:val="both"/>
         <w:rPr>
           <w:rFonts w:ascii="Arial Narrow" w:eastAsia="Arial Narrow" w:hAnsi="Arial Narrow" w:cs="Arial Narrow"/>
@@ -11173,7 +11211,7 @@
           <w:ilvl w:val="0"/>
           <w:numId w:val="7"/>
         </w:numPr>
-        <w:ind w:left="1418" w:hanging="284"/>
+        <w:ind w:left="1418"/>
         <w:jc w:val="both"/>
         <w:rPr>
           <w:rFonts w:ascii="Arial Narrow" w:eastAsia="Arial Narrow" w:hAnsi="Arial Narrow" w:cs="Arial Narrow"/>
@@ -11196,7 +11234,7 @@
           <w:ilvl w:val="0"/>
           <w:numId w:val="7"/>
         </w:numPr>
-        <w:ind w:left="1418" w:hanging="284"/>
+        <w:ind w:left="1418"/>
         <w:jc w:val="both"/>
         <w:rPr>
           <w:rFonts w:ascii="Arial Narrow" w:eastAsia="Arial Narrow" w:hAnsi="Arial Narrow" w:cs="Arial Narrow"/>
@@ -11218,7 +11256,7 @@
         <w:tabs>
           <w:tab w:val="left" w:pos="568"/>
         </w:tabs>
-        <w:ind w:left="1134" w:hanging="566"/>
+        <w:ind w:left="1134"/>
         <w:jc w:val="both"/>
         <w:rPr>
           <w:rFonts w:ascii="Arial Narrow" w:eastAsia="Arial Narrow" w:hAnsi="Arial Narrow" w:cs="Arial Narrow"/>
@@ -11255,7 +11293,7 @@
     </w:p>
     <w:p>
       <w:pPr>
-        <w:ind w:left="1134" w:hanging="567"/>
+        <w:ind w:left="1134"/>
         <w:jc w:val="both"/>
         <w:rPr>
           <w:rFonts w:ascii="Arial Narrow" w:eastAsia="Arial Narrow" w:hAnsi="Arial Narrow" w:cs="Arial Narrow"/>
@@ -11274,7 +11312,7 @@
     </w:p>
     <w:p>
       <w:pPr>
-        <w:ind w:left="1134" w:hanging="567"/>
+        <w:ind w:left="1134"/>
         <w:jc w:val="both"/>
         <w:rPr>
           <w:rFonts w:ascii="Arial Narrow" w:eastAsia="Arial Narrow" w:hAnsi="Arial Narrow" w:cs="Arial Narrow"/>
@@ -11293,7 +11331,7 @@
     </w:p>
     <w:p>
       <w:pPr>
-        <w:ind w:left="1134" w:hanging="567"/>
+        <w:ind w:left="1134"/>
         <w:jc w:val="both"/>
         <w:rPr>
           <w:rFonts w:ascii="Arial Narrow" w:eastAsia="Arial Narrow" w:hAnsi="Arial Narrow" w:cs="Arial Narrow"/>
@@ -11312,7 +11350,7 @@
     </w:p>
     <w:p>
       <w:pPr>
-        <w:ind w:left="1134" w:hanging="567"/>
+        <w:ind w:left="1134"/>
         <w:jc w:val="both"/>
         <w:rPr>
           <w:rFonts w:ascii="Arial Narrow" w:eastAsia="Arial Narrow" w:hAnsi="Arial Narrow" w:cs="Arial Narrow"/>
@@ -11331,7 +11369,7 @@
     </w:p>
     <w:p>
       <w:pPr>
-        <w:ind w:left="1134" w:hanging="567"/>
+        <w:ind w:left="1134" w:hanging="1134"/>
         <w:jc w:val="both"/>
         <w:rPr>
           <w:rFonts w:ascii="Arial Narrow" w:eastAsia="Arial Narrow" w:hAnsi="Arial Narrow" w:cs="Arial Narrow"/>
@@ -11767,24 +11805,23 @@
           <w:sz w:val="16"/>
           <w:szCs w:val="16"/>
         </w:rPr>
+        <w:t xml:space="preserve"/>
+      </w:r>
+      <w:r>
+        <w:rPr>
+          <w:rFonts w:ascii="Arial Narrow" w:eastAsia="Arial Narrow" w:hAnsi="Arial Narrow" w:cs="Arial Narrow"/>
+          <w:sz w:val="16"/>
+          <w:szCs w:val="16"/>
+        </w:rPr>
+      </w:r>
+      <w:r>
+        <w:rPr>
+          <w:rFonts w:ascii="Arial Narrow" w:eastAsia="Arial Narrow" w:hAnsi="Arial Narrow" w:cs="Arial Narrow"/>
+          <w:b/>
+          <w:sz w:val="16"/>
+          <w:szCs w:val="16"/>
+        </w:rPr>
         <w:tab/>
-        <w:t xml:space="preserve"/>
-      </w:r>
-      <w:r>
-        <w:rPr>
-          <w:rFonts w:ascii="Arial Narrow" w:eastAsia="Arial Narrow" w:hAnsi="Arial Narrow" w:cs="Arial Narrow"/>
-          <w:sz w:val="16"/>
-          <w:szCs w:val="16"/>
-        </w:rPr>
-        <w:tab/>
-      </w:r>
-      <w:r>
-        <w:rPr>
-          <w:rFonts w:ascii="Arial Narrow" w:eastAsia="Arial Narrow" w:hAnsi="Arial Narrow" w:cs="Arial Narrow"/>
-          <w:b/>
-          <w:sz w:val="16"/>
-          <w:szCs w:val="16"/>
-        </w:rPr>
         <w:t>LEY 29571, CÓDIGO DE PROTECCIÓN Y DEFENSA DEL CONSUMIDOR</w:t>
       </w:r>
     </w:p>
@@ -11965,7 +12002,6 @@
           <w:sz w:val="16"/>
           <w:szCs w:val="16"/>
         </w:rPr>
-        <w:tab/>
         <w:t xml:space="preserve"/>
       </w:r>
       <w:r>
@@ -12130,24 +12166,23 @@
           <w:sz w:val="16"/>
           <w:szCs w:val="16"/>
         </w:rPr>
+        <w:t xml:space="preserve"/>
+      </w:r>
+      <w:r>
+        <w:rPr>
+          <w:rFonts w:ascii="Arial Narrow" w:eastAsia="Arial Narrow" w:hAnsi="Arial Narrow" w:cs="Arial Narrow"/>
+          <w:sz w:val="16"/>
+          <w:szCs w:val="16"/>
+        </w:rPr>
+      </w:r>
+      <w:r>
+        <w:rPr>
+          <w:rFonts w:ascii="Arial Narrow" w:eastAsia="Arial Narrow" w:hAnsi="Arial Narrow" w:cs="Arial Narrow"/>
+          <w:b/>
+          <w:sz w:val="16"/>
+          <w:szCs w:val="16"/>
+        </w:rPr>
         <w:tab/>
-        <w:t xml:space="preserve"/>
-      </w:r>
-      <w:r>
-        <w:rPr>
-          <w:rFonts w:ascii="Arial Narrow" w:eastAsia="Arial Narrow" w:hAnsi="Arial Narrow" w:cs="Arial Narrow"/>
-          <w:sz w:val="16"/>
-          <w:szCs w:val="16"/>
-        </w:rPr>
-        <w:tab/>
-      </w:r>
-      <w:r>
-        <w:rPr>
-          <w:rFonts w:ascii="Arial Narrow" w:eastAsia="Arial Narrow" w:hAnsi="Arial Narrow" w:cs="Arial Narrow"/>
-          <w:b/>
-          <w:sz w:val="16"/>
-          <w:szCs w:val="16"/>
-        </w:rPr>
         <w:t xml:space="preserve">TEXTO ÚNICO ORDENADO DE LA LEY DEL PROCEDIMIENTO ADMINISTRATIVO GENERAL, aprobado mediante DECRETO SUPREMO </w:t>
       </w:r>
       <w:proofErr w:type="spellStart"/>
@@ -12174,7 +12209,7 @@
     <w:p>
       <w:pPr>
         <w:pStyle w:val="Textonotapie"/>
-        <w:ind w:left="1134" w:hanging="567"/>
+        <w:ind w:left="1134"/>
         <w:jc w:val="both"/>
         <w:rPr>
           <w:rFonts w:ascii="Arial Narrow" w:eastAsia="Arial Narrow" w:hAnsi="Arial Narrow" w:cs="Arial Narrow"/>
@@ -12198,7 +12233,7 @@
     <w:p>
       <w:pPr>
         <w:pStyle w:val="Textonotapie"/>
-        <w:ind w:left="1134" w:hanging="567"/>
+        <w:ind w:left="1134" w:hanging="1134"/>
         <w:jc w:val="both"/>
         <w:rPr>
           <w:rFonts w:ascii="Arial Narrow" w:eastAsia="Arial Narrow" w:hAnsi="Arial Narrow" w:cs="Arial Narrow"/>

--- a/plantillas_maestras/01_seguro_vehicular/negativa_cobertura/2_o_mas_ddos_varios/varon/TPL_1257_2025_SEGURO_VEHICULAR_NEGATIVA_COBERTURA_ASEGURADORA_VARON_R199.docx
+++ b/plantillas_maestras/01_seguro_vehicular/negativa_cobertura/2_o_mas_ddos_varios/varon/TPL_1257_2025_SEGURO_VEHICULAR_NEGATIVA_COBERTURA_ASEGURADORA_VARON_R199.docx
@@ -5811,7 +5811,7 @@
           <w:sz w:val="22"/>
           <w:szCs w:val="22"/>
         </w:rPr>
-        <w:t xml:space="preserve">correr traslado de la presente resolución a Rímac Seguros y Reaseguros S.A. para que, de conformidad con lo dispuesto por el artículo 26 de la Ley sobre Facultades, Normas y Organización del Indecopi, aprobada por Decreto Legislativo 807</w:t>
+        <w:t xml:space="preserve">correr traslado de la denuncia del 28 de mayo de 2025, subsanado por escrito el 24 de junio de 2025 a Rímac Seguros y Reaseguros S.A. para que, de conformidad con lo dispuesto por el artículo 26 de la Ley sobre Facultades, Normas y Organización del Indecopi, aprobada por Decreto Legislativo 807</w:t>
       </w:r>
       <w:r>
         <w:rPr>
